--- a/Trabalho 1/artigo/artigo-perdas-semicondutores-trafo-af.docx
+++ b/Trabalho 1/artigo/artigo-perdas-semicondutores-trafo-af.docx
@@ -1332,9 +1332,9 @@
         </w:rPr>
         <w:drawing>
           <wp:inline distT="0" distB="0" distL="0" distR="0">
-            <wp:extent cx="6350000" cy="2755348"/>
+            <wp:extent cx="6350000" cy="2761663"/>
             <wp:effectExtent l="0" t="0" r="0" b="0"/>
-            <wp:docPr id="115" name="fig03-modelos-comutacao.png"/>
+            <wp:docPr id="115" name="fig03-modelos-comutacao.png" descr="Sobreposição de tensão e corrente durante a entrada em condução. Com carga resistiva as duas grandezas variam simultaneamente e a energia é um sexto do produto; com carga indutiva grampeada elas variam em sequência e a energia é a metade."/>
             <wp:cNvGraphicFramePr>
               <a:graphicFrameLocks xmlns:a="http://purl.oclc.org/ooxml/drawingml/main" noChangeAspect="1"/>
             </wp:cNvGraphicFramePr>
@@ -1342,7 +1342,7 @@
               <a:graphicData uri="http://purl.oclc.org/ooxml/drawingml/picture">
                 <pic:pic xmlns:pic="http://purl.oclc.org/ooxml/drawingml/picture">
                   <pic:nvPicPr>
-                    <pic:cNvPr id="115" name="fig03-modelos-comutacao.png"/>
+                    <pic:cNvPr id="115" name="fig03-modelos-comutacao.png" descr="Sobreposição de tensão e corrente durante a entrada em condução. Com carga resistiva as duas grandezas variam simultaneamente e a energia é um sexto do produto; com carga indutiva grampeada elas variam em sequência e a energia é a metade."/>
                     <pic:cNvPicPr/>
                   </pic:nvPicPr>
                   <pic:blipFill>
@@ -1354,7 +1354,7 @@
                   <pic:spPr>
                     <a:xfrm>
                       <a:off x="0" y="0"/>
-                      <a:ext cx="6350000" cy="2755348"/>
+                      <a:ext cx="6350000" cy="2761663"/>
                     </a:xfrm>
                     <a:prstGeom prst="rect">
                       <a:avLst/>
@@ -2264,9 +2264,9 @@
         </w:rPr>
         <w:drawing>
           <wp:inline distT="0" distB="0" distL="0" distR="0">
-            <wp:extent cx="6350000" cy="2305061"/>
+            <wp:extent cx="6350000" cy="2312620"/>
             <wp:effectExtent l="0" t="0" r="0" b="0"/>
-            <wp:docPr id="115" name="fig01-diodo-caracteristica.png"/>
+            <wp:docPr id="115" name="fig01-diodo-caracteristica.png" descr="Diodo de potência. (a) Característica real com as três regiões de operação. (b) Modelo linear por partes, do qual se extraem a tensão de limiar e a resistência dinâmica."/>
             <wp:cNvGraphicFramePr>
               <a:graphicFrameLocks xmlns:a="http://purl.oclc.org/ooxml/drawingml/main" noChangeAspect="1"/>
             </wp:cNvGraphicFramePr>
@@ -2274,7 +2274,7 @@
               <a:graphicData uri="http://purl.oclc.org/ooxml/drawingml/picture">
                 <pic:pic xmlns:pic="http://purl.oclc.org/ooxml/drawingml/picture">
                   <pic:nvPicPr>
-                    <pic:cNvPr id="115" name="fig01-diodo-caracteristica.png"/>
+                    <pic:cNvPr id="115" name="fig01-diodo-caracteristica.png" descr="Diodo de potência. (a) Característica real com as três regiões de operação. (b) Modelo linear por partes, do qual se extraem a tensão de limiar e a resistência dinâmica."/>
                     <pic:cNvPicPr/>
                   </pic:nvPicPr>
                   <pic:blipFill>
@@ -2286,7 +2286,7 @@
                   <pic:spPr>
                     <a:xfrm>
                       <a:off x="0" y="0"/>
-                      <a:ext cx="6350000" cy="2305061"/>
+                      <a:ext cx="6350000" cy="2312620"/>
                     </a:xfrm>
                     <a:prstGeom prst="rect">
                       <a:avLst/>
@@ -2641,9 +2641,9 @@
         </w:rPr>
         <w:drawing>
           <wp:inline distT="0" distB="0" distL="0" distR="0">
-            <wp:extent cx="3009900" cy="2128002"/>
+            <wp:extent cx="3009900" cy="2131363"/>
             <wp:effectExtent l="0" t="0" r="0" b="0"/>
-            <wp:docPr id="115" name="fig02-recuperacao-reversa.png"/>
+            <wp:docPr id="115" name="fig02-recuperacao-reversa.png" descr="Formas de onda de corrente e de tensão no bloqueio do diodo. A área hachurada é a carga de recuperação reversa, removida com a tensão reversa já aplicada."/>
             <wp:cNvGraphicFramePr>
               <a:graphicFrameLocks xmlns:a="http://purl.oclc.org/ooxml/drawingml/main" noChangeAspect="1"/>
             </wp:cNvGraphicFramePr>
@@ -2651,7 +2651,7 @@
               <a:graphicData uri="http://purl.oclc.org/ooxml/drawingml/picture">
                 <pic:pic xmlns:pic="http://purl.oclc.org/ooxml/drawingml/picture">
                   <pic:nvPicPr>
-                    <pic:cNvPr id="115" name="fig02-recuperacao-reversa.png"/>
+                    <pic:cNvPr id="115" name="fig02-recuperacao-reversa.png" descr="Formas de onda de corrente e de tensão no bloqueio do diodo. A área hachurada é a carga de recuperação reversa, removida com a tensão reversa já aplicada."/>
                     <pic:cNvPicPr/>
                   </pic:nvPicPr>
                   <pic:blipFill>
@@ -2663,7 +2663,7 @@
                   <pic:spPr>
                     <a:xfrm>
                       <a:off x="0" y="0"/>
-                      <a:ext cx="3009900" cy="2128002"/>
+                      <a:ext cx="3009900" cy="2131363"/>
                     </a:xfrm>
                     <a:prstGeom prst="rect">
                       <a:avLst/>
@@ -3186,9 +3186,9 @@
         </w:rPr>
         <w:drawing>
           <wp:inline distT="0" distB="0" distL="0" distR="0">
-            <wp:extent cx="6350000" cy="2244519"/>
+            <wp:extent cx="6350000" cy="2247360"/>
             <wp:effectExtent l="0" t="0" r="0" b="0"/>
-            <wp:docPr id="115" name="fig04-scr-caracteristica.png"/>
+            <wp:docPr id="115" name="fig04-scr-caracteristica.png" descr="Tiristor. (a) Característica com a corrente de porta como parâmetro, mostrando a redução da tensão de disparo. (b) Modelo de dois transistores acoplados, que explica o travamento."/>
             <wp:cNvGraphicFramePr>
               <a:graphicFrameLocks xmlns:a="http://purl.oclc.org/ooxml/drawingml/main" noChangeAspect="1"/>
             </wp:cNvGraphicFramePr>
@@ -3196,7 +3196,7 @@
               <a:graphicData uri="http://purl.oclc.org/ooxml/drawingml/picture">
                 <pic:pic xmlns:pic="http://purl.oclc.org/ooxml/drawingml/picture">
                   <pic:nvPicPr>
-                    <pic:cNvPr id="115" name="fig04-scr-caracteristica.png"/>
+                    <pic:cNvPr id="115" name="fig04-scr-caracteristica.png" descr="Tiristor. (a) Característica com a corrente de porta como parâmetro, mostrando a redução da tensão de disparo. (b) Modelo de dois transistores acoplados, que explica o travamento."/>
                     <pic:cNvPicPr/>
                   </pic:nvPicPr>
                   <pic:blipFill>
@@ -3208,7 +3208,7 @@
                   <pic:spPr>
                     <a:xfrm>
                       <a:off x="0" y="0"/>
-                      <a:ext cx="6350000" cy="2244519"/>
+                      <a:ext cx="6350000" cy="2247360"/>
                     </a:xfrm>
                     <a:prstGeom prst="rect">
                       <a:avLst/>
@@ -3482,9 +3482,9 @@
         </w:rPr>
         <w:drawing>
           <wp:inline distT="0" distB="0" distL="0" distR="0">
-            <wp:extent cx="3009900" cy="1775906"/>
+            <wp:extent cx="3009900" cy="1771940"/>
             <wp:effectExtent l="0" t="0" r="0" b="0"/>
-            <wp:docPr id="115" name="fig05-triac-alpha.png"/>
+            <wp:docPr id="115" name="fig05-triac-alpha.png" descr="Perda de condução no TRIAC BTA41-600B e potência entregue à carga, em função do ângulo de disparo, para controlador de tensão alternada de 220 V sobre carga resistiva de 10 Ω."/>
             <wp:cNvGraphicFramePr>
               <a:graphicFrameLocks xmlns:a="http://purl.oclc.org/ooxml/drawingml/main" noChangeAspect="1"/>
             </wp:cNvGraphicFramePr>
@@ -3492,7 +3492,7 @@
               <a:graphicData uri="http://purl.oclc.org/ooxml/drawingml/picture">
                 <pic:pic xmlns:pic="http://purl.oclc.org/ooxml/drawingml/picture">
                   <pic:nvPicPr>
-                    <pic:cNvPr id="115" name="fig05-triac-alpha.png"/>
+                    <pic:cNvPr id="115" name="fig05-triac-alpha.png" descr="Perda de condução no TRIAC BTA41-600B e potência entregue à carga, em função do ângulo de disparo, para controlador de tensão alternada de 220 V sobre carga resistiva de 10 Ω."/>
                     <pic:cNvPicPr/>
                   </pic:nvPicPr>
                   <pic:blipFill>
@@ -3504,7 +3504,7 @@
                   <pic:spPr>
                     <a:xfrm>
                       <a:off x="0" y="0"/>
-                      <a:ext cx="3009900" cy="1775906"/>
+                      <a:ext cx="3009900" cy="1771940"/>
                     </a:xfrm>
                     <a:prstGeom prst="rect">
                       <a:avLst/>
@@ -3591,9 +3591,9 @@
         </w:rPr>
         <w:drawing>
           <wp:inline distT="0" distB="0" distL="0" distR="0">
-            <wp:extent cx="3009900" cy="2933507"/>
+            <wp:extent cx="3009900" cy="2824021"/>
             <wp:effectExtent l="0" t="0" r="0" b="0"/>
-            <wp:docPr id="115" name="fig06-mosfet-comutacao.png"/>
+            <wp:docPr id="115" name="fig06-mosfet-comutacao.png" descr="Os seis intervalos de comutação do MOSFET. Os tempos de subida e de descida da corrente são os intervalos em que tensão e corrente se sobrepõem, e são eles que entram no cálculo de perdas."/>
             <wp:cNvGraphicFramePr>
               <a:graphicFrameLocks xmlns:a="http://purl.oclc.org/ooxml/drawingml/main" noChangeAspect="1"/>
             </wp:cNvGraphicFramePr>
@@ -3601,7 +3601,7 @@
               <a:graphicData uri="http://purl.oclc.org/ooxml/drawingml/picture">
                 <pic:pic xmlns:pic="http://purl.oclc.org/ooxml/drawingml/picture">
                   <pic:nvPicPr>
-                    <pic:cNvPr id="115" name="fig06-mosfet-comutacao.png"/>
+                    <pic:cNvPr id="115" name="fig06-mosfet-comutacao.png" descr="Os seis intervalos de comutação do MOSFET. Os tempos de subida e de descida da corrente são os intervalos em que tensão e corrente se sobrepõem, e são eles que entram no cálculo de perdas."/>
                     <pic:cNvPicPr/>
                   </pic:nvPicPr>
                   <pic:blipFill>
@@ -3613,7 +3613,7 @@
                   <pic:spPr>
                     <a:xfrm>
                       <a:off x="0" y="0"/>
-                      <a:ext cx="3009900" cy="2933507"/>
+                      <a:ext cx="3009900" cy="2824021"/>
                     </a:xfrm>
                     <a:prstGeom prst="rect">
                       <a:avLst/>
@@ -5435,9 +5435,9 @@
         </w:rPr>
         <w:drawing>
           <wp:inline distT="0" distB="0" distL="0" distR="0">
-            <wp:extent cx="3009900" cy="2018544"/>
+            <wp:extent cx="3009900" cy="1983267"/>
             <wp:effectExtent l="0" t="0" r="0" b="0"/>
-            <wp:docPr id="115" name="fig07-perda-vs-frequencia.png"/>
+            <wp:docPr id="115" name="fig07-perda-vs-frequencia.png" descr="Perda total nos três dispositivos comutados dos exemplos, em função da frequência. As linhas horizontais são os patamares de condução, independentes da frequência; a inclinação unitária em escala logarítmica é a assinatura da perda de comutação."/>
             <wp:cNvGraphicFramePr>
               <a:graphicFrameLocks xmlns:a="http://purl.oclc.org/ooxml/drawingml/main" noChangeAspect="1"/>
             </wp:cNvGraphicFramePr>
@@ -5445,7 +5445,7 @@
               <a:graphicData uri="http://purl.oclc.org/ooxml/drawingml/picture">
                 <pic:pic xmlns:pic="http://purl.oclc.org/ooxml/drawingml/picture">
                   <pic:nvPicPr>
-                    <pic:cNvPr id="115" name="fig07-perda-vs-frequencia.png"/>
+                    <pic:cNvPr id="115" name="fig07-perda-vs-frequencia.png" descr="Perda total nos três dispositivos comutados dos exemplos, em função da frequência. As linhas horizontais são os patamares de condução, independentes da frequência; a inclinação unitária em escala logarítmica é a assinatura da perda de comutação."/>
                     <pic:cNvPicPr/>
                   </pic:nvPicPr>
                   <pic:blipFill>
@@ -5457,7 +5457,7 @@
                   <pic:spPr>
                     <a:xfrm>
                       <a:off x="0" y="0"/>
-                      <a:ext cx="3009900" cy="2018544"/>
+                      <a:ext cx="3009900" cy="1983267"/>
                     </a:xfrm>
                     <a:prstGeom prst="rect">
                       <a:avLst/>
@@ -5506,7 +5506,7 @@
           <wp:inline distT="0" distB="0" distL="0" distR="0">
             <wp:extent cx="6350000" cy="1795615"/>
             <wp:effectExtent l="0" t="0" r="0" b="0"/>
-            <wp:docPr id="115" name="fig08-circuito-termico.png"/>
+            <wp:docPr id="115" name="fig08-circuito-termico.png" descr="Circuito térmico equivalente para dois dispositivos montados no mesmo dissipador. A potência faz o papel da corrente, a temperatura o da tensão e a resistência térmica o da resistência elétrica."/>
             <wp:cNvGraphicFramePr>
               <a:graphicFrameLocks xmlns:a="http://purl.oclc.org/ooxml/drawingml/main" noChangeAspect="1"/>
             </wp:cNvGraphicFramePr>
@@ -5514,7 +5514,7 @@
               <a:graphicData uri="http://purl.oclc.org/ooxml/drawingml/picture">
                 <pic:pic xmlns:pic="http://purl.oclc.org/ooxml/drawingml/picture">
                   <pic:nvPicPr>
-                    <pic:cNvPr id="115" name="fig08-circuito-termico.png"/>
+                    <pic:cNvPr id="115" name="fig08-circuito-termico.png" descr="Circuito térmico equivalente para dois dispositivos montados no mesmo dissipador. A potência faz o papel da corrente, a temperatura o da tensão e a resistência térmica o da resistência elétrica."/>
                     <pic:cNvPicPr/>
                   </pic:nvPicPr>
                   <pic:blipFill>
@@ -6218,9 +6218,9 @@
         </w:rPr>
         <w:drawing>
           <wp:inline distT="0" distB="0" distL="0" distR="0">
-            <wp:extent cx="6350000" cy="2417539"/>
+            <wp:extent cx="6350000" cy="2415160"/>
             <wp:effectExtent l="0" t="0" r="0" b="0"/>
-            <wp:docPr id="115" name="fig09-fronteira-mosfet-igbt.png"/>
+            <wp:docPr id="115" name="fig09-fronteira-mosfet-igbt.png" descr="Fronteira de escolha entre MOSFET e IGBT em barramento de 400 V. (a) Perda total em função da corrente comutada a 20 kHz. (b) Corrente de cruzamento em função da frequência."/>
             <wp:cNvGraphicFramePr>
               <a:graphicFrameLocks xmlns:a="http://purl.oclc.org/ooxml/drawingml/main" noChangeAspect="1"/>
             </wp:cNvGraphicFramePr>
@@ -6228,7 +6228,7 @@
               <a:graphicData uri="http://purl.oclc.org/ooxml/drawingml/picture">
                 <pic:pic xmlns:pic="http://purl.oclc.org/ooxml/drawingml/picture">
                   <pic:nvPicPr>
-                    <pic:cNvPr id="115" name="fig09-fronteira-mosfet-igbt.png"/>
+                    <pic:cNvPr id="115" name="fig09-fronteira-mosfet-igbt.png" descr="Fronteira de escolha entre MOSFET e IGBT em barramento de 400 V. (a) Perda total em função da corrente comutada a 20 kHz. (b) Corrente de cruzamento em função da frequência."/>
                     <pic:cNvPicPr/>
                   </pic:nvPicPr>
                   <pic:blipFill>
@@ -6240,7 +6240,7 @@
                   <pic:spPr>
                     <a:xfrm>
                       <a:off x="0" y="0"/>
-                      <a:ext cx="6350000" cy="2417539"/>
+                      <a:ext cx="6350000" cy="2415160"/>
                     </a:xfrm>
                     <a:prstGeom prst="rect">
                       <a:avLst/>
@@ -7704,7 +7704,7 @@
           <wp:inline distT="0" distB="0" distL="0" distR="0">
             <wp:extent cx="6350000" cy="2196879"/>
             <wp:effectExtent l="0" t="0" r="0" b="0"/>
-            <wp:docPr id="115" name="fig10-laco-bh.png"/>
+            <wp:docPr id="115" name="fig10-laco-bh.png" descr="Dinâmica do laço B-H nos conversores isolados. O processamento assimétrico do Forward percorre apenas o primeiro quadrante, ao passo que o processamento simétrico da ponte completa aproveita o dobro da capacidade do núcleo."/>
             <wp:cNvGraphicFramePr>
               <a:graphicFrameLocks xmlns:a="http://purl.oclc.org/ooxml/drawingml/main" noChangeAspect="1"/>
             </wp:cNvGraphicFramePr>
@@ -7712,7 +7712,7 @@
               <a:graphicData uri="http://purl.oclc.org/ooxml/drawingml/picture">
                 <pic:pic xmlns:pic="http://purl.oclc.org/ooxml/drawingml/picture">
                   <pic:nvPicPr>
-                    <pic:cNvPr id="115" name="fig10-laco-bh.png"/>
+                    <pic:cNvPr id="115" name="fig10-laco-bh.png" descr="Dinâmica do laço B-H nos conversores isolados. O processamento assimétrico do Forward percorre apenas o primeiro quadrante, ao passo que o processamento simétrico da ponte completa aproveita o dobro da capacidade do núcleo."/>
                     <pic:cNvPicPr/>
                   </pic:nvPicPr>
                   <pic:blipFill>
@@ -8453,9 +8453,9 @@
         </w:rPr>
         <w:drawing>
           <wp:inline distT="0" distB="0" distL="0" distR="0">
-            <wp:extent cx="3009900" cy="1884896"/>
+            <wp:extent cx="3009900" cy="1887987"/>
             <wp:effectExtent l="0" t="0" r="0" b="0"/>
-            <wp:docPr id="115" name="fig11-efeito-pelicular.png"/>
+            <wp:docPr id="115" name="fig11-efeito-pelicular.png" descr="Diâmetro máximo de condutor admissível em função da frequência, com as bitolas AWG indicadas. Em 100 kHz o limite é o fio 26 AWG."/>
             <wp:cNvGraphicFramePr>
               <a:graphicFrameLocks xmlns:a="http://purl.oclc.org/ooxml/drawingml/main" noChangeAspect="1"/>
             </wp:cNvGraphicFramePr>
@@ -8463,7 +8463,7 @@
               <a:graphicData uri="http://purl.oclc.org/ooxml/drawingml/picture">
                 <pic:pic xmlns:pic="http://purl.oclc.org/ooxml/drawingml/picture">
                   <pic:nvPicPr>
-                    <pic:cNvPr id="115" name="fig11-efeito-pelicular.png"/>
+                    <pic:cNvPr id="115" name="fig11-efeito-pelicular.png" descr="Diâmetro máximo de condutor admissível em função da frequência, com as bitolas AWG indicadas. Em 100 kHz o limite é o fio 26 AWG."/>
                     <pic:cNvPicPr/>
                   </pic:nvPicPr>
                   <pic:blipFill>
@@ -8475,7 +8475,7 @@
                   <pic:spPr>
                     <a:xfrm>
                       <a:off x="0" y="0"/>
-                      <a:ext cx="3009900" cy="1884896"/>
+                      <a:ext cx="3009900" cy="1887987"/>
                     </a:xfrm>
                     <a:prstGeom prst="rect">
                       <a:avLst/>
@@ -9050,9 +9050,9 @@
         </w:rPr>
         <w:drawing>
           <wp:inline distT="0" distB="0" distL="0" distR="0">
-            <wp:extent cx="6350000" cy="2582617"/>
+            <wp:extent cx="6350000" cy="2655455"/>
             <wp:effectExtent l="0" t="0" r="0" b="0"/>
-            <wp:docPr id="115" name="fig12-full-bridge.png"/>
+            <wp:docPr id="115" name="fig12-full-bridge.png" descr="Conversor CC-CC em ponte completa de 500 W e formas de onda no transformador. A tensão aplicada ao primário é uma onda quadrada alternada de razão cíclica D por diagonal, e a densidade de fluxo é a sua integral."/>
             <wp:cNvGraphicFramePr>
               <a:graphicFrameLocks xmlns:a="http://purl.oclc.org/ooxml/drawingml/main" noChangeAspect="1"/>
             </wp:cNvGraphicFramePr>
@@ -9060,7 +9060,7 @@
               <a:graphicData uri="http://purl.oclc.org/ooxml/drawingml/picture">
                 <pic:pic xmlns:pic="http://purl.oclc.org/ooxml/drawingml/picture">
                   <pic:nvPicPr>
-                    <pic:cNvPr id="115" name="fig12-full-bridge.png"/>
+                    <pic:cNvPr id="115" name="fig12-full-bridge.png" descr="Conversor CC-CC em ponte completa de 500 W e formas de onda no transformador. A tensão aplicada ao primário é uma onda quadrada alternada de razão cíclica D por diagonal, e a densidade de fluxo é a sua integral."/>
                     <pic:cNvPicPr/>
                   </pic:nvPicPr>
                   <pic:blipFill>
@@ -9072,7 +9072,7 @@
                   <pic:spPr>
                     <a:xfrm>
                       <a:off x="0" y="0"/>
-                      <a:ext cx="6350000" cy="2582617"/>
+                      <a:ext cx="6350000" cy="2655455"/>
                     </a:xfrm>
                     <a:prstGeom prst="rect">
                       <a:avLst/>
@@ -11250,9 +11250,9 @@
         </w:rPr>
         <w:drawing>
           <wp:inline distT="0" distB="0" distL="0" distR="0">
-            <wp:extent cx="3009900" cy="2804462"/>
+            <wp:extent cx="3009900" cy="2806690"/>
             <wp:effectExtent l="0" t="0" r="0" b="0"/>
-            <wp:docPr id="115" name="fig13-varredura-bac.png"/>
+            <wp:docPr id="115" name="fig13-varredura-bac.png" descr="Varredura da densidade de fluxo para o núcleo NEE-42/21/20. O mínimo de perda total ocorre em 60 mT, mas nessa condição o enrolamento não cabe na janela. O valor adotado é o menor que satisfaz as três restrições simultaneamente."/>
             <wp:cNvGraphicFramePr>
               <a:graphicFrameLocks xmlns:a="http://purl.oclc.org/ooxml/drawingml/main" noChangeAspect="1"/>
             </wp:cNvGraphicFramePr>
@@ -11260,7 +11260,7 @@
               <a:graphicData uri="http://purl.oclc.org/ooxml/drawingml/picture">
                 <pic:pic xmlns:pic="http://purl.oclc.org/ooxml/drawingml/picture">
                   <pic:nvPicPr>
-                    <pic:cNvPr id="115" name="fig13-varredura-bac.png"/>
+                    <pic:cNvPr id="115" name="fig13-varredura-bac.png" descr="Varredura da densidade de fluxo para o núcleo NEE-42/21/20. O mínimo de perda total ocorre em 60 mT, mas nessa condição o enrolamento não cabe na janela. O valor adotado é o menor que satisfaz as três restrições simultaneamente."/>
                     <pic:cNvPicPr/>
                   </pic:nvPicPr>
                   <pic:blipFill>
@@ -11272,7 +11272,7 @@
                   <pic:spPr>
                     <a:xfrm>
                       <a:off x="0" y="0"/>
-                      <a:ext cx="3009900" cy="2804462"/>
+                      <a:ext cx="3009900" cy="2806690"/>
                     </a:xfrm>
                     <a:prstGeom prst="rect">
                       <a:avLst/>
@@ -11336,9 +11336,9 @@
         </w:rPr>
         <w:drawing>
           <wp:inline distT="0" distB="0" distL="0" distR="0">
-            <wp:extent cx="3009900" cy="1836455"/>
+            <wp:extent cx="3009900" cy="1966838"/>
             <wp:effectExtent l="0" t="0" r="0" b="0"/>
-            <wp:docPr id="115" name="fig14-bobinagem.png"/>
+            <wp:docPr id="115" name="fig14-bobinagem.png" descr="Corte da janela do núcleo com a sequência de bobinagem intercalada, adotada para reduzir o efeito de proximidade e a indutância de dispersão."/>
             <wp:cNvGraphicFramePr>
               <a:graphicFrameLocks xmlns:a="http://purl.oclc.org/ooxml/drawingml/main" noChangeAspect="1"/>
             </wp:cNvGraphicFramePr>
@@ -11346,7 +11346,7 @@
               <a:graphicData uri="http://purl.oclc.org/ooxml/drawingml/picture">
                 <pic:pic xmlns:pic="http://purl.oclc.org/ooxml/drawingml/picture">
                   <pic:nvPicPr>
-                    <pic:cNvPr id="115" name="fig14-bobinagem.png"/>
+                    <pic:cNvPr id="115" name="fig14-bobinagem.png" descr="Corte da janela do núcleo com a sequência de bobinagem intercalada, adotada para reduzir o efeito de proximidade e a indutância de dispersão."/>
                     <pic:cNvPicPr/>
                   </pic:nvPicPr>
                   <pic:blipFill>
@@ -11358,7 +11358,7 @@
                   <pic:spPr>
                     <a:xfrm>
                       <a:off x="0" y="0"/>
-                      <a:ext cx="3009900" cy="1836455"/>
+                      <a:ext cx="3009900" cy="1966838"/>
                     </a:xfrm>
                     <a:prstGeom prst="rect">
                       <a:avLst/>
@@ -12989,9 +12989,9 @@
         </w:rPr>
         <w:drawing>
           <wp:inline distT="0" distB="0" distL="0" distR="0">
-            <wp:extent cx="3009900" cy="1783351"/>
+            <wp:extent cx="3009900" cy="1773656"/>
             <wp:effectExtent l="0" t="0" r="0" b="0"/>
-            <wp:docPr id="115" name="fig15-reparticao-perdas.png"/>
+            <wp:docPr id="115" name="fig15-reparticao-perdas.png" descr="Repartição das perdas do conversor completo nas duas configurações de retificador de saída. O retificador domina o balanço em ambos os casos."/>
             <wp:cNvGraphicFramePr>
               <a:graphicFrameLocks xmlns:a="http://purl.oclc.org/ooxml/drawingml/main" noChangeAspect="1"/>
             </wp:cNvGraphicFramePr>
@@ -12999,7 +12999,7 @@
               <a:graphicData uri="http://purl.oclc.org/ooxml/drawingml/picture">
                 <pic:pic xmlns:pic="http://purl.oclc.org/ooxml/drawingml/picture">
                   <pic:nvPicPr>
-                    <pic:cNvPr id="115" name="fig15-reparticao-perdas.png"/>
+                    <pic:cNvPr id="115" name="fig15-reparticao-perdas.png" descr="Repartição das perdas do conversor completo nas duas configurações de retificador de saída. O retificador domina o balanço em ambos os casos."/>
                     <pic:cNvPicPr/>
                   </pic:nvPicPr>
                   <pic:blipFill>
@@ -13011,7 +13011,7 @@
                   <pic:spPr>
                     <a:xfrm>
                       <a:off x="0" y="0"/>
-                      <a:ext cx="3009900" cy="1783351"/>
+                      <a:ext cx="3009900" cy="1773656"/>
                     </a:xfrm>
                     <a:prstGeom prst="rect">
                       <a:avLst/>

--- a/Trabalho 1/artigo/artigo-perdas-semicondutores-trafo-af.docx
+++ b/Trabalho 1/artigo/artigo-perdas-semicondutores-trafo-af.docx
@@ -1,6 +1,6 @@
 
 <file path=word/document.xml><?xml version="1.0" encoding="utf-8"?>
-<w:document xmlns:cx="http://schemas.microsoft.com/office/drawing/2014/chartex" xmlns:cx1="http://schemas.microsoft.com/office/drawing/2015/9/8/chartex" xmlns:mc="http://schemas.openxmlformats.org/markup-compatibility/2006" xmlns:o="urn:schemas-microsoft-com:office:office" xmlns:r="http://purl.oclc.org/ooxml/officeDocument/relationships" xmlns:m="http://purl.oclc.org/ooxml/officeDocument/math" xmlns:v="urn:schemas-microsoft-com:vml" xmlns:wp14="http://schemas.microsoft.com/office/word/2010/wordprocessingDrawing" xmlns:wp="http://purl.oclc.org/ooxml/drawingml/wordprocessingDrawing" xmlns:w10="urn:schemas-microsoft-com:office:word" xmlns:w="http://purl.oclc.org/ooxml/wordprocessingml/main" xmlns:w14="http://schemas.microsoft.com/office/word/2010/wordml" xmlns:w15="http://schemas.microsoft.com/office/word/2012/wordml" xmlns:w16se="http://schemas.microsoft.com/office/word/2015/wordml/symex" xmlns:wpi="http://schemas.microsoft.com/office/word/2010/wordprocessingInk" xmlns:wne="http://schemas.microsoft.com/office/word/2006/wordml" mc:Ignorable="w14 w15 w16se wne wp14" w:conformance="strict">
+<w:document xmlns:cx="http://schemas.microsoft.com/office/drawing/2014/chartex" xmlns:cx1="http://schemas.microsoft.com/office/drawing/2015/9/8/chartex" xmlns:cx2="http://schemas.microsoft.com/office/drawing/2015/10/21/chartex" xmlns:cx3="http://schemas.microsoft.com/office/drawing/2016/5/9/chartex" xmlns:cx4="http://schemas.microsoft.com/office/drawing/2016/5/10/chartex" xmlns:cx5="http://schemas.microsoft.com/office/drawing/2016/5/11/chartex" xmlns:cx6="http://schemas.microsoft.com/office/drawing/2016/5/12/chartex" xmlns:cx7="http://schemas.microsoft.com/office/drawing/2016/5/13/chartex" xmlns:cx8="http://schemas.microsoft.com/office/drawing/2016/5/14/chartex" xmlns:mc="http://schemas.openxmlformats.org/markup-compatibility/2006" xmlns:aink="http://schemas.microsoft.com/office/drawing/2016/ink" xmlns:am3d="http://schemas.microsoft.com/office/drawing/2017/model3d" xmlns:o="urn:schemas-microsoft-com:office:office" xmlns:oel="http://schemas.microsoft.com/office/2019/extlst" xmlns:r="http://purl.oclc.org/ooxml/officeDocument/relationships" xmlns:m="http://purl.oclc.org/ooxml/officeDocument/math" xmlns:v="urn:schemas-microsoft-com:vml" xmlns:wp14="http://schemas.microsoft.com/office/word/2010/wordprocessingDrawing" xmlns:wp="http://purl.oclc.org/ooxml/drawingml/wordprocessingDrawing" xmlns:w10="urn:schemas-microsoft-com:office:word" xmlns:w="http://purl.oclc.org/ooxml/wordprocessingml/main" xmlns:w14="http://schemas.microsoft.com/office/word/2010/wordml" xmlns:w15="http://schemas.microsoft.com/office/word/2012/wordml" xmlns:w16cex="http://schemas.microsoft.com/office/word/2018/wordml/cex" xmlns:w16cid="http://schemas.microsoft.com/office/word/2016/wordml/cid" xmlns:w16="http://schemas.microsoft.com/office/word/2018/wordml" xmlns:w16du="http://schemas.microsoft.com/office/word/2023/wordml/word16du" xmlns:w16sdtdh="http://schemas.microsoft.com/office/word/2020/wordml/sdtdatahash" xmlns:w16sdtfl="http://schemas.microsoft.com/office/word/2024/wordml/sdtformatlock" xmlns:w16se="http://schemas.microsoft.com/office/word/2015/wordml/symex" xmlns:wpi="http://schemas.microsoft.com/office/word/2010/wordprocessingInk" xmlns:wne="http://schemas.microsoft.com/office/word/2006/wordml" mc:Ignorable="w14 w15 w16se w16cid w16 w16cex w16sdtdh w16sdtfl w16du wne wp14" w:conformance="strict">
   <w:body>
     <w:p>
       <w:pPr>
@@ -67,26 +67,14 @@
           <w:szCs w:val="18"/>
         </w:rPr>
         <w:br/>
+        <w:t>Fortaleza, Brasil</w:t>
       </w:r>
       <w:r>
         <w:rPr>
           <w:sz w:val="18"/>
           <w:szCs w:val="18"/>
         </w:rPr>
-        <w:t>Fortaleza, Brasil</w:t>
-      </w:r>
-      <w:r>
-        <w:rPr>
-          <w:sz w:val="18"/>
-          <w:szCs w:val="18"/>
-        </w:rPr>
         <w:br/>
-      </w:r>
-      <w:r>
-        <w:rPr>
-          <w:sz w:val="18"/>
-          <w:szCs w:val="18"/>
-        </w:rPr>
         <w:t>cneto3240@gmail.com</w:t>
       </w:r>
     </w:p>
@@ -145,26 +133,14 @@
           <w:szCs w:val="18"/>
         </w:rPr>
         <w:br/>
+        <w:t>Fortaleza, Brasil</w:t>
       </w:r>
       <w:r>
         <w:rPr>
           <w:sz w:val="18"/>
           <w:szCs w:val="18"/>
         </w:rPr>
-        <w:t>Fortaleza, Brasil</w:t>
-      </w:r>
-      <w:r>
-        <w:rPr>
-          <w:sz w:val="18"/>
-          <w:szCs w:val="18"/>
-        </w:rPr>
         <w:br/>
-      </w:r>
-      <w:r>
-        <w:rPr>
-          <w:sz w:val="18"/>
-          <w:szCs w:val="18"/>
-        </w:rPr>
         <w:t>jonatasmanoela@gmail.com</w:t>
       </w:r>
     </w:p>
@@ -179,10 +155,13 @@
         <w:t>Resumo</w:t>
       </w:r>
       <w:r>
-        <w:t>—</w:t>
-      </w:r>
-      <w:r>
-        <w:t>Este trabalho reúne em uma única formulação as expressões de perdas dos quatro dispositivos semicondutores de potência de uso corrente e aplica esse ferramental ao projeto de um transformador de alta frequência com núcleo de ferrite Thornton. Na primeira parte são deduzidas as perdas de condução e de comutação do diodo, do tiristor e do TRIAC, do MOSFET e do IGBT, cada uma verificada em exemplo numérico com componente comercial e parâmetros de catálogo. Mostra-se que o modelo de comutação com carga indutiva grampeada conduz a perdas 3,6 vezes maiores que o modelo com carga resistiva, que o modelo linear subestima em 38 % a comutação do IGBT por ignorar a corrente de cauda, e que a fronteira de escolha entre MOSFET e IGBT em 400 V se desloca de 6,75 A em 2 kHz para 41,6 A em 100 kHz. Na segunda parte, o método do produto de áreas é aplicado ao transformador de um conversor em ponte completa de 500 W, 400 V para 54 V, operando em 100 kHz. O núcleo NEE-42/21/20 de material IP12R, com 60 espiras no primário e 10 no secundário em fio 26 AWG, resulta em 2,514 W de perdas, 35,4 °C de elevação de temperatura e 99,50 % de rendimento. Registra-se que o critério do produto de áreas é necessário mas não suficiente, pois a primeira tentativa de projeto o satisfazia com 19 % de folga e ainda assim exigiria 125 % da janela disponível. Aplicando as expressões da primeira parte ao conversor da segunda, o rendimento estimado é de 96,4 %, com o retificador de saída respondendo por 65 % das perdas de semicondutor.</w:t>
+        <w:t>—Este trabalho reúne em uma única formulação as expressões de perdas dos quatro dispositivos semicondutores de potência de uso corrente e aplica esse ferramental ao projeto de um transformador de alta frequência com núcleo de ferrite Thornton. Na primeira parte são deduzidas as perdas de condução e de comutação do diodo, do tiristor e do TRIAC, do MOSFET e do IGBT, cada uma verificada em exemplo numérico com componente comercial e parâmetros de catálogo. Mostra-se que o modelo de comutação com carga indutiv</w:t>
+      </w:r>
+      <w:r>
+        <w:t>a grampeada conduz a perdas 3,6 vezes maiores que o modelo com carga resistiva, que o modelo linear subestima em 38 % a comutação do IGBT por ignorar a corrente de cauda, e que a fronteira de escolha entre MOSFET e IGBT em 400 V se desloca de 6,75 A em 2 kHz para 41,6 A em 100 kHz. Na segunda parte, o método do produto de áreas é aplicado ao transformador de um conversor em ponte completa de 500 W, 400 V para 54 V, operando em 100 kHz. O núcleo NEE-42/21/20 de material IP12R, com 60 espiras no primário e 10</w:t>
+      </w:r>
+      <w:r>
+        <w:t xml:space="preserve"> no secundário em fio 26 AWG, resulta em 2,514 W de perdas, 35,4 °C de elevação de temperatura e 99,50 % de rendimento. Registra-se que o critério do produto de áreas é necessário mas não suficiente, pois a primeira tentativa de projeto o satisfazia com 19 % de folga e ainda assim exigiria 125 % da janela disponível. Aplicando as expressões da primeira parte ao conversor da segunda, o rendimento estimado é de 96,4 %, com o retificador de saída respondendo por 65 % das perdas de semicondutor.</w:t>
       </w:r>
     </w:p>
     <w:p>
@@ -190,15 +169,12 @@
         <w:pStyle w:val="Keywords"/>
       </w:pPr>
       <w:r>
-        <w:t>Palavras-chave—</w:t>
-      </w:r>
-      <w:r>
-        <w:t>perdas em semicondutores, recuperação reversa, cálculo térmico, dissipador de calor, transformador de alta frequência, núcleo de ferrite, produto de áreas, conversor em ponte completa</w:t>
-      </w:r>
-    </w:p>
-    <w:p>
-      <w:pPr>
-        <w:pStyle w:val="Heading1"/>
+        <w:t>Palavras-chave—perdas em semicondutores, recuperação reversa, cálculo térmico, dissipador de calor, transformador de alta frequência, núcleo de ferrite, produto de áreas, conversor em ponte completa</w:t>
+      </w:r>
+    </w:p>
+    <w:p>
+      <w:pPr>
+        <w:pStyle w:val="Ttulo1"/>
       </w:pPr>
       <w:r>
         <w:t>Introdução</w:t>
@@ -206,23 +182,29 @@
     </w:p>
     <w:p>
       <w:pPr>
-        <w:pStyle w:val="BodyText"/>
-      </w:pPr>
-      <w:r>
-        <w:t>Todo conversor estático desperdiça uma fração da energia que processa, e essa fração aparece como calor em um número reduzido de componentes. Saber quanto calor cada dispositivo produz é o que permite escolher o semicondutor, dimensionar o dissipador, estimar o rendimento e, em última análise, decidir se a topologia é viável. O primeiro objetivo deste trabalho é reunir, em uma formulação única e verificável, as expressões que quantificam essas perdas nos quatro dispositivos de uso corrente em eletrônica de potência.</w:t>
-      </w:r>
-    </w:p>
-    <w:p>
-      <w:pPr>
-        <w:pStyle w:val="BodyText"/>
-      </w:pPr>
-      <w:r>
-        <w:t>O segundo objetivo é o projeto de um transformador de alta frequência com núcleo de ferrite do fabricante nacional Thornton. À primeira vista os dois temas não se conversam, mas eles são as duas metades do mesmo problema. Um transformador de alta frequência só existe porque os semicondutores comutam rápido, e a frequência que permite reduzir o seu volume é a mesma que faz crescer a perda de comutação nas chaves. Por isso o trabalho se fecha com um exemplo em que as duas partes se encontram: as expressões da primeira parte são aplicadas ao conversor cujo transformador foi projetado na segunda.</w:t>
-      </w:r>
-    </w:p>
-    <w:p>
-      <w:pPr>
-        <w:pStyle w:val="BodyText"/>
+        <w:pStyle w:val="Corpodetexto"/>
+      </w:pPr>
+      <w:r>
+        <w:t xml:space="preserve">Todo conversor estático desperdiça uma fração da energia que processa, e essa fração aparece como calor em um número reduzido de componentes. Saber quanto calor cada dispositivo produz é o que permite escolher o semicondutor, dimensionar o dissipador, estimar o rendimento e, em última análise, decidir se a topologia é viável. O primeiro objetivo deste trabalho é reunir, em uma formulação única e verificável, as expressões que quantificam essas perdas nos quatro dispositivos de uso corrente em eletrônica de </w:t>
+      </w:r>
+      <w:r>
+        <w:t>potência.</w:t>
+      </w:r>
+    </w:p>
+    <w:p>
+      <w:pPr>
+        <w:pStyle w:val="Corpodetexto"/>
+      </w:pPr>
+      <w:r>
+        <w:t>O segundo objetivo é o projeto de um transformador de alta frequência com núcleo de ferrite do fabricante nacional Thornton. À primeira vista os dois temas não se conversam, mas eles são as duas metades do mesmo problema. Um transformador de alta frequência só existe porque os semicondutores comutam rápido, e a frequência que permite reduzir o seu volume é a mesma que faz crescer a perda de comutação nas chaves. Por isso o trabalho se fecha com um exemplo em que as duas partes se encontram: as expressões da</w:t>
+      </w:r>
+      <w:r>
+        <w:t xml:space="preserve"> primeira parte são aplicadas ao conversor cujo transformador foi projetado na segunda.</w:t>
+      </w:r>
+    </w:p>
+    <w:p>
+      <w:pPr>
+        <w:pStyle w:val="Corpodetexto"/>
       </w:pPr>
       <w:r>
         <w:t>A abordagem adotada procura ser simultaneamente aprofundada e legível. Cada expressão é deduzida a partir da definição de potência média, e não apenas enunciada, e cada dispositivo recebe ao final um exemplo numérico completo com componente comercial e parâmetros extraídos de folhas de dados reais. Nenhum valor foi arbitrado.</w:t>
@@ -230,15 +212,18 @@
     </w:p>
     <w:p>
       <w:pPr>
-        <w:pStyle w:val="BodyText"/>
-      </w:pPr>
-      <w:r>
-        <w:t>O texto está organizado em duas partes. A Seção II estabelece o modelo geral de perdas e as Seções III a VI o particularizam para o diodo, o tiristor e o TRIAC, o MOSFET e o IGBT. A Seção VII consolida as expressões, desenvolve o cálculo térmico e responde quantitativamente à questão de escolha entre MOSFET e IGBT. A Seção VIII apresenta os fundamentos de magnéticos em alta frequência e deduz o critério do produto de áreas, aplicado na Seção IX ao projeto do transformador. A Seção X reúne as duas partes no balanço de perdas do conversor completo.</w:t>
-      </w:r>
-    </w:p>
-    <w:p>
-      <w:pPr>
-        <w:pStyle w:val="Heading1"/>
+        <w:pStyle w:val="Corpodetexto"/>
+      </w:pPr>
+      <w:r>
+        <w:t xml:space="preserve">O texto está organizado em duas partes. A Seção II estabelece o modelo geral de perdas e as Seções III a VI o particularizam para o diodo, o tiristor e o TRIAC, o MOSFET e o IGBT. A Seção VII consolida as expressões, desenvolve o cálculo térmico e responde quantitativamente à questão de escolha entre MOSFET e IGBT. A Seção VIII apresenta os fundamentos de magnéticos em alta frequência e deduz o critério do produto de áreas, aplicado na Seção IX ao projeto do transformador. A Seção X reúne as duas partes no </w:t>
+      </w:r>
+      <w:r>
+        <w:t>balanço de perdas do conversor completo.</w:t>
+      </w:r>
+    </w:p>
+    <w:p>
+      <w:pPr>
+        <w:pStyle w:val="Ttulo1"/>
       </w:pPr>
       <w:r>
         <w:t>Modelo Geral de Perdas</w:t>
@@ -246,7 +231,7 @@
     </w:p>
     <w:p>
       <w:pPr>
-        <w:pStyle w:val="Heading2"/>
+        <w:pStyle w:val="Ttulo2"/>
       </w:pPr>
       <w:r>
         <w:t>A chave ideal como referência</w:t>
@@ -254,15 +239,18 @@
     </w:p>
     <w:p>
       <w:pPr>
-        <w:pStyle w:val="BodyText"/>
-      </w:pPr>
-      <w:r>
-        <w:t>A eletrônica de potência se apoia na ideia de processar energia comutando e não dissipando. Uma chave ideal do tipo SPST teria resistência de condução nula, resistência de bloqueio infinita, transição instantânea entre os dois estados, controle pleno das duas transições e consumo nulo no circuito de comando [3]. Nenhum dispositivo real reúne essas características, e essa lista funciona como grade de leitura, porque cada perda quantificada adiante é a violação de um de seus itens. A queda de condução viola o primeiro item, a corrente de fuga viola o segundo, os tempos finitos de transição violam o quinto e a potência de comando viola o oitavo.</w:t>
-      </w:r>
-    </w:p>
-    <w:p>
-      <w:pPr>
-        <w:pStyle w:val="BodyText"/>
+        <w:pStyle w:val="Corpodetexto"/>
+      </w:pPr>
+      <w:r>
+        <w:t>A eletrônica de potência se apoia na ideia de processar energia comutando e não dissipando. Uma chave ideal do tipo SPST teria resistência de condução nula, resistência de bloqueio infinita, transição instantânea entre os dois estados, controle pleno das duas transições e consumo nulo no circuito de comando [3]. Nenhum dispositivo real reúne essas características, e essa lista funciona como grade de leitura, porque cada perda quantificada adiante é a violação de um de seus itens. A queda de condução viola o</w:t>
+      </w:r>
+      <w:r>
+        <w:t xml:space="preserve"> primeiro item, a corrente de fuga viola o segundo, os tempos finitos de transição violam o quinto e a potência de comando viola o oitavo.</w:t>
+      </w:r>
+    </w:p>
+    <w:p>
+      <w:pPr>
+        <w:pStyle w:val="Corpodetexto"/>
       </w:pPr>
       <w:r>
         <w:t>A potência total dissipada decompõe-se em três parcelas, conforme a Eq. (1.5) do capítulo de referência [3]. Adotando a notação do material da disciplina [1], escreve-se</w:t>
@@ -275,7 +263,6 @@
           <w:tab w:val="center" w:pos="115pt"/>
           <w:tab w:val="end" w:pos="243pt"/>
         </w:tabs>
-        <w:spacing w:line="11pt" w:lineRule="atLeast"/>
         <w:rPr>
           <w:rFonts w:ascii="Times New Roman" w:hAnsi="Times New Roman" w:cs="Times New Roman"/>
         </w:rPr>
@@ -289,20 +276,31 @@
       <m:oMath>
         <m:m>
           <m:mPr>
-            <m:baseJc m:val="center"/>
-            <m:plcHide m:val="on"/>
+            <m:plcHide m:val="1"/>
             <m:mcs>
               <m:mc>
                 <m:mcPr>
+                  <m:count m:val="1"/>
                   <m:mcJc m:val="center"/>
-                  <m:count m:val="1"/>
                 </m:mcPr>
               </m:mc>
             </m:mcs>
+            <m:ctrlPr>
+              <w:rPr>
+                <w:rFonts w:ascii="Cambria Math" w:hAnsi="Cambria Math"/>
+              </w:rPr>
+            </m:ctrlPr>
           </m:mPr>
           <m:mr>
             <m:e>
               <m:sSub>
+                <m:sSubPr>
+                  <m:ctrlPr>
+                    <w:rPr>
+                      <w:rFonts w:ascii="Cambria Math" w:hAnsi="Cambria Math"/>
+                    </w:rPr>
+                  </m:ctrlPr>
+                </m:sSubPr>
                 <m:e>
                   <m:r>
                     <w:rPr>
@@ -333,6 +331,13 @@
                 <m:t>=</m:t>
               </m:r>
               <m:sSub>
+                <m:sSubPr>
+                  <m:ctrlPr>
+                    <w:rPr>
+                      <w:rFonts w:ascii="Cambria Math" w:hAnsi="Cambria Math"/>
+                    </w:rPr>
+                  </m:ctrlPr>
+                </m:sSubPr>
                 <m:e>
                   <m:r>
                     <w:rPr>
@@ -363,6 +368,13 @@
                 <m:t>+</m:t>
               </m:r>
               <m:sSub>
+                <m:sSubPr>
+                  <m:ctrlPr>
+                    <w:rPr>
+                      <w:rFonts w:ascii="Cambria Math" w:hAnsi="Cambria Math"/>
+                    </w:rPr>
+                  </m:ctrlPr>
+                </m:sSubPr>
                 <m:e>
                   <m:r>
                     <w:rPr>
@@ -388,6 +400,13 @@
           <m:mr>
             <m:e>
               <m:sSub>
+                <m:sSubPr>
+                  <m:ctrlPr>
+                    <w:rPr>
+                      <w:rFonts w:ascii="Cambria Math" w:hAnsi="Cambria Math"/>
+                    </w:rPr>
+                  </m:ctrlPr>
+                </m:sSubPr>
                 <m:e>
                   <m:r>
                     <w:rPr>
@@ -418,6 +437,13 @@
                 <m:t>=</m:t>
               </m:r>
               <m:sSub>
+                <m:sSubPr>
+                  <m:ctrlPr>
+                    <w:rPr>
+                      <w:rFonts w:ascii="Cambria Math" w:hAnsi="Cambria Math"/>
+                    </w:rPr>
+                  </m:ctrlPr>
+                </m:sSubPr>
                 <m:e>
                   <m:r>
                     <w:rPr>
@@ -448,6 +474,13 @@
                 <m:t>+</m:t>
               </m:r>
               <m:sSub>
+                <m:sSubPr>
+                  <m:ctrlPr>
+                    <w:rPr>
+                      <w:rFonts w:ascii="Cambria Math" w:hAnsi="Cambria Math"/>
+                    </w:rPr>
+                  </m:ctrlPr>
+                </m:sSubPr>
                 <m:e>
                   <m:r>
                     <w:rPr>
@@ -482,7 +515,7 @@
     </w:p>
     <w:p>
       <w:pPr>
-        <w:pStyle w:val="BodyText"/>
+        <w:pStyle w:val="Corpodetexto"/>
       </w:pPr>
       <w:r>
         <w:t xml:space="preserve">em que a perda de estado bloqueado foi absorvida por ser desprezível na quase totalidade dos casos práticos. A distinção essencial entre as duas parcelas restantes é o comportamento com a frequência: a perda de condução independe de </w:t>
@@ -520,7 +553,7 @@
     </w:p>
     <w:p>
       <w:pPr>
-        <w:pStyle w:val="Heading2"/>
+        <w:pStyle w:val="Ttulo2"/>
       </w:pPr>
       <w:r>
         <w:t>Perda de condução e as duas correntes</w:t>
@@ -528,10 +561,14 @@
     </w:p>
     <w:p>
       <w:pPr>
-        <w:pStyle w:val="BodyText"/>
-      </w:pPr>
-      <w:r>
-        <w:t xml:space="preserve">Em condução, a característica de um dispositivo bipolar não é uma reta pela origem. A junção impõe uma barreira de potencial, de modo que existe uma tensão de limiar abaixo da qual praticamente não há corrente e acima da qual a queda cresce de forma quase linear. O modelo linear por partes captura esse comportamento com dois parâmetros, a tensão de limiar </w:t>
+        <w:pStyle w:val="Corpodetexto"/>
+      </w:pPr>
+      <w:r>
+        <w:t xml:space="preserve">Em condução, a característica de um dispositivo bipolar não é uma reta pela origem. A junção impõe uma barreira de potencial, de modo que existe uma tensão de limiar abaixo da qual praticamente não há corrente e acima da qual a queda cresce de forma quase linear. O modelo linear por partes </w:t>
+      </w:r>
+      <w:r>
+        <w:lastRenderedPageBreak/>
+        <w:t xml:space="preserve">captura esse comportamento com dois parâmetros, a tensão de limiar </w:t>
       </w:r>
       <w:r>
         <w:rPr>
@@ -571,7 +608,6 @@
           <w:tab w:val="center" w:pos="115pt"/>
           <w:tab w:val="end" w:pos="243pt"/>
         </w:tabs>
-        <w:spacing w:line="11pt" w:lineRule="atLeast"/>
         <w:rPr>
           <w:rFonts w:ascii="Times New Roman" w:hAnsi="Times New Roman" w:cs="Times New Roman"/>
         </w:rPr>
@@ -591,10 +627,11 @@
         </m:r>
         <m:d>
           <m:dPr>
-            <m:begChr m:val="("/>
-            <m:endChr m:val=")"/>
-            <m:sepChr m:val=""/>
-            <m:grow/>
+            <m:ctrlPr>
+              <w:rPr>
+                <w:rFonts w:ascii="Cambria Math" w:hAnsi="Cambria Math"/>
+              </w:rPr>
+            </m:ctrlPr>
           </m:dPr>
           <m:e>
             <m:r>
@@ -615,6 +652,13 @@
           <m:t>=</m:t>
         </m:r>
         <m:sSub>
+          <m:sSubPr>
+            <m:ctrlPr>
+              <w:rPr>
+                <w:rFonts w:ascii="Cambria Math" w:hAnsi="Cambria Math"/>
+              </w:rPr>
+            </m:ctrlPr>
+          </m:sSubPr>
           <m:e>
             <m:r>
               <w:rPr>
@@ -631,16 +675,7 @@
               <w:rPr>
                 <w:rFonts w:ascii="Cambria Math" w:hAnsi="Cambria Math"/>
               </w:rPr>
-              <m:t>T</m:t>
-            </m:r>
-            <m:r>
-              <m:rPr>
-                <m:sty m:val="p"/>
-              </m:rPr>
-              <w:rPr>
-                <w:rFonts w:ascii="Cambria Math" w:hAnsi="Cambria Math"/>
-              </w:rPr>
-              <m:t>O</m:t>
+              <m:t>TO</m:t>
             </m:r>
           </m:sub>
         </m:sSub>
@@ -654,6 +689,13 @@
           <m:t>+</m:t>
         </m:r>
         <m:sSub>
+          <m:sSubPr>
+            <m:ctrlPr>
+              <w:rPr>
+                <w:rFonts w:ascii="Cambria Math" w:hAnsi="Cambria Math"/>
+              </w:rPr>
+            </m:ctrlPr>
+          </m:sSubPr>
           <m:e>
             <m:r>
               <w:rPr>
@@ -675,14 +717,21 @@
           <w:rPr>
             <w:rFonts w:ascii="Cambria Math" w:hAnsi="Cambria Math"/>
           </w:rPr>
-          <m:t xml:space="preserve"> i</m:t>
+          <m:t> </m:t>
+        </m:r>
+        <m:r>
+          <w:rPr>
+            <w:rFonts w:ascii="Cambria Math" w:hAnsi="Cambria Math"/>
+          </w:rPr>
+          <m:t>i</m:t>
         </m:r>
         <m:d>
           <m:dPr>
-            <m:begChr m:val="("/>
-            <m:endChr m:val=")"/>
-            <m:sepChr m:val=""/>
-            <m:grow/>
+            <m:ctrlPr>
+              <w:rPr>
+                <w:rFonts w:ascii="Cambria Math" w:hAnsi="Cambria Math"/>
+              </w:rPr>
+            </m:ctrlPr>
           </m:dPr>
           <m:e>
             <m:r>
@@ -704,7 +753,7 @@
     </w:p>
     <w:p>
       <w:pPr>
-        <w:pStyle w:val="BodyText"/>
+        <w:pStyle w:val="Corpodetexto"/>
       </w:pPr>
       <w:r>
         <w:t>A potência média em um período resulta da integral do produto entre tensão e corrente. Separando os dois termos,</w:t>
@@ -717,7 +766,6 @@
           <w:tab w:val="center" w:pos="115pt"/>
           <w:tab w:val="end" w:pos="243pt"/>
         </w:tabs>
-        <w:spacing w:line="11pt" w:lineRule="atLeast"/>
         <w:rPr>
           <w:rFonts w:ascii="Times New Roman" w:hAnsi="Times New Roman" w:cs="Times New Roman"/>
         </w:rPr>
@@ -730,6 +778,13 @@
       </w:r>
       <m:oMath>
         <m:sSub>
+          <m:sSubPr>
+            <m:ctrlPr>
+              <w:rPr>
+                <w:rFonts w:ascii="Cambria Math" w:hAnsi="Cambria Math"/>
+              </w:rPr>
+            </m:ctrlPr>
+          </m:sSubPr>
           <m:e>
             <m:r>
               <w:rPr>
@@ -761,7 +816,11 @@
         </m:r>
         <m:f>
           <m:fPr>
-            <m:type m:val="bar"/>
+            <m:ctrlPr>
+              <w:rPr>
+                <w:rFonts w:ascii="Cambria Math" w:hAnsi="Cambria Math"/>
+              </w:rPr>
+            </m:ctrlPr>
           </m:fPr>
           <m:num>
             <m:r>
@@ -782,10 +841,12 @@
         </m:f>
         <m:nary>
           <m:naryPr>
-            <m:chr m:val="∫"/>
             <m:limLoc m:val="subSup"/>
-            <m:subHide m:val="off"/>
-            <m:supHide m:val="off"/>
+            <m:ctrlPr>
+              <w:rPr>
+                <w:rFonts w:ascii="Cambria Math" w:hAnsi="Cambria Math"/>
+              </w:rPr>
+            </m:ctrlPr>
           </m:naryPr>
           <m:sub>
             <m:r>
@@ -805,6 +866,13 @@
           </m:sup>
           <m:e>
             <m:sSub>
+              <m:sSubPr>
+                <m:ctrlPr>
+                  <w:rPr>
+                    <w:rFonts w:ascii="Cambria Math" w:hAnsi="Cambria Math"/>
+                  </w:rPr>
+                </m:ctrlPr>
+              </m:sSubPr>
               <m:e>
                 <m:r>
                   <w:rPr>
@@ -821,16 +889,7 @@
                   <w:rPr>
                     <w:rFonts w:ascii="Cambria Math" w:hAnsi="Cambria Math"/>
                   </w:rPr>
-                  <m:t>T</m:t>
-                </m:r>
-                <m:r>
-                  <m:rPr>
-                    <m:sty m:val="p"/>
-                  </m:rPr>
-                  <w:rPr>
-                    <w:rFonts w:ascii="Cambria Math" w:hAnsi="Cambria Math"/>
-                  </w:rPr>
-                  <m:t>O</m:t>
+                  <m:t>TO</m:t>
                 </m:r>
               </m:sub>
             </m:sSub>
@@ -840,14 +899,21 @@
           <w:rPr>
             <w:rFonts w:ascii="Cambria Math" w:hAnsi="Cambria Math"/>
           </w:rPr>
-          <m:t xml:space="preserve"> i</m:t>
+          <m:t> </m:t>
+        </m:r>
+        <m:r>
+          <w:rPr>
+            <w:rFonts w:ascii="Cambria Math" w:hAnsi="Cambria Math"/>
+          </w:rPr>
+          <m:t>i</m:t>
         </m:r>
         <m:d>
           <m:dPr>
-            <m:begChr m:val="("/>
-            <m:endChr m:val=")"/>
-            <m:sepChr m:val=""/>
-            <m:grow/>
+            <m:ctrlPr>
+              <w:rPr>
+                <w:rFonts w:ascii="Cambria Math" w:hAnsi="Cambria Math"/>
+              </w:rPr>
+            </m:ctrlPr>
           </m:dPr>
           <m:e>
             <m:r>
@@ -862,7 +928,13 @@
           <w:rPr>
             <w:rFonts w:ascii="Cambria Math" w:hAnsi="Cambria Math"/>
           </w:rPr>
-          <m:t xml:space="preserve"> dt</m:t>
+          <m:t> </m:t>
+        </m:r>
+        <m:r>
+          <w:rPr>
+            <w:rFonts w:ascii="Cambria Math" w:hAnsi="Cambria Math"/>
+          </w:rPr>
+          <m:t>dt</m:t>
         </m:r>
         <m:r>
           <m:rPr>
@@ -875,7 +947,11 @@
         </m:r>
         <m:f>
           <m:fPr>
-            <m:type m:val="bar"/>
+            <m:ctrlPr>
+              <w:rPr>
+                <w:rFonts w:ascii="Cambria Math" w:hAnsi="Cambria Math"/>
+              </w:rPr>
+            </m:ctrlPr>
           </m:fPr>
           <m:num>
             <m:r>
@@ -896,10 +972,12 @@
         </m:f>
         <m:nary>
           <m:naryPr>
-            <m:chr m:val="∫"/>
             <m:limLoc m:val="subSup"/>
-            <m:subHide m:val="off"/>
-            <m:supHide m:val="off"/>
+            <m:ctrlPr>
+              <w:rPr>
+                <w:rFonts w:ascii="Cambria Math" w:hAnsi="Cambria Math"/>
+              </w:rPr>
+            </m:ctrlPr>
           </m:naryPr>
           <m:sub>
             <m:r>
@@ -919,6 +997,13 @@
           </m:sup>
           <m:e>
             <m:sSub>
+              <m:sSubPr>
+                <m:ctrlPr>
+                  <w:rPr>
+                    <w:rFonts w:ascii="Cambria Math" w:hAnsi="Cambria Math"/>
+                  </w:rPr>
+                </m:ctrlPr>
+              </m:sSubPr>
               <m:e>
                 <m:r>
                   <w:rPr>
@@ -942,9 +1027,16 @@
           <w:rPr>
             <w:rFonts w:ascii="Cambria Math" w:hAnsi="Cambria Math"/>
           </w:rPr>
-          <m:t xml:space="preserve"> </m:t>
+          <m:t> </m:t>
         </m:r>
         <m:sSup>
+          <m:sSupPr>
+            <m:ctrlPr>
+              <w:rPr>
+                <w:rFonts w:ascii="Cambria Math" w:hAnsi="Cambria Math"/>
+              </w:rPr>
+            </m:ctrlPr>
+          </m:sSupPr>
           <m:e>
             <m:r>
               <w:rPr>
@@ -964,10 +1056,11 @@
         </m:sSup>
         <m:d>
           <m:dPr>
-            <m:begChr m:val="("/>
-            <m:endChr m:val=")"/>
-            <m:sepChr m:val=""/>
-            <m:grow/>
+            <m:ctrlPr>
+              <w:rPr>
+                <w:rFonts w:ascii="Cambria Math" w:hAnsi="Cambria Math"/>
+              </w:rPr>
+            </m:ctrlPr>
           </m:dPr>
           <m:e>
             <m:r>
@@ -982,7 +1075,13 @@
           <w:rPr>
             <w:rFonts w:ascii="Cambria Math" w:hAnsi="Cambria Math"/>
           </w:rPr>
-          <m:t xml:space="preserve"> dt</m:t>
+          <m:t> </m:t>
+        </m:r>
+        <m:r>
+          <w:rPr>
+            <w:rFonts w:ascii="Cambria Math" w:hAnsi="Cambria Math"/>
+          </w:rPr>
+          <m:t>dt</m:t>
         </m:r>
       </m:oMath>
       <w:r>
@@ -995,7 +1094,7 @@
     </w:p>
     <w:p>
       <w:pPr>
-        <w:pStyle w:val="BodyText"/>
+        <w:pStyle w:val="Corpodetexto"/>
       </w:pPr>
       <w:r>
         <w:t>O primeiro integrando é linear em i e o segundo é quadrático. Reconhecendo as definições de valor médio e de valor eficaz, chega-se à expressão que será usada em todo o trabalho.</w:t>
@@ -1008,7 +1107,6 @@
           <w:tab w:val="center" w:pos="115pt"/>
           <w:tab w:val="end" w:pos="243pt"/>
         </w:tabs>
-        <w:spacing w:line="11pt" w:lineRule="atLeast"/>
         <w:rPr>
           <w:rFonts w:ascii="Times New Roman" w:hAnsi="Times New Roman" w:cs="Times New Roman"/>
         </w:rPr>
@@ -1021,6 +1119,13 @@
       </w:r>
       <m:oMath>
         <m:sSub>
+          <m:sSubPr>
+            <m:ctrlPr>
+              <w:rPr>
+                <w:rFonts w:ascii="Cambria Math" w:hAnsi="Cambria Math"/>
+              </w:rPr>
+            </m:ctrlPr>
+          </m:sSubPr>
           <m:e>
             <m:r>
               <w:rPr>
@@ -1051,6 +1156,13 @@
           <m:t>=</m:t>
         </m:r>
         <m:sSub>
+          <m:sSubPr>
+            <m:ctrlPr>
+              <w:rPr>
+                <w:rFonts w:ascii="Cambria Math" w:hAnsi="Cambria Math"/>
+              </w:rPr>
+            </m:ctrlPr>
+          </m:sSubPr>
           <m:e>
             <m:r>
               <w:rPr>
@@ -1067,16 +1179,7 @@
               <w:rPr>
                 <w:rFonts w:ascii="Cambria Math" w:hAnsi="Cambria Math"/>
               </w:rPr>
-              <m:t>T</m:t>
-            </m:r>
-            <m:r>
-              <m:rPr>
-                <m:sty m:val="p"/>
-              </m:rPr>
-              <w:rPr>
-                <w:rFonts w:ascii="Cambria Math" w:hAnsi="Cambria Math"/>
-              </w:rPr>
-              <m:t>O</m:t>
+              <m:t>TO</m:t>
             </m:r>
           </m:sub>
         </m:sSub>
@@ -1084,9 +1187,16 @@
           <w:rPr>
             <w:rFonts w:ascii="Cambria Math" w:hAnsi="Cambria Math"/>
           </w:rPr>
-          <m:t xml:space="preserve"> </m:t>
+          <m:t> </m:t>
         </m:r>
         <m:sSub>
+          <m:sSubPr>
+            <m:ctrlPr>
+              <w:rPr>
+                <w:rFonts w:ascii="Cambria Math" w:hAnsi="Cambria Math"/>
+              </w:rPr>
+            </m:ctrlPr>
+          </m:sSubPr>
           <m:e>
             <m:r>
               <w:rPr>
@@ -1098,10 +1208,11 @@
           <m:sub>
             <m:d>
               <m:dPr>
-                <m:begChr m:val="("/>
-                <m:endChr m:val=")"/>
-                <m:sepChr m:val=""/>
-                <m:grow/>
+                <m:ctrlPr>
+                  <w:rPr>
+                    <w:rFonts w:ascii="Cambria Math" w:hAnsi="Cambria Math"/>
+                  </w:rPr>
+                </m:ctrlPr>
               </m:dPr>
               <m:e>
                 <m:r>
@@ -1124,6 +1235,13 @@
           <m:t>+</m:t>
         </m:r>
         <m:sSub>
+          <m:sSubPr>
+            <m:ctrlPr>
+              <w:rPr>
+                <w:rFonts w:ascii="Cambria Math" w:hAnsi="Cambria Math"/>
+              </w:rPr>
+            </m:ctrlPr>
+          </m:sSubPr>
           <m:e>
             <m:r>
               <w:rPr>
@@ -1145,9 +1263,16 @@
           <w:rPr>
             <w:rFonts w:ascii="Cambria Math" w:hAnsi="Cambria Math"/>
           </w:rPr>
-          <m:t xml:space="preserve"> </m:t>
+          <m:t> </m:t>
         </m:r>
         <m:sSubSup>
+          <m:sSubSupPr>
+            <m:ctrlPr>
+              <w:rPr>
+                <w:rFonts w:ascii="Cambria Math" w:hAnsi="Cambria Math"/>
+              </w:rPr>
+            </m:ctrlPr>
+          </m:sSubSupPr>
           <m:e>
             <m:r>
               <w:rPr>
@@ -1159,10 +1284,11 @@
           <m:sub>
             <m:d>
               <m:dPr>
-                <m:begChr m:val="("/>
-                <m:endChr m:val=")"/>
-                <m:sepChr m:val=""/>
-                <m:grow/>
+                <m:ctrlPr>
+                  <w:rPr>
+                    <w:rFonts w:ascii="Cambria Math" w:hAnsi="Cambria Math"/>
+                  </w:rPr>
+                </m:ctrlPr>
               </m:dPr>
               <m:e>
                 <m:r>
@@ -1194,10 +1320,13 @@
     </w:p>
     <w:p>
       <w:pPr>
-        <w:pStyle w:val="BodyText"/>
-      </w:pPr>
-      <w:r>
-        <w:t xml:space="preserve">São necessários dois valores de corrente, e não um. A parcela de limiar contabiliza a carga que atravessou o dispositivo, uma informação de valor médio, enquanto a parcela resistiva contabiliza o aquecimento por efeito Joule, uma informação de valor eficaz. Um projetista que use apenas a corrente média subestima a perda, e um que use apenas a eficaz a superestima. Quando a folha de dados fornece somente o valor médio, é comum escrever a mesma expressão em função do fator de forma a igual à razão entre os dois valores, resultando em </w:t>
+        <w:pStyle w:val="Corpodetexto"/>
+      </w:pPr>
+      <w:r>
+        <w:t xml:space="preserve">São necessários dois valores de corrente, e não um. A parcela de limiar contabiliza a carga que atravessou o dispositivo, uma informação de valor médio, enquanto a parcela resistiva contabiliza o aquecimento por efeito Joule, uma informação de valor eficaz. Um projetista que use apenas </w:t>
+      </w:r>
+      <w:r>
+        <w:t xml:space="preserve">a corrente média subestima a perda, e um que use apenas a eficaz a superestima. Quando a folha de dados fornece somente o valor médio, é comum escrever a mesma expressão em função do fator de forma a igual à razão entre os dois valores, resultando em </w:t>
       </w:r>
       <w:r>
         <w:rPr>
@@ -1262,7 +1391,7 @@
     </w:p>
     <w:p>
       <w:pPr>
-        <w:pStyle w:val="BodyText"/>
+        <w:pStyle w:val="Corpodetexto"/>
       </w:pPr>
       <w:r>
         <w:t xml:space="preserve">O MOSFET é a exceção ao modelo de dois parâmetros. Na região ôhmica ele se comporta como resistor puro, sem tensão de limiar, porque a condução se dá por portadores majoritários através de um canal induzido e não há junção diretamente polarizada no caminho da corrente. A expressão colapsa em </w:t>
@@ -1300,7 +1429,7 @@
     </w:p>
     <w:p>
       <w:pPr>
-        <w:pStyle w:val="Heading2"/>
+        <w:pStyle w:val="Ttulo2"/>
       </w:pPr>
       <w:r>
         <w:t>Perda de comutação e a influência da carga</w:t>
@@ -1308,7 +1437,7 @@
     </w:p>
     <w:p>
       <w:pPr>
-        <w:pStyle w:val="BodyText"/>
+        <w:pStyle w:val="Corpodetexto"/>
         <w:sectPr>
           <w:type w:val="continuous"/>
           <w:pgSz w:w="595.30pt" w:h="841.90pt" w:code="9"/>
@@ -1324,15 +1453,15 @@
     <w:p>
       <w:pPr>
         <w:keepNext/>
-        <w:spacing w:before="6pt" w:after="0pt"/>
+        <w:spacing w:before="6pt"/>
       </w:pPr>
       <w:r>
         <w:rPr>
           <w:noProof/>
         </w:rPr>
         <w:drawing>
-          <wp:inline distT="0" distB="0" distL="0" distR="0">
-            <wp:extent cx="6350000" cy="2761663"/>
+          <wp:inline distT="0" distB="0" distL="0" distR="0" wp14:anchorId="2C376B19" wp14:editId="6514608B">
+            <wp:extent cx="6350000" cy="2760182"/>
             <wp:effectExtent l="0" t="0" r="0" b="0"/>
             <wp:docPr id="115" name="fig03-modelos-comutacao.png" descr="Sobreposição de tensão e corrente durante a entrada em condução. Com carga resistiva as duas grandezas variam simultaneamente e a energia é um sexto do produto; com carga indutiva grampeada elas variam em sequência e a energia é a metade."/>
             <wp:cNvGraphicFramePr>
@@ -1346,7 +1475,7 @@
                     <pic:cNvPicPr/>
                   </pic:nvPicPr>
                   <pic:blipFill>
-                    <a:blip r:embed="rIdImg1"/>
+                    <a:blip r:embed="rId9"/>
                     <a:stretch>
                       <a:fillRect/>
                     </a:stretch>
@@ -1354,7 +1483,7 @@
                   <pic:spPr>
                     <a:xfrm>
                       <a:off x="0" y="0"/>
-                      <a:ext cx="6350000" cy="2761663"/>
+                      <a:ext cx="6350000" cy="2760182"/>
                     </a:xfrm>
                     <a:prstGeom prst="rect">
                       <a:avLst/>
@@ -1384,7 +1513,7 @@
     </w:p>
     <w:p>
       <w:pPr>
-        <w:pStyle w:val="BodyText"/>
+        <w:pStyle w:val="Corpodetexto"/>
       </w:pPr>
       <w:r>
         <w:t>Com carga resistiva, tensão e corrente variam ao mesmo tempo. Admitindo variação linear, a energia de entrada em condução resulta da integral do produto de duas rampas de sentidos opostos, o que dá o fator um sexto da Eq. (1.36) do livro-texto [3]:</w:t>
@@ -1397,7 +1526,6 @@
           <w:tab w:val="center" w:pos="115pt"/>
           <w:tab w:val="end" w:pos="243pt"/>
         </w:tabs>
-        <w:spacing w:line="11pt" w:lineRule="atLeast"/>
         <w:rPr>
           <w:rFonts w:ascii="Times New Roman" w:hAnsi="Times New Roman" w:cs="Times New Roman"/>
         </w:rPr>
@@ -1410,6 +1538,13 @@
       </w:r>
       <m:oMath>
         <m:sSub>
+          <m:sSubPr>
+            <m:ctrlPr>
+              <w:rPr>
+                <w:rFonts w:ascii="Cambria Math" w:hAnsi="Cambria Math"/>
+              </w:rPr>
+            </m:ctrlPr>
+          </m:sSubPr>
           <m:e>
             <m:r>
               <w:rPr>
@@ -1441,7 +1576,11 @@
         </m:r>
         <m:f>
           <m:fPr>
-            <m:type m:val="bar"/>
+            <m:ctrlPr>
+              <w:rPr>
+                <w:rFonts w:ascii="Cambria Math" w:hAnsi="Cambria Math"/>
+              </w:rPr>
+            </m:ctrlPr>
           </m:fPr>
           <m:num>
             <m:r>
@@ -1464,9 +1603,16 @@
           <w:rPr>
             <w:rFonts w:ascii="Cambria Math" w:hAnsi="Cambria Math"/>
           </w:rPr>
-          <m:t xml:space="preserve"> </m:t>
+          <m:t> </m:t>
         </m:r>
         <m:sSub>
+          <m:sSubPr>
+            <m:ctrlPr>
+              <w:rPr>
+                <w:rFonts w:ascii="Cambria Math" w:hAnsi="Cambria Math"/>
+              </w:rPr>
+            </m:ctrlPr>
+          </m:sSubPr>
           <m:e>
             <m:r>
               <w:rPr>
@@ -1488,9 +1634,16 @@
           <w:rPr>
             <w:rFonts w:ascii="Cambria Math" w:hAnsi="Cambria Math"/>
           </w:rPr>
-          <m:t xml:space="preserve"> </m:t>
+          <m:t> </m:t>
         </m:r>
         <m:sSub>
+          <m:sSubPr>
+            <m:ctrlPr>
+              <w:rPr>
+                <w:rFonts w:ascii="Cambria Math" w:hAnsi="Cambria Math"/>
+              </w:rPr>
+            </m:ctrlPr>
+          </m:sSubPr>
           <m:e>
             <m:r>
               <w:rPr>
@@ -1512,17 +1665,25 @@
           <w:rPr>
             <w:rFonts w:ascii="Cambria Math" w:hAnsi="Cambria Math"/>
           </w:rPr>
-          <m:t xml:space="preserve"> </m:t>
+          <m:t> </m:t>
         </m:r>
         <m:d>
           <m:dPr>
-            <m:begChr m:val="("/>
-            <m:endChr m:val=")"/>
-            <m:sepChr m:val=""/>
-            <m:grow/>
+            <m:ctrlPr>
+              <w:rPr>
+                <w:rFonts w:ascii="Cambria Math" w:hAnsi="Cambria Math"/>
+              </w:rPr>
+            </m:ctrlPr>
           </m:dPr>
           <m:e>
             <m:sSub>
+              <m:sSubPr>
+                <m:ctrlPr>
+                  <w:rPr>
+                    <w:rFonts w:ascii="Cambria Math" w:hAnsi="Cambria Math"/>
+                  </w:rPr>
+                </m:ctrlPr>
+              </m:sSubPr>
               <m:e>
                 <m:r>
                   <w:rPr>
@@ -1550,6 +1711,13 @@
               <m:t>+</m:t>
             </m:r>
             <m:sSub>
+              <m:sSubPr>
+                <m:ctrlPr>
+                  <w:rPr>
+                    <w:rFonts w:ascii="Cambria Math" w:hAnsi="Cambria Math"/>
+                  </w:rPr>
+                </m:ctrlPr>
+              </m:sSubPr>
               <m:e>
                 <m:r>
                   <w:rPr>
@@ -1573,9 +1741,16 @@
           <w:rPr>
             <w:rFonts w:ascii="Cambria Math" w:hAnsi="Cambria Math"/>
           </w:rPr>
-          <m:t xml:space="preserve"> </m:t>
+          <m:t> </m:t>
         </m:r>
         <m:sSub>
+          <m:sSubPr>
+            <m:ctrlPr>
+              <w:rPr>
+                <w:rFonts w:ascii="Cambria Math" w:hAnsi="Cambria Math"/>
+              </w:rPr>
+            </m:ctrlPr>
+          </m:sSubPr>
           <m:e>
             <m:r>
               <w:rPr>
@@ -1604,10 +1779,16 @@
     </w:p>
     <w:p>
       <w:pPr>
-        <w:pStyle w:val="BodyText"/>
-      </w:pPr>
-      <w:r>
-        <w:t>Na esmagadora maioria dos conversores, entretanto, a carga vista pela chave é indutiva e existe um diodo de roda livre grampeando o nó. Na entrada em condução a corrente sobe de zero até o valor de carga enquanto a tensão permanece no valor do barramento, porque o diodo de roda livre só bloqueia depois que toda a corrente migrou para a chave. No bloqueio ocorre o inverso. Em ambos os casos a área sob o produto é a de um triângulo de altura V I e base igual ao tempo de transição, três vezes maior que no caso resistivo. É esse o modelo do material da disciplina [1], com acréscimo de 20 % nos tempos para cobrir atrasos de propagação e dispersão de fabricação.</w:t>
+        <w:pStyle w:val="Corpodetexto"/>
+      </w:pPr>
+      <w:r>
+        <w:t>Na esmagadora maioria dos conversores, entretanto, a carga vista pela chave é indutiva e existe um diodo de roda livre grampeando o nó. Na entrada em condução a corrente sobe de zero até o valor de carga enquanto a tensão permanece no valor do barramento, porque o diodo de roda livre só bloqueia depois que toda a corrente migrou para a chave. No bloqueio ocorre o inverso. Em ambos os casos a área sob o produto é a de um triângulo de altura V I e base igual ao tempo de transição, três vezes maior que no caso</w:t>
+      </w:r>
+      <w:r>
+        <w:t xml:space="preserve"> resistivo. É esse o modelo do material da disciplina [1], com acréscimo de 20 % </w:t>
+      </w:r>
+      <w:r>
+        <w:t>nos tempos para cobrir atrasos de propagação e dispersão de fabricação.</w:t>
       </w:r>
     </w:p>
     <w:p>
@@ -1617,7 +1798,6 @@
           <w:tab w:val="center" w:pos="115pt"/>
           <w:tab w:val="end" w:pos="243pt"/>
         </w:tabs>
-        <w:spacing w:line="11pt" w:lineRule="atLeast"/>
         <w:rPr>
           <w:rFonts w:ascii="Times New Roman" w:hAnsi="Times New Roman" w:cs="Times New Roman"/>
         </w:rPr>
@@ -1631,20 +1811,31 @@
       <m:oMath>
         <m:m>
           <m:mPr>
-            <m:baseJc m:val="center"/>
-            <m:plcHide m:val="on"/>
+            <m:plcHide m:val="1"/>
             <m:mcs>
               <m:mc>
                 <m:mcPr>
+                  <m:count m:val="1"/>
                   <m:mcJc m:val="center"/>
-                  <m:count m:val="1"/>
                 </m:mcPr>
               </m:mc>
             </m:mcs>
+            <m:ctrlPr>
+              <w:rPr>
+                <w:rFonts w:ascii="Cambria Math" w:hAnsi="Cambria Math"/>
+              </w:rPr>
+            </m:ctrlPr>
           </m:mPr>
           <m:mr>
             <m:e>
               <m:sSub>
+                <m:sSubPr>
+                  <m:ctrlPr>
+                    <w:rPr>
+                      <w:rFonts w:ascii="Cambria Math" w:hAnsi="Cambria Math"/>
+                    </w:rPr>
+                  </m:ctrlPr>
+                </m:sSubPr>
                 <m:e>
                   <m:r>
                     <w:rPr>
@@ -1676,7 +1867,11 @@
               </m:r>
               <m:f>
                 <m:fPr>
-                  <m:type m:val="bar"/>
+                  <m:ctrlPr>
+                    <w:rPr>
+                      <w:rFonts w:ascii="Cambria Math" w:hAnsi="Cambria Math"/>
+                    </w:rPr>
+                  </m:ctrlPr>
                 </m:fPr>
                 <m:num>
                   <m:r>
@@ -1699,9 +1894,16 @@
                 <w:rPr>
                   <w:rFonts w:ascii="Cambria Math" w:hAnsi="Cambria Math"/>
                 </w:rPr>
-                <m:t xml:space="preserve"> </m:t>
+                <m:t> </m:t>
               </m:r>
               <m:sSub>
+                <m:sSubPr>
+                  <m:ctrlPr>
+                    <w:rPr>
+                      <w:rFonts w:ascii="Cambria Math" w:hAnsi="Cambria Math"/>
+                    </w:rPr>
+                  </m:ctrlPr>
+                </m:sSubPr>
                 <m:e>
                   <m:r>
                     <w:rPr>
@@ -1723,9 +1925,16 @@
                 <w:rPr>
                   <w:rFonts w:ascii="Cambria Math" w:hAnsi="Cambria Math"/>
                 </w:rPr>
-                <m:t xml:space="preserve"> </m:t>
+                <m:t> </m:t>
               </m:r>
               <m:sSub>
+                <m:sSubPr>
+                  <m:ctrlPr>
+                    <w:rPr>
+                      <w:rFonts w:ascii="Cambria Math" w:hAnsi="Cambria Math"/>
+                    </w:rPr>
+                  </m:ctrlPr>
+                </m:sSubPr>
                 <m:e>
                   <m:r>
                     <w:rPr>
@@ -1747,14 +1956,15 @@
                 <w:rPr>
                   <w:rFonts w:ascii="Cambria Math" w:hAnsi="Cambria Math"/>
                 </w:rPr>
-                <m:t xml:space="preserve"> </m:t>
+                <m:t> </m:t>
               </m:r>
               <m:d>
                 <m:dPr>
-                  <m:begChr m:val="("/>
-                  <m:endChr m:val=")"/>
-                  <m:sepChr m:val=""/>
-                  <m:grow/>
+                  <m:ctrlPr>
+                    <w:rPr>
+                      <w:rFonts w:ascii="Cambria Math" w:hAnsi="Cambria Math"/>
+                    </w:rPr>
+                  </m:ctrlPr>
                 </m:dPr>
                 <m:e>
                   <m:r>
@@ -1776,9 +1986,16 @@
                     <w:rPr>
                       <w:rFonts w:ascii="Cambria Math" w:hAnsi="Cambria Math"/>
                     </w:rPr>
-                    <m:t xml:space="preserve">2 </m:t>
+                    <m:t>2 </m:t>
                   </m:r>
                   <m:sSub>
+                    <m:sSubPr>
+                      <m:ctrlPr>
+                        <w:rPr>
+                          <w:rFonts w:ascii="Cambria Math" w:hAnsi="Cambria Math"/>
+                        </w:rPr>
+                      </m:ctrlPr>
+                    </m:sSubPr>
                     <m:e>
                       <m:r>
                         <w:rPr>
@@ -1802,9 +2019,16 @@
                 <w:rPr>
                   <w:rFonts w:ascii="Cambria Math" w:hAnsi="Cambria Math"/>
                 </w:rPr>
-                <m:t xml:space="preserve"> </m:t>
+                <m:t> </m:t>
               </m:r>
               <m:sSub>
+                <m:sSubPr>
+                  <m:ctrlPr>
+                    <w:rPr>
+                      <w:rFonts w:ascii="Cambria Math" w:hAnsi="Cambria Math"/>
+                    </w:rPr>
+                  </m:ctrlPr>
+                </m:sSubPr>
                 <m:e>
                   <m:r>
                     <w:rPr>
@@ -1827,6 +2051,13 @@
           <m:mr>
             <m:e>
               <m:sSub>
+                <m:sSubPr>
+                  <m:ctrlPr>
+                    <w:rPr>
+                      <w:rFonts w:ascii="Cambria Math" w:hAnsi="Cambria Math"/>
+                    </w:rPr>
+                  </m:ctrlPr>
+                </m:sSubPr>
                 <m:e>
                   <m:r>
                     <w:rPr>
@@ -1858,7 +2089,11 @@
               </m:r>
               <m:f>
                 <m:fPr>
-                  <m:type m:val="bar"/>
+                  <m:ctrlPr>
+                    <w:rPr>
+                      <w:rFonts w:ascii="Cambria Math" w:hAnsi="Cambria Math"/>
+                    </w:rPr>
+                  </m:ctrlPr>
                 </m:fPr>
                 <m:num>
                   <m:r>
@@ -1881,9 +2116,16 @@
                 <w:rPr>
                   <w:rFonts w:ascii="Cambria Math" w:hAnsi="Cambria Math"/>
                 </w:rPr>
-                <m:t xml:space="preserve"> </m:t>
+                <m:t> </m:t>
               </m:r>
               <m:sSub>
+                <m:sSubPr>
+                  <m:ctrlPr>
+                    <w:rPr>
+                      <w:rFonts w:ascii="Cambria Math" w:hAnsi="Cambria Math"/>
+                    </w:rPr>
+                  </m:ctrlPr>
+                </m:sSubPr>
                 <m:e>
                   <m:r>
                     <w:rPr>
@@ -1905,9 +2147,16 @@
                 <w:rPr>
                   <w:rFonts w:ascii="Cambria Math" w:hAnsi="Cambria Math"/>
                 </w:rPr>
-                <m:t xml:space="preserve"> </m:t>
+                <m:t> </m:t>
               </m:r>
               <m:sSub>
+                <m:sSubPr>
+                  <m:ctrlPr>
+                    <w:rPr>
+                      <w:rFonts w:ascii="Cambria Math" w:hAnsi="Cambria Math"/>
+                    </w:rPr>
+                  </m:ctrlPr>
+                </m:sSubPr>
                 <m:e>
                   <m:r>
                     <w:rPr>
@@ -1929,14 +2178,15 @@
                 <w:rPr>
                   <w:rFonts w:ascii="Cambria Math" w:hAnsi="Cambria Math"/>
                 </w:rPr>
-                <m:t xml:space="preserve"> </m:t>
+                <m:t> </m:t>
               </m:r>
               <m:d>
                 <m:dPr>
-                  <m:begChr m:val="("/>
-                  <m:endChr m:val=")"/>
-                  <m:sepChr m:val=""/>
-                  <m:grow/>
+                  <m:ctrlPr>
+                    <w:rPr>
+                      <w:rFonts w:ascii="Cambria Math" w:hAnsi="Cambria Math"/>
+                    </w:rPr>
+                  </m:ctrlPr>
                 </m:dPr>
                 <m:e>
                   <m:r>
@@ -1958,9 +2208,16 @@
                     <w:rPr>
                       <w:rFonts w:ascii="Cambria Math" w:hAnsi="Cambria Math"/>
                     </w:rPr>
-                    <m:t xml:space="preserve">2 </m:t>
+                    <m:t>2 </m:t>
                   </m:r>
                   <m:sSub>
+                    <m:sSubPr>
+                      <m:ctrlPr>
+                        <w:rPr>
+                          <w:rFonts w:ascii="Cambria Math" w:hAnsi="Cambria Math"/>
+                        </w:rPr>
+                      </m:ctrlPr>
+                    </m:sSubPr>
                     <m:e>
                       <m:r>
                         <w:rPr>
@@ -1984,9 +2241,16 @@
                 <w:rPr>
                   <w:rFonts w:ascii="Cambria Math" w:hAnsi="Cambria Math"/>
                 </w:rPr>
-                <m:t xml:space="preserve"> </m:t>
+                <m:t> </m:t>
               </m:r>
               <m:sSub>
+                <m:sSubPr>
+                  <m:ctrlPr>
+                    <w:rPr>
+                      <w:rFonts w:ascii="Cambria Math" w:hAnsi="Cambria Math"/>
+                    </w:rPr>
+                  </m:ctrlPr>
+                </m:sSubPr>
                 <m:e>
                   <m:r>
                     <w:rPr>
@@ -2018,7 +2282,7 @@
     </w:p>
     <w:p>
       <w:pPr>
-        <w:pStyle w:val="BodyText"/>
+        <w:pStyle w:val="Corpodetexto"/>
       </w:pPr>
       <w:r>
         <w:t>A razão entre os dois modelos, para os mesmos tempos, vale 3,6. Sempre que houver diodo de roda livre, o modelo da Eq. (6) é o correto, e o modelo da Eq. (5) fica reservado a cargas efetivamente resistivas e, mesmo aí, como limite inferior.</w:t>
@@ -2026,7 +2290,7 @@
     </w:p>
     <w:p>
       <w:pPr>
-        <w:pStyle w:val="BodyText"/>
+        <w:pStyle w:val="Corpodetexto"/>
       </w:pPr>
       <w:r>
         <w:t>Há ainda uma parcela que nenhum dos dois modelos captura. A capacitância de saída do dispositivo armazena energia enquanto ele está bloqueado, e essa energia é dissipada internamente na entrada em condução.</w:t>
@@ -2039,7 +2303,6 @@
           <w:tab w:val="center" w:pos="115pt"/>
           <w:tab w:val="end" w:pos="243pt"/>
         </w:tabs>
-        <w:spacing w:line="11pt" w:lineRule="atLeast"/>
         <w:rPr>
           <w:rFonts w:ascii="Times New Roman" w:hAnsi="Times New Roman" w:cs="Times New Roman"/>
         </w:rPr>
@@ -2048,10 +2311,18 @@
         <w:rPr>
           <w:rFonts w:ascii="Times New Roman" w:hAnsi="Times New Roman" w:cs="Times New Roman"/>
         </w:rPr>
+        <w:lastRenderedPageBreak/>
         <w:tab/>
       </w:r>
       <m:oMath>
         <m:sSub>
+          <m:sSubPr>
+            <m:ctrlPr>
+              <w:rPr>
+                <w:rFonts w:ascii="Cambria Math" w:hAnsi="Cambria Math"/>
+              </w:rPr>
+            </m:ctrlPr>
+          </m:sSubPr>
           <m:e>
             <m:r>
               <w:rPr>
@@ -2083,7 +2354,11 @@
         </m:r>
         <m:f>
           <m:fPr>
-            <m:type m:val="bar"/>
+            <m:ctrlPr>
+              <w:rPr>
+                <w:rFonts w:ascii="Cambria Math" w:hAnsi="Cambria Math"/>
+              </w:rPr>
+            </m:ctrlPr>
           </m:fPr>
           <m:num>
             <m:r>
@@ -2106,9 +2381,16 @@
           <w:rPr>
             <w:rFonts w:ascii="Cambria Math" w:hAnsi="Cambria Math"/>
           </w:rPr>
-          <m:t xml:space="preserve"> </m:t>
+          <m:t> </m:t>
         </m:r>
         <m:sSub>
+          <m:sSubPr>
+            <m:ctrlPr>
+              <w:rPr>
+                <w:rFonts w:ascii="Cambria Math" w:hAnsi="Cambria Math"/>
+              </w:rPr>
+            </m:ctrlPr>
+          </m:sSubPr>
           <m:e>
             <m:r>
               <w:rPr>
@@ -2126,10 +2408,11 @@
             </m:r>
             <m:d>
               <m:dPr>
-                <m:begChr m:val="("/>
-                <m:endChr m:val=")"/>
-                <m:sepChr m:val=""/>
-                <m:grow/>
+                <m:ctrlPr>
+                  <w:rPr>
+                    <w:rFonts w:ascii="Cambria Math" w:hAnsi="Cambria Math"/>
+                  </w:rPr>
+                </m:ctrlPr>
               </m:dPr>
               <m:e>
                 <m:r>
@@ -2146,9 +2429,16 @@
           <w:rPr>
             <w:rFonts w:ascii="Cambria Math" w:hAnsi="Cambria Math"/>
           </w:rPr>
-          <m:t xml:space="preserve"> </m:t>
+          <m:t> </m:t>
         </m:r>
         <m:sSubSup>
+          <m:sSubSupPr>
+            <m:ctrlPr>
+              <w:rPr>
+                <w:rFonts w:ascii="Cambria Math" w:hAnsi="Cambria Math"/>
+              </w:rPr>
+            </m:ctrlPr>
+          </m:sSubSupPr>
           <m:e>
             <m:r>
               <w:rPr>
@@ -2178,9 +2468,16 @@
           <w:rPr>
             <w:rFonts w:ascii="Cambria Math" w:hAnsi="Cambria Math"/>
           </w:rPr>
-          <m:t xml:space="preserve"> </m:t>
+          <m:t> </m:t>
         </m:r>
         <m:sSub>
+          <m:sSubPr>
+            <m:ctrlPr>
+              <w:rPr>
+                <w:rFonts w:ascii="Cambria Math" w:hAnsi="Cambria Math"/>
+              </w:rPr>
+            </m:ctrlPr>
+          </m:sSubPr>
           <m:e>
             <m:r>
               <w:rPr>
@@ -2209,7 +2506,7 @@
     </w:p>
     <w:p>
       <w:pPr>
-        <w:pStyle w:val="BodyText"/>
+        <w:pStyle w:val="Corpodetexto"/>
         <w:sectPr>
           <w:type w:val="continuous"/>
           <w:pgSz w:w="595.30pt" w:h="841.90pt" w:code="9"/>
@@ -2234,12 +2531,15 @@
         <w:t>oss</w:t>
       </w:r>
       <w:r>
-        <w:t xml:space="preserve"> tabelado a 25 V, que é fortemente não linear e cai por uma ordem de grandeza até 400 V. Em conversores de alta tensão, baixa corrente e frequência elevada essa parcela pode superar a de cruzamento, como a Seção X demonstra.</w:t>
-      </w:r>
-    </w:p>
-    <w:p>
-      <w:pPr>
-        <w:pStyle w:val="Heading1"/>
+        <w:t xml:space="preserve"> tabelado </w:t>
+      </w:r>
+      <w:r>
+        <w:t>a 25 V, que é fortemente não linear e cai por uma ordem de grandeza até 400 V. Em conversores de alta tensão, baixa corrente e frequência elevada essa parcela pode superar a de cruzamento, como a Seção X demonstra.</w:t>
+      </w:r>
+    </w:p>
+    <w:p>
+      <w:pPr>
+        <w:pStyle w:val="Ttulo1"/>
       </w:pPr>
       <w:r>
         <w:t>Diodo de Potência</w:t>
@@ -2247,7 +2547,7 @@
     </w:p>
     <w:p>
       <w:pPr>
-        <w:pStyle w:val="Heading2"/>
+        <w:pStyle w:val="Ttulo2"/>
       </w:pPr>
       <w:r>
         <w:t>Características e princípio de polarização</w:t>
@@ -2256,17 +2556,17 @@
     <w:p>
       <w:pPr>
         <w:keepNext/>
-        <w:spacing w:before="6pt" w:after="0pt"/>
+        <w:spacing w:before="6pt"/>
       </w:pPr>
       <w:r>
         <w:rPr>
           <w:noProof/>
         </w:rPr>
         <w:drawing>
-          <wp:inline distT="0" distB="0" distL="0" distR="0">
-            <wp:extent cx="6350000" cy="2312620"/>
+          <wp:inline distT="0" distB="0" distL="0" distR="0" wp14:anchorId="59C892C1" wp14:editId="7EB2E348">
+            <wp:extent cx="6350000" cy="2355417"/>
             <wp:effectExtent l="0" t="0" r="0" b="0"/>
-            <wp:docPr id="115" name="fig01-diodo-caracteristica.png" descr="Diodo de potência. (a) Característica real com as três regiões de operação. (b) Modelo linear por partes, do qual se extraem a tensão de limiar e a resistência dinâmica."/>
+            <wp:docPr id="1424305505" name="fig01-diodo-caracteristica.png" descr="Diodo de potência. (a) Característica real com as três regiões de operação. (b) Modelo linear por partes, do qual se extraem a tensão de limiar e a resistência dinâmica."/>
             <wp:cNvGraphicFramePr>
               <a:graphicFrameLocks xmlns:a="http://purl.oclc.org/ooxml/drawingml/main" noChangeAspect="1"/>
             </wp:cNvGraphicFramePr>
@@ -2278,7 +2578,7 @@
                     <pic:cNvPicPr/>
                   </pic:nvPicPr>
                   <pic:blipFill>
-                    <a:blip r:embed="rIdImg2"/>
+                    <a:blip r:embed="rId10"/>
                     <a:stretch>
                       <a:fillRect/>
                     </a:stretch>
@@ -2286,7 +2586,7 @@
                   <pic:spPr>
                     <a:xfrm>
                       <a:off x="0" y="0"/>
-                      <a:ext cx="6350000" cy="2312620"/>
+                      <a:ext cx="6350000" cy="2355417"/>
                     </a:xfrm>
                     <a:prstGeom prst="rect">
                       <a:avLst/>
@@ -2316,15 +2616,18 @@
     </w:p>
     <w:p>
       <w:pPr>
-        <w:pStyle w:val="BodyText"/>
-      </w:pPr>
-      <w:r>
-        <w:t>O diodo é o único dispositivo do trabalho cujo estado não é comandado. Quem decide se ele conduz ou bloqueia é o circuito externo, e por isso ele é o ponto de partida natural, já que as expressões dos demais dispositivos são variações do que se estabelece aqui. A curva característica da Fig. 2(a) apresenta três regiões. Na polarização direta, com tensão acima de aproximadamente 0,7 V, a corrente flui do anodo para o catodo limitada apenas pelo circuito externo. Na polarização reversa circula somente a corrente de fuga, da ordem de microampères, idealmente tomada como nula. A região de ruptura é destrutiva para um diodo retificador, e apenas o diodo Zener é projetado para operar nela.</w:t>
-      </w:r>
-    </w:p>
-    <w:p>
-      <w:pPr>
-        <w:pStyle w:val="BodyText"/>
+        <w:pStyle w:val="Corpodetexto"/>
+      </w:pPr>
+      <w:r>
+        <w:t>O diodo é o único dispositivo do trabalho cujo estado não é comandado. Quem decide se ele conduz ou bloqueia é o circuito externo, e por isso ele é o ponto de partida natural, já que as expressões dos demais dispositivos são variações do que se estabelece aqui. A curva característica da Fig. 2(a) apresenta três regiões. Na polarização direta, com tensão acima de aproximadamente 0,7 V, a corrente flui do anodo para o catodo limitada apenas pelo circuito externo. Na polarização reversa circula somente a corre</w:t>
+      </w:r>
+      <w:r>
+        <w:t>nte de fuga, da ordem de microampères, idealmente tomada como nula. A região de ruptura é destrutiva para um diodo retificador, e apenas o diodo Zener é projetado para operar nela.</w:t>
+      </w:r>
+    </w:p>
+    <w:p>
+      <w:pPr>
+        <w:pStyle w:val="Corpodetexto"/>
       </w:pPr>
       <w:r>
         <w:t xml:space="preserve">A grandeza que separa as famílias de diodos de potência não é a corrente nem a tensão, mas o tempo de recuperação reversa, porque é ele que fixa a frequência máxima de operação. Tanto o livro-texto [3] quanto o material da disciplina [1] adotam a mesma classificação, que vai do retificador padrão, com </w:t>
@@ -2362,7 +2665,7 @@
     </w:p>
     <w:p>
       <w:pPr>
-        <w:pStyle w:val="Heading2"/>
+        <w:pStyle w:val="Ttulo2"/>
       </w:pPr>
       <w:r>
         <w:t>Perda de condução</w:t>
@@ -2370,7 +2673,7 @@
     </w:p>
     <w:p>
       <w:pPr>
-        <w:pStyle w:val="BodyText"/>
+        <w:pStyle w:val="Corpodetexto"/>
       </w:pPr>
       <w:r>
         <w:t>Aplicando a Eq. (4) ao diodo, com os parâmetros tomados na temperatura de junção quente,</w:t>
@@ -2383,7 +2686,6 @@
           <w:tab w:val="center" w:pos="115pt"/>
           <w:tab w:val="end" w:pos="243pt"/>
         </w:tabs>
-        <w:spacing w:line="11pt" w:lineRule="atLeast"/>
         <w:rPr>
           <w:rFonts w:ascii="Times New Roman" w:hAnsi="Times New Roman" w:cs="Times New Roman"/>
         </w:rPr>
@@ -2396,6 +2698,13 @@
       </w:r>
       <m:oMath>
         <m:sSub>
+          <m:sSubPr>
+            <m:ctrlPr>
+              <w:rPr>
+                <w:rFonts w:ascii="Cambria Math" w:hAnsi="Cambria Math"/>
+              </w:rPr>
+            </m:ctrlPr>
+          </m:sSubPr>
           <m:e>
             <m:r>
               <w:rPr>
@@ -2423,6 +2732,13 @@
           <m:t>=</m:t>
         </m:r>
         <m:sSub>
+          <m:sSubPr>
+            <m:ctrlPr>
+              <w:rPr>
+                <w:rFonts w:ascii="Cambria Math" w:hAnsi="Cambria Math"/>
+              </w:rPr>
+            </m:ctrlPr>
+          </m:sSubPr>
           <m:e>
             <m:r>
               <w:rPr>
@@ -2439,16 +2755,7 @@
               <w:rPr>
                 <w:rFonts w:ascii="Cambria Math" w:hAnsi="Cambria Math"/>
               </w:rPr>
-              <m:t>T</m:t>
-            </m:r>
-            <m:r>
-              <m:rPr>
-                <m:sty m:val="p"/>
-              </m:rPr>
-              <w:rPr>
-                <w:rFonts w:ascii="Cambria Math" w:hAnsi="Cambria Math"/>
-              </w:rPr>
-              <m:t>O</m:t>
+              <m:t>TO</m:t>
             </m:r>
           </m:sub>
         </m:sSub>
@@ -2456,9 +2763,16 @@
           <w:rPr>
             <w:rFonts w:ascii="Cambria Math" w:hAnsi="Cambria Math"/>
           </w:rPr>
-          <m:t xml:space="preserve"> </m:t>
+          <m:t> </m:t>
         </m:r>
         <m:sSub>
+          <m:sSubPr>
+            <m:ctrlPr>
+              <w:rPr>
+                <w:rFonts w:ascii="Cambria Math" w:hAnsi="Cambria Math"/>
+              </w:rPr>
+            </m:ctrlPr>
+          </m:sSubPr>
           <m:e>
             <m:r>
               <w:rPr>
@@ -2476,10 +2790,11 @@
             </m:r>
             <m:d>
               <m:dPr>
-                <m:begChr m:val="("/>
-                <m:endChr m:val=")"/>
-                <m:sepChr m:val=""/>
-                <m:grow/>
+                <m:ctrlPr>
+                  <w:rPr>
+                    <w:rFonts w:ascii="Cambria Math" w:hAnsi="Cambria Math"/>
+                  </w:rPr>
+                </m:ctrlPr>
               </m:dPr>
               <m:e>
                 <m:r>
@@ -2502,6 +2817,13 @@
           <m:t>+</m:t>
         </m:r>
         <m:sSub>
+          <m:sSubPr>
+            <m:ctrlPr>
+              <w:rPr>
+                <w:rFonts w:ascii="Cambria Math" w:hAnsi="Cambria Math"/>
+              </w:rPr>
+            </m:ctrlPr>
+          </m:sSubPr>
           <m:e>
             <m:r>
               <w:rPr>
@@ -2523,9 +2845,16 @@
           <w:rPr>
             <w:rFonts w:ascii="Cambria Math" w:hAnsi="Cambria Math"/>
           </w:rPr>
-          <m:t xml:space="preserve"> </m:t>
+          <m:t> </m:t>
         </m:r>
         <m:sSubSup>
+          <m:sSubSupPr>
+            <m:ctrlPr>
+              <w:rPr>
+                <w:rFonts w:ascii="Cambria Math" w:hAnsi="Cambria Math"/>
+              </w:rPr>
+            </m:ctrlPr>
+          </m:sSubSupPr>
           <m:e>
             <m:r>
               <w:rPr>
@@ -2543,10 +2872,11 @@
             </m:r>
             <m:d>
               <m:dPr>
-                <m:begChr m:val="("/>
-                <m:endChr m:val=")"/>
-                <m:sepChr m:val=""/>
-                <m:grow/>
+                <m:ctrlPr>
+                  <w:rPr>
+                    <w:rFonts w:ascii="Cambria Math" w:hAnsi="Cambria Math"/>
+                  </w:rPr>
+                </m:ctrlPr>
               </m:dPr>
               <m:e>
                 <m:r>
@@ -2578,15 +2908,18 @@
     </w:p>
     <w:p>
       <w:pPr>
-        <w:pStyle w:val="BodyText"/>
-      </w:pPr>
-      <w:r>
-        <w:t>A extração dos dois parâmetros admite três situações. Na mais conveniente, o fabricante os fornece diretamente, prática comum nos módulos Semikron [11] e nos diodos de recuperação rápida da IXYS [12], que os tabelam já na temperatura de operação. Na situação intermediária, ajusta-se uma reta por dois pontos da curva característica, cercando a corrente eficaz de operação e não a corrente nominal do dispositivo. Na situação mais pobre, dispõe-se apenas de um valor máximo de queda direta, e resta o modelo de fonte de tensão pura, que subestima a perda por ignorar a parcela resistiva.</w:t>
-      </w:r>
-    </w:p>
-    <w:p>
-      <w:pPr>
-        <w:pStyle w:val="BodyText"/>
+        <w:pStyle w:val="Corpodetexto"/>
+      </w:pPr>
+      <w:r>
+        <w:t xml:space="preserve">A extração dos dois parâmetros admite três situações. Na mais conveniente, o fabricante os fornece diretamente, prática comum nos módulos Semikron [11] e nos diodos de recuperação rápida da IXYS [12], que os tabelam já na temperatura de operação. Na situação intermediária, ajusta-se uma reta por dois pontos da curva característica, cercando a corrente eficaz de operação e não a corrente nominal do </w:t>
+      </w:r>
+      <w:r>
+        <w:t>dispositivo. Na situação mais pobre, dispõe-se apenas de um valor máximo de queda direta, e resta o modelo de fonte de tensão pura, que subestima a perda por ignorar a parcela resistiva.</w:t>
+      </w:r>
+    </w:p>
+    <w:p>
+      <w:pPr>
+        <w:pStyle w:val="Corpodetexto"/>
       </w:pPr>
       <w:r>
         <w:t xml:space="preserve">Vale registrar o comportamento térmico. A queda direta do diodo diminui com a temperatura, porque o coeficiente negativo de </w:t>
@@ -2624,7 +2957,7 @@
     </w:p>
     <w:p>
       <w:pPr>
-        <w:pStyle w:val="Heading2"/>
+        <w:pStyle w:val="Ttulo2"/>
       </w:pPr>
       <w:r>
         <w:t>Perda de comutação</w:t>
@@ -2633,17 +2966,17 @@
     <w:p>
       <w:pPr>
         <w:keepNext/>
-        <w:spacing w:before="6pt" w:after="0pt"/>
+        <w:spacing w:before="6pt"/>
       </w:pPr>
       <w:r>
         <w:rPr>
           <w:noProof/>
         </w:rPr>
         <w:drawing>
-          <wp:inline distT="0" distB="0" distL="0" distR="0">
-            <wp:extent cx="3009900" cy="2131363"/>
+          <wp:inline distT="0" distB="0" distL="0" distR="0" wp14:anchorId="2FC633F3" wp14:editId="61C3AF3E">
+            <wp:extent cx="3009900" cy="2128763"/>
             <wp:effectExtent l="0" t="0" r="0" b="0"/>
-            <wp:docPr id="115" name="fig02-recuperacao-reversa.png" descr="Formas de onda de corrente e de tensão no bloqueio do diodo. A área hachurada é a carga de recuperação reversa, removida com a tensão reversa já aplicada."/>
+            <wp:docPr id="1970675605" name="fig02-recuperacao-reversa.png" descr="Formas de onda de corrente e de tensão no bloqueio do diodo. A área hachurada é a carga de recuperação reversa, removida com a tensão reversa já aplicada."/>
             <wp:cNvGraphicFramePr>
               <a:graphicFrameLocks xmlns:a="http://purl.oclc.org/ooxml/drawingml/main" noChangeAspect="1"/>
             </wp:cNvGraphicFramePr>
@@ -2655,7 +2988,7 @@
                     <pic:cNvPicPr/>
                   </pic:nvPicPr>
                   <pic:blipFill>
-                    <a:blip r:embed="rIdImg3"/>
+                    <a:blip r:embed="rId11"/>
                     <a:stretch>
                       <a:fillRect/>
                     </a:stretch>
@@ -2663,7 +2996,7 @@
                   <pic:spPr>
                     <a:xfrm>
                       <a:off x="0" y="0"/>
-                      <a:ext cx="3009900" cy="2131363"/>
+                      <a:ext cx="3009900" cy="2128763"/>
                     </a:xfrm>
                     <a:prstGeom prst="rect">
                       <a:avLst/>
@@ -2686,7 +3019,7 @@
     </w:p>
     <w:p>
       <w:pPr>
-        <w:pStyle w:val="BodyText"/>
+        <w:pStyle w:val="Corpodetexto"/>
       </w:pPr>
       <w:r>
         <w:t>Para passar do bloqueio à condução, o diodo precisa adquirir carga na região de difusão, processo bem mais rápido que a remoção de carga do processo inverso. Tanto o livro quanto o material da disciplina são categóricos ao adotar perda desprezível na entrada em condução.</w:t>
@@ -2694,10 +3027,14 @@
     </w:p>
     <w:p>
       <w:pPr>
-        <w:pStyle w:val="BodyText"/>
-      </w:pPr>
-      <w:r>
-        <w:t>O bloqueio é outra história. Um diodo em condução tem carga armazenada na região de difusão, e essa carga precisa ser removida antes que a junção possa sustentar tensão reversa. Enquanto houver excesso de portadores, a junção permanece diretamente polarizada e a tensão sobre o diodo praticamente não muda. A Fig. 3 mostra a sequência. Entre t₁ e t₂ a corrente reversa cresce até o pico, instante em que a carga excedente acabou e a junção começa a bloquear; entre t₂ e t₃ a corrente reversa decai a zero enquanto a tensão sobe rapidamente. É nesse último intervalo, com corrente e tensão reversas simultaneamente elevadas, que a energia é dissipada. Partindo das Eqs. (1.10) a (1.12) de [3],</w:t>
+        <w:pStyle w:val="Corpodetexto"/>
+      </w:pPr>
+      <w:r>
+        <w:lastRenderedPageBreak/>
+        <w:t>O bloqueio é outra história. Um diodo em condução tem carga armazenada na região de difusão, e essa carga precisa ser removida antes que a junção possa sustentar tensão reversa. Enquanto houver excesso de portadores, a junção permanece diretamente polarizada e a tensão sobre o diodo praticamente não muda. A Fig. 3 mostra a sequência. Entre t₁ e t₂ a corrente reversa cresce até o pico, instante em que a carga excedente acabou e a junção começa a bloquear; entre t₂ e t₃ a corrente reversa decai a zero enquant</w:t>
+      </w:r>
+      <w:r>
+        <w:t>o a tensão sobe rapidamente. É nesse último intervalo, com corrente e tensão reversas simultaneamente elevadas, que a energia é dissipada. Partindo das Eqs. (1.10) a (1.12) de [3],</w:t>
       </w:r>
     </w:p>
     <w:p>
@@ -2707,7 +3044,6 @@
           <w:tab w:val="center" w:pos="115pt"/>
           <w:tab w:val="end" w:pos="243pt"/>
         </w:tabs>
-        <w:spacing w:line="11pt" w:lineRule="atLeast"/>
         <w:rPr>
           <w:rFonts w:ascii="Times New Roman" w:hAnsi="Times New Roman" w:cs="Times New Roman"/>
         </w:rPr>
@@ -2720,6 +3056,13 @@
       </w:r>
       <m:oMath>
         <m:sSub>
+          <m:sSubPr>
+            <m:ctrlPr>
+              <w:rPr>
+                <w:rFonts w:ascii="Cambria Math" w:hAnsi="Cambria Math"/>
+              </w:rPr>
+            </m:ctrlPr>
+          </m:sSubPr>
           <m:e>
             <m:r>
               <w:rPr>
@@ -2751,7 +3094,11 @@
         </m:r>
         <m:f>
           <m:fPr>
-            <m:type m:val="bar"/>
+            <m:ctrlPr>
+              <w:rPr>
+                <w:rFonts w:ascii="Cambria Math" w:hAnsi="Cambria Math"/>
+              </w:rPr>
+            </m:ctrlPr>
           </m:fPr>
           <m:num>
             <m:r>
@@ -2774,9 +3121,16 @@
           <w:rPr>
             <w:rFonts w:ascii="Cambria Math" w:hAnsi="Cambria Math"/>
           </w:rPr>
-          <m:t xml:space="preserve"> </m:t>
+          <m:t> </m:t>
         </m:r>
         <m:sSub>
+          <m:sSubPr>
+            <m:ctrlPr>
+              <w:rPr>
+                <w:rFonts w:ascii="Cambria Math" w:hAnsi="Cambria Math"/>
+              </w:rPr>
+            </m:ctrlPr>
+          </m:sSubPr>
           <m:e>
             <m:r>
               <w:rPr>
@@ -2798,9 +3152,16 @@
           <w:rPr>
             <w:rFonts w:ascii="Cambria Math" w:hAnsi="Cambria Math"/>
           </w:rPr>
-          <m:t xml:space="preserve"> </m:t>
+          <m:t> </m:t>
         </m:r>
         <m:sSub>
+          <m:sSubPr>
+            <m:ctrlPr>
+              <w:rPr>
+                <w:rFonts w:ascii="Cambria Math" w:hAnsi="Cambria Math"/>
+              </w:rPr>
+            </m:ctrlPr>
+          </m:sSubPr>
           <m:e>
             <m:r>
               <w:rPr>
@@ -2822,9 +3183,16 @@
           <w:rPr>
             <w:rFonts w:ascii="Cambria Math" w:hAnsi="Cambria Math"/>
           </w:rPr>
-          <m:t xml:space="preserve"> </m:t>
+          <m:t> </m:t>
         </m:r>
         <m:sSub>
+          <m:sSubPr>
+            <m:ctrlPr>
+              <w:rPr>
+                <w:rFonts w:ascii="Cambria Math" w:hAnsi="Cambria Math"/>
+              </w:rPr>
+            </m:ctrlPr>
+          </m:sSubPr>
           <m:e>
             <m:r>
               <w:rPr>
@@ -2853,7 +3221,11 @@
         </m:r>
         <m:f>
           <m:fPr>
-            <m:type m:val="bar"/>
+            <m:ctrlPr>
+              <w:rPr>
+                <w:rFonts w:ascii="Cambria Math" w:hAnsi="Cambria Math"/>
+              </w:rPr>
+            </m:ctrlPr>
           </m:fPr>
           <m:num>
             <m:r>
@@ -2876,9 +3248,16 @@
           <w:rPr>
             <w:rFonts w:ascii="Cambria Math" w:hAnsi="Cambria Math"/>
           </w:rPr>
-          <m:t xml:space="preserve"> </m:t>
+          <m:t> </m:t>
         </m:r>
         <m:sSub>
+          <m:sSubPr>
+            <m:ctrlPr>
+              <w:rPr>
+                <w:rFonts w:ascii="Cambria Math" w:hAnsi="Cambria Math"/>
+              </w:rPr>
+            </m:ctrlPr>
+          </m:sSubPr>
           <m:e>
             <m:r>
               <w:rPr>
@@ -2900,9 +3279,16 @@
           <w:rPr>
             <w:rFonts w:ascii="Cambria Math" w:hAnsi="Cambria Math"/>
           </w:rPr>
-          <m:t xml:space="preserve"> </m:t>
+          <m:t> </m:t>
         </m:r>
         <m:sSub>
+          <m:sSubPr>
+            <m:ctrlPr>
+              <w:rPr>
+                <w:rFonts w:ascii="Cambria Math" w:hAnsi="Cambria Math"/>
+              </w:rPr>
+            </m:ctrlPr>
+          </m:sSubPr>
           <m:e>
             <m:r>
               <w:rPr>
@@ -2924,9 +3310,16 @@
           <w:rPr>
             <w:rFonts w:ascii="Cambria Math" w:hAnsi="Cambria Math"/>
           </w:rPr>
-          <m:t xml:space="preserve"> </m:t>
+          <m:t> </m:t>
         </m:r>
         <m:sSub>
+          <m:sSubPr>
+            <m:ctrlPr>
+              <w:rPr>
+                <w:rFonts w:ascii="Cambria Math" w:hAnsi="Cambria Math"/>
+              </w:rPr>
+            </m:ctrlPr>
+          </m:sSubPr>
           <m:e>
             <m:r>
               <w:rPr>
@@ -2948,9 +3341,16 @@
           <w:rPr>
             <w:rFonts w:ascii="Cambria Math" w:hAnsi="Cambria Math"/>
           </w:rPr>
-          <m:t xml:space="preserve"> </m:t>
+          <m:t> </m:t>
         </m:r>
         <m:sSub>
+          <m:sSubPr>
+            <m:ctrlPr>
+              <w:rPr>
+                <w:rFonts w:ascii="Cambria Math" w:hAnsi="Cambria Math"/>
+              </w:rPr>
+            </m:ctrlPr>
+          </m:sSubPr>
           <m:e>
             <m:r>
               <w:rPr>
@@ -2979,7 +3379,7 @@
     </w:p>
     <w:p>
       <w:pPr>
-        <w:pStyle w:val="BodyText"/>
+        <w:pStyle w:val="Corpodetexto"/>
       </w:pPr>
       <w:r>
         <w:t xml:space="preserve">O material da disciplina apresenta a forma </w:t>
@@ -3032,7 +3432,7 @@
     </w:p>
     <w:p>
       <w:pPr>
-        <w:pStyle w:val="BodyText"/>
+        <w:pStyle w:val="Corpodetexto"/>
       </w:pPr>
       <w:r>
         <w:t xml:space="preserve">A carga de recuperação não é uma constante do dispositivo. Ela cresce fortemente com a temperatura de junção, com a taxa de decrescimento da corrente imposta pelo circuito e com a corrente direta prévia. Por isso as folhas de dados especificam </w:t>
@@ -3065,12 +3465,15 @@
         <w:t>rr</w:t>
       </w:r>
       <w:r>
-        <w:t xml:space="preserve"> sob condições declaradas, e usar o valor de 25 °C em um projeto que opera a 100 °C subestima a perda por um fator próximo de cinco.</w:t>
-      </w:r>
-    </w:p>
-    <w:p>
-      <w:pPr>
-        <w:pStyle w:val="Heading2"/>
+        <w:t xml:space="preserve"> sob condições declaradas, e usar o </w:t>
+      </w:r>
+      <w:r>
+        <w:t>valor de 25 °C em um projeto que opera a 100 °C subestima a perda por um fator próximo de cinco.</w:t>
+      </w:r>
+    </w:p>
+    <w:p>
+      <w:pPr>
+        <w:pStyle w:val="Ttulo2"/>
       </w:pPr>
       <w:r>
         <w:t>Resultados numéricos</w:t>
@@ -3078,7 +3481,7 @@
     </w:p>
     <w:p>
       <w:pPr>
-        <w:pStyle w:val="BodyText"/>
+        <w:pStyle w:val="Corpodetexto"/>
       </w:pPr>
       <w:r>
         <w:t xml:space="preserve">O primeiro exemplo trata de uma ponte monofásica de 60 Hz alimentando carga fortemente indutiva que drena 30 A contínuos, com módulos Semikron SKKD 46/16. Cada diodo conduz 180° por período, de modo que a corrente média vale 15,00 A e a eficaz 21,213 A. Com </w:t>
@@ -3116,7 +3519,7 @@
     </w:p>
     <w:p>
       <w:pPr>
-        <w:pStyle w:val="BodyText"/>
+        <w:pStyle w:val="Corpodetexto"/>
         <w:sectPr>
           <w:type w:val="continuous"/>
           <w:pgSz w:w="595.30pt" w:h="841.90pt" w:code="9"/>
@@ -3156,12 +3559,15 @@
         <w:t>F</w:t>
       </w:r>
       <w:r>
-        <w:t xml:space="preserve"> igual a 7,9 mΩ, a perda de condução vale 2,849 W. A perda de bloqueio, calculada pela Eq. (9) com a carga estimada pela aproximação triangular, vale 1,58 W a 25 °C e alcança 7,50 W no pior caso de catálogo a 100 °C. A comutação passa de 36 % para 73 % da perda total apenas pela mudança de temperatura, o que faz da recuperação reversa o parâmetro mais incerto de todo o cálculo. Acima de 20 kHz o diodo de silício deixa de ser limitado pela sua queda direta e passa a ser limitado pela sua recuperação reversa, constatação que justifica economicamente o diodo Schottky de carbeto de silício.</w:t>
-      </w:r>
-    </w:p>
-    <w:p>
-      <w:pPr>
-        <w:pStyle w:val="Heading1"/>
+        <w:t xml:space="preserve"> igual a 7,9 mΩ, a perda de condução vale 2,849 W. A perda de bloqueio, calculada pela Eq. (9) com a carga estimada pela aproximação triangular, vale 1,58 W a 25 °C e alcança 7,50 W no pior caso de catálogo a 100 °C. A comutação passa de 36 % para 73 % da perda total apenas pela mudança de temperatura, o que faz da recuperação reversa o parâmetro mais incerto de todo o cálculo. Acima de 20 kHz o diodo de silício deixa de ser limitado pela sua queda direta e passa a ser limitado pela s</w:t>
+      </w:r>
+      <w:r>
+        <w:t>ua recuperação reversa, constatação que justifica economicamente o diodo Schottky de carbeto de silício.</w:t>
+      </w:r>
+    </w:p>
+    <w:p>
+      <w:pPr>
+        <w:pStyle w:val="Ttulo1"/>
       </w:pPr>
       <w:r>
         <w:t>Tiristor e TRIAC de Potência</w:t>
@@ -3169,7 +3575,7 @@
     </w:p>
     <w:p>
       <w:pPr>
-        <w:pStyle w:val="Heading2"/>
+        <w:pStyle w:val="Ttulo2"/>
       </w:pPr>
       <w:r>
         <w:t>Características e princípio de polarização</w:t>
@@ -3178,17 +3584,17 @@
     <w:p>
       <w:pPr>
         <w:keepNext/>
-        <w:spacing w:before="6pt" w:after="0pt"/>
+        <w:spacing w:before="6pt"/>
       </w:pPr>
       <w:r>
         <w:rPr>
           <w:noProof/>
         </w:rPr>
         <w:drawing>
-          <wp:inline distT="0" distB="0" distL="0" distR="0">
-            <wp:extent cx="6350000" cy="2247360"/>
+          <wp:inline distT="0" distB="0" distL="0" distR="0" wp14:anchorId="2B26BFAE" wp14:editId="08944E1B">
+            <wp:extent cx="6350000" cy="2244519"/>
             <wp:effectExtent l="0" t="0" r="0" b="0"/>
-            <wp:docPr id="115" name="fig04-scr-caracteristica.png" descr="Tiristor. (a) Característica com a corrente de porta como parâmetro, mostrando a redução da tensão de disparo. (b) Modelo de dois transistores acoplados, que explica o travamento."/>
+            <wp:docPr id="88083245" name="fig04-scr-caracteristica.png" descr="Tiristor. (a) Característica com a corrente de porta como parâmetro, mostrando a redução da tensão de disparo. (b) Modelo de dois transistores acoplados, que explica o travamento."/>
             <wp:cNvGraphicFramePr>
               <a:graphicFrameLocks xmlns:a="http://purl.oclc.org/ooxml/drawingml/main" noChangeAspect="1"/>
             </wp:cNvGraphicFramePr>
@@ -3200,7 +3606,7 @@
                     <pic:cNvPicPr/>
                   </pic:nvPicPr>
                   <pic:blipFill>
-                    <a:blip r:embed="rIdImg4"/>
+                    <a:blip r:embed="rId12"/>
                     <a:stretch>
                       <a:fillRect/>
                     </a:stretch>
@@ -3208,7 +3614,7 @@
                   <pic:spPr>
                     <a:xfrm>
                       <a:off x="0" y="0"/>
-                      <a:ext cx="6350000" cy="2247360"/>
+                      <a:ext cx="6350000" cy="2244519"/>
                     </a:xfrm>
                     <a:prstGeom prst="rect">
                       <a:avLst/>
@@ -3238,7 +3644,7 @@
     </w:p>
     <w:p>
       <w:pPr>
-        <w:pStyle w:val="BodyText"/>
+        <w:pStyle w:val="Corpodetexto"/>
       </w:pPr>
       <w:r>
         <w:t>O tiristor introduz uma categoria que não existia no diodo, a do dispositivo semicontrolado. É possível decidir quando ele entra em condução, mas não quando ele sai, porque o bloqueio depende do circuito. Com o anodo positivo e a porta aberta, as junções J₁ e J₃ ficam diretamente polarizadas e J₂ reversamente, de modo que o dispositivo sustenta tensão direta. Essa é a propriedade que define a família tiristor, pois nenhum outro dispositivo de potência bloqueia tensão direta com polarização direta aplicada.</w:t>
@@ -3246,23 +3652,33 @@
     </w:p>
     <w:p>
       <w:pPr>
-        <w:pStyle w:val="BodyText"/>
-      </w:pPr>
-      <w:r>
-        <w:t>O comportamento é explicado pelo modelo de dois transistores acoplados da Fig. 4(b). Um pulso positivo de corrente na porta torna-se corrente de base do NPN, cujo coletor fornece corrente de base ao PNP, cujo coletor realimenta a base do NPN. A realimentação positiva sustenta a condução mesmo depois que o sinal de porta é retirado. Daí decorrem as três consequências que governam o projeto: a porta perde o controle após o disparo e o único modo de bloquear é levar a corrente de anodo abaixo da corrente de manutenção; o pulso de porta pode ser curto desde que a corrente de anodo ultrapasse a corrente de travamento antes de o pulso terminar; e o disparo é sempre por corrente, nunca por tensão [1].</w:t>
-      </w:r>
-    </w:p>
-    <w:p>
-      <w:pPr>
-        <w:pStyle w:val="BodyText"/>
-      </w:pPr>
-      <w:r>
-        <w:t>O TRIAC é bidirecional em corrente e em tensão, funcionalmente equivalente a dois tiristores em antiparalelo com porta comum. Necessita de disparo a cada semiciclo e bloqueia naturalmente na passagem por zero da corrente. Os dois métodos de acionamento têm consequências opostas sobre a qualidade de energia. O controle de fase permite variação contínua da potência ao custo de elevado conteúdo harmônico na corrente de entrada, ao passo que a comutação no cruzamento por zero reduz drasticamente a injeção de harmônicas mas oferece controle discreto.</w:t>
-      </w:r>
-    </w:p>
-    <w:p>
-      <w:pPr>
-        <w:pStyle w:val="BodyText"/>
+        <w:pStyle w:val="Corpodetexto"/>
+      </w:pPr>
+      <w:r>
+        <w:t xml:space="preserve">O comportamento é explicado pelo modelo de dois transistores acoplados da Fig. 4(b). Um pulso positivo de corrente na porta torna-se corrente de base do NPN, cujo </w:t>
+      </w:r>
+      <w:r>
+        <w:t>coletor fornece corrente de base ao PNP, cujo coletor realimenta a base do NPN. A realimentação positiva sustenta a condução mesmo depois que o sinal de porta é retirado. Daí decorrem as três consequências que governam o projeto: a porta perde o controle após o disparo e o único modo de bloquear é levar a corrente de anodo abaixo da corrente de manutenção; o pulso de porta pode ser curto desde que a corrente de anodo ultrapasse a corrente de travamento antes de o pulso terminar; e o disparo é sempre por cor</w:t>
+      </w:r>
+      <w:r>
+        <w:t>rente, nunca por tensão [1].</w:t>
+      </w:r>
+    </w:p>
+    <w:p>
+      <w:pPr>
+        <w:pStyle w:val="Corpodetexto"/>
+      </w:pPr>
+      <w:r>
+        <w:t xml:space="preserve">O TRIAC é bidirecional em corrente e em tensão, funcionalmente equivalente a dois tiristores em antiparalelo </w:t>
+      </w:r>
+      <w:r>
+        <w:lastRenderedPageBreak/>
+        <w:t>com porta comum. Necessita de disparo a cada semiciclo e bloqueia naturalmente na passagem por zero da corrente. Os dois métodos de acionamento têm consequências opostas sobre a qualidade de energia. O controle de fase permite variação contínua da potência ao custo de elevado conteúdo harmônico na corrente de entrada, ao passo que a comutação no cruzamento por zero reduz drasticamente a injeção de harmônicas mas oferece controle discreto.</w:t>
+      </w:r>
+    </w:p>
+    <w:p>
+      <w:pPr>
+        <w:pStyle w:val="Corpodetexto"/>
       </w:pPr>
       <w:r>
         <w:t>A classificação desses dispositivos como de baixa frequência é quantitativa e está no tempo de recuperação comutada, o intervalo de que o dispositivo precisa para recuperar a capacidade de bloqueio direto. Em 60 Hz o semiperíodo é de 8,33 ms e um tempo de 50 µs consome 0,6 % dele, o que é irrelevante. A 1 kHz o semiperíodo cai para 500 µs e o mesmo tempo já consome 10 %. Acima disso o dispositivo não recupera a tempo, e uma tensão direta reaplicada com dv/dt elevado o redispara.</w:t>
@@ -3270,7 +3686,7 @@
     </w:p>
     <w:p>
       <w:pPr>
-        <w:pStyle w:val="Heading2"/>
+        <w:pStyle w:val="Ttulo2"/>
       </w:pPr>
       <w:r>
         <w:t>Perdas e resultados numéricos</w:t>
@@ -3278,10 +3694,13 @@
     </w:p>
     <w:p>
       <w:pPr>
-        <w:pStyle w:val="BodyText"/>
-      </w:pPr>
-      <w:r>
-        <w:t>Em condução o tiristor comporta-se como um diodo, e o livro-texto é explícito ao afirmar que a potência dissipada é calculada da mesma forma, acrescentando apenas a perda de porta [3]. Vale portanto a Eq. (4), com a ressalva de que no TRIAC o valor médio deve ser entendido como média do módulo da corrente, já que a queda de limiar se opõe à circulação nos dois sentidos. Essa sutileza passa despercebida com frequência, porque o valor médio da corrente de um TRIAC em controle de fase simétrico é rigorosamente zero.</w:t>
+        <w:pStyle w:val="Corpodetexto"/>
+      </w:pPr>
+      <w:r>
+        <w:t>Em condução o tiristor comporta-se como um diodo, e o livro-texto é explícito ao afirmar que a potência dissipada é calculada da mesma forma, acrescentando apenas a perda de porta [3]. Vale portanto a Eq. (4), com a ressalva de que no TRIAC o valor médio deve ser entendido como média do módulo da corrente, já que a queda de limiar se opõe à circulação nos dois sentidos. Essa sutileza passa despercebida com frequência, porque o valor médio da corrente de um TRIAC em controle de fase simétrico é rigorosamente</w:t>
+      </w:r>
+      <w:r>
+        <w:t xml:space="preserve"> zero.</w:t>
       </w:r>
     </w:p>
     <w:p>
@@ -3291,7 +3710,6 @@
           <w:tab w:val="center" w:pos="115pt"/>
           <w:tab w:val="end" w:pos="243pt"/>
         </w:tabs>
-        <w:spacing w:line="11pt" w:lineRule="atLeast"/>
         <w:rPr>
           <w:rFonts w:ascii="Times New Roman" w:hAnsi="Times New Roman" w:cs="Times New Roman"/>
         </w:rPr>
@@ -3304,6 +3722,13 @@
       </w:r>
       <m:oMath>
         <m:sSub>
+          <m:sSubPr>
+            <m:ctrlPr>
+              <w:rPr>
+                <w:rFonts w:ascii="Cambria Math" w:hAnsi="Cambria Math"/>
+              </w:rPr>
+            </m:ctrlPr>
+          </m:sSubPr>
           <m:e>
             <m:r>
               <w:rPr>
@@ -3331,6 +3756,13 @@
           <m:t>=</m:t>
         </m:r>
         <m:sSub>
+          <m:sSubPr>
+            <m:ctrlPr>
+              <w:rPr>
+                <w:rFonts w:ascii="Cambria Math" w:hAnsi="Cambria Math"/>
+              </w:rPr>
+            </m:ctrlPr>
+          </m:sSubPr>
           <m:e>
             <m:r>
               <w:rPr>
@@ -3344,13 +3776,7 @@
               <w:rPr>
                 <w:rFonts w:ascii="Cambria Math" w:hAnsi="Cambria Math"/>
               </w:rPr>
-              <m:t>G</m:t>
-            </m:r>
-            <m:r>
-              <w:rPr>
-                <w:rFonts w:ascii="Cambria Math" w:hAnsi="Cambria Math"/>
-              </w:rPr>
-              <m:t>T</m:t>
+              <m:t>GT</m:t>
             </m:r>
           </m:sub>
         </m:sSub>
@@ -3358,9 +3784,16 @@
           <w:rPr>
             <w:rFonts w:ascii="Cambria Math" w:hAnsi="Cambria Math"/>
           </w:rPr>
-          <m:t xml:space="preserve"> </m:t>
+          <m:t> </m:t>
         </m:r>
         <m:sSub>
+          <m:sSubPr>
+            <m:ctrlPr>
+              <w:rPr>
+                <w:rFonts w:ascii="Cambria Math" w:hAnsi="Cambria Math"/>
+              </w:rPr>
+            </m:ctrlPr>
+          </m:sSubPr>
           <m:e>
             <m:r>
               <w:rPr>
@@ -3374,13 +3807,7 @@
               <w:rPr>
                 <w:rFonts w:ascii="Cambria Math" w:hAnsi="Cambria Math"/>
               </w:rPr>
-              <m:t>G</m:t>
-            </m:r>
-            <m:r>
-              <w:rPr>
-                <w:rFonts w:ascii="Cambria Math" w:hAnsi="Cambria Math"/>
-              </w:rPr>
-              <m:t>T</m:t>
+              <m:t>GT</m:t>
             </m:r>
           </m:sub>
         </m:sSub>
@@ -3388,9 +3815,16 @@
           <w:rPr>
             <w:rFonts w:ascii="Cambria Math" w:hAnsi="Cambria Math"/>
           </w:rPr>
-          <m:t xml:space="preserve"> </m:t>
+          <m:t> </m:t>
         </m:r>
         <m:sSub>
+          <m:sSubPr>
+            <m:ctrlPr>
+              <w:rPr>
+                <w:rFonts w:ascii="Cambria Math" w:hAnsi="Cambria Math"/>
+              </w:rPr>
+            </m:ctrlPr>
+          </m:sSubPr>
           <m:e>
             <m:r>
               <w:rPr>
@@ -3419,7 +3853,7 @@
     </w:p>
     <w:p>
       <w:pPr>
-        <w:pStyle w:val="BodyText"/>
+        <w:pStyle w:val="Corpodetexto"/>
       </w:pPr>
       <w:r>
         <w:t>A perda de porta, dada pela Eq. (10) com a razão cíclica do pulso de disparo, é da ordem de miliwatts em 60 Hz e sempre desprezível frente à condução.</w:t>
@@ -3427,7 +3861,7 @@
     </w:p>
     <w:p>
       <w:pPr>
-        <w:pStyle w:val="BodyText"/>
+        <w:pStyle w:val="Corpodetexto"/>
       </w:pPr>
       <w:r>
         <w:t xml:space="preserve">No terceiro exemplo, uma ponte monofásica totalmente controlada com tiristores TYN1225 alimenta carga fortemente indutiva de 15 A. Cada tiristor conduz 180°, com corrente média de 7,50 A e eficaz de 10,607 A. Com </w:t>
@@ -3465,7 +3899,7 @@
     </w:p>
     <w:p>
       <w:pPr>
-        <w:pStyle w:val="BodyText"/>
+        <w:pStyle w:val="Corpodetexto"/>
       </w:pPr>
       <w:r>
         <w:t>Um resultado que merece destaque é que a corrente do tiristor é retangular de 180° qualquer que seja o ângulo de disparo, de modo que a perda de condução não depende dele. A potência entregue à carga, ao contrário, cai com o cosseno do ângulo, e o rendimento do conversor degrada-se conforme se afasta do disparo pleno, passando de 0,99 % de perda relativa em 0° para 3,82 % em 75°.</w:t>
@@ -3474,17 +3908,17 @@
     <w:p>
       <w:pPr>
         <w:keepNext/>
-        <w:spacing w:before="6pt" w:after="0pt"/>
+        <w:spacing w:before="6pt"/>
       </w:pPr>
       <w:r>
         <w:rPr>
           <w:noProof/>
         </w:rPr>
         <w:drawing>
-          <wp:inline distT="0" distB="0" distL="0" distR="0">
-            <wp:extent cx="3009900" cy="1771940"/>
+          <wp:inline distT="0" distB="0" distL="0" distR="0" wp14:anchorId="3C8517C2" wp14:editId="58ED3EEC">
+            <wp:extent cx="3009900" cy="1777972"/>
             <wp:effectExtent l="0" t="0" r="0" b="0"/>
-            <wp:docPr id="115" name="fig05-triac-alpha.png" descr="Perda de condução no TRIAC BTA41-600B e potência entregue à carga, em função do ângulo de disparo, para controlador de tensão alternada de 220 V sobre carga resistiva de 10 Ω."/>
+            <wp:docPr id="1065950137" name="fig05-triac-alpha.png" descr="Perda de condução no TRIAC BTA41-600B e potência entregue à carga, em função do ângulo de disparo, para controlador de tensão alternada de 220 V sobre carga resistiva de 10 Ω."/>
             <wp:cNvGraphicFramePr>
               <a:graphicFrameLocks xmlns:a="http://purl.oclc.org/ooxml/drawingml/main" noChangeAspect="1"/>
             </wp:cNvGraphicFramePr>
@@ -3496,7 +3930,7 @@
                     <pic:cNvPicPr/>
                   </pic:nvPicPr>
                   <pic:blipFill>
-                    <a:blip r:embed="rIdImg5"/>
+                    <a:blip r:embed="rId13"/>
                     <a:stretch>
                       <a:fillRect/>
                     </a:stretch>
@@ -3504,7 +3938,7 @@
                   <pic:spPr>
                     <a:xfrm>
                       <a:off x="0" y="0"/>
-                      <a:ext cx="3009900" cy="1771940"/>
+                      <a:ext cx="3009900" cy="1777972"/>
                     </a:xfrm>
                     <a:prstGeom prst="rect">
                       <a:avLst/>
@@ -3527,15 +3961,18 @@
     </w:p>
     <w:p>
       <w:pPr>
-        <w:pStyle w:val="BodyText"/>
-      </w:pPr>
-      <w:r>
-        <w:t>O quarto exemplo trata de um controlador de tensão alternada com TRIAC BTA41-600B, 220 V sobre carga resistiva de 10 Ω. A Fig. 5 mostra o comportamento com o ângulo de disparo. Para 90°, a corrente eficaz vale 15,556 A e a média do módulo 9,904 A, resultando em 12,318 W de perda contra 2420 W entregues à carga, ou 0,51 %. O caso dimensionante do dissipador é o disparo pleno, com 24,64 W. A perda relativa permanece próxima de 0,5 % em toda a faixa útil, o que faz do controle de fase uma solução muito eficiente do ponto de vista térmico. O seu problema não é rendimento, e sim qualidade de energia.</w:t>
-      </w:r>
-    </w:p>
-    <w:p>
-      <w:pPr>
-        <w:pStyle w:val="Heading1"/>
+        <w:pStyle w:val="Corpodetexto"/>
+      </w:pPr>
+      <w:r>
+        <w:t>O quarto exemplo trata de um controlador de tensão alternada com TRIAC BTA41-600B, 220 V sobre carga resistiva de 10 Ω. A Fig. 5 mostra o comportamento com o ângulo de disparo. Para 90°, a corrente eficaz vale 15,556 A e a média do módulo 9,904 A, resultando em 12,318 W de perda contra 2420 W entregues à carga, ou 0,51 %. O caso dimensionante do dissipador é o disparo pleno, com 24,64 W. A perda relativa permanece próxima de 0,5 % em toda a faixa útil, o que faz do controle de fase uma solução muito eficien</w:t>
+      </w:r>
+      <w:r>
+        <w:t>te do ponto de vista térmico. O seu problema não é rendimento, e sim qualidade de energia.</w:t>
+      </w:r>
+    </w:p>
+    <w:p>
+      <w:pPr>
+        <w:pStyle w:val="Ttulo1"/>
       </w:pPr>
       <w:r>
         <w:t>MOSFET de Potência</w:t>
@@ -3543,7 +3980,7 @@
     </w:p>
     <w:p>
       <w:pPr>
-        <w:pStyle w:val="Heading2"/>
+        <w:pStyle w:val="Ttulo2"/>
       </w:pPr>
       <w:r>
         <w:t>Características e princípio de polarização</w:t>
@@ -3551,7 +3988,7 @@
     </w:p>
     <w:p>
       <w:pPr>
-        <w:pStyle w:val="BodyText"/>
+        <w:pStyle w:val="Corpodetexto"/>
       </w:pPr>
       <w:r>
         <w:t xml:space="preserve">O MOSFET é o primeiro dispositivo plenamente controlado deste trabalho, e o único cuja perda de condução não tem tensão de limiar. Na estrutura de canal n do tipo intensificação, a aplicação de tensão positiva na porta cria um canal induzido que interliga as regiões de dreno e de fonte. Duas consequências estruturais importam ao projeto. A primeira é o diodo de corpo, formado pelo curto-circuito entre o substrato e a fonte, útil como roda livre mas de recuperação muito lenta, com </w:t>
@@ -3574,7 +4011,7 @@
     </w:p>
     <w:p>
       <w:pPr>
-        <w:pStyle w:val="BodyText"/>
+        <w:pStyle w:val="Corpodetexto"/>
       </w:pPr>
       <w:r>
         <w:t>A característica de saída apresenta duas regiões. Na região ativa a corrente de dreno independe da tensão dreno-fonte, e é a região a evitar em chaveamento. Na região ôhmica a relação é linear, e é nela que o MOSFET opera como chave fechada. A resistência do canal nessa região é o parâmetro de seleção mais importante do dispositivo.</w:t>
@@ -3583,17 +4020,18 @@
     <w:p>
       <w:pPr>
         <w:keepNext/>
-        <w:spacing w:before="6pt" w:after="0pt"/>
+        <w:spacing w:before="6pt"/>
       </w:pPr>
       <w:r>
         <w:rPr>
           <w:noProof/>
         </w:rPr>
+        <w:lastRenderedPageBreak/>
         <w:drawing>
-          <wp:inline distT="0" distB="0" distL="0" distR="0">
-            <wp:extent cx="3009900" cy="2824021"/>
+          <wp:inline distT="0" distB="0" distL="0" distR="0" wp14:anchorId="2093CE96" wp14:editId="616904B7">
+            <wp:extent cx="3009900" cy="2806105"/>
             <wp:effectExtent l="0" t="0" r="0" b="0"/>
-            <wp:docPr id="115" name="fig06-mosfet-comutacao.png" descr="Os seis intervalos de comutação do MOSFET. Os tempos de subida e de descida da corrente são os intervalos em que tensão e corrente se sobrepõem, e são eles que entram no cálculo de perdas."/>
+            <wp:docPr id="1062365968" name="fig06-mosfet-comutacao.png" descr="Os seis intervalos de comutação do MOSFET. Os tempos de subida e de descida da corrente são os intervalos em que tensão e corrente se sobrepõem, e são eles que entram no cálculo de perdas."/>
             <wp:cNvGraphicFramePr>
               <a:graphicFrameLocks xmlns:a="http://purl.oclc.org/ooxml/drawingml/main" noChangeAspect="1"/>
             </wp:cNvGraphicFramePr>
@@ -3605,7 +4043,7 @@
                     <pic:cNvPicPr/>
                   </pic:nvPicPr>
                   <pic:blipFill>
-                    <a:blip r:embed="rIdImg6"/>
+                    <a:blip r:embed="rId14"/>
                     <a:stretch>
                       <a:fillRect/>
                     </a:stretch>
@@ -3613,7 +4051,7 @@
                   <pic:spPr>
                     <a:xfrm>
                       <a:off x="0" y="0"/>
-                      <a:ext cx="3009900" cy="2824021"/>
+                      <a:ext cx="3009900" cy="2806105"/>
                     </a:xfrm>
                     <a:prstGeom prst="rect">
                       <a:avLst/>
@@ -3636,7 +4074,7 @@
     </w:p>
     <w:p>
       <w:pPr>
-        <w:pStyle w:val="BodyText"/>
+        <w:pStyle w:val="Corpodetexto"/>
       </w:pPr>
       <w:r>
         <w:t xml:space="preserve">O comportamento dinâmico é inteiramente governado pelas capacitâncias parasitas. A Fig. 6 divide o chaveamento nos seis intervalos descritos em [3]. Três conclusões de projeto saem daí. Os tempos </w:t>
@@ -3674,7 +4112,7 @@
     </w:p>
     <w:p>
       <w:pPr>
-        <w:pStyle w:val="Heading2"/>
+        <w:pStyle w:val="Ttulo2"/>
       </w:pPr>
       <w:r>
         <w:t>Perdas e resultados numéricos</w:t>
@@ -3682,7 +4120,7 @@
     </w:p>
     <w:p>
       <w:pPr>
-        <w:pStyle w:val="BodyText"/>
+        <w:pStyle w:val="Corpodetexto"/>
       </w:pPr>
       <w:r>
         <w:t>Sem tensão de limiar, a Eq. (1.35) do livro-texto e a expressão do material da disciplina coincidem:</w:t>
@@ -3695,7 +4133,6 @@
           <w:tab w:val="center" w:pos="115pt"/>
           <w:tab w:val="end" w:pos="243pt"/>
         </w:tabs>
-        <w:spacing w:line="11pt" w:lineRule="atLeast"/>
         <w:rPr>
           <w:rFonts w:ascii="Times New Roman" w:hAnsi="Times New Roman" w:cs="Times New Roman"/>
         </w:rPr>
@@ -3708,6 +4145,13 @@
       </w:r>
       <m:oMath>
         <m:sSub>
+          <m:sSubPr>
+            <m:ctrlPr>
+              <w:rPr>
+                <w:rFonts w:ascii="Cambria Math" w:hAnsi="Cambria Math"/>
+              </w:rPr>
+            </m:ctrlPr>
+          </m:sSubPr>
           <m:e>
             <m:r>
               <w:rPr>
@@ -3738,6 +4182,13 @@
           <m:t>=</m:t>
         </m:r>
         <m:sSub>
+          <m:sSubPr>
+            <m:ctrlPr>
+              <w:rPr>
+                <w:rFonts w:ascii="Cambria Math" w:hAnsi="Cambria Math"/>
+              </w:rPr>
+            </m:ctrlPr>
+          </m:sSubPr>
           <m:e>
             <m:r>
               <w:rPr>
@@ -3755,10 +4206,11 @@
             </m:r>
             <m:d>
               <m:dPr>
-                <m:begChr m:val="("/>
-                <m:endChr m:val=")"/>
-                <m:sepChr m:val=""/>
-                <m:grow/>
+                <m:ctrlPr>
+                  <w:rPr>
+                    <w:rFonts w:ascii="Cambria Math" w:hAnsi="Cambria Math"/>
+                  </w:rPr>
+                </m:ctrlPr>
               </m:dPr>
               <m:e>
                 <m:r>
@@ -3773,13 +4225,21 @@
         </m:sSub>
         <m:d>
           <m:dPr>
-            <m:begChr m:val="("/>
-            <m:endChr m:val=")"/>
-            <m:sepChr m:val=""/>
-            <m:grow/>
+            <m:ctrlPr>
+              <w:rPr>
+                <w:rFonts w:ascii="Cambria Math" w:hAnsi="Cambria Math"/>
+              </w:rPr>
+            </m:ctrlPr>
           </m:dPr>
           <m:e>
             <m:sSub>
+              <m:sSubPr>
+                <m:ctrlPr>
+                  <w:rPr>
+                    <w:rFonts w:ascii="Cambria Math" w:hAnsi="Cambria Math"/>
+                  </w:rPr>
+                </m:ctrlPr>
+              </m:sSubPr>
               <m:e>
                 <m:r>
                   <w:rPr>
@@ -3803,9 +4263,16 @@
           <w:rPr>
             <w:rFonts w:ascii="Cambria Math" w:hAnsi="Cambria Math"/>
           </w:rPr>
-          <m:t xml:space="preserve"> </m:t>
+          <m:t> </m:t>
         </m:r>
         <m:sSubSup>
+          <m:sSubSupPr>
+            <m:ctrlPr>
+              <w:rPr>
+                <w:rFonts w:ascii="Cambria Math" w:hAnsi="Cambria Math"/>
+              </w:rPr>
+            </m:ctrlPr>
+          </m:sSubSupPr>
           <m:e>
             <m:r>
               <w:rPr>
@@ -3823,10 +4290,11 @@
             </m:r>
             <m:d>
               <m:dPr>
-                <m:begChr m:val="("/>
-                <m:endChr m:val=")"/>
-                <m:sepChr m:val=""/>
-                <m:grow/>
+                <m:ctrlPr>
+                  <w:rPr>
+                    <w:rFonts w:ascii="Cambria Math" w:hAnsi="Cambria Math"/>
+                  </w:rPr>
+                </m:ctrlPr>
               </m:dPr>
               <m:e>
                 <m:r>
@@ -3858,7 +4326,7 @@
     </w:p>
     <w:p>
       <w:pPr>
-        <w:pStyle w:val="BodyText"/>
+        <w:pStyle w:val="Corpodetexto"/>
       </w:pPr>
       <w:r>
         <w:t>A correção térmica da resistência de canal não é refinamento, e sim requisito. O material da disciplina é explícito ao exigir que o valor de catálogo, normalmente fornecido a 25 °C, seja corrigido para a temperatura de junção de 100 °C usando a curva normalizada [1]. A razão física é a queda da mobilidade dos portadores com a temperatura, quantificada em aproximadamente 0,6 % por grau [3], o que permite a estimativa analítica</w:t>
@@ -3871,7 +4339,6 @@
           <w:tab w:val="center" w:pos="115pt"/>
           <w:tab w:val="end" w:pos="243pt"/>
         </w:tabs>
-        <w:spacing w:line="11pt" w:lineRule="atLeast"/>
         <w:rPr>
           <w:rFonts w:ascii="Times New Roman" w:hAnsi="Times New Roman" w:cs="Times New Roman"/>
         </w:rPr>
@@ -3885,20 +4352,31 @@
       <m:oMath>
         <m:m>
           <m:mPr>
-            <m:baseJc m:val="center"/>
-            <m:plcHide m:val="on"/>
+            <m:plcHide m:val="1"/>
             <m:mcs>
               <m:mc>
                 <m:mcPr>
+                  <m:count m:val="1"/>
                   <m:mcJc m:val="center"/>
-                  <m:count m:val="1"/>
                 </m:mcPr>
               </m:mc>
             </m:mcs>
+            <m:ctrlPr>
+              <w:rPr>
+                <w:rFonts w:ascii="Cambria Math" w:hAnsi="Cambria Math"/>
+              </w:rPr>
+            </m:ctrlPr>
           </m:mPr>
           <m:mr>
             <m:e>
               <m:sSub>
+                <m:sSubPr>
+                  <m:ctrlPr>
+                    <w:rPr>
+                      <w:rFonts w:ascii="Cambria Math" w:hAnsi="Cambria Math"/>
+                    </w:rPr>
+                  </m:ctrlPr>
+                </m:sSubPr>
                 <m:e>
                   <m:r>
                     <w:rPr>
@@ -3916,10 +4394,11 @@
                   </m:r>
                   <m:d>
                     <m:dPr>
-                      <m:begChr m:val="("/>
-                      <m:endChr m:val=")"/>
-                      <m:sepChr m:val=""/>
-                      <m:grow/>
+                      <m:ctrlPr>
+                        <w:rPr>
+                          <w:rFonts w:ascii="Cambria Math" w:hAnsi="Cambria Math"/>
+                        </w:rPr>
+                      </m:ctrlPr>
                     </m:dPr>
                     <m:e>
                       <m:r>
@@ -3934,13 +4413,21 @@
               </m:sSub>
               <m:d>
                 <m:dPr>
-                  <m:begChr m:val="("/>
-                  <m:endChr m:val=")"/>
-                  <m:sepChr m:val=""/>
-                  <m:grow/>
+                  <m:ctrlPr>
+                    <w:rPr>
+                      <w:rFonts w:ascii="Cambria Math" w:hAnsi="Cambria Math"/>
+                    </w:rPr>
+                  </m:ctrlPr>
                 </m:dPr>
                 <m:e>
                   <m:sSub>
+                    <m:sSubPr>
+                      <m:ctrlPr>
+                        <w:rPr>
+                          <w:rFonts w:ascii="Cambria Math" w:hAnsi="Cambria Math"/>
+                        </w:rPr>
+                      </m:ctrlPr>
+                    </m:sSubPr>
                     <m:e>
                       <m:r>
                         <w:rPr>
@@ -3970,6 +4457,13 @@
                 <m:t>=</m:t>
               </m:r>
               <m:sSub>
+                <m:sSubPr>
+                  <m:ctrlPr>
+                    <w:rPr>
+                      <w:rFonts w:ascii="Cambria Math" w:hAnsi="Cambria Math"/>
+                    </w:rPr>
+                  </m:ctrlPr>
+                </m:sSubPr>
                 <m:e>
                   <m:r>
                     <w:rPr>
@@ -3991,9 +4485,16 @@
                 <w:rPr>
                   <w:rFonts w:ascii="Cambria Math" w:hAnsi="Cambria Math"/>
                 </w:rPr>
-                <m:t xml:space="preserve"> </m:t>
+                <m:t> </m:t>
               </m:r>
               <m:sSub>
+                <m:sSubPr>
+                  <m:ctrlPr>
+                    <w:rPr>
+                      <w:rFonts w:ascii="Cambria Math" w:hAnsi="Cambria Math"/>
+                    </w:rPr>
+                  </m:ctrlPr>
+                </m:sSubPr>
                 <m:e>
                   <m:r>
                     <w:rPr>
@@ -4011,10 +4512,11 @@
                   </m:r>
                   <m:d>
                     <m:dPr>
-                      <m:begChr m:val="("/>
-                      <m:endChr m:val=")"/>
-                      <m:sepChr m:val=""/>
-                      <m:grow/>
+                      <m:ctrlPr>
+                        <w:rPr>
+                          <w:rFonts w:ascii="Cambria Math" w:hAnsi="Cambria Math"/>
+                        </w:rPr>
+                      </m:ctrlPr>
                     </m:dPr>
                     <m:e>
                       <m:r>
@@ -4029,10 +4531,11 @@
               </m:sSub>
               <m:d>
                 <m:dPr>
-                  <m:begChr m:val="("/>
-                  <m:endChr m:val=")"/>
-                  <m:sepChr m:val=""/>
-                  <m:grow/>
+                  <m:ctrlPr>
+                    <w:rPr>
+                      <w:rFonts w:ascii="Cambria Math" w:hAnsi="Cambria Math"/>
+                    </w:rPr>
+                  </m:ctrlPr>
                 </m:dPr>
                 <m:e>
                   <m:r>
@@ -4042,12 +4545,19 @@
                     <m:t>25</m:t>
                   </m:r>
                   <m:sSup>
+                    <m:sSupPr>
+                      <m:ctrlPr>
+                        <w:rPr>
+                          <w:rFonts w:ascii="Cambria Math" w:hAnsi="Cambria Math"/>
+                        </w:rPr>
+                      </m:ctrlPr>
+                    </m:sSupPr>
                     <m:e>
                       <m:r>
                         <w:rPr>
                           <w:rFonts w:ascii="Cambria Math" w:hAnsi="Cambria Math"/>
                         </w:rPr>
-                        <m:t xml:space="preserve"> </m:t>
+                        <m:t> </m:t>
                       </m:r>
                     </m:e>
                     <m:sup>
@@ -4078,6 +4588,13 @@
           <m:mr>
             <m:e>
               <m:sSub>
+                <m:sSubPr>
+                  <m:ctrlPr>
+                    <w:rPr>
+                      <w:rFonts w:ascii="Cambria Math" w:hAnsi="Cambria Math"/>
+                    </w:rPr>
+                  </m:ctrlPr>
+                </m:sSubPr>
                 <m:e>
                   <m:r>
                     <w:rPr>
@@ -4138,17 +4655,25 @@
                 <w:rPr>
                   <w:rFonts w:ascii="Cambria Math" w:hAnsi="Cambria Math"/>
                 </w:rPr>
-                <m:t xml:space="preserve">006 </m:t>
+                <m:t>006 </m:t>
               </m:r>
               <m:d>
                 <m:dPr>
-                  <m:begChr m:val="("/>
-                  <m:endChr m:val=")"/>
-                  <m:sepChr m:val=""/>
-                  <m:grow/>
+                  <m:ctrlPr>
+                    <w:rPr>
+                      <w:rFonts w:ascii="Cambria Math" w:hAnsi="Cambria Math"/>
+                    </w:rPr>
+                  </m:ctrlPr>
                 </m:dPr>
                 <m:e>
                   <m:sSub>
+                    <m:sSubPr>
+                      <m:ctrlPr>
+                        <w:rPr>
+                          <w:rFonts w:ascii="Cambria Math" w:hAnsi="Cambria Math"/>
+                        </w:rPr>
+                      </m:ctrlPr>
+                    </m:sSubPr>
                     <m:e>
                       <m:r>
                         <w:rPr>
@@ -4173,7 +4698,7 @@
                     <w:rPr>
                       <w:rFonts w:ascii="Cambria Math" w:hAnsi="Cambria Math"/>
                     </w:rPr>
-                    <m:t>−</m:t>
+                    <m:t>-</m:t>
                   </m:r>
                   <m:r>
                     <w:rPr>
@@ -4197,7 +4722,7 @@
     </w:p>
     <w:p>
       <w:pPr>
-        <w:pStyle w:val="BodyText"/>
+        <w:pStyle w:val="Corpodetexto"/>
       </w:pPr>
       <w:r>
         <w:t xml:space="preserve">Para 100 °C o fator </w:t>
@@ -4220,7 +4745,7 @@
     </w:p>
     <w:p>
       <w:pPr>
-        <w:pStyle w:val="BodyText"/>
+        <w:pStyle w:val="Corpodetexto"/>
       </w:pPr>
       <w:r>
         <w:t xml:space="preserve">O quinto exemplo trata de um conversor abaixador alimentado em 200 V, entregando 8 A com razão cíclica 0,5 a 50 kHz, com MOSFET IRFP460A. A corrente eficaz vale 5,657 A e a resistência corrigida 0,3915 Ω, resultando em 12,528 W de perda de condução. Aplicando a Eq. (6) com </w:t>
@@ -4258,7 +4783,7 @@
     </w:p>
     <w:p>
       <w:pPr>
-        <w:pStyle w:val="Heading1"/>
+        <w:pStyle w:val="Ttulo1"/>
       </w:pPr>
       <w:r>
         <w:t>IGBT de Potência</w:t>
@@ -4266,7 +4791,7 @@
     </w:p>
     <w:p>
       <w:pPr>
-        <w:pStyle w:val="Heading2"/>
+        <w:pStyle w:val="Ttulo2"/>
       </w:pPr>
       <w:r>
         <w:t>Características e princípio de polarização</w:t>
@@ -4274,23 +4799,29 @@
     </w:p>
     <w:p>
       <w:pPr>
-        <w:pStyle w:val="BodyText"/>
-      </w:pPr>
-      <w:r>
-        <w:t>O IGBT existe para resolver um problema estrutural do MOSFET. A resistência de canal cresce com a tensão de bloqueio elevada a uma potência entre 2,4 e 2,6, porque a região de deriva precisa ser mais espessa e menos dopada para suportar o campo elétrico. A solução foi acrescentar uma camada p no lado do coletor, combinando a porta isolada do MOSFET com a condução por portadores minoritários do transistor bipolar. A injeção de minoritários na região de deriva modula a sua condutividade e cancela aquele crescimento.</w:t>
-      </w:r>
-    </w:p>
-    <w:p>
-      <w:pPr>
-        <w:pStyle w:val="BodyText"/>
-      </w:pPr>
-      <w:r>
-        <w:t>O preço é que esses portadores precisam ser removidos no bloqueio, e é isso que produz a corrente de cauda. Ela é o escoamento dos minoritários que ainda estão na região de deriva e que não podem ser removidos pela porta, desaparecendo apenas por recombinação, com a tensão de barramento plena aplicada. Há um compromisso embutido, pois quanto menor a tensão de saturação, maior a cauda. O livro registra a escolha da indústria de projetar para cauda baixa, aceitando tensão de saturação um pouco acima do mínimo possível, já que acima de 10 a 20 kHz as perdas de comutação dominam [3].</w:t>
-      </w:r>
-    </w:p>
-    <w:p>
-      <w:pPr>
-        <w:pStyle w:val="BodyText"/>
+        <w:pStyle w:val="Corpodetexto"/>
+      </w:pPr>
+      <w:r>
+        <w:t>O IGBT existe para resolver um problema estrutural do MOSFET. A resistência de canal cresce com a tensão de bloqueio elevada a uma potência entre 2,4 e 2,6, porque a região de deriva precisa ser mais espessa e menos dopada para suportar o campo elétrico. A solução foi acrescentar uma camada p no lado do coletor, combinando a porta isolada do MOSFET com a condução por portadores minoritários do transistor bipolar. A injeção de minoritários na região de deriva modula a sua condutividade e cancela aquele cresc</w:t>
+      </w:r>
+      <w:r>
+        <w:t>imento.</w:t>
+      </w:r>
+    </w:p>
+    <w:p>
+      <w:pPr>
+        <w:pStyle w:val="Corpodetexto"/>
+      </w:pPr>
+      <w:r>
+        <w:t>O preço é que esses portadores precisam ser removidos no bloqueio, e é isso que produz a corrente de cauda. Ela é o escoamento dos minoritários que ainda estão na região de deriva e que não podem ser removidos pela porta, desaparecendo apenas por recombinação, com a tensão de barramento plena aplicada. Há um compromisso embutido, pois quanto menor a tensão de saturação, maior a cauda. O livro registra a escolha da indústria de projetar para cauda baixa, aceitando tensão de saturação um pouco acima do mínimo</w:t>
+      </w:r>
+      <w:r>
+        <w:t xml:space="preserve"> possível, já que acima de 10 a 20 kHz as perdas de comutação dominam [3].</w:t>
+      </w:r>
+    </w:p>
+    <w:p>
+      <w:pPr>
+        <w:pStyle w:val="Corpodetexto"/>
       </w:pPr>
       <w:r>
         <w:t>A estrutura de quatro camadas contém, inevitavelmente, um tiristor parasita entre coletor e emissor, cujo travamento faria a porta perder o controle do dispositivo. Os fabricantes o evitam reduzindo a resistência do corpo p sob o emissor. Ao contrário do MOSFET, o IGBT não tem diodo de corpo intrínseco, e quando um diodo antiparalelo é necessário, o fabricante o integra separadamente no mesmo encapsulamento.</w:t>
@@ -4298,7 +4829,7 @@
     </w:p>
     <w:p>
       <w:pPr>
-        <w:pStyle w:val="BodyText"/>
+        <w:pStyle w:val="Corpodetexto"/>
       </w:pPr>
       <w:r>
         <w:t>A classificação por tecnologia de fabricação tem consequência direta de projeto. Os dispositivos do tipo NPT têm coeficiente de temperatura positivo da tensão de saturação e são favoráveis ao paralelismo, ao passo que os do tipo PT têm coeficiente negativo e não devem ser paralelados sem casamento rigoroso [1].</w:t>
@@ -4306,7 +4837,7 @@
     </w:p>
     <w:p>
       <w:pPr>
-        <w:pStyle w:val="Heading2"/>
+        <w:pStyle w:val="Ttulo2"/>
       </w:pPr>
       <w:r>
         <w:t>Perdas e resultados numéricos</w:t>
@@ -4314,7 +4845,7 @@
     </w:p>
     <w:p>
       <w:pPr>
-        <w:pStyle w:val="BodyText"/>
+        <w:pStyle w:val="Corpodetexto"/>
       </w:pPr>
       <w:r>
         <w:t>Em condução o ponto de operação está na região de saturação, e o IGBT é modelado por uma fonte de tensão constante cujo valor o fabricante fornece.</w:t>
@@ -4327,7 +4858,6 @@
           <w:tab w:val="center" w:pos="115pt"/>
           <w:tab w:val="end" w:pos="243pt"/>
         </w:tabs>
-        <w:spacing w:line="11pt" w:lineRule="atLeast"/>
         <w:rPr>
           <w:rFonts w:ascii="Times New Roman" w:hAnsi="Times New Roman" w:cs="Times New Roman"/>
         </w:rPr>
@@ -4340,6 +4870,13 @@
       </w:r>
       <m:oMath>
         <m:sSub>
+          <m:sSubPr>
+            <m:ctrlPr>
+              <w:rPr>
+                <w:rFonts w:ascii="Cambria Math" w:hAnsi="Cambria Math"/>
+              </w:rPr>
+            </m:ctrlPr>
+          </m:sSubPr>
           <m:e>
             <m:r>
               <w:rPr>
@@ -4370,6 +4907,13 @@
           <m:t>=</m:t>
         </m:r>
         <m:sSub>
+          <m:sSubPr>
+            <m:ctrlPr>
+              <w:rPr>
+                <w:rFonts w:ascii="Cambria Math" w:hAnsi="Cambria Math"/>
+              </w:rPr>
+            </m:ctrlPr>
+          </m:sSubPr>
           <m:e>
             <m:r>
               <w:rPr>
@@ -4387,10 +4931,11 @@
             </m:r>
             <m:d>
               <m:dPr>
-                <m:begChr m:val="("/>
-                <m:endChr m:val=")"/>
-                <m:sepChr m:val=""/>
-                <m:grow/>
+                <m:ctrlPr>
+                  <w:rPr>
+                    <w:rFonts w:ascii="Cambria Math" w:hAnsi="Cambria Math"/>
+                  </w:rPr>
+                </m:ctrlPr>
               </m:dPr>
               <m:e>
                 <m:r>
@@ -4407,9 +4952,16 @@
           <w:rPr>
             <w:rFonts w:ascii="Cambria Math" w:hAnsi="Cambria Math"/>
           </w:rPr>
-          <m:t xml:space="preserve"> </m:t>
+          <m:t> </m:t>
         </m:r>
         <m:sSub>
+          <m:sSubPr>
+            <m:ctrlPr>
+              <w:rPr>
+                <w:rFonts w:ascii="Cambria Math" w:hAnsi="Cambria Math"/>
+              </w:rPr>
+            </m:ctrlPr>
+          </m:sSubPr>
           <m:e>
             <m:r>
               <w:rPr>
@@ -4427,10 +4979,11 @@
             </m:r>
             <m:d>
               <m:dPr>
-                <m:begChr m:val="("/>
-                <m:endChr m:val=")"/>
-                <m:sepChr m:val=""/>
-                <m:grow/>
+                <m:ctrlPr>
+                  <w:rPr>
+                    <w:rFonts w:ascii="Cambria Math" w:hAnsi="Cambria Math"/>
+                  </w:rPr>
+                </m:ctrlPr>
               </m:dPr>
               <m:e>
                 <m:r>
@@ -4453,6 +5006,13 @@
           <m:t>=</m:t>
         </m:r>
         <m:sSub>
+          <m:sSubPr>
+            <m:ctrlPr>
+              <w:rPr>
+                <w:rFonts w:ascii="Cambria Math" w:hAnsi="Cambria Math"/>
+              </w:rPr>
+            </m:ctrlPr>
+          </m:sSubPr>
           <m:e>
             <m:r>
               <w:rPr>
@@ -4470,10 +5030,11 @@
             </m:r>
             <m:d>
               <m:dPr>
-                <m:begChr m:val="("/>
-                <m:endChr m:val=")"/>
-                <m:sepChr m:val=""/>
-                <m:grow/>
+                <m:ctrlPr>
+                  <w:rPr>
+                    <w:rFonts w:ascii="Cambria Math" w:hAnsi="Cambria Math"/>
+                  </w:rPr>
+                </m:ctrlPr>
               </m:dPr>
               <m:e>
                 <m:r>
@@ -4490,9 +5051,16 @@
           <w:rPr>
             <w:rFonts w:ascii="Cambria Math" w:hAnsi="Cambria Math"/>
           </w:rPr>
-          <m:t xml:space="preserve"> </m:t>
+          <m:t> </m:t>
         </m:r>
         <m:sSub>
+          <m:sSubPr>
+            <m:ctrlPr>
+              <w:rPr>
+                <w:rFonts w:ascii="Cambria Math" w:hAnsi="Cambria Math"/>
+              </w:rPr>
+            </m:ctrlPr>
+          </m:sSubPr>
           <m:e>
             <m:r>
               <w:rPr>
@@ -4514,7 +5082,13 @@
           <w:rPr>
             <w:rFonts w:ascii="Cambria Math" w:hAnsi="Cambria Math"/>
           </w:rPr>
-          <m:t xml:space="preserve"> D</m:t>
+          <m:t> </m:t>
+        </m:r>
+        <m:r>
+          <w:rPr>
+            <w:rFonts w:ascii="Cambria Math" w:hAnsi="Cambria Math"/>
+          </w:rPr>
+          <m:t>D</m:t>
         </m:r>
       </m:oMath>
       <w:r>
@@ -4527,7 +5101,7 @@
     </w:p>
     <w:p>
       <w:pPr>
-        <w:pStyle w:val="BodyText"/>
+        <w:pStyle w:val="Corpodetexto"/>
       </w:pPr>
       <w:r>
         <w:t>Comparando com os três dispositivos anteriores, o IGBT é o único cuja perda de condução depende apenas do valor médio. Diodo e tiristor precisam de média e de eficaz, o MOSFET apenas da eficaz e o IGBT apenas da média, o que decorre da modelagem por fonte de tensão pura. Quando o catálogo fornece a curva completa, é preferível o modelo de dois parâmetros, idêntico ao do diodo, que corrige a subestimação em correntes acima da nominal.</w:t>
@@ -4535,7 +5109,7 @@
     </w:p>
     <w:p>
       <w:pPr>
-        <w:pStyle w:val="BodyText"/>
+        <w:pStyle w:val="Corpodetexto"/>
       </w:pPr>
       <w:r>
         <w:t>Para a comutação, os fabricantes de IGBT quase sempre fornecem diretamente as energias medidas em bancada, e essa é a via preferível:</w:t>
@@ -4548,7 +5122,6 @@
           <w:tab w:val="center" w:pos="115pt"/>
           <w:tab w:val="end" w:pos="243pt"/>
         </w:tabs>
-        <w:spacing w:line="11pt" w:lineRule="atLeast"/>
         <w:rPr>
           <w:rFonts w:ascii="Times New Roman" w:hAnsi="Times New Roman" w:cs="Times New Roman"/>
         </w:rPr>
@@ -4561,6 +5134,13 @@
       </w:r>
       <m:oMath>
         <m:sSub>
+          <m:sSubPr>
+            <m:ctrlPr>
+              <w:rPr>
+                <w:rFonts w:ascii="Cambria Math" w:hAnsi="Cambria Math"/>
+              </w:rPr>
+            </m:ctrlPr>
+          </m:sSubPr>
           <m:e>
             <m:r>
               <w:rPr>
@@ -4592,13 +5172,21 @@
         </m:r>
         <m:d>
           <m:dPr>
-            <m:begChr m:val="("/>
-            <m:endChr m:val=")"/>
-            <m:sepChr m:val=""/>
-            <m:grow/>
+            <m:ctrlPr>
+              <w:rPr>
+                <w:rFonts w:ascii="Cambria Math" w:hAnsi="Cambria Math"/>
+              </w:rPr>
+            </m:ctrlPr>
           </m:dPr>
           <m:e>
             <m:sSub>
+              <m:sSubPr>
+                <m:ctrlPr>
+                  <w:rPr>
+                    <w:rFonts w:ascii="Cambria Math" w:hAnsi="Cambria Math"/>
+                  </w:rPr>
+                </m:ctrlPr>
+              </m:sSubPr>
               <m:e>
                 <m:r>
                   <w:rPr>
@@ -4626,6 +5214,13 @@
               <m:t>+</m:t>
             </m:r>
             <m:sSub>
+              <m:sSubPr>
+                <m:ctrlPr>
+                  <w:rPr>
+                    <w:rFonts w:ascii="Cambria Math" w:hAnsi="Cambria Math"/>
+                  </w:rPr>
+                </m:ctrlPr>
+              </m:sSubPr>
               <m:e>
                 <m:r>
                   <w:rPr>
@@ -4646,6 +5241,13 @@
           </m:e>
         </m:d>
         <m:sSub>
+          <m:sSubPr>
+            <m:ctrlPr>
+              <w:rPr>
+                <w:rFonts w:ascii="Cambria Math" w:hAnsi="Cambria Math"/>
+              </w:rPr>
+            </m:ctrlPr>
+          </m:sSubPr>
           <m:e>
             <m:r>
               <w:rPr>
@@ -4674,7 +5276,7 @@
     </w:p>
     <w:p>
       <w:pPr>
-        <w:pStyle w:val="BodyText"/>
+        <w:pStyle w:val="Corpodetexto"/>
       </w:pPr>
       <w:r>
         <w:t>A razão de fundo é que as energias medidas incluem os dois efeitos que o modelo linear ignora, a corrente de cauda no bloqueio e a recuperação reversa do diodo de roda livre na entrada em condução.</w:t>
@@ -4682,7 +5284,7 @@
     </w:p>
     <w:p>
       <w:pPr>
-        <w:pStyle w:val="BodyText"/>
+        <w:pStyle w:val="Corpodetexto"/>
       </w:pPr>
       <w:r>
         <w:t xml:space="preserve">O sexto exemplo trata de um braço de inversor com barramento de 400 V, corrente de coletor de 20 A, razão cíclica média 0,5 e frequência de 10 kHz, com IGBT IRG4PC40UD. A perda de condução vale 17,20 W. O modelo linear da Eq. (6), com </w:t>
@@ -4720,7 +5322,7 @@
     </w:p>
     <w:p>
       <w:pPr>
-        <w:pStyle w:val="BodyText"/>
+        <w:pStyle w:val="Corpodetexto"/>
         <w:sectPr>
           <w:type w:val="continuous"/>
           <w:pgSz w:w="595.30pt" w:h="841.90pt" w:code="9"/>
@@ -4735,7 +5337,7 @@
     </w:p>
     <w:p>
       <w:pPr>
-        <w:pStyle w:val="Heading1"/>
+        <w:pStyle w:val="Ttulo1"/>
       </w:pPr>
       <w:r>
         <w:t>Síntese Comparativa e Cálculo Térmico</w:t>
@@ -4743,7 +5345,7 @@
     </w:p>
     <w:p>
       <w:pPr>
-        <w:pStyle w:val="Heading2"/>
+        <w:pStyle w:val="Ttulo2"/>
       </w:pPr>
       <w:r>
         <w:t>Grade unificada das expressões</w:t>
@@ -4792,7 +5394,7 @@
         </w:trPr>
         <w:tc>
           <w:tcPr>
-            <w:tcW w:w="100.00pt" w:type="dxa"/>
+            <w:tcW w:w="100pt" w:type="dxa"/>
             <w:vAlign w:val="center"/>
           </w:tcPr>
           <w:p>
@@ -4807,7 +5409,7 @@
         </w:tc>
         <w:tc>
           <w:tcPr>
-            <w:tcW w:w="175.00pt" w:type="dxa"/>
+            <w:tcW w:w="175pt" w:type="dxa"/>
             <w:vAlign w:val="center"/>
           </w:tcPr>
           <w:p>
@@ -4822,7 +5424,7 @@
         </w:tc>
         <w:tc>
           <w:tcPr>
-            <w:tcW w:w="225.00pt" w:type="dxa"/>
+            <w:tcW w:w="225pt" w:type="dxa"/>
             <w:vAlign w:val="center"/>
           </w:tcPr>
           <w:p>
@@ -4843,7 +5445,7 @@
         </w:trPr>
         <w:tc>
           <w:tcPr>
-            <w:tcW w:w="100.00pt" w:type="dxa"/>
+            <w:tcW w:w="100pt" w:type="dxa"/>
             <w:vAlign w:val="center"/>
           </w:tcPr>
           <w:p>
@@ -4859,7 +5461,7 @@
         </w:tc>
         <w:tc>
           <w:tcPr>
-            <w:tcW w:w="175.00pt" w:type="dxa"/>
+            <w:tcW w:w="175pt" w:type="dxa"/>
             <w:vAlign w:val="center"/>
           </w:tcPr>
           <w:p>
@@ -4929,7 +5531,7 @@
         </w:tc>
         <w:tc>
           <w:tcPr>
-            <w:tcW w:w="225.00pt" w:type="dxa"/>
+            <w:tcW w:w="225pt" w:type="dxa"/>
             <w:vAlign w:val="center"/>
           </w:tcPr>
           <w:p>
@@ -4993,7 +5595,7 @@
         </w:trPr>
         <w:tc>
           <w:tcPr>
-            <w:tcW w:w="100.00pt" w:type="dxa"/>
+            <w:tcW w:w="100pt" w:type="dxa"/>
             <w:vAlign w:val="center"/>
           </w:tcPr>
           <w:p>
@@ -5009,7 +5611,7 @@
         </w:tc>
         <w:tc>
           <w:tcPr>
-            <w:tcW w:w="175.00pt" w:type="dxa"/>
+            <w:tcW w:w="175pt" w:type="dxa"/>
             <w:vAlign w:val="center"/>
           </w:tcPr>
           <w:p>
@@ -5079,7 +5681,7 @@
         </w:tc>
         <w:tc>
           <w:tcPr>
-            <w:tcW w:w="225.00pt" w:type="dxa"/>
+            <w:tcW w:w="225pt" w:type="dxa"/>
             <w:vAlign w:val="center"/>
           </w:tcPr>
           <w:p>
@@ -5116,7 +5718,7 @@
         </w:trPr>
         <w:tc>
           <w:tcPr>
-            <w:tcW w:w="100.00pt" w:type="dxa"/>
+            <w:tcW w:w="100pt" w:type="dxa"/>
             <w:vAlign w:val="center"/>
           </w:tcPr>
           <w:p>
@@ -5132,7 +5734,7 @@
         </w:tc>
         <w:tc>
           <w:tcPr>
-            <w:tcW w:w="175.00pt" w:type="dxa"/>
+            <w:tcW w:w="175pt" w:type="dxa"/>
             <w:vAlign w:val="center"/>
           </w:tcPr>
           <w:p>
@@ -5187,7 +5789,7 @@
         </w:tc>
         <w:tc>
           <w:tcPr>
-            <w:tcW w:w="225.00pt" w:type="dxa"/>
+            <w:tcW w:w="225pt" w:type="dxa"/>
             <w:vAlign w:val="center"/>
           </w:tcPr>
           <w:p>
@@ -5281,7 +5883,7 @@
         </w:trPr>
         <w:tc>
           <w:tcPr>
-            <w:tcW w:w="100.00pt" w:type="dxa"/>
+            <w:tcW w:w="100pt" w:type="dxa"/>
             <w:vAlign w:val="center"/>
           </w:tcPr>
           <w:p>
@@ -5297,7 +5899,7 @@
         </w:tc>
         <w:tc>
           <w:tcPr>
-            <w:tcW w:w="175.00pt" w:type="dxa"/>
+            <w:tcW w:w="175pt" w:type="dxa"/>
             <w:vAlign w:val="center"/>
           </w:tcPr>
           <w:p>
@@ -5337,7 +5939,7 @@
         </w:tc>
         <w:tc>
           <w:tcPr>
-            <w:tcW w:w="225.00pt" w:type="dxa"/>
+            <w:tcW w:w="225pt" w:type="dxa"/>
             <w:vAlign w:val="center"/>
           </w:tcPr>
           <w:p>
@@ -5402,7 +6004,6 @@
           <w:ilvl w:val="0"/>
           <w:numId w:val="0"/>
         </w:numPr>
-        <w:ind w:start="0pt" w:firstLine="0pt"/>
         <w:jc w:val="both"/>
         <w:sectPr>
           <w:type w:val="continuous"/>
@@ -5418,7 +6019,7 @@
     </w:p>
     <w:p>
       <w:pPr>
-        <w:pStyle w:val="BodyText"/>
+        <w:pStyle w:val="Corpodetexto"/>
       </w:pPr>
       <w:r>
         <w:t>A Tabela I reúne as expressões deduzidas nas seções anteriores. A coluna da direita da expressão de condução revela uma diferença física real: onde há junção diretamente polarizada, existe tensão de limiar e a corrente média importa; onde a condução é por canal resistivo, importa apenas o valor eficaz. A Fig. 7 traduz em curvas a assimetria entre as duas parcelas.</w:t>
@@ -5427,17 +6028,17 @@
     <w:p>
       <w:pPr>
         <w:keepNext/>
-        <w:spacing w:before="6pt" w:after="0pt"/>
+        <w:spacing w:before="6pt"/>
       </w:pPr>
       <w:r>
         <w:rPr>
           <w:noProof/>
         </w:rPr>
         <w:drawing>
-          <wp:inline distT="0" distB="0" distL="0" distR="0">
-            <wp:extent cx="3009900" cy="1983267"/>
+          <wp:inline distT="0" distB="0" distL="0" distR="0" wp14:anchorId="14E6D17A" wp14:editId="75FEE57F">
+            <wp:extent cx="3009900" cy="2031562"/>
             <wp:effectExtent l="0" t="0" r="0" b="0"/>
-            <wp:docPr id="115" name="fig07-perda-vs-frequencia.png" descr="Perda total nos três dispositivos comutados dos exemplos, em função da frequência. As linhas horizontais são os patamares de condução, independentes da frequência; a inclinação unitária em escala logarítmica é a assinatura da perda de comutação."/>
+            <wp:docPr id="944751842" name="fig07-perda-vs-frequencia.png" descr="Perda total nos três dispositivos comutados dos exemplos, em função da frequência. As linhas horizontais são os patamares de condução, independentes da frequência; a inclinação unitária em escala logarítmica é a assinatura da perda de comutação."/>
             <wp:cNvGraphicFramePr>
               <a:graphicFrameLocks xmlns:a="http://purl.oclc.org/ooxml/drawingml/main" noChangeAspect="1"/>
             </wp:cNvGraphicFramePr>
@@ -5449,7 +6050,7 @@
                     <pic:cNvPicPr/>
                   </pic:nvPicPr>
                   <pic:blipFill>
-                    <a:blip r:embed="rIdImg7"/>
+                    <a:blip r:embed="rId15"/>
                     <a:stretch>
                       <a:fillRect/>
                     </a:stretch>
@@ -5457,7 +6058,7 @@
                   <pic:spPr>
                     <a:xfrm>
                       <a:off x="0" y="0"/>
-                      <a:ext cx="3009900" cy="1983267"/>
+                      <a:ext cx="3009900" cy="2031562"/>
                     </a:xfrm>
                     <a:prstGeom prst="rect">
                       <a:avLst/>
@@ -5487,7 +6088,7 @@
     </w:p>
     <w:p>
       <w:pPr>
-        <w:pStyle w:val="Heading2"/>
+        <w:pStyle w:val="Ttulo2"/>
       </w:pPr>
       <w:r>
         <w:t>Circuito térmico e dimensionamento do dissipador</w:t>
@@ -5496,17 +6097,17 @@
     <w:p>
       <w:pPr>
         <w:keepNext/>
-        <w:spacing w:before="6pt" w:after="0pt"/>
+        <w:spacing w:before="6pt"/>
       </w:pPr>
       <w:r>
         <w:rPr>
           <w:noProof/>
         </w:rPr>
         <w:drawing>
-          <wp:inline distT="0" distB="0" distL="0" distR="0">
+          <wp:inline distT="0" distB="0" distL="0" distR="0" wp14:anchorId="4EB73179" wp14:editId="64F1BE01">
             <wp:extent cx="6350000" cy="1795615"/>
             <wp:effectExtent l="0" t="0" r="0" b="0"/>
-            <wp:docPr id="115" name="fig08-circuito-termico.png" descr="Circuito térmico equivalente para dois dispositivos montados no mesmo dissipador. A potência faz o papel da corrente, a temperatura o da tensão e a resistência térmica o da resistência elétrica."/>
+            <wp:docPr id="1164344975" name="fig08-circuito-termico.png" descr="Circuito térmico equivalente para dois dispositivos montados no mesmo dissipador. A potência faz o papel da corrente, a temperatura o da tensão e a resistência térmica o da resistência elétrica."/>
             <wp:cNvGraphicFramePr>
               <a:graphicFrameLocks xmlns:a="http://purl.oclc.org/ooxml/drawingml/main" noChangeAspect="1"/>
             </wp:cNvGraphicFramePr>
@@ -5518,7 +6119,7 @@
                     <pic:cNvPicPr/>
                   </pic:nvPicPr>
                   <pic:blipFill>
-                    <a:blip r:embed="rIdImg8"/>
+                    <a:blip r:embed="rId16"/>
                     <a:stretch>
                       <a:fillRect/>
                     </a:stretch>
@@ -5556,7 +6157,7 @@
     </w:p>
     <w:p>
       <w:pPr>
-        <w:pStyle w:val="BodyText"/>
+        <w:pStyle w:val="Corpodetexto"/>
       </w:pPr>
       <w:r>
         <w:t>Calcular a perda não é um fim em si. O objetivo é responder se o dispositivo sobrevive e que dissipador é necessário. O caminho é o circuito térmico equivalente da Fig. 8, no qual a potência dissipada faz o papel da corrente e a temperatura o da tensão. Percorrendo a cadeia a partir da junção,</w:t>
@@ -5569,7 +6170,6 @@
           <w:tab w:val="center" w:pos="115pt"/>
           <w:tab w:val="end" w:pos="243pt"/>
         </w:tabs>
-        <w:spacing w:line="11pt" w:lineRule="atLeast"/>
         <w:rPr>
           <w:rFonts w:ascii="Times New Roman" w:hAnsi="Times New Roman" w:cs="Times New Roman"/>
         </w:rPr>
@@ -5583,20 +6183,31 @@
       <m:oMath>
         <m:m>
           <m:mPr>
-            <m:baseJc m:val="center"/>
-            <m:plcHide m:val="on"/>
+            <m:plcHide m:val="1"/>
             <m:mcs>
               <m:mc>
                 <m:mcPr>
+                  <m:count m:val="1"/>
                   <m:mcJc m:val="center"/>
-                  <m:count m:val="1"/>
                 </m:mcPr>
               </m:mc>
             </m:mcs>
+            <m:ctrlPr>
+              <w:rPr>
+                <w:rFonts w:ascii="Cambria Math" w:hAnsi="Cambria Math"/>
+              </w:rPr>
+            </m:ctrlPr>
           </m:mPr>
           <m:mr>
             <m:e>
               <m:sSub>
+                <m:sSubPr>
+                  <m:ctrlPr>
+                    <w:rPr>
+                      <w:rFonts w:ascii="Cambria Math" w:hAnsi="Cambria Math"/>
+                    </w:rPr>
+                  </m:ctrlPr>
+                </m:sSubPr>
                 <m:e>
                   <m:r>
                     <w:rPr>
@@ -5624,6 +6235,13 @@
                 <m:t>=</m:t>
               </m:r>
               <m:sSub>
+                <m:sSubPr>
+                  <m:ctrlPr>
+                    <w:rPr>
+                      <w:rFonts w:ascii="Cambria Math" w:hAnsi="Cambria Math"/>
+                    </w:rPr>
+                  </m:ctrlPr>
+                </m:sSubPr>
                 <m:e>
                   <m:r>
                     <w:rPr>
@@ -5648,9 +6266,16 @@
                 <w:rPr>
                   <w:rFonts w:ascii="Cambria Math" w:hAnsi="Cambria Math"/>
                 </w:rPr>
-                <m:t>−</m:t>
+                <m:t>-</m:t>
               </m:r>
               <m:sSub>
+                <m:sSubPr>
+                  <m:ctrlPr>
+                    <w:rPr>
+                      <w:rFonts w:ascii="Cambria Math" w:hAnsi="Cambria Math"/>
+                    </w:rPr>
+                  </m:ctrlPr>
+                </m:sSubPr>
                 <m:e>
                   <m:r>
                     <w:rPr>
@@ -5669,6 +6294,13 @@
                 </m:sub>
               </m:sSub>
               <m:sSub>
+                <m:sSubPr>
+                  <m:ctrlPr>
+                    <w:rPr>
+                      <w:rFonts w:ascii="Cambria Math" w:hAnsi="Cambria Math"/>
+                    </w:rPr>
+                  </m:ctrlPr>
+                </m:sSubPr>
                 <m:e>
                   <m:r>
                     <w:rPr>
@@ -5682,7 +6314,13 @@
                     <w:rPr>
                       <w:rFonts w:ascii="Cambria Math" w:hAnsi="Cambria Math"/>
                     </w:rPr>
-                    <m:t>th</m:t>
+                    <m:t>t</m:t>
+                  </m:r>
+                  <m:r>
+                    <w:rPr>
+                      <w:rFonts w:ascii="Cambria Math" w:hAnsi="Cambria Math"/>
+                    </w:rPr>
+                    <m:t>h</m:t>
                   </m:r>
                   <m:r>
                     <m:rPr>
@@ -5706,6 +6344,13 @@
           <m:mr>
             <m:e>
               <m:sSub>
+                <m:sSubPr>
+                  <m:ctrlPr>
+                    <w:rPr>
+                      <w:rFonts w:ascii="Cambria Math" w:hAnsi="Cambria Math"/>
+                    </w:rPr>
+                  </m:ctrlPr>
+                </m:sSubPr>
                 <m:e>
                   <m:r>
                     <w:rPr>
@@ -5733,6 +6378,13 @@
                 <m:t>=</m:t>
               </m:r>
               <m:sSub>
+                <m:sSubPr>
+                  <m:ctrlPr>
+                    <w:rPr>
+                      <w:rFonts w:ascii="Cambria Math" w:hAnsi="Cambria Math"/>
+                    </w:rPr>
+                  </m:ctrlPr>
+                </m:sSubPr>
                 <m:e>
                   <m:r>
                     <w:rPr>
@@ -5757,9 +6409,16 @@
                 <w:rPr>
                   <w:rFonts w:ascii="Cambria Math" w:hAnsi="Cambria Math"/>
                 </w:rPr>
-                <m:t>−</m:t>
+                <m:t>-</m:t>
               </m:r>
               <m:sSub>
+                <m:sSubPr>
+                  <m:ctrlPr>
+                    <w:rPr>
+                      <w:rFonts w:ascii="Cambria Math" w:hAnsi="Cambria Math"/>
+                    </w:rPr>
+                  </m:ctrlPr>
+                </m:sSubPr>
                 <m:e>
                   <m:r>
                     <w:rPr>
@@ -5778,6 +6437,13 @@
                 </m:sub>
               </m:sSub>
               <m:sSub>
+                <m:sSubPr>
+                  <m:ctrlPr>
+                    <w:rPr>
+                      <w:rFonts w:ascii="Cambria Math" w:hAnsi="Cambria Math"/>
+                    </w:rPr>
+                  </m:ctrlPr>
+                </m:sSubPr>
                 <m:e>
                   <m:r>
                     <w:rPr>
@@ -5791,7 +6457,13 @@
                     <w:rPr>
                       <w:rFonts w:ascii="Cambria Math" w:hAnsi="Cambria Math"/>
                     </w:rPr>
-                    <m:t>th</m:t>
+                    <m:t>t</m:t>
+                  </m:r>
+                  <m:r>
+                    <w:rPr>
+                      <w:rFonts w:ascii="Cambria Math" w:hAnsi="Cambria Math"/>
+                    </w:rPr>
+                    <m:t>h</m:t>
                   </m:r>
                   <m:r>
                     <m:rPr>
@@ -5815,6 +6487,13 @@
           <m:mr>
             <m:e>
               <m:sSub>
+                <m:sSubPr>
+                  <m:ctrlPr>
+                    <w:rPr>
+                      <w:rFonts w:ascii="Cambria Math" w:hAnsi="Cambria Math"/>
+                    </w:rPr>
+                  </m:ctrlPr>
+                </m:sSubPr>
                 <m:e>
                   <m:r>
                     <w:rPr>
@@ -5828,7 +6507,13 @@
                     <w:rPr>
                       <w:rFonts w:ascii="Cambria Math" w:hAnsi="Cambria Math"/>
                     </w:rPr>
-                    <m:t>th</m:t>
+                    <m:t>t</m:t>
+                  </m:r>
+                  <m:r>
+                    <w:rPr>
+                      <w:rFonts w:ascii="Cambria Math" w:hAnsi="Cambria Math"/>
+                    </w:rPr>
+                    <m:t>h</m:t>
                   </m:r>
                   <m:r>
                     <m:rPr>
@@ -5858,10 +6543,21 @@
               </m:r>
               <m:f>
                 <m:fPr>
-                  <m:type m:val="bar"/>
+                  <m:ctrlPr>
+                    <w:rPr>
+                      <w:rFonts w:ascii="Cambria Math" w:hAnsi="Cambria Math"/>
+                    </w:rPr>
+                  </m:ctrlPr>
                 </m:fPr>
                 <m:num>
                   <m:sSub>
+                    <m:sSubPr>
+                      <m:ctrlPr>
+                        <w:rPr>
+                          <w:rFonts w:ascii="Cambria Math" w:hAnsi="Cambria Math"/>
+                        </w:rPr>
+                      </m:ctrlPr>
+                    </m:sSubPr>
                     <m:e>
                       <m:r>
                         <w:rPr>
@@ -5886,9 +6582,16 @@
                     <w:rPr>
                       <w:rFonts w:ascii="Cambria Math" w:hAnsi="Cambria Math"/>
                     </w:rPr>
-                    <m:t>−</m:t>
+                    <m:t>-</m:t>
                   </m:r>
                   <m:sSub>
+                    <m:sSubPr>
+                      <m:ctrlPr>
+                        <w:rPr>
+                          <w:rFonts w:ascii="Cambria Math" w:hAnsi="Cambria Math"/>
+                        </w:rPr>
+                      </m:ctrlPr>
+                    </m:sSubPr>
                     <m:e>
                       <m:r>
                         <w:rPr>
@@ -5909,6 +6612,13 @@
                 </m:num>
                 <m:den>
                   <m:sSub>
+                    <m:sSubPr>
+                      <m:ctrlPr>
+                        <w:rPr>
+                          <w:rFonts w:ascii="Cambria Math" w:hAnsi="Cambria Math"/>
+                        </w:rPr>
+                      </m:ctrlPr>
+                    </m:sSubPr>
                     <m:e>
                       <m:r>
                         <w:rPr>
@@ -5942,15 +6652,18 @@
     </w:p>
     <w:p>
       <w:pPr>
-        <w:pStyle w:val="BodyText"/>
-      </w:pPr>
-      <w:r>
-        <w:t>O material da disciplina fixa as convenções de projeto. A resistência junção-cápsula vem do catálogo do semicondutor, a resistência cápsula-dissipador vale aproximadamente 0,5 °C/W para isolador de mica ou silicone, a temperatura de junção é escolhida entre 100 °C e 120 °C como margem sobre o limite de catálogo, e a temperatura ambiente entre 25 °C e 70 °C conforme o local [1]. Convém insistir que a temperatura ambiente relevante é a do interior do gabinete, e não a da sala, sob pena de erro grosseiro no dimensionamento.</w:t>
-      </w:r>
-    </w:p>
-    <w:p>
-      <w:pPr>
-        <w:pStyle w:val="BodyText"/>
+        <w:pStyle w:val="Corpodetexto"/>
+      </w:pPr>
+      <w:r>
+        <w:t>O material da disciplina fixa as convenções de projeto. A resistência junção-cápsula vem do catálogo do semicondutor, a resistência cápsula-dissipador vale aproximadamente 0,5 °C/W para isolador de mica ou silicone, a temperatura de junção é escolhida entre 100 °C e 120 °C como margem sobre o limite de catálogo, e a temperatura ambiente entre 25 °C e 70 °C conforme o local [1]. Convém insistir que a temperatura ambiente relevante é a do interior do gabinete, e não a da sala, sob pena de erro grosseiro no di</w:t>
+      </w:r>
+      <w:r>
+        <w:t>mensionamento.</w:t>
+      </w:r>
+    </w:p>
+    <w:p>
+      <w:pPr>
+        <w:pStyle w:val="Corpodetexto"/>
       </w:pPr>
       <w:r>
         <w:t>Quando vários dispositivos compartilham o mesmo dissipador, situação normal em conversores, o procedimento correto é calcular para cada dispositivo a temperatura de dissipador que ele exige, tomar o menor valor e dividi-lo pela soma de todas as potências.</w:t>
@@ -5963,7 +6676,6 @@
           <w:tab w:val="center" w:pos="115pt"/>
           <w:tab w:val="end" w:pos="243pt"/>
         </w:tabs>
-        <w:spacing w:line="11pt" w:lineRule="atLeast"/>
         <w:rPr>
           <w:rFonts w:ascii="Times New Roman" w:hAnsi="Times New Roman" w:cs="Times New Roman"/>
         </w:rPr>
@@ -5976,6 +6688,13 @@
       </w:r>
       <m:oMath>
         <m:sSub>
+          <m:sSubPr>
+            <m:ctrlPr>
+              <w:rPr>
+                <w:rFonts w:ascii="Cambria Math" w:hAnsi="Cambria Math"/>
+              </w:rPr>
+            </m:ctrlPr>
+          </m:sSubPr>
           <m:e>
             <m:r>
               <w:rPr>
@@ -5989,7 +6708,13 @@
               <w:rPr>
                 <w:rFonts w:ascii="Cambria Math" w:hAnsi="Cambria Math"/>
               </w:rPr>
-              <m:t>th</m:t>
+              <m:t>t</m:t>
+            </m:r>
+            <m:r>
+              <w:rPr>
+                <w:rFonts w:ascii="Cambria Math" w:hAnsi="Cambria Math"/>
+              </w:rPr>
+              <m:t>h</m:t>
             </m:r>
             <m:r>
               <m:rPr>
@@ -6019,7 +6744,11 @@
         </m:r>
         <m:f>
           <m:fPr>
-            <m:type m:val="bar"/>
+            <m:ctrlPr>
+              <w:rPr>
+                <w:rFonts w:ascii="Cambria Math" w:hAnsi="Cambria Math"/>
+              </w:rPr>
+            </m:ctrlPr>
           </m:fPr>
           <m:num>
             <m:r>
@@ -6032,6 +6761,13 @@
               <m:t>min{</m:t>
             </m:r>
             <m:sSub>
+              <m:sSubPr>
+                <m:ctrlPr>
+                  <w:rPr>
+                    <w:rFonts w:ascii="Cambria Math" w:hAnsi="Cambria Math"/>
+                  </w:rPr>
+                </m:ctrlPr>
+              </m:sSubPr>
               <m:e>
                 <m:r>
                   <w:rPr>
@@ -6071,9 +6807,16 @@
               <w:rPr>
                 <w:rFonts w:ascii="Cambria Math" w:hAnsi="Cambria Math"/>
               </w:rPr>
-              <m:t>}−</m:t>
+              <m:t>}-</m:t>
             </m:r>
             <m:sSub>
+              <m:sSubPr>
+                <m:ctrlPr>
+                  <w:rPr>
+                    <w:rFonts w:ascii="Cambria Math" w:hAnsi="Cambria Math"/>
+                  </w:rPr>
+                </m:ctrlPr>
+              </m:sSubPr>
               <m:e>
                 <m:r>
                   <w:rPr>
@@ -6094,6 +6837,13 @@
           </m:num>
           <m:den>
             <m:sSub>
+              <m:sSubPr>
+                <m:ctrlPr>
+                  <w:rPr>
+                    <w:rFonts w:ascii="Cambria Math" w:hAnsi="Cambria Math"/>
+                  </w:rPr>
+                </m:ctrlPr>
+              </m:sSubPr>
               <m:e>
                 <m:r>
                   <w:rPr>
@@ -6121,6 +6871,13 @@
               <m:t>+</m:t>
             </m:r>
             <m:sSub>
+              <m:sSubPr>
+                <m:ctrlPr>
+                  <w:rPr>
+                    <w:rFonts w:ascii="Cambria Math" w:hAnsi="Cambria Math"/>
+                  </w:rPr>
+                </m:ctrlPr>
+              </m:sSubPr>
               <m:e>
                 <m:r>
                   <w:rPr>
@@ -6148,6 +6905,13 @@
               <m:t>+⋯+</m:t>
             </m:r>
             <m:sSub>
+              <m:sSubPr>
+                <m:ctrlPr>
+                  <w:rPr>
+                    <w:rFonts w:ascii="Cambria Math" w:hAnsi="Cambria Math"/>
+                  </w:rPr>
+                </m:ctrlPr>
+              </m:sSubPr>
               <m:e>
                 <m:r>
                   <w:rPr>
@@ -6178,7 +6942,7 @@
     </w:p>
     <w:p>
       <w:pPr>
-        <w:pStyle w:val="BodyText"/>
+        <w:pStyle w:val="Corpodetexto"/>
       </w:pPr>
       <w:r>
         <w:t>A lógica é direta, pois o dissipador é um só e tem uma única temperatura, que precisa ser baixa o bastante para o dispositivo mais exigente e capaz de escoar o calor de todos. O erro clássico é dividir a resistência pelo número de dispositivos, o que só vale no caso particular em que todos dissipam a mesma potência e têm as mesmas resistências térmicas.</w:t>
@@ -6186,7 +6950,7 @@
     </w:p>
     <w:p>
       <w:pPr>
-        <w:pStyle w:val="BodyText"/>
+        <w:pStyle w:val="Corpodetexto"/>
         <w:sectPr>
           <w:type w:val="continuous"/>
           <w:pgSz w:w="595.30pt" w:h="841.90pt" w:code="9"/>
@@ -6196,12 +6960,15 @@
         </w:sectPr>
       </w:pPr>
       <w:r>
-        <w:t>O sétimo exemplo ilustra o procedimento em um retificador semicontrolado com dois tiristores TYN1225 e dois diodos SKKD 46, alimentando carga de 15 A com temperatura ambiente de 40 °C. Os tiristores dissipam 7,350 W e os diodos 6,938 W. Adotando temperatura de junção de 110 °C para ambos, a temperatura de dissipador exigida vale 91,6 °C para o tiristor e 102,4 °C para o diodo. O tiristor é o dispositivo dimensionante, apesar de dissipar apenas 6 % a mais, porque a sua resistência junção-cápsula é mais de três vezes maior. Com 28,58 W de perda total, resulta uma exigência de 1,81 °C/W para o dissipador, e a verificação confirma 110,1 °C na junção do tiristor e 99,3 °C na do diodo.</w:t>
-      </w:r>
-    </w:p>
-    <w:p>
-      <w:pPr>
-        <w:pStyle w:val="Heading2"/>
+        <w:t>O sétimo exemplo ilustra o procedimento em um retificador semicontrolado com dois tiristores TYN1225 e dois diodos SKKD 46, alimentando carga de 15 A com temperatura ambiente de 40 °C. Os tiristores dissipam 7,350 W e os diodos 6,938 W. Adotando temperatura de junção de 110 °C para ambos, a temperatura de dissipador exigida vale 91,6 °C para o tiristor e 102,4 °C para o diodo. O tiristor é o dispositivo dimensionante, apesar de dissipar apenas 6 % a mais, porque a sua resistência junção-cápsula é mais de tr</w:t>
+      </w:r>
+      <w:r>
+        <w:t>ês vezes maior. Com 28,58 W de perda total, resulta uma exigência de 1,81 °C/W para o dissipador, e a verificação confirma 110,1 °C na junção do tiristor e 99,3 °C na do diodo.</w:t>
+      </w:r>
+    </w:p>
+    <w:p>
+      <w:pPr>
+        <w:pStyle w:val="Ttulo2"/>
       </w:pPr>
       <w:r>
         <w:t>A fronteira entre MOSFET e IGBT</w:t>
@@ -6210,17 +6977,17 @@
     <w:p>
       <w:pPr>
         <w:keepNext/>
-        <w:spacing w:before="6pt" w:after="0pt"/>
+        <w:spacing w:before="6pt"/>
       </w:pPr>
       <w:r>
         <w:rPr>
           <w:noProof/>
         </w:rPr>
         <w:drawing>
-          <wp:inline distT="0" distB="0" distL="0" distR="0">
-            <wp:extent cx="6350000" cy="2415160"/>
+          <wp:inline distT="0" distB="0" distL="0" distR="0" wp14:anchorId="29131E68" wp14:editId="5D8240CA">
+            <wp:extent cx="6350000" cy="2410180"/>
             <wp:effectExtent l="0" t="0" r="0" b="0"/>
-            <wp:docPr id="115" name="fig09-fronteira-mosfet-igbt.png" descr="Fronteira de escolha entre MOSFET e IGBT em barramento de 400 V. (a) Perda total em função da corrente comutada a 20 kHz. (b) Corrente de cruzamento em função da frequência."/>
+            <wp:docPr id="83257982" name="fig09-fronteira-mosfet-igbt.png" descr="Fronteira de escolha entre MOSFET e IGBT em barramento de 400 V. (a) Perda total em função da corrente comutada a 20 kHz. (b) Corrente de cruzamento em função da frequência."/>
             <wp:cNvGraphicFramePr>
               <a:graphicFrameLocks xmlns:a="http://purl.oclc.org/ooxml/drawingml/main" noChangeAspect="1"/>
             </wp:cNvGraphicFramePr>
@@ -6232,7 +6999,7 @@
                     <pic:cNvPicPr/>
                   </pic:nvPicPr>
                   <pic:blipFill>
-                    <a:blip r:embed="rIdImg9"/>
+                    <a:blip r:embed="rId17"/>
                     <a:stretch>
                       <a:fillRect/>
                     </a:stretch>
@@ -6240,7 +7007,7 @@
                   <pic:spPr>
                     <a:xfrm>
                       <a:off x="0" y="0"/>
-                      <a:ext cx="6350000" cy="2415160"/>
+                      <a:ext cx="6350000" cy="2410180"/>
                     </a:xfrm>
                     <a:prstGeom prst="rect">
                       <a:avLst/>
@@ -6270,7 +7037,7 @@
     </w:p>
     <w:p>
       <w:pPr>
-        <w:pStyle w:val="BodyText"/>
+        <w:pStyle w:val="Corpodetexto"/>
       </w:pPr>
       <w:r>
         <w:t>Este é o cálculo que decide o projeto na prática. Igualando as perdas totais dos dois dispositivos no mesmo ponto de operação e dividindo por I, uma vez que as parcelas do IGBT são todas lineares na corrente e a de condução do MOSFET é quadrática,</w:t>
@@ -6283,7 +7050,6 @@
           <w:tab w:val="center" w:pos="115pt"/>
           <w:tab w:val="end" w:pos="243pt"/>
         </w:tabs>
-        <w:spacing w:line="11pt" w:lineRule="atLeast"/>
         <w:rPr>
           <w:rFonts w:ascii="Times New Roman" w:hAnsi="Times New Roman" w:cs="Times New Roman"/>
         </w:rPr>
@@ -6296,6 +7062,13 @@
       </w:r>
       <m:oMath>
         <m:sSub>
+          <m:sSubPr>
+            <m:ctrlPr>
+              <w:rPr>
+                <w:rFonts w:ascii="Cambria Math" w:hAnsi="Cambria Math"/>
+              </w:rPr>
+            </m:ctrlPr>
+          </m:sSubPr>
           <m:e>
             <m:r>
               <w:rPr>
@@ -6327,10 +7100,21 @@
         </m:r>
         <m:f>
           <m:fPr>
-            <m:type m:val="bar"/>
+            <m:ctrlPr>
+              <w:rPr>
+                <w:rFonts w:ascii="Cambria Math" w:hAnsi="Cambria Math"/>
+              </w:rPr>
+            </m:ctrlPr>
           </m:fPr>
           <m:num>
             <m:sSub>
+              <m:sSubPr>
+                <m:ctrlPr>
+                  <w:rPr>
+                    <w:rFonts w:ascii="Cambria Math" w:hAnsi="Cambria Math"/>
+                  </w:rPr>
+                </m:ctrlPr>
+              </m:sSubPr>
               <m:e>
                 <m:r>
                   <w:rPr>
@@ -6348,10 +7132,11 @@
                 </m:r>
                 <m:d>
                   <m:dPr>
-                    <m:begChr m:val="("/>
-                    <m:endChr m:val=")"/>
-                    <m:sepChr m:val=""/>
-                    <m:grow/>
+                    <m:ctrlPr>
+                      <w:rPr>
+                        <w:rFonts w:ascii="Cambria Math" w:hAnsi="Cambria Math"/>
+                      </w:rPr>
+                    </m:ctrlPr>
                   </m:dPr>
                   <m:e>
                     <m:r>
@@ -6380,6 +7165,13 @@
               <m:t>+</m:t>
             </m:r>
             <m:sSub>
+              <m:sSubPr>
+                <m:ctrlPr>
+                  <w:rPr>
+                    <w:rFonts w:ascii="Cambria Math" w:hAnsi="Cambria Math"/>
+                  </w:rPr>
+                </m:ctrlPr>
+              </m:sSubPr>
               <m:e>
                 <m:r>
                   <w:rPr>
@@ -6398,6 +7190,13 @@
               </m:sub>
             </m:sSub>
             <m:sSub>
+              <m:sSubPr>
+                <m:ctrlPr>
+                  <w:rPr>
+                    <w:rFonts w:ascii="Cambria Math" w:hAnsi="Cambria Math"/>
+                  </w:rPr>
+                </m:ctrlPr>
+              </m:sSubPr>
               <m:e>
                 <m:r>
                   <w:rPr>
@@ -6422,7 +7221,7 @@
               <w:rPr>
                 <w:rFonts w:ascii="Cambria Math" w:hAnsi="Cambria Math"/>
               </w:rPr>
-              <m:t>−</m:t>
+              <m:t>-</m:t>
             </m:r>
             <m:r>
               <w:rPr>
@@ -6443,17 +7242,31 @@
               <w:rPr>
                 <w:rFonts w:ascii="Cambria Math" w:hAnsi="Cambria Math"/>
               </w:rPr>
-              <m:t>6 V</m:t>
+              <m:t>6 </m:t>
+            </m:r>
+            <m:r>
+              <w:rPr>
+                <w:rFonts w:ascii="Cambria Math" w:hAnsi="Cambria Math"/>
+              </w:rPr>
+              <m:t>V</m:t>
             </m:r>
             <m:d>
               <m:dPr>
-                <m:begChr m:val="("/>
-                <m:endChr m:val=")"/>
-                <m:sepChr m:val=""/>
-                <m:grow/>
+                <m:ctrlPr>
+                  <w:rPr>
+                    <w:rFonts w:ascii="Cambria Math" w:hAnsi="Cambria Math"/>
+                  </w:rPr>
+                </m:ctrlPr>
               </m:dPr>
               <m:e>
                 <m:sSub>
+                  <m:sSubPr>
+                    <m:ctrlPr>
+                      <w:rPr>
+                        <w:rFonts w:ascii="Cambria Math" w:hAnsi="Cambria Math"/>
+                      </w:rPr>
+                    </m:ctrlPr>
+                  </m:sSubPr>
                   <m:e>
                     <m:r>
                       <w:rPr>
@@ -6481,6 +7294,13 @@
                   <m:t>+</m:t>
                 </m:r>
                 <m:sSub>
+                  <m:sSubPr>
+                    <m:ctrlPr>
+                      <w:rPr>
+                        <w:rFonts w:ascii="Cambria Math" w:hAnsi="Cambria Math"/>
+                      </w:rPr>
+                    </m:ctrlPr>
+                  </m:sSubPr>
                   <m:e>
                     <m:r>
                       <w:rPr>
@@ -6501,6 +7321,13 @@
               </m:e>
             </m:d>
             <m:sSub>
+              <m:sSubPr>
+                <m:ctrlPr>
+                  <w:rPr>
+                    <w:rFonts w:ascii="Cambria Math" w:hAnsi="Cambria Math"/>
+                  </w:rPr>
+                </m:ctrlPr>
+              </m:sSubPr>
               <m:e>
                 <m:r>
                   <w:rPr>
@@ -6521,6 +7348,13 @@
           </m:num>
           <m:den>
             <m:sSub>
+              <m:sSubPr>
+                <m:ctrlPr>
+                  <w:rPr>
+                    <w:rFonts w:ascii="Cambria Math" w:hAnsi="Cambria Math"/>
+                  </w:rPr>
+                </m:ctrlPr>
+              </m:sSubPr>
               <m:e>
                 <m:r>
                   <w:rPr>
@@ -6538,10 +7372,11 @@
                 </m:r>
                 <m:d>
                   <m:dPr>
-                    <m:begChr m:val="("/>
-                    <m:endChr m:val=")"/>
-                    <m:sepChr m:val=""/>
-                    <m:grow/>
+                    <m:ctrlPr>
+                      <w:rPr>
+                        <w:rFonts w:ascii="Cambria Math" w:hAnsi="Cambria Math"/>
+                      </w:rPr>
+                    </m:ctrlPr>
                   </m:dPr>
                   <m:e>
                     <m:r>
@@ -6558,7 +7393,13 @@
               <w:rPr>
                 <w:rFonts w:ascii="Cambria Math" w:hAnsi="Cambria Math"/>
               </w:rPr>
-              <m:t xml:space="preserve"> D</m:t>
+              <m:t> </m:t>
+            </m:r>
+            <m:r>
+              <w:rPr>
+                <w:rFonts w:ascii="Cambria Math" w:hAnsi="Cambria Math"/>
+              </w:rPr>
+              <m:t>D</m:t>
             </m:r>
           </m:den>
         </m:f>
@@ -6573,7 +7414,7 @@
     </w:p>
     <w:p>
       <w:pPr>
-        <w:pStyle w:val="BodyText"/>
+        <w:pStyle w:val="Corpodetexto"/>
       </w:pPr>
       <w:r>
         <w:t xml:space="preserve">em que </w:t>
@@ -6596,7 +7437,7 @@
     </w:p>
     <w:p>
       <w:pPr>
-        <w:pStyle w:val="BodyText"/>
+        <w:pStyle w:val="Corpodetexto"/>
         <w:sectPr>
           <w:type w:val="continuous"/>
           <w:pgSz w:w="595.30pt" w:h="841.90pt" w:code="9"/>
@@ -6606,7 +7447,10 @@
         </w:sectPr>
       </w:pPr>
       <w:r>
-        <w:t>Três conclusões saem daí, e a terceira é contra-intuitiva. Em corrente baixa o MOSFET é imbatível, porque a perda cai com o quadrado enquanto a do IGBT cai apenas linearmente, e a tensão de limiar do IGBT é um custo fixo que não desaparece em carga leve. Em corrente alta o IGBT é imbatível, pela lei que relaciona a resistência de canal à tensão de bloqueio. E a fronteira se desloca para cima com a frequência, porque quanto maior a frequência mais severamente a energia de comutação penaliza o IGBT, ampliando a faixa de corrente em que o MOSFET compensa a sua pior condução com a sua comutação muito mais rápida. A Fig. 9(b) mostra também que a partir de 50 kHz a perda no ponto de cruzamento já é tão alta que nenhum dos dois é utilizável naquela corrente, e a resposta correta passa a ser mudar de topologia ou de tecnologia.</w:t>
+        <w:t>Três conclusões saem daí, e a terceira é contra-intuitiva. Em corrente baixa o MOSFET é imbatível, porque a perda cai com o quadrado enquanto a do IGBT cai apenas linearmente, e a tensão de limiar do IGBT é um custo fixo que não desaparece em carga leve. Em corrente alta o IGBT é imbatível, pela lei que relaciona a resistência de canal à tensão de bloqueio. E a fronteira se desloca para cima com a frequência, porque quanto maior a frequência mais severamente a energia de comutação penaliza o IGBT, ampliando</w:t>
+      </w:r>
+      <w:r>
+        <w:t xml:space="preserve"> a faixa de corrente em que o MOSFET compensa a sua pior condução com a sua comutação muito mais rápida. A Fig. 9(b) mostra também que a partir de 50 kHz a perda no ponto de cruzamento já é tão alta que nenhum dos dois é utilizável naquela corrente, e a resposta correta passa a ser mudar de topologia ou de tecnologia.</w:t>
       </w:r>
     </w:p>
     <w:p>
@@ -6656,7 +7500,7 @@
         </w:trPr>
         <w:tc>
           <w:tcPr>
-            <w:tcW w:w="20.00pt" w:type="dxa"/>
+            <w:tcW w:w="20pt" w:type="dxa"/>
             <w:vAlign w:val="center"/>
           </w:tcPr>
           <w:p>
@@ -6671,7 +7515,7 @@
         </w:tc>
         <w:tc>
           <w:tcPr>
-            <w:tcW w:w="85.00pt" w:type="dxa"/>
+            <w:tcW w:w="85pt" w:type="dxa"/>
             <w:vAlign w:val="center"/>
           </w:tcPr>
           <w:p>
@@ -6686,7 +7530,7 @@
         </w:tc>
         <w:tc>
           <w:tcPr>
-            <w:tcW w:w="150.00pt" w:type="dxa"/>
+            <w:tcW w:w="150pt" w:type="dxa"/>
             <w:vAlign w:val="center"/>
           </w:tcPr>
           <w:p>
@@ -6701,7 +7545,7 @@
         </w:tc>
         <w:tc>
           <w:tcPr>
-            <w:tcW w:w="50.00pt" w:type="dxa"/>
+            <w:tcW w:w="50pt" w:type="dxa"/>
             <w:vAlign w:val="center"/>
           </w:tcPr>
           <w:p>
@@ -6725,7 +7569,7 @@
         </w:tc>
         <w:tc>
           <w:tcPr>
-            <w:tcW w:w="65.00pt" w:type="dxa"/>
+            <w:tcW w:w="65pt" w:type="dxa"/>
             <w:vAlign w:val="center"/>
           </w:tcPr>
           <w:p>
@@ -6749,7 +7593,7 @@
         </w:tc>
         <w:tc>
           <w:tcPr>
-            <w:tcW w:w="65.00pt" w:type="dxa"/>
+            <w:tcW w:w="65pt" w:type="dxa"/>
             <w:vAlign w:val="center"/>
           </w:tcPr>
           <w:p>
@@ -6773,7 +7617,7 @@
         </w:tc>
         <w:tc>
           <w:tcPr>
-            <w:tcW w:w="65.00pt" w:type="dxa"/>
+            <w:tcW w:w="65pt" w:type="dxa"/>
             <w:vAlign w:val="center"/>
           </w:tcPr>
           <w:p>
@@ -6803,7 +7647,7 @@
         </w:trPr>
         <w:tc>
           <w:tcPr>
-            <w:tcW w:w="20.00pt" w:type="dxa"/>
+            <w:tcW w:w="20pt" w:type="dxa"/>
             <w:vAlign w:val="center"/>
           </w:tcPr>
           <w:p>
@@ -6819,7 +7663,7 @@
         </w:tc>
         <w:tc>
           <w:tcPr>
-            <w:tcW w:w="85.00pt" w:type="dxa"/>
+            <w:tcW w:w="85pt" w:type="dxa"/>
             <w:vAlign w:val="center"/>
           </w:tcPr>
           <w:p>
@@ -6835,7 +7679,7 @@
         </w:tc>
         <w:tc>
           <w:tcPr>
-            <w:tcW w:w="150.00pt" w:type="dxa"/>
+            <w:tcW w:w="150pt" w:type="dxa"/>
             <w:vAlign w:val="center"/>
           </w:tcPr>
           <w:p>
@@ -6851,7 +7695,7 @@
         </w:tc>
         <w:tc>
           <w:tcPr>
-            <w:tcW w:w="50.00pt" w:type="dxa"/>
+            <w:tcW w:w="50pt" w:type="dxa"/>
             <w:vAlign w:val="center"/>
           </w:tcPr>
           <w:p>
@@ -6867,7 +7711,7 @@
         </w:tc>
         <w:tc>
           <w:tcPr>
-            <w:tcW w:w="65.00pt" w:type="dxa"/>
+            <w:tcW w:w="65pt" w:type="dxa"/>
             <w:vAlign w:val="center"/>
           </w:tcPr>
           <w:p>
@@ -6883,7 +7727,7 @@
         </w:tc>
         <w:tc>
           <w:tcPr>
-            <w:tcW w:w="65.00pt" w:type="dxa"/>
+            <w:tcW w:w="65pt" w:type="dxa"/>
             <w:vAlign w:val="center"/>
           </w:tcPr>
           <w:p>
@@ -6899,7 +7743,7 @@
         </w:tc>
         <w:tc>
           <w:tcPr>
-            <w:tcW w:w="65.00pt" w:type="dxa"/>
+            <w:tcW w:w="65pt" w:type="dxa"/>
             <w:vAlign w:val="center"/>
           </w:tcPr>
           <w:p>
@@ -6921,7 +7765,7 @@
         </w:trPr>
         <w:tc>
           <w:tcPr>
-            <w:tcW w:w="20.00pt" w:type="dxa"/>
+            <w:tcW w:w="20pt" w:type="dxa"/>
             <w:vAlign w:val="center"/>
           </w:tcPr>
           <w:p>
@@ -6937,7 +7781,7 @@
         </w:tc>
         <w:tc>
           <w:tcPr>
-            <w:tcW w:w="85.00pt" w:type="dxa"/>
+            <w:tcW w:w="85pt" w:type="dxa"/>
             <w:vAlign w:val="center"/>
           </w:tcPr>
           <w:p>
@@ -6953,7 +7797,7 @@
         </w:tc>
         <w:tc>
           <w:tcPr>
-            <w:tcW w:w="150.00pt" w:type="dxa"/>
+            <w:tcW w:w="150pt" w:type="dxa"/>
             <w:vAlign w:val="center"/>
           </w:tcPr>
           <w:p>
@@ -6969,7 +7813,7 @@
         </w:tc>
         <w:tc>
           <w:tcPr>
-            <w:tcW w:w="50.00pt" w:type="dxa"/>
+            <w:tcW w:w="50pt" w:type="dxa"/>
             <w:vAlign w:val="center"/>
           </w:tcPr>
           <w:p>
@@ -6985,7 +7829,7 @@
         </w:tc>
         <w:tc>
           <w:tcPr>
-            <w:tcW w:w="65.00pt" w:type="dxa"/>
+            <w:tcW w:w="65pt" w:type="dxa"/>
             <w:vAlign w:val="center"/>
           </w:tcPr>
           <w:p>
@@ -7001,7 +7845,7 @@
         </w:tc>
         <w:tc>
           <w:tcPr>
-            <w:tcW w:w="65.00pt" w:type="dxa"/>
+            <w:tcW w:w="65pt" w:type="dxa"/>
             <w:vAlign w:val="center"/>
           </w:tcPr>
           <w:p>
@@ -7017,7 +7861,7 @@
         </w:tc>
         <w:tc>
           <w:tcPr>
-            <w:tcW w:w="65.00pt" w:type="dxa"/>
+            <w:tcW w:w="65pt" w:type="dxa"/>
             <w:vAlign w:val="center"/>
           </w:tcPr>
           <w:p>
@@ -7039,7 +7883,7 @@
         </w:trPr>
         <w:tc>
           <w:tcPr>
-            <w:tcW w:w="20.00pt" w:type="dxa"/>
+            <w:tcW w:w="20pt" w:type="dxa"/>
             <w:vAlign w:val="center"/>
           </w:tcPr>
           <w:p>
@@ -7055,7 +7899,7 @@
         </w:tc>
         <w:tc>
           <w:tcPr>
-            <w:tcW w:w="85.00pt" w:type="dxa"/>
+            <w:tcW w:w="85pt" w:type="dxa"/>
             <w:vAlign w:val="center"/>
           </w:tcPr>
           <w:p>
@@ -7071,7 +7915,7 @@
         </w:tc>
         <w:tc>
           <w:tcPr>
-            <w:tcW w:w="150.00pt" w:type="dxa"/>
+            <w:tcW w:w="150pt" w:type="dxa"/>
             <w:vAlign w:val="center"/>
           </w:tcPr>
           <w:p>
@@ -7087,7 +7931,7 @@
         </w:tc>
         <w:tc>
           <w:tcPr>
-            <w:tcW w:w="50.00pt" w:type="dxa"/>
+            <w:tcW w:w="50pt" w:type="dxa"/>
             <w:vAlign w:val="center"/>
           </w:tcPr>
           <w:p>
@@ -7103,7 +7947,7 @@
         </w:tc>
         <w:tc>
           <w:tcPr>
-            <w:tcW w:w="65.00pt" w:type="dxa"/>
+            <w:tcW w:w="65pt" w:type="dxa"/>
             <w:vAlign w:val="center"/>
           </w:tcPr>
           <w:p>
@@ -7119,7 +7963,7 @@
         </w:tc>
         <w:tc>
           <w:tcPr>
-            <w:tcW w:w="65.00pt" w:type="dxa"/>
+            <w:tcW w:w="65pt" w:type="dxa"/>
             <w:vAlign w:val="center"/>
           </w:tcPr>
           <w:p>
@@ -7135,7 +7979,7 @@
         </w:tc>
         <w:tc>
           <w:tcPr>
-            <w:tcW w:w="65.00pt" w:type="dxa"/>
+            <w:tcW w:w="65pt" w:type="dxa"/>
             <w:vAlign w:val="center"/>
           </w:tcPr>
           <w:p>
@@ -7157,7 +8001,7 @@
         </w:trPr>
         <w:tc>
           <w:tcPr>
-            <w:tcW w:w="20.00pt" w:type="dxa"/>
+            <w:tcW w:w="20pt" w:type="dxa"/>
             <w:vAlign w:val="center"/>
           </w:tcPr>
           <w:p>
@@ -7173,7 +8017,7 @@
         </w:tc>
         <w:tc>
           <w:tcPr>
-            <w:tcW w:w="85.00pt" w:type="dxa"/>
+            <w:tcW w:w="85pt" w:type="dxa"/>
             <w:vAlign w:val="center"/>
           </w:tcPr>
           <w:p>
@@ -7189,7 +8033,7 @@
         </w:tc>
         <w:tc>
           <w:tcPr>
-            <w:tcW w:w="150.00pt" w:type="dxa"/>
+            <w:tcW w:w="150pt" w:type="dxa"/>
             <w:vAlign w:val="center"/>
           </w:tcPr>
           <w:p>
@@ -7205,7 +8049,7 @@
         </w:tc>
         <w:tc>
           <w:tcPr>
-            <w:tcW w:w="50.00pt" w:type="dxa"/>
+            <w:tcW w:w="50pt" w:type="dxa"/>
             <w:vAlign w:val="center"/>
           </w:tcPr>
           <w:p>
@@ -7221,7 +8065,7 @@
         </w:tc>
         <w:tc>
           <w:tcPr>
-            <w:tcW w:w="65.00pt" w:type="dxa"/>
+            <w:tcW w:w="65pt" w:type="dxa"/>
             <w:vAlign w:val="center"/>
           </w:tcPr>
           <w:p>
@@ -7237,7 +8081,7 @@
         </w:tc>
         <w:tc>
           <w:tcPr>
-            <w:tcW w:w="65.00pt" w:type="dxa"/>
+            <w:tcW w:w="65pt" w:type="dxa"/>
             <w:vAlign w:val="center"/>
           </w:tcPr>
           <w:p>
@@ -7253,7 +8097,7 @@
         </w:tc>
         <w:tc>
           <w:tcPr>
-            <w:tcW w:w="65.00pt" w:type="dxa"/>
+            <w:tcW w:w="65pt" w:type="dxa"/>
             <w:vAlign w:val="center"/>
           </w:tcPr>
           <w:p>
@@ -7275,7 +8119,7 @@
         </w:trPr>
         <w:tc>
           <w:tcPr>
-            <w:tcW w:w="20.00pt" w:type="dxa"/>
+            <w:tcW w:w="20pt" w:type="dxa"/>
             <w:vAlign w:val="center"/>
           </w:tcPr>
           <w:p>
@@ -7291,7 +8135,7 @@
         </w:tc>
         <w:tc>
           <w:tcPr>
-            <w:tcW w:w="85.00pt" w:type="dxa"/>
+            <w:tcW w:w="85pt" w:type="dxa"/>
             <w:vAlign w:val="center"/>
           </w:tcPr>
           <w:p>
@@ -7307,7 +8151,7 @@
         </w:tc>
         <w:tc>
           <w:tcPr>
-            <w:tcW w:w="150.00pt" w:type="dxa"/>
+            <w:tcW w:w="150pt" w:type="dxa"/>
             <w:vAlign w:val="center"/>
           </w:tcPr>
           <w:p>
@@ -7323,7 +8167,7 @@
         </w:tc>
         <w:tc>
           <w:tcPr>
-            <w:tcW w:w="50.00pt" w:type="dxa"/>
+            <w:tcW w:w="50pt" w:type="dxa"/>
             <w:vAlign w:val="center"/>
           </w:tcPr>
           <w:p>
@@ -7339,7 +8183,7 @@
         </w:tc>
         <w:tc>
           <w:tcPr>
-            <w:tcW w:w="65.00pt" w:type="dxa"/>
+            <w:tcW w:w="65pt" w:type="dxa"/>
             <w:vAlign w:val="center"/>
           </w:tcPr>
           <w:p>
@@ -7355,7 +8199,7 @@
         </w:tc>
         <w:tc>
           <w:tcPr>
-            <w:tcW w:w="65.00pt" w:type="dxa"/>
+            <w:tcW w:w="65pt" w:type="dxa"/>
             <w:vAlign w:val="center"/>
           </w:tcPr>
           <w:p>
@@ -7371,7 +8215,7 @@
         </w:tc>
         <w:tc>
           <w:tcPr>
-            <w:tcW w:w="65.00pt" w:type="dxa"/>
+            <w:tcW w:w="65pt" w:type="dxa"/>
             <w:vAlign w:val="center"/>
           </w:tcPr>
           <w:p>
@@ -7393,7 +8237,7 @@
         </w:trPr>
         <w:tc>
           <w:tcPr>
-            <w:tcW w:w="20.00pt" w:type="dxa"/>
+            <w:tcW w:w="20pt" w:type="dxa"/>
             <w:vAlign w:val="center"/>
           </w:tcPr>
           <w:p>
@@ -7409,7 +8253,7 @@
         </w:tc>
         <w:tc>
           <w:tcPr>
-            <w:tcW w:w="85.00pt" w:type="dxa"/>
+            <w:tcW w:w="85pt" w:type="dxa"/>
             <w:vAlign w:val="center"/>
           </w:tcPr>
           <w:p>
@@ -7425,7 +8269,7 @@
         </w:tc>
         <w:tc>
           <w:tcPr>
-            <w:tcW w:w="150.00pt" w:type="dxa"/>
+            <w:tcW w:w="150pt" w:type="dxa"/>
             <w:vAlign w:val="center"/>
           </w:tcPr>
           <w:p>
@@ -7441,7 +8285,7 @@
         </w:tc>
         <w:tc>
           <w:tcPr>
-            <w:tcW w:w="50.00pt" w:type="dxa"/>
+            <w:tcW w:w="50pt" w:type="dxa"/>
             <w:vAlign w:val="center"/>
           </w:tcPr>
           <w:p>
@@ -7457,7 +8301,7 @@
         </w:tc>
         <w:tc>
           <w:tcPr>
-            <w:tcW w:w="65.00pt" w:type="dxa"/>
+            <w:tcW w:w="65pt" w:type="dxa"/>
             <w:vAlign w:val="center"/>
           </w:tcPr>
           <w:p>
@@ -7473,7 +8317,7 @@
         </w:tc>
         <w:tc>
           <w:tcPr>
-            <w:tcW w:w="65.00pt" w:type="dxa"/>
+            <w:tcW w:w="65pt" w:type="dxa"/>
             <w:vAlign w:val="center"/>
           </w:tcPr>
           <w:p>
@@ -7489,7 +8333,7 @@
         </w:tc>
         <w:tc>
           <w:tcPr>
-            <w:tcW w:w="65.00pt" w:type="dxa"/>
+            <w:tcW w:w="65pt" w:type="dxa"/>
             <w:vAlign w:val="center"/>
           </w:tcPr>
           <w:p>
@@ -7511,7 +8355,7 @@
         </w:trPr>
         <w:tc>
           <w:tcPr>
-            <w:tcW w:w="20.00pt" w:type="dxa"/>
+            <w:tcW w:w="20pt" w:type="dxa"/>
             <w:vAlign w:val="center"/>
           </w:tcPr>
           <w:p>
@@ -7527,7 +8371,7 @@
         </w:tc>
         <w:tc>
           <w:tcPr>
-            <w:tcW w:w="85.00pt" w:type="dxa"/>
+            <w:tcW w:w="85pt" w:type="dxa"/>
             <w:vAlign w:val="center"/>
           </w:tcPr>
           <w:p>
@@ -7543,7 +8387,7 @@
         </w:tc>
         <w:tc>
           <w:tcPr>
-            <w:tcW w:w="150.00pt" w:type="dxa"/>
+            <w:tcW w:w="150pt" w:type="dxa"/>
             <w:vAlign w:val="center"/>
           </w:tcPr>
           <w:p>
@@ -7559,7 +8403,7 @@
         </w:tc>
         <w:tc>
           <w:tcPr>
-            <w:tcW w:w="50.00pt" w:type="dxa"/>
+            <w:tcW w:w="50pt" w:type="dxa"/>
             <w:vAlign w:val="center"/>
           </w:tcPr>
           <w:p>
@@ -7575,7 +8419,7 @@
         </w:tc>
         <w:tc>
           <w:tcPr>
-            <w:tcW w:w="65.00pt" w:type="dxa"/>
+            <w:tcW w:w="65pt" w:type="dxa"/>
             <w:vAlign w:val="center"/>
           </w:tcPr>
           <w:p>
@@ -7591,7 +8435,7 @@
         </w:tc>
         <w:tc>
           <w:tcPr>
-            <w:tcW w:w="65.00pt" w:type="dxa"/>
+            <w:tcW w:w="65pt" w:type="dxa"/>
             <w:vAlign w:val="center"/>
           </w:tcPr>
           <w:p>
@@ -7607,7 +8451,7 @@
         </w:tc>
         <w:tc>
           <w:tcPr>
-            <w:tcW w:w="65.00pt" w:type="dxa"/>
+            <w:tcW w:w="65pt" w:type="dxa"/>
             <w:vAlign w:val="center"/>
           </w:tcPr>
           <w:p>
@@ -7630,7 +8474,6 @@
           <w:ilvl w:val="0"/>
           <w:numId w:val="0"/>
         </w:numPr>
-        <w:ind w:start="0pt" w:firstLine="0pt"/>
         <w:jc w:val="both"/>
         <w:sectPr>
           <w:type w:val="continuous"/>
@@ -7646,7 +8489,7 @@
     </w:p>
     <w:p>
       <w:pPr>
-        <w:pStyle w:val="BodyText"/>
+        <w:pStyle w:val="Corpodetexto"/>
       </w:pPr>
       <w:r>
         <w:t>A Tabela II consolida os sete exemplos. A fração de comutação cresce monotonicamente com a frequência, de praticamente zero em 60 Hz a mais de 70 % em 50 kHz. É essa progressão que separa as famílias de dispositivos e que justifica o esforço de modelar corretamente uma perda que dura nanossegundos.</w:t>
@@ -7654,7 +8497,7 @@
     </w:p>
     <w:p>
       <w:pPr>
-        <w:pStyle w:val="Heading1"/>
+        <w:pStyle w:val="Ttulo1"/>
       </w:pPr>
       <w:r>
         <w:t>Fundamentos do Transformador de Alta Frequência</w:t>
@@ -7662,7 +8505,7 @@
     </w:p>
     <w:p>
       <w:pPr>
-        <w:pStyle w:val="Heading2"/>
+        <w:pStyle w:val="Ttulo2"/>
       </w:pPr>
       <w:r>
         <w:t>Materiais magnéticos e dinâmica do laço</w:t>
@@ -7670,7 +8513,7 @@
     </w:p>
     <w:p>
       <w:pPr>
-        <w:pStyle w:val="BodyText"/>
+        <w:pStyle w:val="Corpodetexto"/>
       </w:pPr>
       <w:r>
         <w:t>O transformador é o mesmo dispositivo desde Faraday, mas o seu tamanho não é. A lei da indução relaciona a tensão aplicada ao produto entre número de espiras, área do núcleo e taxa de variação do fluxo, de modo que aumentar a frequência permite reduzir proporcionalmente o produto entre espiras e área. O transformador de 500 W projetado adiante usa um núcleo de 2,4 cm² e pesa 112 g, contra alguns quilogramas de um equivalente em 60 Hz.</w:t>
@@ -7678,7 +8521,7 @@
     </w:p>
     <w:p>
       <w:pPr>
-        <w:pStyle w:val="BodyText"/>
+        <w:pStyle w:val="Corpodetexto"/>
         <w:sectPr>
           <w:type w:val="continuous"/>
           <w:pgSz w:w="595.30pt" w:h="841.90pt" w:code="9"/>
@@ -7688,23 +8531,26 @@
         </w:sectPr>
       </w:pPr>
       <w:r>
-        <w:t>Em 60 Hz as correntes parasitas são controladas laminando o aço, solução que deixa de ser viável conforme a frequência sobe. O ferrite resolve o problema por outro caminho, sendo um material cerâmico composto de óxidos cuja resistividade é milhões de vezes maior que a do aço [2]. Os ferrites moles dividem-se em manganês-zinco, de alta permeabilidade e uso em conversores de potência, e níquel-zinco, de altíssima resistividade e uso em filtros de interferência. O material IP12R da Thornton, adotado neste projeto, pertence à primeira família, com permeabilidade inicial de 2100 e densidade de saturação de 0,51 T a 23 °C [9].</w:t>
+        <w:t>Em 60 Hz as correntes parasitas são controladas laminando o aço, solução que deixa de ser viável conforme a frequência sobe. O ferrite resolve o problema por outro caminho, sendo um material cerâmico composto de óxidos cuja resistividade é milhões de vezes maior que a do aço [2]. Os ferrites moles dividem-se em manganês-zinco, de alta permeabilidade e uso em conversores de potência, e níquel-zinco, de altíssima resistividade e uso em filtros de interferência. O material IP12R da Thornton, adotado neste proj</w:t>
+      </w:r>
+      <w:r>
+        <w:t>eto, pertence à primeira família, com permeabilidade inicial de 2100 e densidade de saturação de 0,51 T a 23 °C [9].</w:t>
       </w:r>
     </w:p>
     <w:p>
       <w:pPr>
         <w:keepNext/>
-        <w:spacing w:before="6pt" w:after="0pt"/>
+        <w:spacing w:before="6pt"/>
       </w:pPr>
       <w:r>
         <w:rPr>
           <w:noProof/>
         </w:rPr>
         <w:drawing>
-          <wp:inline distT="0" distB="0" distL="0" distR="0">
-            <wp:extent cx="6350000" cy="2196879"/>
+          <wp:inline distT="0" distB="0" distL="0" distR="0" wp14:anchorId="68FC6A62" wp14:editId="368A2C1C">
+            <wp:extent cx="6350000" cy="2185555"/>
             <wp:effectExtent l="0" t="0" r="0" b="0"/>
-            <wp:docPr id="115" name="fig10-laco-bh.png" descr="Dinâmica do laço B-H nos conversores isolados. O processamento assimétrico do Forward percorre apenas o primeiro quadrante, ao passo que o processamento simétrico da ponte completa aproveita o dobro da capacidade do núcleo."/>
+            <wp:docPr id="114968673" name="fig10-laco-bh.png" descr="Dinâmica do laço B-H nos conversores isolados. O processamento assimétrico do Forward percorre apenas o primeiro quadrante, ao passo que o processamento simétrico da ponte completa aproveita o dobro da capacidade do núcleo."/>
             <wp:cNvGraphicFramePr>
               <a:graphicFrameLocks xmlns:a="http://purl.oclc.org/ooxml/drawingml/main" noChangeAspect="1"/>
             </wp:cNvGraphicFramePr>
@@ -7716,7 +8562,7 @@
                     <pic:cNvPicPr/>
                   </pic:nvPicPr>
                   <pic:blipFill>
-                    <a:blip r:embed="rIdImg10"/>
+                    <a:blip r:embed="rId18"/>
                     <a:stretch>
                       <a:fillRect/>
                     </a:stretch>
@@ -7724,7 +8570,7 @@
                   <pic:spPr>
                     <a:xfrm>
                       <a:off x="0" y="0"/>
-                      <a:ext cx="6350000" cy="2196879"/>
+                      <a:ext cx="6350000" cy="2185555"/>
                     </a:xfrm>
                     <a:prstGeom prst="rect">
                       <a:avLst/>
@@ -7754,15 +8600,18 @@
     </w:p>
     <w:p>
       <w:pPr>
-        <w:pStyle w:val="BodyText"/>
-      </w:pPr>
-      <w:r>
-        <w:t>A escolha da excursão de fluxo depende do modo de excitar o núcleo, e a Fig. 10 mostra os dois casos tratados em [2]. No processamento assimétrico do conversor Forward a energia é transferida em apenas um semiciclo e o outro é usado para desmagnetizar, de modo que a corrente de magnetização é sempre positiva e o laço percorrido é unipolar. No processamento simétrico da ponte completa há duas transferências por período e o laço é percorrido simetricamente em torno da origem. Para a mesma excursão total, o conversor simétrico aproveita o dobro da capacidade do núcleo, e é essa a razão pela qual a ponte completa é a topologia natural acima de algumas centenas de watts.</w:t>
-      </w:r>
-    </w:p>
-    <w:p>
-      <w:pPr>
-        <w:pStyle w:val="Heading2"/>
+        <w:pStyle w:val="Corpodetexto"/>
+      </w:pPr>
+      <w:r>
+        <w:t>A escolha da excursão de fluxo depende do modo de excitar o núcleo, e a Fig. 10 mostra os dois casos tratados em [2]. No processamento assimétrico do conversor Forward a energia é transferida em apenas um semiciclo e o outro é usado para desmagnetizar, de modo que a corrente de magnetização é sempre positiva e o laço percorrido é unipolar. No processamento simétrico da ponte completa há duas transferências por período e o laço é percorrido simetricamente em torno da origem. Para a mesma excursão total, o co</w:t>
+      </w:r>
+      <w:r>
+        <w:t>nversor simétrico aproveita o dobro da capacidade do núcleo, e é essa a razão pela qual a ponte completa é a topologia natural acima de algumas centenas de watts.</w:t>
+      </w:r>
+    </w:p>
+    <w:p>
+      <w:pPr>
+        <w:pStyle w:val="Ttulo2"/>
       </w:pPr>
       <w:r>
         <w:t>Lei de Faraday e número de espiras</w:t>
@@ -7770,7 +8619,7 @@
     </w:p>
     <w:p>
       <w:pPr>
-        <w:pStyle w:val="BodyText"/>
+        <w:pStyle w:val="Corpodetexto"/>
       </w:pPr>
       <w:r>
         <w:t xml:space="preserve">Aplicando a lei da indução a um enrolamento de N espiras sobre núcleo de seção </w:t>
@@ -7813,7 +8662,6 @@
           <w:tab w:val="center" w:pos="115pt"/>
           <w:tab w:val="end" w:pos="243pt"/>
         </w:tabs>
-        <w:spacing w:line="11pt" w:lineRule="atLeast"/>
         <w:rPr>
           <w:rFonts w:ascii="Times New Roman" w:hAnsi="Times New Roman" w:cs="Times New Roman"/>
         </w:rPr>
@@ -7826,6 +8674,13 @@
       </w:r>
       <m:oMath>
         <m:sSub>
+          <m:sSubPr>
+            <m:ctrlPr>
+              <w:rPr>
+                <w:rFonts w:ascii="Cambria Math" w:hAnsi="Cambria Math"/>
+              </w:rPr>
+            </m:ctrlPr>
+          </m:sSubPr>
           <m:e>
             <m:r>
               <w:rPr>
@@ -7854,10 +8709,21 @@
         </m:r>
         <m:f>
           <m:fPr>
-            <m:type m:val="bar"/>
+            <m:ctrlPr>
+              <w:rPr>
+                <w:rFonts w:ascii="Cambria Math" w:hAnsi="Cambria Math"/>
+              </w:rPr>
+            </m:ctrlPr>
           </m:fPr>
           <m:num>
             <m:sSub>
+              <m:sSubPr>
+                <m:ctrlPr>
+                  <w:rPr>
+                    <w:rFonts w:ascii="Cambria Math" w:hAnsi="Cambria Math"/>
+                  </w:rPr>
+                </m:ctrlPr>
+              </m:sSubPr>
               <m:e>
                 <m:r>
                   <w:rPr>
@@ -7879,9 +8745,16 @@
               <w:rPr>
                 <w:rFonts w:ascii="Cambria Math" w:hAnsi="Cambria Math"/>
               </w:rPr>
-              <m:t xml:space="preserve"> </m:t>
+              <m:t> </m:t>
             </m:r>
             <m:sSup>
+              <m:sSupPr>
+                <m:ctrlPr>
+                  <w:rPr>
+                    <w:rFonts w:ascii="Cambria Math" w:hAnsi="Cambria Math"/>
+                  </w:rPr>
+                </m:ctrlPr>
+              </m:sSupPr>
               <m:e>
                 <m:r>
                   <w:rPr>
@@ -7902,6 +8775,13 @@
           </m:num>
           <m:den>
             <m:sSub>
+              <m:sSubPr>
+                <m:ctrlPr>
+                  <w:rPr>
+                    <w:rFonts w:ascii="Cambria Math" w:hAnsi="Cambria Math"/>
+                  </w:rPr>
+                </m:ctrlPr>
+              </m:sSubPr>
               <m:e>
                 <m:r>
                   <w:rPr>
@@ -7923,9 +8803,16 @@
               <w:rPr>
                 <w:rFonts w:ascii="Cambria Math" w:hAnsi="Cambria Math"/>
               </w:rPr>
-              <m:t xml:space="preserve"> </m:t>
+              <m:t> </m:t>
             </m:r>
             <m:sSub>
+              <m:sSubPr>
+                <m:ctrlPr>
+                  <w:rPr>
+                    <w:rFonts w:ascii="Cambria Math" w:hAnsi="Cambria Math"/>
+                  </w:rPr>
+                </m:ctrlPr>
+              </m:sSubPr>
               <m:e>
                 <m:r>
                   <w:rPr>
@@ -7947,9 +8834,16 @@
               <w:rPr>
                 <w:rFonts w:ascii="Cambria Math" w:hAnsi="Cambria Math"/>
               </w:rPr>
-              <m:t xml:space="preserve"> </m:t>
+              <m:t> </m:t>
             </m:r>
             <m:sSub>
+              <m:sSubPr>
+                <m:ctrlPr>
+                  <w:rPr>
+                    <w:rFonts w:ascii="Cambria Math" w:hAnsi="Cambria Math"/>
+                  </w:rPr>
+                </m:ctrlPr>
+              </m:sSubPr>
               <m:e>
                 <m:r>
                   <w:rPr>
@@ -7971,9 +8865,16 @@
               <w:rPr>
                 <w:rFonts w:ascii="Cambria Math" w:hAnsi="Cambria Math"/>
               </w:rPr>
-              <m:t xml:space="preserve"> </m:t>
+              <m:t> </m:t>
             </m:r>
             <m:sSub>
+              <m:sSubPr>
+                <m:ctrlPr>
+                  <w:rPr>
+                    <w:rFonts w:ascii="Cambria Math" w:hAnsi="Cambria Math"/>
+                  </w:rPr>
+                </m:ctrlPr>
+              </m:sSubPr>
               <m:e>
                 <m:r>
                   <w:rPr>
@@ -8004,7 +8905,7 @@
     </w:p>
     <w:p>
       <w:pPr>
-        <w:pStyle w:val="BodyText"/>
+        <w:pStyle w:val="Corpodetexto"/>
       </w:pPr>
       <w:r>
         <w:t xml:space="preserve">com </w:t>
@@ -8032,7 +8933,6 @@
           <w:tab w:val="center" w:pos="115pt"/>
           <w:tab w:val="end" w:pos="243pt"/>
         </w:tabs>
-        <w:spacing w:line="11pt" w:lineRule="atLeast"/>
         <w:rPr>
           <w:rFonts w:ascii="Times New Roman" w:hAnsi="Times New Roman" w:cs="Times New Roman"/>
         </w:rPr>
@@ -8061,10 +8961,21 @@
         </m:r>
         <m:f>
           <m:fPr>
-            <m:type m:val="bar"/>
+            <m:ctrlPr>
+              <w:rPr>
+                <w:rFonts w:ascii="Cambria Math" w:hAnsi="Cambria Math"/>
+              </w:rPr>
+            </m:ctrlPr>
           </m:fPr>
           <m:num>
             <m:sSub>
+              <m:sSubPr>
+                <m:ctrlPr>
+                  <w:rPr>
+                    <w:rFonts w:ascii="Cambria Math" w:hAnsi="Cambria Math"/>
+                  </w:rPr>
+                </m:ctrlPr>
+              </m:sSubPr>
               <m:e>
                 <m:r>
                   <w:rPr>
@@ -8078,25 +8989,32 @@
                   <w:rPr>
                     <w:rFonts w:ascii="Cambria Math" w:hAnsi="Cambria Math"/>
                   </w:rPr>
-                  <m:t>i</m:t>
+                  <m:t>in</m:t>
                 </m:r>
-                <m:r>
+              </m:sub>
+            </m:sSub>
+            <m:r>
+              <w:rPr>
+                <w:rFonts w:ascii="Cambria Math" w:hAnsi="Cambria Math"/>
+              </w:rPr>
+              <m:t> </m:t>
+            </m:r>
+            <m:r>
+              <w:rPr>
+                <w:rFonts w:ascii="Cambria Math" w:hAnsi="Cambria Math"/>
+              </w:rPr>
+              <m:t>D</m:t>
+            </m:r>
+          </m:num>
+          <m:den>
+            <m:sSub>
+              <m:sSubPr>
+                <m:ctrlPr>
                   <w:rPr>
                     <w:rFonts w:ascii="Cambria Math" w:hAnsi="Cambria Math"/>
                   </w:rPr>
-                  <m:t>n</m:t>
-                </m:r>
-              </m:sub>
-            </m:sSub>
-            <m:r>
-              <w:rPr>
-                <w:rFonts w:ascii="Cambria Math" w:hAnsi="Cambria Math"/>
-              </w:rPr>
-              <m:t xml:space="preserve"> D</m:t>
-            </m:r>
-          </m:num>
-          <m:den>
-            <m:sSub>
+                </m:ctrlPr>
+              </m:sSubPr>
               <m:e>
                 <m:r>
                   <w:rPr>
@@ -8118,9 +9036,16 @@
               <w:rPr>
                 <w:rFonts w:ascii="Cambria Math" w:hAnsi="Cambria Math"/>
               </w:rPr>
-              <m:t xml:space="preserve"> </m:t>
+              <m:t> </m:t>
             </m:r>
             <m:sSub>
+              <m:sSubPr>
+                <m:ctrlPr>
+                  <w:rPr>
+                    <w:rFonts w:ascii="Cambria Math" w:hAnsi="Cambria Math"/>
+                  </w:rPr>
+                </m:ctrlPr>
+              </m:sSubPr>
               <m:e>
                 <m:r>
                   <w:rPr>
@@ -8142,9 +9067,16 @@
               <w:rPr>
                 <w:rFonts w:ascii="Cambria Math" w:hAnsi="Cambria Math"/>
               </w:rPr>
-              <m:t xml:space="preserve"> </m:t>
+              <m:t> </m:t>
             </m:r>
             <m:sSub>
+              <m:sSubPr>
+                <m:ctrlPr>
+                  <w:rPr>
+                    <w:rFonts w:ascii="Cambria Math" w:hAnsi="Cambria Math"/>
+                  </w:rPr>
+                </m:ctrlPr>
+              </m:sSubPr>
               <m:e>
                 <m:r>
                   <w:rPr>
@@ -8175,7 +9107,7 @@
     </w:p>
     <w:p>
       <w:pPr>
-        <w:pStyle w:val="BodyText"/>
+        <w:pStyle w:val="Corpodetexto"/>
       </w:pPr>
       <w:r>
         <w:t>As duas formas coincidem para razão cíclica igual a 0,5, com a excursão total valendo o dobro da amplitude. O cálculo pela Eq. (18) embute portanto o pior caso e produz mais espiras do que o estritamente necessário na razão cíclica nominal, o que constitui margem. Essa distinção não é sutileza de notação: em malha fechada a razão cíclica sobe quando a tensão de entrada cai, e o pior caso de fluxo é sempre a razão cíclica máxima. Adota-se aqui dimensionar pela Eq. (18) e verificar pela Eq. (19).</w:t>
@@ -8183,7 +9115,7 @@
     </w:p>
     <w:p>
       <w:pPr>
-        <w:pStyle w:val="Heading2"/>
+        <w:pStyle w:val="Ttulo2"/>
       </w:pPr>
       <w:r>
         <w:t>Perdas no núcleo e efeito pelicular</w:t>
@@ -8191,7 +9123,7 @@
     </w:p>
     <w:p>
       <w:pPr>
-        <w:pStyle w:val="BodyText"/>
+        <w:pStyle w:val="Corpodetexto"/>
       </w:pPr>
       <w:r>
         <w:t>As perdas no núcleo têm dois mecanismos. A histerese converte em calor, a cada ciclo, a energia correspondente à área do laço, e é proporcional à frequência. As correntes parasitas resultam das tensões induzidas no próprio material e são proporcionais ao quadrado da frequência. Para ferrite, a forma que separa explicitamente os dois mecanismos é [5]</w:t>
@@ -8204,7 +9136,6 @@
           <w:tab w:val="center" w:pos="115pt"/>
           <w:tab w:val="end" w:pos="243pt"/>
         </w:tabs>
-        <w:spacing w:line="11pt" w:lineRule="atLeast"/>
         <w:rPr>
           <w:rFonts w:ascii="Times New Roman" w:hAnsi="Times New Roman" w:cs="Times New Roman"/>
         </w:rPr>
@@ -8217,6 +9148,13 @@
       </w:r>
       <m:oMath>
         <m:sSub>
+          <m:sSubPr>
+            <m:ctrlPr>
+              <w:rPr>
+                <w:rFonts w:ascii="Cambria Math" w:hAnsi="Cambria Math"/>
+              </w:rPr>
+            </m:ctrlPr>
+          </m:sSubPr>
           <m:e>
             <m:r>
               <w:rPr>
@@ -8253,6 +9191,13 @@
           <m:t>Δ</m:t>
         </m:r>
         <m:sSup>
+          <m:sSupPr>
+            <m:ctrlPr>
+              <w:rPr>
+                <w:rFonts w:ascii="Cambria Math" w:hAnsi="Cambria Math"/>
+              </w:rPr>
+            </m:ctrlPr>
+          </m:sSupPr>
           <m:e>
             <m:r>
               <w:rPr>
@@ -8287,13 +9232,21 @@
         </m:sSup>
         <m:d>
           <m:dPr>
-            <m:begChr m:val="("/>
-            <m:endChr m:val=")"/>
-            <m:sepChr m:val=""/>
-            <m:grow/>
+            <m:ctrlPr>
+              <w:rPr>
+                <w:rFonts w:ascii="Cambria Math" w:hAnsi="Cambria Math"/>
+              </w:rPr>
+            </m:ctrlPr>
           </m:dPr>
           <m:e>
             <m:sSub>
+              <m:sSubPr>
+                <m:ctrlPr>
+                  <w:rPr>
+                    <w:rFonts w:ascii="Cambria Math" w:hAnsi="Cambria Math"/>
+                  </w:rPr>
+                </m:ctrlPr>
+              </m:sSubPr>
               <m:e>
                 <m:r>
                   <w:rPr>
@@ -8312,6 +9265,13 @@
               </m:sub>
             </m:sSub>
             <m:sSub>
+              <m:sSubPr>
+                <m:ctrlPr>
+                  <w:rPr>
+                    <w:rFonts w:ascii="Cambria Math" w:hAnsi="Cambria Math"/>
+                  </w:rPr>
+                </m:ctrlPr>
+              </m:sSubPr>
               <m:e>
                 <m:r>
                   <w:rPr>
@@ -8339,6 +9299,13 @@
               <m:t>+</m:t>
             </m:r>
             <m:sSub>
+              <m:sSubPr>
+                <m:ctrlPr>
+                  <w:rPr>
+                    <w:rFonts w:ascii="Cambria Math" w:hAnsi="Cambria Math"/>
+                  </w:rPr>
+                </m:ctrlPr>
+              </m:sSubPr>
               <m:e>
                 <m:r>
                   <w:rPr>
@@ -8357,6 +9324,13 @@
               </m:sub>
             </m:sSub>
             <m:sSubSup>
+              <m:sSubSupPr>
+                <m:ctrlPr>
+                  <w:rPr>
+                    <w:rFonts w:ascii="Cambria Math" w:hAnsi="Cambria Math"/>
+                  </w:rPr>
+                </m:ctrlPr>
+              </m:sSubSupPr>
               <m:e>
                 <m:r>
                   <w:rPr>
@@ -8385,6 +9359,13 @@
           </m:e>
         </m:d>
         <m:sSub>
+          <m:sSubPr>
+            <m:ctrlPr>
+              <w:rPr>
+                <w:rFonts w:ascii="Cambria Math" w:hAnsi="Cambria Math"/>
+              </w:rPr>
+            </m:ctrlPr>
+          </m:sSubPr>
           <m:e>
             <m:r>
               <w:rPr>
@@ -8413,7 +9394,7 @@
     </w:p>
     <w:p>
       <w:pPr>
-        <w:pStyle w:val="BodyText"/>
+        <w:pStyle w:val="Corpodetexto"/>
       </w:pPr>
       <w:r>
         <w:t xml:space="preserve">com ΔB em tesla, </w:t>
@@ -8436,7 +9417,7 @@
     </w:p>
     <w:p>
       <w:pPr>
-        <w:pStyle w:val="BodyText"/>
+        <w:pStyle w:val="Corpodetexto"/>
       </w:pPr>
       <w:r>
         <w:t>O material de referência registra a prática da indústria de traçar as curvas de densidade de fluxo recomendada para uma densidade de perdas de 100 mW/cm³, valor que permite elevação de temperatura de cerca de 40 °C em núcleos de porte médio [2]. Aplicando esse critério à Eq. (20) em 100 kHz resulta um limite de 0,161 T para a excursão de fluxo, bem abaixo da saturação a quente. Confirma-se assim que em alta frequência quem limita a densidade de fluxo é a perda, e não o joelho da curva de magnetização.</w:t>
@@ -8445,17 +9426,17 @@
     <w:p>
       <w:pPr>
         <w:keepNext/>
-        <w:spacing w:before="6pt" w:after="0pt"/>
+        <w:spacing w:before="6pt"/>
       </w:pPr>
       <w:r>
         <w:rPr>
           <w:noProof/>
         </w:rPr>
         <w:drawing>
-          <wp:inline distT="0" distB="0" distL="0" distR="0">
-            <wp:extent cx="3009900" cy="1887987"/>
+          <wp:inline distT="0" distB="0" distL="0" distR="0" wp14:anchorId="6DCB0756" wp14:editId="20E54DEE">
+            <wp:extent cx="3009900" cy="1921956"/>
             <wp:effectExtent l="0" t="0" r="0" b="0"/>
-            <wp:docPr id="115" name="fig11-efeito-pelicular.png" descr="Diâmetro máximo de condutor admissível em função da frequência, com as bitolas AWG indicadas. Em 100 kHz o limite é o fio 26 AWG."/>
+            <wp:docPr id="1596334349" name="fig11-efeito-pelicular.png" descr="Diâmetro máximo de condutor admissível em função da frequência, com as bitolas AWG indicadas. Em 100 kHz o limite é o fio 26 AWG."/>
             <wp:cNvGraphicFramePr>
               <a:graphicFrameLocks xmlns:a="http://purl.oclc.org/ooxml/drawingml/main" noChangeAspect="1"/>
             </wp:cNvGraphicFramePr>
@@ -8467,7 +9448,7 @@
                     <pic:cNvPicPr/>
                   </pic:nvPicPr>
                   <pic:blipFill>
-                    <a:blip r:embed="rIdImg11"/>
+                    <a:blip r:embed="rId19"/>
                     <a:stretch>
                       <a:fillRect/>
                     </a:stretch>
@@ -8475,7 +9456,7 @@
                   <pic:spPr>
                     <a:xfrm>
                       <a:off x="0" y="0"/>
-                      <a:ext cx="3009900" cy="1887987"/>
+                      <a:ext cx="3009900" cy="1921956"/>
                     </a:xfrm>
                     <a:prstGeom prst="rect">
                       <a:avLst/>
@@ -8498,7 +9479,7 @@
     </w:p>
     <w:p>
       <w:pPr>
-        <w:pStyle w:val="BodyText"/>
+        <w:pStyle w:val="Corpodetexto"/>
       </w:pPr>
       <w:r>
         <w:t>No cobre, a alta frequência traz o efeito pelicular. O fluxo magnético interno ao próprio fio induz correntes que cancelam a corrente no centro e a reforçam na superfície, de modo que a seção efetivamente útil é menor que a geométrica. A profundidade de penetração e a regra de dimensionamento correspondente são</w:t>
@@ -8511,7 +9492,6 @@
           <w:tab w:val="center" w:pos="115pt"/>
           <w:tab w:val="end" w:pos="243pt"/>
         </w:tabs>
-        <w:spacing w:line="11pt" w:lineRule="atLeast"/>
         <w:rPr>
           <w:rFonts w:ascii="Times New Roman" w:hAnsi="Times New Roman" w:cs="Times New Roman"/>
         </w:rPr>
@@ -8525,16 +9505,20 @@
       <m:oMath>
         <m:m>
           <m:mPr>
-            <m:baseJc m:val="center"/>
-            <m:plcHide m:val="on"/>
+            <m:plcHide m:val="1"/>
             <m:mcs>
               <m:mc>
                 <m:mcPr>
+                  <m:count m:val="1"/>
                   <m:mcJc m:val="center"/>
-                  <m:count m:val="1"/>
                 </m:mcPr>
               </m:mc>
             </m:mcs>
+            <m:ctrlPr>
+              <w:rPr>
+                <w:rFonts w:ascii="Cambria Math" w:hAnsi="Cambria Math"/>
+              </w:rPr>
+            </m:ctrlPr>
           </m:mPr>
           <m:mr>
             <m:e>
@@ -8555,7 +9539,11 @@
               </m:r>
               <m:f>
                 <m:fPr>
-                  <m:type m:val="bar"/>
+                  <m:ctrlPr>
+                    <w:rPr>
+                      <w:rFonts w:ascii="Cambria Math" w:hAnsi="Cambria Math"/>
+                    </w:rPr>
+                  </m:ctrlPr>
                 </m:fPr>
                 <m:num>
                   <m:r>
@@ -8583,11 +9571,23 @@
                 <m:den>
                   <m:rad>
                     <m:radPr>
-                      <m:degHide m:val="on"/>
+                      <m:degHide m:val="1"/>
+                      <m:ctrlPr>
+                        <w:rPr>
+                          <w:rFonts w:ascii="Cambria Math" w:hAnsi="Cambria Math"/>
+                        </w:rPr>
+                      </m:ctrlPr>
                     </m:radPr>
                     <m:deg/>
                     <m:e>
                       <m:sSub>
+                        <m:sSubPr>
+                          <m:ctrlPr>
+                            <w:rPr>
+                              <w:rFonts w:ascii="Cambria Math" w:hAnsi="Cambria Math"/>
+                            </w:rPr>
+                          </m:ctrlPr>
+                        </m:sSubPr>
                         <m:e>
                           <m:r>
                             <w:rPr>
@@ -8613,14 +9613,17 @@
                 <w:rPr>
                   <w:rFonts w:ascii="Cambria Math" w:hAnsi="Cambria Math"/>
                 </w:rPr>
-                <m:t xml:space="preserve"> </m:t>
+                <m:t> </m:t>
               </m:r>
               <m:d>
                 <m:dPr>
                   <m:begChr m:val="["/>
                   <m:endChr m:val="]"/>
-                  <m:sepChr m:val=""/>
-                  <m:grow/>
+                  <m:ctrlPr>
+                    <w:rPr>
+                      <w:rFonts w:ascii="Cambria Math" w:hAnsi="Cambria Math"/>
+                    </w:rPr>
+                  </m:ctrlPr>
                 </m:dPr>
                 <m:e>
                   <m:r>
@@ -8639,6 +9642,13 @@
           <m:mr>
             <m:e>
               <m:sSub>
+                <m:sSubPr>
+                  <m:ctrlPr>
+                    <w:rPr>
+                      <w:rFonts w:ascii="Cambria Math" w:hAnsi="Cambria Math"/>
+                    </w:rPr>
+                  </m:ctrlPr>
+                </m:sSubPr>
                 <m:e>
                   <m:r>
                     <w:rPr>
@@ -8672,7 +9682,13 @@
                 <w:rPr>
                   <w:rFonts w:ascii="Cambria Math" w:hAnsi="Cambria Math"/>
                 </w:rPr>
-                <m:t>2 ε</m:t>
+                <m:t>2 </m:t>
+              </m:r>
+              <m:r>
+                <w:rPr>
+                  <w:rFonts w:ascii="Cambria Math" w:hAnsi="Cambria Math"/>
+                </w:rPr>
+                <m:t>ε</m:t>
               </m:r>
             </m:e>
           </m:mr>
@@ -8688,15 +9704,18 @@
     </w:p>
     <w:p>
       <w:pPr>
-        <w:pStyle w:val="BodyText"/>
-      </w:pPr>
-      <w:r>
-        <w:t>A Fig. 11 mostra a severidade do efeito. Em 100 kHz o fio mais grosso admissível é o 26 AWG, com 0,405 mm de diâmetro e apenas 0,001287 cm² de cobre, de modo que um enrolamento que precise conduzir 8 A a 400 A/cm² exige dezessete desses fios em paralelo. A solução industrial é o fio Litz, e na sua falta a prática de bancada recomenda vários fios em paralelo levemente torcidos [2]. Convém registrar que fios simplesmente paralelos ficam sujeitos ao efeito de proximidade, atenuado pelo intercalamento dos enrolamentos.</w:t>
-      </w:r>
-    </w:p>
-    <w:p>
-      <w:pPr>
-        <w:pStyle w:val="Heading2"/>
+        <w:pStyle w:val="Corpodetexto"/>
+      </w:pPr>
+      <w:r>
+        <w:t>A Fig. 11 mostra a severidade do efeito. Em 100 kHz o fio mais grosso admissível é o 26 AWG, com 0,405 mm de diâmetro e apenas 0,001287 cm² de cobre, de modo que um enrolamento que precise conduzir 8 A a 400 A/cm² exige dezessete desses fios em paralelo. A solução industrial é o fio Litz, e na sua falta a prática de bancada recomenda vários fios em paralelo levemente torcidos [2]. Convém registrar que fios simplesmente paralelos ficam sujeitos ao efeito de proximidade, atenuado pelo intercalamento dos enrol</w:t>
+      </w:r>
+      <w:r>
+        <w:t>amentos.</w:t>
+      </w:r>
+    </w:p>
+    <w:p>
+      <w:pPr>
+        <w:pStyle w:val="Ttulo2"/>
       </w:pPr>
       <w:r>
         <w:t>Dedução do produto de áreas</w:t>
@@ -8704,10 +9723,13 @@
     </w:p>
     <w:p>
       <w:pPr>
-        <w:pStyle w:val="BodyText"/>
-      </w:pPr>
-      <w:r>
-        <w:t>O critério que dimensiona o núcleo decorre de três pontos de partida. O primeiro é a lei de Faraday na forma da Eq. (18). O segundo é a condição de ocupação plena da janela, em que a área disponível multiplicada pelo fator de utilização iguala a soma das áreas de cobre dos dois enrolamentos. O terceiro é a definição de densidade de corrente. Substituindo o terceiro no segundo e depois o primeiro no resultado, e reconhecendo a potência total processada como a soma das potências de entrada e de saída, chega-se a [2]</w:t>
+        <w:pStyle w:val="Corpodetexto"/>
+      </w:pPr>
+      <w:r>
+        <w:t>O critério que dimensiona o núcleo decorre de três pontos de partida. O primeiro é a lei de Faraday na forma da Eq. (18). O segundo é a condição de ocupação plena da janela, em que a área disponível multiplicada pelo fator de utilização iguala a soma das áreas de cobre dos dois enrolamentos. O terceiro é a definição de densidade de corrente. Substituindo o terceiro no segundo e depois o primeiro no resultado, e reconhecendo a potência total processada como a soma das potências de entrada e de saída, chega-s</w:t>
+      </w:r>
+      <w:r>
+        <w:t>e a [2]</w:t>
       </w:r>
     </w:p>
     <w:p>
@@ -8717,7 +9739,6 @@
           <w:tab w:val="center" w:pos="115pt"/>
           <w:tab w:val="end" w:pos="243pt"/>
         </w:tabs>
-        <w:spacing w:line="11pt" w:lineRule="atLeast"/>
         <w:rPr>
           <w:rFonts w:ascii="Times New Roman" w:hAnsi="Times New Roman" w:cs="Times New Roman"/>
         </w:rPr>
@@ -8730,6 +9751,13 @@
       </w:r>
       <m:oMath>
         <m:sSub>
+          <m:sSubPr>
+            <m:ctrlPr>
+              <w:rPr>
+                <w:rFonts w:ascii="Cambria Math" w:hAnsi="Cambria Math"/>
+              </w:rPr>
+            </m:ctrlPr>
+          </m:sSubPr>
           <m:e>
             <m:r>
               <w:rPr>
@@ -8757,6 +9785,13 @@
           <m:t>=</m:t>
         </m:r>
         <m:sSub>
+          <m:sSubPr>
+            <m:ctrlPr>
+              <w:rPr>
+                <w:rFonts w:ascii="Cambria Math" w:hAnsi="Cambria Math"/>
+              </w:rPr>
+            </m:ctrlPr>
+          </m:sSubPr>
           <m:e>
             <m:r>
               <w:rPr>
@@ -8775,6 +9810,13 @@
           </m:sub>
         </m:sSub>
         <m:sSub>
+          <m:sSubPr>
+            <m:ctrlPr>
+              <w:rPr>
+                <w:rFonts w:ascii="Cambria Math" w:hAnsi="Cambria Math"/>
+              </w:rPr>
+            </m:ctrlPr>
+          </m:sSubPr>
           <m:e>
             <m:r>
               <w:rPr>
@@ -8803,10 +9845,21 @@
         </m:r>
         <m:f>
           <m:fPr>
-            <m:type m:val="bar"/>
+            <m:ctrlPr>
+              <w:rPr>
+                <w:rFonts w:ascii="Cambria Math" w:hAnsi="Cambria Math"/>
+              </w:rPr>
+            </m:ctrlPr>
           </m:fPr>
           <m:num>
             <m:sSub>
+              <m:sSubPr>
+                <m:ctrlPr>
+                  <w:rPr>
+                    <w:rFonts w:ascii="Cambria Math" w:hAnsi="Cambria Math"/>
+                  </w:rPr>
+                </m:ctrlPr>
+              </m:sSubPr>
               <m:e>
                 <m:r>
                   <w:rPr>
@@ -8828,9 +9881,16 @@
               <w:rPr>
                 <w:rFonts w:ascii="Cambria Math" w:hAnsi="Cambria Math"/>
               </w:rPr>
-              <m:t xml:space="preserve"> </m:t>
+              <m:t> </m:t>
             </m:r>
             <m:sSup>
+              <m:sSupPr>
+                <m:ctrlPr>
+                  <w:rPr>
+                    <w:rFonts w:ascii="Cambria Math" w:hAnsi="Cambria Math"/>
+                  </w:rPr>
+                </m:ctrlPr>
+              </m:sSupPr>
               <m:e>
                 <m:r>
                   <w:rPr>
@@ -8851,6 +9911,13 @@
           </m:num>
           <m:den>
             <m:sSub>
+              <m:sSubPr>
+                <m:ctrlPr>
+                  <w:rPr>
+                    <w:rFonts w:ascii="Cambria Math" w:hAnsi="Cambria Math"/>
+                  </w:rPr>
+                </m:ctrlPr>
+              </m:sSubPr>
               <m:e>
                 <m:r>
                   <w:rPr>
@@ -8872,9 +9939,16 @@
               <w:rPr>
                 <w:rFonts w:ascii="Cambria Math" w:hAnsi="Cambria Math"/>
               </w:rPr>
-              <m:t xml:space="preserve"> </m:t>
+              <m:t> </m:t>
             </m:r>
             <m:sSub>
+              <m:sSubPr>
+                <m:ctrlPr>
+                  <w:rPr>
+                    <w:rFonts w:ascii="Cambria Math" w:hAnsi="Cambria Math"/>
+                  </w:rPr>
+                </m:ctrlPr>
+              </m:sSubPr>
               <m:e>
                 <m:r>
                   <w:rPr>
@@ -8896,9 +9970,28 @@
               <w:rPr>
                 <w:rFonts w:ascii="Cambria Math" w:hAnsi="Cambria Math"/>
               </w:rPr>
-              <m:t xml:space="preserve"> J </m:t>
+              <m:t> </m:t>
+            </m:r>
+            <m:r>
+              <w:rPr>
+                <w:rFonts w:ascii="Cambria Math" w:hAnsi="Cambria Math"/>
+              </w:rPr>
+              <m:t>J</m:t>
+            </m:r>
+            <m:r>
+              <w:rPr>
+                <w:rFonts w:ascii="Cambria Math" w:hAnsi="Cambria Math"/>
+              </w:rPr>
+              <m:t> </m:t>
             </m:r>
             <m:sSub>
+              <m:sSubPr>
+                <m:ctrlPr>
+                  <w:rPr>
+                    <w:rFonts w:ascii="Cambria Math" w:hAnsi="Cambria Math"/>
+                  </w:rPr>
+                </m:ctrlPr>
+              </m:sSubPr>
               <m:e>
                 <m:r>
                   <w:rPr>
@@ -8920,9 +10013,16 @@
               <w:rPr>
                 <w:rFonts w:ascii="Cambria Math" w:hAnsi="Cambria Math"/>
               </w:rPr>
-              <m:t xml:space="preserve"> </m:t>
+              <m:t> </m:t>
             </m:r>
             <m:sSub>
+              <m:sSubPr>
+                <m:ctrlPr>
+                  <w:rPr>
+                    <w:rFonts w:ascii="Cambria Math" w:hAnsi="Cambria Math"/>
+                  </w:rPr>
+                </m:ctrlPr>
+              </m:sSubPr>
               <m:e>
                 <m:r>
                   <w:rPr>
@@ -8946,14 +10046,17 @@
           <w:rPr>
             <w:rFonts w:ascii="Cambria Math" w:hAnsi="Cambria Math"/>
           </w:rPr>
-          <m:t xml:space="preserve"> </m:t>
+          <m:t> </m:t>
         </m:r>
         <m:d>
           <m:dPr>
             <m:begChr m:val="["/>
             <m:endChr m:val="]"/>
-            <m:sepChr m:val=""/>
-            <m:grow/>
+            <m:ctrlPr>
+              <w:rPr>
+                <w:rFonts w:ascii="Cambria Math" w:hAnsi="Cambria Math"/>
+              </w:rPr>
+            </m:ctrlPr>
           </m:dPr>
           <m:e>
             <m:r>
@@ -8966,6 +10069,13 @@
               <m:t>c</m:t>
             </m:r>
             <m:sSup>
+              <m:sSupPr>
+                <m:ctrlPr>
+                  <w:rPr>
+                    <w:rFonts w:ascii="Cambria Math" w:hAnsi="Cambria Math"/>
+                  </w:rPr>
+                </m:ctrlPr>
+              </m:sSupPr>
               <m:e>
                 <m:r>
                   <m:rPr>
@@ -9002,15 +10112,18 @@
     </w:p>
     <w:p>
       <w:pPr>
-        <w:pStyle w:val="BodyText"/>
-      </w:pPr>
-      <w:r>
-        <w:t>A leitura física do resultado é elegante. Aparece o produto das duas áreas, e não cada uma isoladamente, porque a seção do núcleo determina quanta tensão o núcleo suporta por espira e a área da janela determina quanta corrente cabe no enrolamento. A potência é o produto dos dois efeitos. O projeto passa a ser um exercício de equilíbrio entre perda no núcleo, que cresce com a densidade de fluxo elevada a 2,4, e perda no cobre, que cresce com o quadrado da densidade de corrente, e o ótimo clássico ocorre quando as duas se aproximam.</w:t>
-      </w:r>
-    </w:p>
-    <w:p>
-      <w:pPr>
-        <w:pStyle w:val="BodyText"/>
+        <w:pStyle w:val="Corpodetexto"/>
+      </w:pPr>
+      <w:r>
+        <w:t>A leitura física do resultado é elegante. Aparece o produto das duas áreas, e não cada uma isoladamente, porque a seção do núcleo determina quanta tensão o núcleo suporta por espira e a área da janela determina quanta corrente cabe no enrolamento. A potência é o produto dos dois efeitos. O projeto passa a ser um exercício de equilíbrio entre perda no núcleo, que cresce com a densidade de fluxo elevada a 2,4, e perda no cobre, que cresce com o quadrado da densidade de corrente, e o ótimo clássico ocorre quan</w:t>
+      </w:r>
+      <w:r>
+        <w:t>do as duas se aproximam.</w:t>
+      </w:r>
+    </w:p>
+    <w:p>
+      <w:pPr>
+        <w:pStyle w:val="Corpodetexto"/>
         <w:sectPr>
           <w:type w:val="continuous"/>
           <w:pgSz w:w="595.30pt" w:h="841.90pt" w:code="9"/>
@@ -9025,7 +10138,7 @@
     </w:p>
     <w:p>
       <w:pPr>
-        <w:pStyle w:val="Heading1"/>
+        <w:pStyle w:val="Ttulo1"/>
       </w:pPr>
       <w:r>
         <w:t>Projeto do Transformador</w:t>
@@ -9033,7 +10146,7 @@
     </w:p>
     <w:p>
       <w:pPr>
-        <w:pStyle w:val="Heading2"/>
+        <w:pStyle w:val="Ttulo2"/>
       </w:pPr>
       <w:r>
         <w:t>Especificações e hipóteses</w:t>
@@ -9042,17 +10155,17 @@
     <w:p>
       <w:pPr>
         <w:keepNext/>
-        <w:spacing w:before="6pt" w:after="0pt"/>
+        <w:spacing w:before="6pt"/>
       </w:pPr>
       <w:r>
         <w:rPr>
           <w:noProof/>
         </w:rPr>
         <w:drawing>
-          <wp:inline distT="0" distB="0" distL="0" distR="0">
-            <wp:extent cx="6350000" cy="2655455"/>
+          <wp:inline distT="0" distB="0" distL="0" distR="0" wp14:anchorId="17EB554B" wp14:editId="3A33C9B5">
+            <wp:extent cx="6350000" cy="2630111"/>
             <wp:effectExtent l="0" t="0" r="0" b="0"/>
-            <wp:docPr id="115" name="fig12-full-bridge.png" descr="Conversor CC-CC em ponte completa de 500 W e formas de onda no transformador. A tensão aplicada ao primário é uma onda quadrada alternada de razão cíclica D por diagonal, e a densidade de fluxo é a sua integral."/>
+            <wp:docPr id="940004874" name="fig12-full-bridge.png" descr="Conversor CC-CC em ponte completa de 500 W e formas de onda no transformador. A tensão aplicada ao primário é uma onda quadrada alternada de razão cíclica D por diagonal, e a densidade de fluxo é a sua integral."/>
             <wp:cNvGraphicFramePr>
               <a:graphicFrameLocks xmlns:a="http://purl.oclc.org/ooxml/drawingml/main" noChangeAspect="1"/>
             </wp:cNvGraphicFramePr>
@@ -9064,7 +10177,7 @@
                     <pic:cNvPicPr/>
                   </pic:nvPicPr>
                   <pic:blipFill>
-                    <a:blip r:embed="rIdImg12"/>
+                    <a:blip r:embed="rId20"/>
                     <a:stretch>
                       <a:fillRect/>
                     </a:stretch>
@@ -9072,7 +10185,7 @@
                   <pic:spPr>
                     <a:xfrm>
                       <a:off x="0" y="0"/>
-                      <a:ext cx="6350000" cy="2655455"/>
+                      <a:ext cx="6350000" cy="2630111"/>
                     </a:xfrm>
                     <a:prstGeom prst="rect">
                       <a:avLst/>
@@ -9102,10 +10215,13 @@
     </w:p>
     <w:p>
       <w:pPr>
-        <w:pStyle w:val="BodyText"/>
-      </w:pPr>
-      <w:r>
-        <w:t>O enunciado do trabalho fixa apenas que a frequência é alta e que o núcleo é de ferrite Thornton. Todo o restante é escolha de projeto. Adotou-se deliberadamente o mesmo ponto de operação do exemplo resolvido na Seção 1.6.5 do material de referência [2], um conversor CC-CC em ponte completa de 400 V para 54 V e 500 W em 100 kHz, cuja topologia e formas de onda estão na Fig. 12. A razão é metodológica: com o ponto de operação idêntico, a única variável entre este trabalho e o material de referência passa a ser o núcleo, o que permite confrontar diretamente os resultados.</w:t>
+        <w:pStyle w:val="Corpodetexto"/>
+      </w:pPr>
+      <w:r>
+        <w:t>O enunciado do trabalho fixa apenas que a frequência é alta e que o núcleo é de ferrite Thornton. Todo o restante é escolha de projeto. Adotou-se deliberadamente o mesmo ponto de operação do exemplo resolvido na Seção 1.6.5 do material de referência [2], um conversor CC-CC em ponte completa de 400 V para 54 V e 500 W em 100 kHz, cuja topologia e formas de onda estão na Fig. 12. A razão é metodológica: com o ponto de operação idêntico, a única variável entre este trabalho e o material de referência passa a s</w:t>
+      </w:r>
+      <w:r>
+        <w:t>er o núcleo, o que permite confrontar diretamente os resultados.</w:t>
       </w:r>
     </w:p>
     <w:p>
@@ -9139,9 +10255,9 @@
         <w:tblLook w:firstRow="0" w:lastRow="0" w:firstColumn="0" w:lastColumn="0" w:noHBand="0" w:noVBand="0"/>
       </w:tblPr>
       <w:tblGrid>
-        <w:gridCol w:w="2465"/>
+        <w:gridCol w:w="2464"/>
         <w:gridCol w:w="758"/>
-        <w:gridCol w:w="1517"/>
+        <w:gridCol w:w="1516"/>
       </w:tblGrid>
       <w:tr>
         <w:trPr>
@@ -9151,7 +10267,7 @@
         </w:trPr>
         <w:tc>
           <w:tcPr>
-            <w:tcW w:w="123.24pt" w:type="dxa"/>
+            <w:tcW w:w="123.20pt" w:type="dxa"/>
             <w:vAlign w:val="center"/>
           </w:tcPr>
           <w:p>
@@ -9166,7 +10282,7 @@
         </w:tc>
         <w:tc>
           <w:tcPr>
-            <w:tcW w:w="37.92pt" w:type="dxa"/>
+            <w:tcW w:w="37.90pt" w:type="dxa"/>
             <w:vAlign w:val="center"/>
           </w:tcPr>
           <w:p>
@@ -9181,7 +10297,7 @@
         </w:tc>
         <w:tc>
           <w:tcPr>
-            <w:tcW w:w="75.84pt" w:type="dxa"/>
+            <w:tcW w:w="75.80pt" w:type="dxa"/>
             <w:vAlign w:val="center"/>
           </w:tcPr>
           <w:p>
@@ -9202,7 +10318,7 @@
         </w:trPr>
         <w:tc>
           <w:tcPr>
-            <w:tcW w:w="123.24pt" w:type="dxa"/>
+            <w:tcW w:w="123.20pt" w:type="dxa"/>
             <w:vAlign w:val="center"/>
           </w:tcPr>
           <w:p>
@@ -9218,7 +10334,7 @@
         </w:tc>
         <w:tc>
           <w:tcPr>
-            <w:tcW w:w="37.92pt" w:type="dxa"/>
+            <w:tcW w:w="37.90pt" w:type="dxa"/>
             <w:vAlign w:val="center"/>
           </w:tcPr>
           <w:p>
@@ -9243,7 +10359,7 @@
         </w:tc>
         <w:tc>
           <w:tcPr>
-            <w:tcW w:w="75.84pt" w:type="dxa"/>
+            <w:tcW w:w="75.80pt" w:type="dxa"/>
             <w:vAlign w:val="center"/>
           </w:tcPr>
           <w:p>
@@ -9265,7 +10381,7 @@
         </w:trPr>
         <w:tc>
           <w:tcPr>
-            <w:tcW w:w="123.24pt" w:type="dxa"/>
+            <w:tcW w:w="123.20pt" w:type="dxa"/>
             <w:vAlign w:val="center"/>
           </w:tcPr>
           <w:p>
@@ -9281,7 +10397,7 @@
         </w:tc>
         <w:tc>
           <w:tcPr>
-            <w:tcW w:w="37.92pt" w:type="dxa"/>
+            <w:tcW w:w="37.90pt" w:type="dxa"/>
             <w:vAlign w:val="center"/>
           </w:tcPr>
           <w:p>
@@ -9306,7 +10422,7 @@
         </w:tc>
         <w:tc>
           <w:tcPr>
-            <w:tcW w:w="75.84pt" w:type="dxa"/>
+            <w:tcW w:w="75.80pt" w:type="dxa"/>
             <w:vAlign w:val="center"/>
           </w:tcPr>
           <w:p>
@@ -9328,7 +10444,7 @@
         </w:trPr>
         <w:tc>
           <w:tcPr>
-            <w:tcW w:w="123.24pt" w:type="dxa"/>
+            <w:tcW w:w="123.20pt" w:type="dxa"/>
             <w:vAlign w:val="center"/>
           </w:tcPr>
           <w:p>
@@ -9344,7 +10460,7 @@
         </w:tc>
         <w:tc>
           <w:tcPr>
-            <w:tcW w:w="37.92pt" w:type="dxa"/>
+            <w:tcW w:w="37.90pt" w:type="dxa"/>
             <w:vAlign w:val="center"/>
           </w:tcPr>
           <w:p>
@@ -9369,7 +10485,7 @@
         </w:tc>
         <w:tc>
           <w:tcPr>
-            <w:tcW w:w="75.84pt" w:type="dxa"/>
+            <w:tcW w:w="75.80pt" w:type="dxa"/>
             <w:vAlign w:val="center"/>
           </w:tcPr>
           <w:p>
@@ -9391,7 +10507,7 @@
         </w:trPr>
         <w:tc>
           <w:tcPr>
-            <w:tcW w:w="123.24pt" w:type="dxa"/>
+            <w:tcW w:w="123.20pt" w:type="dxa"/>
             <w:vAlign w:val="center"/>
           </w:tcPr>
           <w:p>
@@ -9407,7 +10523,7 @@
         </w:tc>
         <w:tc>
           <w:tcPr>
-            <w:tcW w:w="37.92pt" w:type="dxa"/>
+            <w:tcW w:w="37.90pt" w:type="dxa"/>
             <w:vAlign w:val="center"/>
           </w:tcPr>
           <w:p>
@@ -9432,7 +10548,7 @@
         </w:tc>
         <w:tc>
           <w:tcPr>
-            <w:tcW w:w="75.84pt" w:type="dxa"/>
+            <w:tcW w:w="75.80pt" w:type="dxa"/>
             <w:vAlign w:val="center"/>
           </w:tcPr>
           <w:p>
@@ -9454,7 +10570,7 @@
         </w:trPr>
         <w:tc>
           <w:tcPr>
-            <w:tcW w:w="123.24pt" w:type="dxa"/>
+            <w:tcW w:w="123.20pt" w:type="dxa"/>
             <w:vAlign w:val="center"/>
           </w:tcPr>
           <w:p>
@@ -9470,7 +10586,7 @@
         </w:tc>
         <w:tc>
           <w:tcPr>
-            <w:tcW w:w="37.92pt" w:type="dxa"/>
+            <w:tcW w:w="37.90pt" w:type="dxa"/>
             <w:vAlign w:val="center"/>
           </w:tcPr>
           <w:p>
@@ -9486,7 +10602,7 @@
         </w:tc>
         <w:tc>
           <w:tcPr>
-            <w:tcW w:w="75.84pt" w:type="dxa"/>
+            <w:tcW w:w="75.80pt" w:type="dxa"/>
             <w:vAlign w:val="center"/>
           </w:tcPr>
           <w:p>
@@ -9508,7 +10624,7 @@
         </w:trPr>
         <w:tc>
           <w:tcPr>
-            <w:tcW w:w="123.24pt" w:type="dxa"/>
+            <w:tcW w:w="123.20pt" w:type="dxa"/>
             <w:vAlign w:val="center"/>
           </w:tcPr>
           <w:p>
@@ -9524,7 +10640,7 @@
         </w:tc>
         <w:tc>
           <w:tcPr>
-            <w:tcW w:w="37.92pt" w:type="dxa"/>
+            <w:tcW w:w="37.90pt" w:type="dxa"/>
             <w:vAlign w:val="center"/>
           </w:tcPr>
           <w:p>
@@ -9549,7 +10665,7 @@
         </w:tc>
         <w:tc>
           <w:tcPr>
-            <w:tcW w:w="75.84pt" w:type="dxa"/>
+            <w:tcW w:w="75.80pt" w:type="dxa"/>
             <w:vAlign w:val="center"/>
           </w:tcPr>
           <w:p>
@@ -9571,7 +10687,7 @@
         </w:trPr>
         <w:tc>
           <w:tcPr>
-            <w:tcW w:w="123.24pt" w:type="dxa"/>
+            <w:tcW w:w="123.20pt" w:type="dxa"/>
             <w:vAlign w:val="center"/>
           </w:tcPr>
           <w:p>
@@ -9587,7 +10703,7 @@
         </w:tc>
         <w:tc>
           <w:tcPr>
-            <w:tcW w:w="37.92pt" w:type="dxa"/>
+            <w:tcW w:w="37.90pt" w:type="dxa"/>
             <w:vAlign w:val="center"/>
           </w:tcPr>
           <w:p>
@@ -9603,7 +10719,7 @@
         </w:tc>
         <w:tc>
           <w:tcPr>
-            <w:tcW w:w="75.84pt" w:type="dxa"/>
+            <w:tcW w:w="75.80pt" w:type="dxa"/>
             <w:vAlign w:val="center"/>
           </w:tcPr>
           <w:p>
@@ -9625,7 +10741,7 @@
         </w:trPr>
         <w:tc>
           <w:tcPr>
-            <w:tcW w:w="123.24pt" w:type="dxa"/>
+            <w:tcW w:w="123.20pt" w:type="dxa"/>
             <w:vAlign w:val="center"/>
           </w:tcPr>
           <w:p>
@@ -9641,7 +10757,7 @@
         </w:tc>
         <w:tc>
           <w:tcPr>
-            <w:tcW w:w="37.92pt" w:type="dxa"/>
+            <w:tcW w:w="37.90pt" w:type="dxa"/>
             <w:vAlign w:val="center"/>
           </w:tcPr>
           <w:p>
@@ -9666,7 +10782,7 @@
         </w:tc>
         <w:tc>
           <w:tcPr>
-            <w:tcW w:w="75.84pt" w:type="dxa"/>
+            <w:tcW w:w="75.80pt" w:type="dxa"/>
             <w:vAlign w:val="center"/>
           </w:tcPr>
           <w:p>
@@ -9688,7 +10804,7 @@
         </w:trPr>
         <w:tc>
           <w:tcPr>
-            <w:tcW w:w="123.24pt" w:type="dxa"/>
+            <w:tcW w:w="123.20pt" w:type="dxa"/>
             <w:vAlign w:val="center"/>
           </w:tcPr>
           <w:p>
@@ -9704,7 +10820,7 @@
         </w:tc>
         <w:tc>
           <w:tcPr>
-            <w:tcW w:w="37.92pt" w:type="dxa"/>
+            <w:tcW w:w="37.90pt" w:type="dxa"/>
             <w:vAlign w:val="center"/>
           </w:tcPr>
           <w:p>
@@ -9729,7 +10845,7 @@
         </w:tc>
         <w:tc>
           <w:tcPr>
-            <w:tcW w:w="75.84pt" w:type="dxa"/>
+            <w:tcW w:w="75.80pt" w:type="dxa"/>
             <w:vAlign w:val="center"/>
           </w:tcPr>
           <w:p>
@@ -9751,7 +10867,7 @@
         </w:trPr>
         <w:tc>
           <w:tcPr>
-            <w:tcW w:w="123.24pt" w:type="dxa"/>
+            <w:tcW w:w="123.20pt" w:type="dxa"/>
             <w:vAlign w:val="center"/>
           </w:tcPr>
           <w:p>
@@ -9767,7 +10883,7 @@
         </w:tc>
         <w:tc>
           <w:tcPr>
-            <w:tcW w:w="37.92pt" w:type="dxa"/>
+            <w:tcW w:w="37.90pt" w:type="dxa"/>
             <w:vAlign w:val="center"/>
           </w:tcPr>
           <w:p>
@@ -9783,7 +10899,7 @@
         </w:tc>
         <w:tc>
           <w:tcPr>
-            <w:tcW w:w="75.84pt" w:type="dxa"/>
+            <w:tcW w:w="75.80pt" w:type="dxa"/>
             <w:vAlign w:val="center"/>
           </w:tcPr>
           <w:p>
@@ -9805,7 +10921,7 @@
         </w:trPr>
         <w:tc>
           <w:tcPr>
-            <w:tcW w:w="123.24pt" w:type="dxa"/>
+            <w:tcW w:w="123.20pt" w:type="dxa"/>
             <w:vAlign w:val="center"/>
           </w:tcPr>
           <w:p>
@@ -9821,7 +10937,7 @@
         </w:tc>
         <w:tc>
           <w:tcPr>
-            <w:tcW w:w="37.92pt" w:type="dxa"/>
+            <w:tcW w:w="37.90pt" w:type="dxa"/>
             <w:vAlign w:val="center"/>
           </w:tcPr>
           <w:p>
@@ -9846,7 +10962,7 @@
         </w:tc>
         <w:tc>
           <w:tcPr>
-            <w:tcW w:w="75.84pt" w:type="dxa"/>
+            <w:tcW w:w="75.80pt" w:type="dxa"/>
             <w:vAlign w:val="center"/>
           </w:tcPr>
           <w:p>
@@ -9868,7 +10984,7 @@
         </w:trPr>
         <w:tc>
           <w:tcPr>
-            <w:tcW w:w="123.24pt" w:type="dxa"/>
+            <w:tcW w:w="123.20pt" w:type="dxa"/>
             <w:vAlign w:val="center"/>
           </w:tcPr>
           <w:p>
@@ -9884,7 +11000,7 @@
         </w:tc>
         <w:tc>
           <w:tcPr>
-            <w:tcW w:w="37.92pt" w:type="dxa"/>
+            <w:tcW w:w="37.90pt" w:type="dxa"/>
             <w:vAlign w:val="center"/>
           </w:tcPr>
           <w:p>
@@ -9909,7 +11025,7 @@
         </w:tc>
         <w:tc>
           <w:tcPr>
-            <w:tcW w:w="75.84pt" w:type="dxa"/>
+            <w:tcW w:w="75.80pt" w:type="dxa"/>
             <w:vAlign w:val="center"/>
           </w:tcPr>
           <w:p>
@@ -9931,7 +11047,7 @@
         </w:trPr>
         <w:tc>
           <w:tcPr>
-            <w:tcW w:w="123.24pt" w:type="dxa"/>
+            <w:tcW w:w="123.20pt" w:type="dxa"/>
             <w:vAlign w:val="center"/>
           </w:tcPr>
           <w:p>
@@ -9947,7 +11063,7 @@
         </w:tc>
         <w:tc>
           <w:tcPr>
-            <w:tcW w:w="37.92pt" w:type="dxa"/>
+            <w:tcW w:w="37.90pt" w:type="dxa"/>
             <w:vAlign w:val="center"/>
           </w:tcPr>
           <w:p>
@@ -9963,7 +11079,7 @@
         </w:tc>
         <w:tc>
           <w:tcPr>
-            <w:tcW w:w="75.84pt" w:type="dxa"/>
+            <w:tcW w:w="75.80pt" w:type="dxa"/>
             <w:vAlign w:val="center"/>
           </w:tcPr>
           <w:p>
@@ -9981,15 +11097,18 @@
     </w:tbl>
     <w:p>
       <w:pPr>
-        <w:pStyle w:val="BodyText"/>
-      </w:pPr>
-      <w:r>
-        <w:t>As hipóteses adotadas são as usuais. Despreza-se a ondulação de corrente no indutor de saída, de modo que as correntes são tratadas como retangulares de topo plano, com erro inferior a 1 % sobre o valor eficaz. Despreza-se a corrente de magnetização frente à corrente refletida da carga, hipótese verificada adiante. Despreza-se a indutância de dispersão no cálculo magnético, tratando-a como recomendação construtiva. As resistências dos enrolamentos são avaliadas em corrente contínua mas com a resistividade corrigida para 100 °C. E admite-se queda direta de 0,70 V por diodo no retificador de saída, valor compatível com Schottky de baixa tensão em temperatura de operação.</w:t>
-      </w:r>
-    </w:p>
-    <w:p>
-      <w:pPr>
-        <w:pStyle w:val="BodyText"/>
+        <w:pStyle w:val="Corpodetexto"/>
+      </w:pPr>
+      <w:r>
+        <w:t>As hipóteses adotadas são as usuais. Despreza-se a ondulação de corrente no indutor de saída, de modo que as correntes são tratadas como retangulares de topo plano, com erro inferior a 1 % sobre o valor eficaz. Despreza-se a corrente de magnetização frente à corrente refletida da carga, hipótese verificada adiante. Despreza-se a indutância de dispersão no cálculo magnético, tratando-a como recomendação construtiva. As resistências dos enrolamentos são avaliadas em corrente contínua mas com a resistividade c</w:t>
+      </w:r>
+      <w:r>
+        <w:t>orrigida para 100 °C. E admite-se queda direta de 0,70 V por diodo no retificador de saída, valor compatível com Schottky de baixa tensão em temperatura de operação.</w:t>
+      </w:r>
+    </w:p>
+    <w:p>
+      <w:pPr>
+        <w:pStyle w:val="Corpodetexto"/>
       </w:pPr>
       <w:r>
         <w:t>A escolha da densidade de fluxo merece justificativa, por ser o parâmetro que mais influencia o resultado. O limite superior absoluto é a saturação, que não restringe o projeto. O limite prático é a perda no núcleo, que pelo critério de 100 mW/cm³ admite até 0,161 T de excursão em 100 kHz. O valor adotado, 0,07 T de amplitude, decorre da varredura da Fig. 13, discutida adiante.</w:t>
@@ -9997,7 +11116,7 @@
     </w:p>
     <w:p>
       <w:pPr>
-        <w:pStyle w:val="Heading2"/>
+        <w:pStyle w:val="Ttulo2"/>
       </w:pPr>
       <w:r>
         <w:t>Dimensionamento passo a passo</w:t>
@@ -10005,7 +11124,7 @@
     </w:p>
     <w:p>
       <w:pPr>
-        <w:pStyle w:val="BodyText"/>
+        <w:pStyle w:val="Corpodetexto"/>
       </w:pPr>
       <w:r>
         <w:t>O núcleo precisa acomodar os dois enrolamentos e por isso é dimensionado pela soma das potências de entrada e de saída, e não apenas pela de saída. Com rendimento admitido de 98 %, a potência total processada vale 1010,20 W. Aplicando a Eq. (22) com os valores da Tabela III,</w:t>
@@ -10018,7 +11137,6 @@
           <w:tab w:val="center" w:pos="115pt"/>
           <w:tab w:val="end" w:pos="243pt"/>
         </w:tabs>
-        <w:spacing w:line="11pt" w:lineRule="atLeast"/>
         <w:rPr>
           <w:rFonts w:ascii="Times New Roman" w:hAnsi="Times New Roman" w:cs="Times New Roman"/>
         </w:rPr>
@@ -10039,20 +11157,31 @@
       <m:oMath>
         <m:m>
           <m:mPr>
-            <m:baseJc m:val="center"/>
-            <m:plcHide m:val="on"/>
+            <m:plcHide m:val="1"/>
             <m:mcs>
               <m:mc>
                 <m:mcPr>
+                  <m:count m:val="1"/>
                   <m:mcJc m:val="center"/>
-                  <m:count m:val="1"/>
                 </m:mcPr>
               </m:mc>
             </m:mcs>
+            <m:ctrlPr>
+              <w:rPr>
+                <w:rFonts w:ascii="Cambria Math" w:hAnsi="Cambria Math"/>
+              </w:rPr>
+            </m:ctrlPr>
           </m:mPr>
           <m:mr>
             <m:e>
               <m:sSub>
+                <m:sSubPr>
+                  <m:ctrlPr>
+                    <w:rPr>
+                      <w:rFonts w:ascii="Cambria Math" w:hAnsi="Cambria Math"/>
+                    </w:rPr>
+                  </m:ctrlPr>
+                </m:sSubPr>
                 <m:e>
                   <m:r>
                     <w:rPr>
@@ -10081,7 +11210,11 @@
               </m:r>
               <m:f>
                 <m:fPr>
-                  <m:type m:val="bar"/>
+                  <m:ctrlPr>
+                    <w:rPr>
+                      <w:rFonts w:ascii="Cambria Math" w:hAnsi="Cambria Math"/>
+                    </w:rPr>
+                  </m:ctrlPr>
                 </m:fPr>
                 <m:num>
                   <m:r>
@@ -10115,6 +11248,13 @@
                     <m:t>×</m:t>
                   </m:r>
                   <m:sSup>
+                    <m:sSupPr>
+                      <m:ctrlPr>
+                        <w:rPr>
+                          <w:rFonts w:ascii="Cambria Math" w:hAnsi="Cambria Math"/>
+                        </w:rPr>
+                      </m:ctrlPr>
+                    </m:sSupPr>
                     <m:e>
                       <m:r>
                         <w:rPr>
@@ -10240,6 +11380,13 @@
                     <m:t>×</m:t>
                   </m:r>
                   <m:sSup>
+                    <m:sSupPr>
+                      <m:ctrlPr>
+                        <w:rPr>
+                          <w:rFonts w:ascii="Cambria Math" w:hAnsi="Cambria Math"/>
+                        </w:rPr>
+                      </m:ctrlPr>
+                    </m:sSupPr>
                     <m:e>
                       <m:r>
                         <w:rPr>
@@ -10264,6 +11411,13 @@
           <m:mr>
             <m:e>
               <m:sSub>
+                <m:sSubPr>
+                  <m:ctrlPr>
+                    <w:rPr>
+                      <w:rFonts w:ascii="Cambria Math" w:hAnsi="Cambria Math"/>
+                    </w:rPr>
+                  </m:ctrlPr>
+                </m:sSubPr>
                 <m:e>
                   <m:r>
                     <w:rPr>
@@ -10309,7 +11463,7 @@
                 <w:rPr>
                   <w:rFonts w:ascii="Cambria Math" w:hAnsi="Cambria Math"/>
                 </w:rPr>
-                <m:t xml:space="preserve">255 </m:t>
+                <m:t>255 </m:t>
               </m:r>
               <m:r>
                 <m:rPr>
@@ -10321,6 +11475,13 @@
                 <m:t>c</m:t>
               </m:r>
               <m:sSup>
+                <m:sSupPr>
+                  <m:ctrlPr>
+                    <w:rPr>
+                      <w:rFonts w:ascii="Cambria Math" w:hAnsi="Cambria Math"/>
+                    </w:rPr>
+                  </m:ctrlPr>
+                </m:sSupPr>
                 <m:e>
                   <m:r>
                     <m:rPr>
@@ -10403,7 +11564,7 @@
         </w:trPr>
         <w:tc>
           <w:tcPr>
-            <w:tcW w:w="110.00pt" w:type="dxa"/>
+            <w:tcW w:w="110pt" w:type="dxa"/>
             <w:vAlign w:val="center"/>
           </w:tcPr>
           <w:p>
@@ -10418,7 +11579,7 @@
         </w:tc>
         <w:tc>
           <w:tcPr>
-            <w:tcW w:w="65.00pt" w:type="dxa"/>
+            <w:tcW w:w="65pt" w:type="dxa"/>
             <w:vAlign w:val="center"/>
           </w:tcPr>
           <w:p>
@@ -10445,7 +11606,7 @@
         </w:tc>
         <w:tc>
           <w:tcPr>
-            <w:tcW w:w="65.00pt" w:type="dxa"/>
+            <w:tcW w:w="65pt" w:type="dxa"/>
             <w:vAlign w:val="center"/>
           </w:tcPr>
           <w:p>
@@ -10472,7 +11633,7 @@
         </w:tc>
         <w:tc>
           <w:tcPr>
-            <w:tcW w:w="75.00pt" w:type="dxa"/>
+            <w:tcW w:w="75pt" w:type="dxa"/>
             <w:vAlign w:val="center"/>
           </w:tcPr>
           <w:p>
@@ -10511,7 +11672,7 @@
         </w:tc>
         <w:tc>
           <w:tcPr>
-            <w:tcW w:w="60.00pt" w:type="dxa"/>
+            <w:tcW w:w="60pt" w:type="dxa"/>
             <w:vAlign w:val="center"/>
           </w:tcPr>
           <w:p>
@@ -10538,7 +11699,7 @@
         </w:tc>
         <w:tc>
           <w:tcPr>
-            <w:tcW w:w="65.00pt" w:type="dxa"/>
+            <w:tcW w:w="65pt" w:type="dxa"/>
             <w:vAlign w:val="center"/>
           </w:tcPr>
           <w:p>
@@ -10565,7 +11726,7 @@
         </w:tc>
         <w:tc>
           <w:tcPr>
-            <w:tcW w:w="60.00pt" w:type="dxa"/>
+            <w:tcW w:w="60pt" w:type="dxa"/>
             <w:vAlign w:val="center"/>
           </w:tcPr>
           <w:p>
@@ -10586,7 +11747,7 @@
         </w:trPr>
         <w:tc>
           <w:tcPr>
-            <w:tcW w:w="110.00pt" w:type="dxa"/>
+            <w:tcW w:w="110pt" w:type="dxa"/>
             <w:vAlign w:val="center"/>
           </w:tcPr>
           <w:p>
@@ -10602,7 +11763,7 @@
         </w:tc>
         <w:tc>
           <w:tcPr>
-            <w:tcW w:w="65.00pt" w:type="dxa"/>
+            <w:tcW w:w="65pt" w:type="dxa"/>
             <w:vAlign w:val="center"/>
           </w:tcPr>
           <w:p>
@@ -10618,7 +11779,7 @@
         </w:tc>
         <w:tc>
           <w:tcPr>
-            <w:tcW w:w="65.00pt" w:type="dxa"/>
+            <w:tcW w:w="65pt" w:type="dxa"/>
             <w:vAlign w:val="center"/>
           </w:tcPr>
           <w:p>
@@ -10634,7 +11795,7 @@
         </w:tc>
         <w:tc>
           <w:tcPr>
-            <w:tcW w:w="75.00pt" w:type="dxa"/>
+            <w:tcW w:w="75pt" w:type="dxa"/>
             <w:vAlign w:val="center"/>
           </w:tcPr>
           <w:p>
@@ -10650,7 +11811,7 @@
         </w:tc>
         <w:tc>
           <w:tcPr>
-            <w:tcW w:w="60.00pt" w:type="dxa"/>
+            <w:tcW w:w="60pt" w:type="dxa"/>
             <w:vAlign w:val="center"/>
           </w:tcPr>
           <w:p>
@@ -10666,7 +11827,7 @@
         </w:tc>
         <w:tc>
           <w:tcPr>
-            <w:tcW w:w="65.00pt" w:type="dxa"/>
+            <w:tcW w:w="65pt" w:type="dxa"/>
             <w:vAlign w:val="center"/>
           </w:tcPr>
           <w:p>
@@ -10682,7 +11843,7 @@
         </w:tc>
         <w:tc>
           <w:tcPr>
-            <w:tcW w:w="60.00pt" w:type="dxa"/>
+            <w:tcW w:w="60pt" w:type="dxa"/>
             <w:vAlign w:val="center"/>
           </w:tcPr>
           <w:p>
@@ -10704,7 +11865,7 @@
         </w:trPr>
         <w:tc>
           <w:tcPr>
-            <w:tcW w:w="110.00pt" w:type="dxa"/>
+            <w:tcW w:w="110pt" w:type="dxa"/>
             <w:vAlign w:val="center"/>
           </w:tcPr>
           <w:p>
@@ -10720,7 +11881,7 @@
         </w:tc>
         <w:tc>
           <w:tcPr>
-            <w:tcW w:w="65.00pt" w:type="dxa"/>
+            <w:tcW w:w="65pt" w:type="dxa"/>
             <w:vAlign w:val="center"/>
           </w:tcPr>
           <w:p>
@@ -10736,7 +11897,7 @@
         </w:tc>
         <w:tc>
           <w:tcPr>
-            <w:tcW w:w="65.00pt" w:type="dxa"/>
+            <w:tcW w:w="65pt" w:type="dxa"/>
             <w:vAlign w:val="center"/>
           </w:tcPr>
           <w:p>
@@ -10752,7 +11913,7 @@
         </w:tc>
         <w:tc>
           <w:tcPr>
-            <w:tcW w:w="75.00pt" w:type="dxa"/>
+            <w:tcW w:w="75pt" w:type="dxa"/>
             <w:vAlign w:val="center"/>
           </w:tcPr>
           <w:p>
@@ -10768,7 +11929,7 @@
         </w:tc>
         <w:tc>
           <w:tcPr>
-            <w:tcW w:w="60.00pt" w:type="dxa"/>
+            <w:tcW w:w="60pt" w:type="dxa"/>
             <w:vAlign w:val="center"/>
           </w:tcPr>
           <w:p>
@@ -10784,7 +11945,7 @@
         </w:tc>
         <w:tc>
           <w:tcPr>
-            <w:tcW w:w="65.00pt" w:type="dxa"/>
+            <w:tcW w:w="65pt" w:type="dxa"/>
             <w:vAlign w:val="center"/>
           </w:tcPr>
           <w:p>
@@ -10800,7 +11961,7 @@
         </w:tc>
         <w:tc>
           <w:tcPr>
-            <w:tcW w:w="60.00pt" w:type="dxa"/>
+            <w:tcW w:w="60pt" w:type="dxa"/>
             <w:vAlign w:val="center"/>
           </w:tcPr>
           <w:p>
@@ -10822,7 +11983,7 @@
         </w:trPr>
         <w:tc>
           <w:tcPr>
-            <w:tcW w:w="110.00pt" w:type="dxa"/>
+            <w:tcW w:w="110pt" w:type="dxa"/>
             <w:vAlign w:val="center"/>
           </w:tcPr>
           <w:p>
@@ -10838,7 +11999,7 @@
         </w:tc>
         <w:tc>
           <w:tcPr>
-            <w:tcW w:w="65.00pt" w:type="dxa"/>
+            <w:tcW w:w="65pt" w:type="dxa"/>
             <w:vAlign w:val="center"/>
           </w:tcPr>
           <w:p>
@@ -10854,7 +12015,7 @@
         </w:tc>
         <w:tc>
           <w:tcPr>
-            <w:tcW w:w="65.00pt" w:type="dxa"/>
+            <w:tcW w:w="65pt" w:type="dxa"/>
             <w:vAlign w:val="center"/>
           </w:tcPr>
           <w:p>
@@ -10870,7 +12031,7 @@
         </w:tc>
         <w:tc>
           <w:tcPr>
-            <w:tcW w:w="75.00pt" w:type="dxa"/>
+            <w:tcW w:w="75pt" w:type="dxa"/>
             <w:vAlign w:val="center"/>
           </w:tcPr>
           <w:p>
@@ -10886,7 +12047,7 @@
         </w:tc>
         <w:tc>
           <w:tcPr>
-            <w:tcW w:w="60.00pt" w:type="dxa"/>
+            <w:tcW w:w="60pt" w:type="dxa"/>
             <w:vAlign w:val="center"/>
           </w:tcPr>
           <w:p>
@@ -10902,7 +12063,7 @@
         </w:tc>
         <w:tc>
           <w:tcPr>
-            <w:tcW w:w="65.00pt" w:type="dxa"/>
+            <w:tcW w:w="65pt" w:type="dxa"/>
             <w:vAlign w:val="center"/>
           </w:tcPr>
           <w:p>
@@ -10918,7 +12079,7 @@
         </w:tc>
         <w:tc>
           <w:tcPr>
-            <w:tcW w:w="60.00pt" w:type="dxa"/>
+            <w:tcW w:w="60pt" w:type="dxa"/>
             <w:vAlign w:val="center"/>
           </w:tcPr>
           <w:p>
@@ -10940,7 +12101,7 @@
         </w:trPr>
         <w:tc>
           <w:tcPr>
-            <w:tcW w:w="110.00pt" w:type="dxa"/>
+            <w:tcW w:w="110pt" w:type="dxa"/>
             <w:vAlign w:val="center"/>
           </w:tcPr>
           <w:p>
@@ -10956,7 +12117,7 @@
         </w:tc>
         <w:tc>
           <w:tcPr>
-            <w:tcW w:w="65.00pt" w:type="dxa"/>
+            <w:tcW w:w="65pt" w:type="dxa"/>
             <w:vAlign w:val="center"/>
           </w:tcPr>
           <w:p>
@@ -10972,7 +12133,7 @@
         </w:tc>
         <w:tc>
           <w:tcPr>
-            <w:tcW w:w="65.00pt" w:type="dxa"/>
+            <w:tcW w:w="65pt" w:type="dxa"/>
             <w:vAlign w:val="center"/>
           </w:tcPr>
           <w:p>
@@ -10988,7 +12149,7 @@
         </w:tc>
         <w:tc>
           <w:tcPr>
-            <w:tcW w:w="75.00pt" w:type="dxa"/>
+            <w:tcW w:w="75pt" w:type="dxa"/>
             <w:vAlign w:val="center"/>
           </w:tcPr>
           <w:p>
@@ -11004,7 +12165,7 @@
         </w:tc>
         <w:tc>
           <w:tcPr>
-            <w:tcW w:w="60.00pt" w:type="dxa"/>
+            <w:tcW w:w="60pt" w:type="dxa"/>
             <w:vAlign w:val="center"/>
           </w:tcPr>
           <w:p>
@@ -11020,7 +12181,7 @@
         </w:tc>
         <w:tc>
           <w:tcPr>
-            <w:tcW w:w="65.00pt" w:type="dxa"/>
+            <w:tcW w:w="65pt" w:type="dxa"/>
             <w:vAlign w:val="center"/>
           </w:tcPr>
           <w:p>
@@ -11036,7 +12197,7 @@
         </w:tc>
         <w:tc>
           <w:tcPr>
-            <w:tcW w:w="60.00pt" w:type="dxa"/>
+            <w:tcW w:w="60pt" w:type="dxa"/>
             <w:vAlign w:val="center"/>
           </w:tcPr>
           <w:p>
@@ -11058,7 +12219,7 @@
         </w:trPr>
         <w:tc>
           <w:tcPr>
-            <w:tcW w:w="110.00pt" w:type="dxa"/>
+            <w:tcW w:w="110pt" w:type="dxa"/>
             <w:vAlign w:val="center"/>
           </w:tcPr>
           <w:p>
@@ -11074,7 +12235,7 @@
         </w:tc>
         <w:tc>
           <w:tcPr>
-            <w:tcW w:w="65.00pt" w:type="dxa"/>
+            <w:tcW w:w="65pt" w:type="dxa"/>
             <w:vAlign w:val="center"/>
           </w:tcPr>
           <w:p>
@@ -11090,7 +12251,7 @@
         </w:tc>
         <w:tc>
           <w:tcPr>
-            <w:tcW w:w="65.00pt" w:type="dxa"/>
+            <w:tcW w:w="65pt" w:type="dxa"/>
             <w:vAlign w:val="center"/>
           </w:tcPr>
           <w:p>
@@ -11106,7 +12267,7 @@
         </w:tc>
         <w:tc>
           <w:tcPr>
-            <w:tcW w:w="75.00pt" w:type="dxa"/>
+            <w:tcW w:w="75pt" w:type="dxa"/>
             <w:vAlign w:val="center"/>
           </w:tcPr>
           <w:p>
@@ -11122,7 +12283,7 @@
         </w:tc>
         <w:tc>
           <w:tcPr>
-            <w:tcW w:w="60.00pt" w:type="dxa"/>
+            <w:tcW w:w="60pt" w:type="dxa"/>
             <w:vAlign w:val="center"/>
           </w:tcPr>
           <w:p>
@@ -11138,7 +12299,7 @@
         </w:tc>
         <w:tc>
           <w:tcPr>
-            <w:tcW w:w="65.00pt" w:type="dxa"/>
+            <w:tcW w:w="65pt" w:type="dxa"/>
             <w:vAlign w:val="center"/>
           </w:tcPr>
           <w:p>
@@ -11154,7 +12315,7 @@
         </w:tc>
         <w:tc>
           <w:tcPr>
-            <w:tcW w:w="60.00pt" w:type="dxa"/>
+            <w:tcW w:w="60pt" w:type="dxa"/>
             <w:vAlign w:val="center"/>
           </w:tcPr>
           <w:p>
@@ -11177,7 +12338,6 @@
           <w:ilvl w:val="0"/>
           <w:numId w:val="0"/>
         </w:numPr>
-        <w:ind w:start="0pt" w:firstLine="0pt"/>
         <w:jc w:val="both"/>
         <w:sectPr>
           <w:type w:val="continuous"/>
@@ -11193,15 +12353,18 @@
     </w:p>
     <w:p>
       <w:pPr>
-        <w:pStyle w:val="BodyText"/>
-      </w:pPr>
-      <w:r>
-        <w:t>Da Tabela IV, adota-se o núcleo NEE-42/21/20, com produto de áreas de 3,768 cm⁴, ou 67 % de folga sobre o requerido. O número de espiras do primário resulta da Eq. (18) e vale 59,52, arredondado para cima em 60 espiras, já que mais espiras significam menor excursão de fluxo e portanto mais margem contra saturação. A verificação pela Eq. (19) dá excursão de 0,1140 T na razão cíclica de operação e 0,1389 T no pior caso, o que corresponde a um pico de 0,069 T e deixa margem de saturação superior a quatro vezes.</w:t>
-      </w:r>
-    </w:p>
-    <w:p>
-      <w:pPr>
-        <w:pStyle w:val="BodyText"/>
+        <w:pStyle w:val="Corpodetexto"/>
+      </w:pPr>
+      <w:r>
+        <w:t>Da Tabela IV, adota-se o núcleo NEE-42/21/20, com produto de áreas de 3,768 cm⁴, ou 67 % de folga sobre o requerido. O número de espiras do primário resulta da Eq. (18) e vale 59,52, arredondado para cima em 60 espiras, já que mais espiras significam menor excursão de fluxo e portanto mais margem contra saturação. A verificação pela Eq. (19) dá excursão de 0,1140 T na razão cíclica de operação e 0,1389 T no pior caso, o que corresponde a um pico de 0,069 T e deixa margem de saturação superior a quatro vezes</w:t>
+      </w:r>
+      <w:r>
+        <w:t>.</w:t>
+      </w:r>
+    </w:p>
+    <w:p>
+      <w:pPr>
+        <w:pStyle w:val="Corpodetexto"/>
       </w:pPr>
       <w:r>
         <w:t>A relação de transformação decorre da tensão média retificada na saída, incluindo a queda do retificador. O valor calculado de 10,26 espiras é arredondado para 10, resultando na relação de 6 para 1 e elevando a razão cíclica necessária para 0,4103. A margem até o limite de projeto é de 8,8 %, o que significa que o conversor tolera queda de aproximadamente 9 % na tensão de barramento antes de perder a regulação.</w:t>
@@ -11209,7 +12372,7 @@
     </w:p>
     <w:p>
       <w:pPr>
-        <w:pStyle w:val="BodyText"/>
+        <w:pStyle w:val="Corpodetexto"/>
       </w:pPr>
       <w:r>
         <w:t>As correntes eficazes valem 1,4081 A no primário e 8,3872 A no secundário. A profundidade de penetração em 100 kHz limita o condutor a 0,419 mm, o que seleciona o fio 26 AWG. Dividindo as seções necessárias pela seção de cobre desse fio resultam 3 condutores em paralelo no primário e 17 no secundário, com densidades de corrente realizadas de 364,7 e 383,3 A/cm².</w:t>
@@ -11217,7 +12380,7 @@
     </w:p>
     <w:p>
       <w:pPr>
-        <w:pStyle w:val="BodyText"/>
+        <w:pStyle w:val="Corpodetexto"/>
       </w:pPr>
       <w:r>
         <w:t>A verificação da ocupação da janela fecha o dimensionamento. As parcelas valem 0,1838 para o primário e 0,1736 para o secundário, somando 0,3574 contra o limite de 0,40, com 11 % de folga. O equilíbrio entre as duas parcelas é a assinatura de um projeto bem balanceado, e é exatamente o que a dedução do produto de áreas prevê quando as duas metades processam a mesma potência.</w:t>
@@ -11225,7 +12388,7 @@
     </w:p>
     <w:p>
       <w:pPr>
-        <w:pStyle w:val="BodyText"/>
+        <w:pStyle w:val="Corpodetexto"/>
       </w:pPr>
       <w:r>
         <w:t>Registre-se ainda a escolha da configuração do retificador de saída, que afeta o projeto magnético. A derivação central conduz corrente eficaz menor em cada enrolamento, porque cada metade opera em um semiciclo, mas exige dois enrolamentos completos. O saldo é desfavorável, pois a ocupação da janela subiria para 0,4288 e excederia o limite. Adota-se portanto o retificador em ponte completa no secundário, registrando o custo de dois diodos em série no caminho da corrente.</w:t>
@@ -11233,7 +12396,7 @@
     </w:p>
     <w:p>
       <w:pPr>
-        <w:pStyle w:val="Heading2"/>
+        <w:pStyle w:val="Ttulo2"/>
       </w:pPr>
       <w:r>
         <w:t>A iteração de núcleo</w:t>
@@ -11242,17 +12405,17 @@
     <w:p>
       <w:pPr>
         <w:keepNext/>
-        <w:spacing w:before="6pt" w:after="0pt"/>
+        <w:spacing w:before="6pt"/>
       </w:pPr>
       <w:r>
         <w:rPr>
           <w:noProof/>
         </w:rPr>
         <w:drawing>
-          <wp:inline distT="0" distB="0" distL="0" distR="0">
-            <wp:extent cx="3009900" cy="2806690"/>
+          <wp:inline distT="0" distB="0" distL="0" distR="0" wp14:anchorId="6FCDE5B7" wp14:editId="48F289D4">
+            <wp:extent cx="3009900" cy="2830277"/>
             <wp:effectExtent l="0" t="0" r="0" b="0"/>
-            <wp:docPr id="115" name="fig13-varredura-bac.png" descr="Varredura da densidade de fluxo para o núcleo NEE-42/21/20. O mínimo de perda total ocorre em 60 mT, mas nessa condição o enrolamento não cabe na janela. O valor adotado é o menor que satisfaz as três restrições simultaneamente."/>
+            <wp:docPr id="1052205518" name="fig13-varredura-bac.png" descr="Varredura da densidade de fluxo para o núcleo NEE-42/21/20. O mínimo de perda total ocorre em 60 mT, mas nessa condição o enrolamento não cabe na janela. O valor adotado é o menor que satisfaz as três restrições simultaneamente."/>
             <wp:cNvGraphicFramePr>
               <a:graphicFrameLocks xmlns:a="http://purl.oclc.org/ooxml/drawingml/main" noChangeAspect="1"/>
             </wp:cNvGraphicFramePr>
@@ -11264,7 +12427,7 @@
                     <pic:cNvPicPr/>
                   </pic:nvPicPr>
                   <pic:blipFill>
-                    <a:blip r:embed="rIdImg13"/>
+                    <a:blip r:embed="rId21"/>
                     <a:stretch>
                       <a:fillRect/>
                     </a:stretch>
@@ -11272,7 +12435,7 @@
                   <pic:spPr>
                     <a:xfrm>
                       <a:off x="0" y="0"/>
-                      <a:ext cx="3009900" cy="2806690"/>
+                      <a:ext cx="3009900" cy="2830277"/>
                     </a:xfrm>
                     <a:prstGeom prst="rect">
                       <a:avLst/>
@@ -11295,23 +12458,29 @@
     </w:p>
     <w:p>
       <w:pPr>
-        <w:pStyle w:val="BodyText"/>
-      </w:pPr>
-      <w:r>
-        <w:t>Esta seção documenta a tentativa que falhou, porque ela expõe a limitação mais importante do método. O projeto começou seguindo literalmente o exemplo de referência, com amplitude de 0,05 T. O critério do produto de áreas exigia 3,157 cm⁴ e o núcleo escolhido oferecia 3,768 cm⁴, com 19 % de folga. O número de espiras resultava em 84 no primário e 14 no secundário, e a verificação da janela dava ocupação de 0,5003, ou 125 % do espaço útil disponível. O núcleo satisfazia o critério e mesmo assim o transformador não podia ser construído.</w:t>
-      </w:r>
-    </w:p>
-    <w:p>
-      <w:pPr>
-        <w:pStyle w:val="BodyText"/>
-      </w:pPr>
-      <w:r>
-        <w:t>A causa está na repartição das áreas. O núcleo adotado tem razão entre seção e janela igual a 1,53, sendo portanto de seção grande e janela pequena, pensado para aplicações em que a limitação é o fluxo e não o cobre. Com densidade de fluxo baixa o número de espiras é alto e a limitação passa a ser o cobre, situação que o critério do produto de áreas não enxerga. Vale notar que o exemplo do próprio material de referência termina com ocupação de 0,24, muito abaixo do valor adotado, e conclui que seria possível usar um núcleo menor. É o mesmo fenômeno com o sinal invertido.</w:t>
-      </w:r>
-    </w:p>
-    <w:p>
-      <w:pPr>
-        <w:pStyle w:val="BodyText"/>
+        <w:pStyle w:val="Corpodetexto"/>
+      </w:pPr>
+      <w:r>
+        <w:t>Esta seção documenta a tentativa que falhou, porque ela expõe a limitação mais importante do método. O projeto começou seguindo literalmente o exemplo de referência, com amplitude de 0,05 T. O critério do produto de áreas exigia 3,157 cm⁴ e o núcleo escolhido oferecia 3,768 cm⁴, com 19 % de folga. O número de espiras resultava em 84 no primário e 14 no secundário, e a verificação da janela dava ocupação de 0,5003, ou 125 % do espaço útil disponível. O núcleo satisfazia o critério e mesmo assim o transformad</w:t>
+      </w:r>
+      <w:r>
+        <w:t>or não podia ser construído.</w:t>
+      </w:r>
+    </w:p>
+    <w:p>
+      <w:pPr>
+        <w:pStyle w:val="Corpodetexto"/>
+      </w:pPr>
+      <w:r>
+        <w:t>A causa está na repartição das áreas. O núcleo adotado tem razão entre seção e janela igual a 1,53, sendo portanto de seção grande e janela pequena, pensado para aplicações em que a limitação é o fluxo e não o cobre. Com densidade de fluxo baixa o número de espiras é alto e a limitação passa a ser o cobre, situação que o critério do produto de áreas não enxerga. Vale notar que o exemplo do próprio material de referência termina com ocupação de 0,24, muito abaixo do valor adotado, e conclui que seria possíve</w:t>
+      </w:r>
+      <w:r>
+        <w:t>l usar um núcleo menor. É o mesmo fenômeno com o sinal invertido.</w:t>
+      </w:r>
+    </w:p>
+    <w:p>
+      <w:pPr>
+        <w:pStyle w:val="Corpodetexto"/>
       </w:pPr>
       <w:r>
         <w:t>A Fig. 13 mostra o campo de escolha. O mínimo de perda total ocorre em torno de 60 mT, inatingível por falta de janela. O valor adotado de 70 mT é o menor que satisfaz simultaneamente o produto de áreas, a ocupação da janela e a elevação de temperatura, mantendo a perda total a 3,5 % do mínimo teórico. A formulação correta do método passa a ser que o produto de áreas fornece o menor núcleo possível e a verificação da ocupação fornece o menor núcleo viável, prevalecendo a segunda quando as duas discordam.</w:t>
@@ -11319,7 +12488,7 @@
     </w:p>
     <w:p>
       <w:pPr>
-        <w:pStyle w:val="Heading2"/>
+        <w:pStyle w:val="Ttulo2"/>
       </w:pPr>
       <w:r>
         <w:t>Verificação de perdas e comportamento térmico</w:t>
@@ -11328,17 +12497,17 @@
     <w:p>
       <w:pPr>
         <w:keepNext/>
-        <w:spacing w:before="6pt" w:after="0pt"/>
+        <w:spacing w:before="6pt"/>
       </w:pPr>
       <w:r>
         <w:rPr>
           <w:noProof/>
         </w:rPr>
         <w:drawing>
-          <wp:inline distT="0" distB="0" distL="0" distR="0">
+          <wp:inline distT="0" distB="0" distL="0" distR="0" wp14:anchorId="1B9E56AB" wp14:editId="246FB0FE">
             <wp:extent cx="3009900" cy="1966838"/>
             <wp:effectExtent l="0" t="0" r="0" b="0"/>
-            <wp:docPr id="115" name="fig14-bobinagem.png" descr="Corte da janela do núcleo com a sequência de bobinagem intercalada, adotada para reduzir o efeito de proximidade e a indutância de dispersão."/>
+            <wp:docPr id="1444350554" name="fig14-bobinagem.png" descr="Corte da janela do núcleo com a sequência de bobinagem intercalada, adotada para reduzir o efeito de proximidade e a indutância de dispersão."/>
             <wp:cNvGraphicFramePr>
               <a:graphicFrameLocks xmlns:a="http://purl.oclc.org/ooxml/drawingml/main" noChangeAspect="1"/>
             </wp:cNvGraphicFramePr>
@@ -11350,7 +12519,7 @@
                     <pic:cNvPicPr/>
                   </pic:nvPicPr>
                   <pic:blipFill>
-                    <a:blip r:embed="rIdImg14"/>
+                    <a:blip r:embed="rId22"/>
                     <a:stretch>
                       <a:fillRect/>
                     </a:stretch>
@@ -11381,10 +12550,13 @@
     </w:p>
     <w:p>
       <w:pPr>
-        <w:pStyle w:val="BodyText"/>
-      </w:pPr>
-      <w:r>
-        <w:t>A bobinagem intercalada da Fig. 14 foi adotada para reduzir o efeito de proximidade. A resistividade do cobre corrigida para 100 °C vale 2,266 µΩ·cm, ou 31,4 % acima do valor tabelado a 20 °C. Com o comprimento médio de espira do carretel, as resistências resultam em 369,75 mΩ no primário e 10,87 mΩ no secundário. A razão entre elas, 34,0, é próxima do quadrado da relação de transformação, como deve ser em enrolamentos igualmente bem projetados. As perdas correspondentes valem 0,7332 W e 0,7650 W, praticamente iguais.</w:t>
+        <w:pStyle w:val="Corpodetexto"/>
+      </w:pPr>
+      <w:r>
+        <w:t>A bobinagem intercalada da Fig. 14 foi adotada para reduzir o efeito de proximidade. A resistividade do cobre corrigida para 100 °C vale 2,266 µΩ·cm, ou 31,4 % acima do valor tabelado a 20 °C. Com o comprimento médio de espira do carretel, as resistências resultam em 369,75 mΩ no primário e 10,87 mΩ no secundário. A razão entre elas, 34,0, é próxima do quadrado da relação de transformação, como deve ser em enrolamentos igualmente bem projetados. As perdas correspondentes valem 0,7332 W e 0,7650 W, praticame</w:t>
+      </w:r>
+      <w:r>
+        <w:t>nte iguais.</w:t>
       </w:r>
     </w:p>
     <w:p>
@@ -11394,7 +12566,6 @@
           <w:tab w:val="center" w:pos="115pt"/>
           <w:tab w:val="end" w:pos="243pt"/>
         </w:tabs>
-        <w:spacing w:line="11pt" w:lineRule="atLeast"/>
         <w:rPr>
           <w:rFonts w:ascii="Times New Roman" w:hAnsi="Times New Roman" w:cs="Times New Roman"/>
         </w:rPr>
@@ -11407,6 +12578,13 @@
       </w:r>
       <m:oMath>
         <m:sSub>
+          <m:sSubPr>
+            <m:ctrlPr>
+              <w:rPr>
+                <w:rFonts w:ascii="Cambria Math" w:hAnsi="Cambria Math"/>
+              </w:rPr>
+            </m:ctrlPr>
+          </m:sSubPr>
           <m:e>
             <m:r>
               <w:rPr>
@@ -11434,6 +12612,13 @@
           <m:t>=</m:t>
         </m:r>
         <m:sSub>
+          <m:sSubPr>
+            <m:ctrlPr>
+              <w:rPr>
+                <w:rFonts w:ascii="Cambria Math" w:hAnsi="Cambria Math"/>
+              </w:rPr>
+            </m:ctrlPr>
+          </m:sSubPr>
           <m:e>
             <m:r>
               <w:rPr>
@@ -11452,6 +12637,13 @@
           </m:sub>
         </m:sSub>
         <m:sSubSup>
+          <m:sSubSupPr>
+            <m:ctrlPr>
+              <w:rPr>
+                <w:rFonts w:ascii="Cambria Math" w:hAnsi="Cambria Math"/>
+              </w:rPr>
+            </m:ctrlPr>
+          </m:sSubSupPr>
           <m:e>
             <m:r>
               <w:rPr>
@@ -11469,10 +12661,11 @@
             </m:r>
             <m:d>
               <m:dPr>
-                <m:begChr m:val="("/>
-                <m:endChr m:val=")"/>
-                <m:sepChr m:val=""/>
-                <m:grow/>
+                <m:ctrlPr>
+                  <w:rPr>
+                    <w:rFonts w:ascii="Cambria Math" w:hAnsi="Cambria Math"/>
+                  </w:rPr>
+                </m:ctrlPr>
               </m:dPr>
               <m:e>
                 <m:r>
@@ -11503,6 +12696,13 @@
           <m:t>+</m:t>
         </m:r>
         <m:sSub>
+          <m:sSubPr>
+            <m:ctrlPr>
+              <w:rPr>
+                <w:rFonts w:ascii="Cambria Math" w:hAnsi="Cambria Math"/>
+              </w:rPr>
+            </m:ctrlPr>
+          </m:sSubPr>
           <m:e>
             <m:r>
               <w:rPr>
@@ -11521,6 +12721,13 @@
           </m:sub>
         </m:sSub>
         <m:sSubSup>
+          <m:sSubSupPr>
+            <m:ctrlPr>
+              <w:rPr>
+                <w:rFonts w:ascii="Cambria Math" w:hAnsi="Cambria Math"/>
+              </w:rPr>
+            </m:ctrlPr>
+          </m:sSubSupPr>
           <m:e>
             <m:r>
               <w:rPr>
@@ -11538,10 +12745,11 @@
             </m:r>
             <m:d>
               <m:dPr>
-                <m:begChr m:val="("/>
-                <m:endChr m:val=")"/>
-                <m:sepChr m:val=""/>
-                <m:grow/>
+                <m:ctrlPr>
+                  <w:rPr>
+                    <w:rFonts w:ascii="Cambria Math" w:hAnsi="Cambria Math"/>
+                  </w:rPr>
+                </m:ctrlPr>
               </m:dPr>
               <m:e>
                 <m:r>
@@ -11590,7 +12798,7 @@
           <w:rPr>
             <w:rFonts w:ascii="Cambria Math" w:hAnsi="Cambria Math"/>
           </w:rPr>
-          <m:t xml:space="preserve">4981 </m:t>
+          <m:t>4981 </m:t>
         </m:r>
         <m:r>
           <m:rPr>
@@ -11612,7 +12820,7 @@
     </w:p>
     <w:p>
       <w:pPr>
-        <w:pStyle w:val="BodyText"/>
+        <w:pStyle w:val="Corpodetexto"/>
       </w:pPr>
       <w:r>
         <w:t>As perdas no núcleo, pela Eq. (20) com a excursão de operação, valem 1,0154 W, o que corresponde a 43,6 mW/cm³ e confirma o critério de projeto com folga. No pior caso de razão cíclica a densidade sobe para 70,1 mW/cm³, ainda 30 % abaixo do limite. As duas parcelas do mecanismo, histerese e correntes parasitas, contribuem com 0,5081 W cada, como previsto para 100 kHz.</w:t>
@@ -11620,7 +12828,7 @@
     </w:p>
     <w:p>
       <w:pPr>
-        <w:pStyle w:val="BodyText"/>
+        <w:pStyle w:val="Corpodetexto"/>
       </w:pPr>
       <w:r>
         <w:t>A perda total de 2,5135 W corresponde a rendimento de 99,50 % no transformador, repartida em 59,6 % no cobre e 40,4 % no núcleo, próxima do ótimo teórico. Convém observar que o rendimento obtido supera a hipótese de 98 % adotada no dimensionamento, o que é a direção segura do erro, pois a hipótese conservadora apenas superdimensionou o núcleo em 1,5 %.</w:t>
@@ -11628,7 +12836,7 @@
     </w:p>
     <w:p>
       <w:pPr>
-        <w:pStyle w:val="BodyText"/>
+        <w:pStyle w:val="Corpodetexto"/>
       </w:pPr>
       <w:r>
         <w:t>A elevação de temperatura segue a expressão de resistência térmica em função do produto de áreas [5]:</w:t>
@@ -11641,7 +12849,6 @@
           <w:tab w:val="center" w:pos="115pt"/>
           <w:tab w:val="end" w:pos="243pt"/>
         </w:tabs>
-        <w:spacing w:line="11pt" w:lineRule="atLeast"/>
         <w:rPr>
           <w:rFonts w:ascii="Times New Roman" w:hAnsi="Times New Roman" w:cs="Times New Roman"/>
         </w:rPr>
@@ -11655,20 +12862,31 @@
       <m:oMath>
         <m:m>
           <m:mPr>
-            <m:baseJc m:val="center"/>
-            <m:plcHide m:val="on"/>
+            <m:plcHide m:val="1"/>
             <m:mcs>
               <m:mc>
                 <m:mcPr>
+                  <m:count m:val="1"/>
                   <m:mcJc m:val="center"/>
-                  <m:count m:val="1"/>
                 </m:mcPr>
               </m:mc>
             </m:mcs>
+            <m:ctrlPr>
+              <w:rPr>
+                <w:rFonts w:ascii="Cambria Math" w:hAnsi="Cambria Math"/>
+              </w:rPr>
+            </m:ctrlPr>
           </m:mPr>
           <m:mr>
             <m:e>
               <m:sSub>
+                <m:sSubPr>
+                  <m:ctrlPr>
+                    <w:rPr>
+                      <w:rFonts w:ascii="Cambria Math" w:hAnsi="Cambria Math"/>
+                    </w:rPr>
+                  </m:ctrlPr>
+                </m:sSubPr>
                 <m:e>
                   <m:r>
                     <w:rPr>
@@ -11699,19 +12917,34 @@
                 <w:rPr>
                   <w:rFonts w:ascii="Cambria Math" w:hAnsi="Cambria Math"/>
                 </w:rPr>
-                <m:t xml:space="preserve">23 </m:t>
+                <m:t>23 </m:t>
               </m:r>
               <m:sSup>
+                <m:sSupPr>
+                  <m:ctrlPr>
+                    <w:rPr>
+                      <w:rFonts w:ascii="Cambria Math" w:hAnsi="Cambria Math"/>
+                    </w:rPr>
+                  </m:ctrlPr>
+                </m:sSupPr>
                 <m:e>
                   <m:d>
                     <m:dPr>
-                      <m:begChr m:val="("/>
-                      <m:endChr m:val=")"/>
-                      <m:sepChr m:val=""/>
-                      <m:grow/>
+                      <m:ctrlPr>
+                        <w:rPr>
+                          <w:rFonts w:ascii="Cambria Math" w:hAnsi="Cambria Math"/>
+                        </w:rPr>
+                      </m:ctrlPr>
                     </m:dPr>
                     <m:e>
                       <m:sSub>
+                        <m:sSubPr>
+                          <m:ctrlPr>
+                            <w:rPr>
+                              <w:rFonts w:ascii="Cambria Math" w:hAnsi="Cambria Math"/>
+                            </w:rPr>
+                          </m:ctrlPr>
+                        </m:sSubPr>
                         <m:e>
                           <m:r>
                             <w:rPr>
@@ -11730,6 +12963,13 @@
                         </m:sub>
                       </m:sSub>
                       <m:sSub>
+                        <m:sSubPr>
+                          <m:ctrlPr>
+                            <w:rPr>
+                              <w:rFonts w:ascii="Cambria Math" w:hAnsi="Cambria Math"/>
+                            </w:rPr>
+                          </m:ctrlPr>
+                        </m:sSubPr>
                         <m:e>
                           <m:r>
                             <w:rPr>
@@ -11758,7 +12998,7 @@
                     <w:rPr>
                       <w:rFonts w:ascii="Cambria Math" w:hAnsi="Cambria Math"/>
                     </w:rPr>
-                    <m:t>−</m:t>
+                    <m:t>-</m:t>
                   </m:r>
                   <m:r>
                     <w:rPr>
@@ -11814,12 +13054,19 @@
                 <m:t>08</m:t>
               </m:r>
               <m:sSup>
+                <m:sSupPr>
+                  <m:ctrlPr>
+                    <w:rPr>
+                      <w:rFonts w:ascii="Cambria Math" w:hAnsi="Cambria Math"/>
+                    </w:rPr>
+                  </m:ctrlPr>
+                </m:sSupPr>
                 <m:e>
                   <m:r>
                     <w:rPr>
                       <w:rFonts w:ascii="Cambria Math" w:hAnsi="Cambria Math"/>
                     </w:rPr>
-                    <m:t xml:space="preserve"> </m:t>
+                    <m:t> </m:t>
                   </m:r>
                 </m:e>
                 <m:sup>
@@ -11863,6 +13110,13 @@
                 <m:t>=</m:t>
               </m:r>
               <m:sSub>
+                <m:sSubPr>
+                  <m:ctrlPr>
+                    <w:rPr>
+                      <w:rFonts w:ascii="Cambria Math" w:hAnsi="Cambria Math"/>
+                    </w:rPr>
+                  </m:ctrlPr>
+                </m:sSubPr>
                 <m:e>
                   <m:r>
                     <w:rPr>
@@ -11881,6 +13135,13 @@
                 </m:sub>
               </m:sSub>
               <m:sSub>
+                <m:sSubPr>
+                  <m:ctrlPr>
+                    <w:rPr>
+                      <w:rFonts w:ascii="Cambria Math" w:hAnsi="Cambria Math"/>
+                    </w:rPr>
+                  </m:ctrlPr>
+                </m:sSubPr>
                 <m:e>
                   <m:r>
                     <w:rPr>
@@ -11929,12 +13190,19 @@
                 <m:t>4</m:t>
               </m:r>
               <m:sSup>
+                <m:sSupPr>
+                  <m:ctrlPr>
+                    <w:rPr>
+                      <w:rFonts w:ascii="Cambria Math" w:hAnsi="Cambria Math"/>
+                    </w:rPr>
+                  </m:ctrlPr>
+                </m:sSupPr>
                 <m:e>
                   <m:r>
                     <w:rPr>
                       <w:rFonts w:ascii="Cambria Math" w:hAnsi="Cambria Math"/>
                     </w:rPr>
-                    <m:t xml:space="preserve"> </m:t>
+                    <m:t> </m:t>
                   </m:r>
                 </m:e>
                 <m:sup>
@@ -11972,18 +13240,24 @@
     </w:p>
     <w:p>
       <w:pPr>
-        <w:pStyle w:val="BodyText"/>
-      </w:pPr>
-      <w:r>
-        <w:t>O resultado atende ao critério de 40 °C com 4,6 °C de folga, situando o núcleo em 75,4 °C. Dois cenários adversos foram verificados. No pior caso de razão cíclica a elevação sobe para 44,1 °C, e admitindo fator de resistência alternada de 1,4 por efeito de proximidade ela sobe para 43,8 °C. Ambos levam o componente a cerca de 84 °C, ainda perfeitamente seguro para o material, cuja temperatura de Curie supera 210 °C, e próximo do ponto de mínima perda dos ferrites de potência. Somente a combinação dos dois cenários exigiria ventilação forçada.</w:t>
-      </w:r>
-    </w:p>
-    <w:p>
-      <w:pPr>
-        <w:pStyle w:val="BodyText"/>
-      </w:pPr>
-      <w:r>
-        <w:t>A última verificação trata da magnetização. Com a permeabilidade inicial do material e a geometria do núcleo, o fator de indutância vale 6529 nH por espira ao quadrado e a indutância de magnetização 23,51 mH. A corrente de magnetização de pico resulta em 69,8 mA, ou 4,5 % do patamar de corrente refletida, o que confirma a hipótese adotada. Vale registrar que a densidade de fluxo calculada a partir dessa corrente coincide com a obtida por Faraday, o que constitui verificação cruzada de todo o encadeamento de cálculo.</w:t>
+        <w:pStyle w:val="Corpodetexto"/>
+      </w:pPr>
+      <w:r>
+        <w:t>O resultado atende ao critério de 40 °C com 4,6 °C de folga, situando o núcleo em 75,4 °C. Dois cenários adversos foram verificados. No pior caso de razão cíclica a elevação sobe para 44,1 °C, e admitindo fator de resistência alternada de 1,4 por efeito de proximidade ela sobe para 43,8 °C. Ambos levam o componente a cerca de 84 °C, ainda perfeitamente seguro para o material, cuja temperatura de Curie supera 210 °C, e próximo do ponto de mínima perda dos ferrites de potência. Somente a combinação dos dois c</w:t>
+      </w:r>
+      <w:r>
+        <w:t>enários exigiria ventilação forçada.</w:t>
+      </w:r>
+    </w:p>
+    <w:p>
+      <w:pPr>
+        <w:pStyle w:val="Corpodetexto"/>
+      </w:pPr>
+      <w:r>
+        <w:t>A última verificação trata da magnetização. Com a permeabilidade inicial do material e a geometria do núcleo, o fator de indutância vale 6529 nH por espira ao quadrado e a indutância de magnetização 23,51 mH. A corrente de magnetização de pico resulta em 69,8 mA, ou 4,5 % do patamar de corrente refletida, o que confirma a hipótese adotada. Vale registrar que a densidade de fluxo calculada a partir dessa corrente coincide com a obtida por Faraday, o que constitui verificação cruzada de todo o encadeamento de</w:t>
+      </w:r>
+      <w:r>
+        <w:t xml:space="preserve"> cálculo.</w:t>
       </w:r>
     </w:p>
     <w:p>
@@ -12017,7 +13291,7 @@
         <w:tblLook w:firstRow="0" w:lastRow="0" w:firstColumn="0" w:lastColumn="0" w:noHBand="0" w:noVBand="0"/>
       </w:tblPr>
       <w:tblGrid>
-        <w:gridCol w:w="2086"/>
+        <w:gridCol w:w="2085"/>
         <w:gridCol w:w="1422"/>
         <w:gridCol w:w="1232"/>
       </w:tblGrid>
@@ -12029,7 +13303,7 @@
         </w:trPr>
         <w:tc>
           <w:tcPr>
-            <w:tcW w:w="104.28pt" w:type="dxa"/>
+            <w:tcW w:w="104.25pt" w:type="dxa"/>
             <w:vAlign w:val="center"/>
           </w:tcPr>
           <w:p>
@@ -12059,7 +13333,7 @@
         </w:tc>
         <w:tc>
           <w:tcPr>
-            <w:tcW w:w="61.62pt" w:type="dxa"/>
+            <w:tcW w:w="61.60pt" w:type="dxa"/>
             <w:vAlign w:val="center"/>
           </w:tcPr>
           <w:p>
@@ -12080,7 +13354,7 @@
         </w:trPr>
         <w:tc>
           <w:tcPr>
-            <w:tcW w:w="104.28pt" w:type="dxa"/>
+            <w:tcW w:w="104.25pt" w:type="dxa"/>
             <w:vAlign w:val="center"/>
           </w:tcPr>
           <w:p>
@@ -12112,7 +13386,7 @@
         </w:tc>
         <w:tc>
           <w:tcPr>
-            <w:tcW w:w="61.62pt" w:type="dxa"/>
+            <w:tcW w:w="61.60pt" w:type="dxa"/>
             <w:vAlign w:val="center"/>
           </w:tcPr>
           <w:p>
@@ -12134,7 +13408,7 @@
         </w:trPr>
         <w:tc>
           <w:tcPr>
-            <w:tcW w:w="104.28pt" w:type="dxa"/>
+            <w:tcW w:w="104.25pt" w:type="dxa"/>
             <w:vAlign w:val="center"/>
           </w:tcPr>
           <w:p>
@@ -12166,7 +13440,7 @@
         </w:tc>
         <w:tc>
           <w:tcPr>
-            <w:tcW w:w="61.62pt" w:type="dxa"/>
+            <w:tcW w:w="61.60pt" w:type="dxa"/>
             <w:vAlign w:val="center"/>
           </w:tcPr>
           <w:p>
@@ -12188,7 +13462,7 @@
         </w:trPr>
         <w:tc>
           <w:tcPr>
-            <w:tcW w:w="104.28pt" w:type="dxa"/>
+            <w:tcW w:w="104.25pt" w:type="dxa"/>
             <w:vAlign w:val="center"/>
           </w:tcPr>
           <w:p>
@@ -12220,7 +13494,7 @@
         </w:tc>
         <w:tc>
           <w:tcPr>
-            <w:tcW w:w="61.62pt" w:type="dxa"/>
+            <w:tcW w:w="61.60pt" w:type="dxa"/>
             <w:vAlign w:val="center"/>
           </w:tcPr>
           <w:p>
@@ -12242,7 +13516,7 @@
         </w:trPr>
         <w:tc>
           <w:tcPr>
-            <w:tcW w:w="104.28pt" w:type="dxa"/>
+            <w:tcW w:w="104.25pt" w:type="dxa"/>
             <w:vAlign w:val="center"/>
           </w:tcPr>
           <w:p>
@@ -12274,7 +13548,7 @@
         </w:tc>
         <w:tc>
           <w:tcPr>
-            <w:tcW w:w="61.62pt" w:type="dxa"/>
+            <w:tcW w:w="61.60pt" w:type="dxa"/>
             <w:vAlign w:val="center"/>
           </w:tcPr>
           <w:p>
@@ -12296,7 +13570,7 @@
         </w:trPr>
         <w:tc>
           <w:tcPr>
-            <w:tcW w:w="104.28pt" w:type="dxa"/>
+            <w:tcW w:w="104.25pt" w:type="dxa"/>
             <w:vAlign w:val="center"/>
           </w:tcPr>
           <w:p>
@@ -12328,7 +13602,7 @@
         </w:tc>
         <w:tc>
           <w:tcPr>
-            <w:tcW w:w="61.62pt" w:type="dxa"/>
+            <w:tcW w:w="61.60pt" w:type="dxa"/>
             <w:vAlign w:val="center"/>
           </w:tcPr>
           <w:p>
@@ -12350,7 +13624,7 @@
         </w:trPr>
         <w:tc>
           <w:tcPr>
-            <w:tcW w:w="104.28pt" w:type="dxa"/>
+            <w:tcW w:w="104.25pt" w:type="dxa"/>
             <w:vAlign w:val="center"/>
           </w:tcPr>
           <w:p>
@@ -12382,7 +13656,7 @@
         </w:tc>
         <w:tc>
           <w:tcPr>
-            <w:tcW w:w="61.62pt" w:type="dxa"/>
+            <w:tcW w:w="61.60pt" w:type="dxa"/>
             <w:vAlign w:val="center"/>
           </w:tcPr>
           <w:p>
@@ -12404,7 +13678,7 @@
         </w:trPr>
         <w:tc>
           <w:tcPr>
-            <w:tcW w:w="104.28pt" w:type="dxa"/>
+            <w:tcW w:w="104.25pt" w:type="dxa"/>
             <w:vAlign w:val="center"/>
           </w:tcPr>
           <w:p>
@@ -12436,7 +13710,7 @@
         </w:tc>
         <w:tc>
           <w:tcPr>
-            <w:tcW w:w="61.62pt" w:type="dxa"/>
+            <w:tcW w:w="61.60pt" w:type="dxa"/>
             <w:vAlign w:val="center"/>
           </w:tcPr>
           <w:p>
@@ -12458,7 +13732,7 @@
         </w:trPr>
         <w:tc>
           <w:tcPr>
-            <w:tcW w:w="104.28pt" w:type="dxa"/>
+            <w:tcW w:w="104.25pt" w:type="dxa"/>
             <w:vAlign w:val="center"/>
           </w:tcPr>
           <w:p>
@@ -12490,7 +13764,7 @@
         </w:tc>
         <w:tc>
           <w:tcPr>
-            <w:tcW w:w="61.62pt" w:type="dxa"/>
+            <w:tcW w:w="61.60pt" w:type="dxa"/>
             <w:vAlign w:val="center"/>
           </w:tcPr>
           <w:p>
@@ -12512,7 +13786,7 @@
         </w:trPr>
         <w:tc>
           <w:tcPr>
-            <w:tcW w:w="104.28pt" w:type="dxa"/>
+            <w:tcW w:w="104.25pt" w:type="dxa"/>
             <w:vAlign w:val="center"/>
           </w:tcPr>
           <w:p>
@@ -12544,7 +13818,7 @@
         </w:tc>
         <w:tc>
           <w:tcPr>
-            <w:tcW w:w="61.62pt" w:type="dxa"/>
+            <w:tcW w:w="61.60pt" w:type="dxa"/>
             <w:vAlign w:val="center"/>
           </w:tcPr>
           <w:p>
@@ -12566,7 +13840,7 @@
         </w:trPr>
         <w:tc>
           <w:tcPr>
-            <w:tcW w:w="104.28pt" w:type="dxa"/>
+            <w:tcW w:w="104.25pt" w:type="dxa"/>
             <w:vAlign w:val="center"/>
           </w:tcPr>
           <w:p>
@@ -12598,7 +13872,7 @@
         </w:tc>
         <w:tc>
           <w:tcPr>
-            <w:tcW w:w="61.62pt" w:type="dxa"/>
+            <w:tcW w:w="61.60pt" w:type="dxa"/>
             <w:vAlign w:val="center"/>
           </w:tcPr>
           <w:p>
@@ -12620,7 +13894,7 @@
         </w:trPr>
         <w:tc>
           <w:tcPr>
-            <w:tcW w:w="104.28pt" w:type="dxa"/>
+            <w:tcW w:w="104.25pt" w:type="dxa"/>
             <w:vAlign w:val="center"/>
           </w:tcPr>
           <w:p>
@@ -12652,7 +13926,7 @@
         </w:tc>
         <w:tc>
           <w:tcPr>
-            <w:tcW w:w="61.62pt" w:type="dxa"/>
+            <w:tcW w:w="61.60pt" w:type="dxa"/>
             <w:vAlign w:val="center"/>
           </w:tcPr>
           <w:p>
@@ -12674,7 +13948,7 @@
         </w:trPr>
         <w:tc>
           <w:tcPr>
-            <w:tcW w:w="104.28pt" w:type="dxa"/>
+            <w:tcW w:w="104.25pt" w:type="dxa"/>
             <w:vAlign w:val="center"/>
           </w:tcPr>
           <w:p>
@@ -12706,7 +13980,7 @@
         </w:tc>
         <w:tc>
           <w:tcPr>
-            <w:tcW w:w="61.62pt" w:type="dxa"/>
+            <w:tcW w:w="61.60pt" w:type="dxa"/>
             <w:vAlign w:val="center"/>
           </w:tcPr>
           <w:p>
@@ -12728,7 +14002,7 @@
         </w:trPr>
         <w:tc>
           <w:tcPr>
-            <w:tcW w:w="104.28pt" w:type="dxa"/>
+            <w:tcW w:w="104.25pt" w:type="dxa"/>
             <w:vAlign w:val="center"/>
           </w:tcPr>
           <w:p>
@@ -12760,7 +14034,7 @@
         </w:tc>
         <w:tc>
           <w:tcPr>
-            <w:tcW w:w="61.62pt" w:type="dxa"/>
+            <w:tcW w:w="61.60pt" w:type="dxa"/>
             <w:vAlign w:val="center"/>
           </w:tcPr>
           <w:p>
@@ -12782,7 +14056,7 @@
         </w:trPr>
         <w:tc>
           <w:tcPr>
-            <w:tcW w:w="104.28pt" w:type="dxa"/>
+            <w:tcW w:w="104.25pt" w:type="dxa"/>
             <w:vAlign w:val="center"/>
           </w:tcPr>
           <w:p>
@@ -12814,7 +14088,7 @@
         </w:tc>
         <w:tc>
           <w:tcPr>
-            <w:tcW w:w="61.62pt" w:type="dxa"/>
+            <w:tcW w:w="61.60pt" w:type="dxa"/>
             <w:vAlign w:val="center"/>
           </w:tcPr>
           <w:p>
@@ -12836,7 +14110,7 @@
         </w:trPr>
         <w:tc>
           <w:tcPr>
-            <w:tcW w:w="104.28pt" w:type="dxa"/>
+            <w:tcW w:w="104.25pt" w:type="dxa"/>
             <w:vAlign w:val="center"/>
           </w:tcPr>
           <w:p>
@@ -12868,7 +14142,7 @@
         </w:tc>
         <w:tc>
           <w:tcPr>
-            <w:tcW w:w="61.62pt" w:type="dxa"/>
+            <w:tcW w:w="61.60pt" w:type="dxa"/>
             <w:vAlign w:val="center"/>
           </w:tcPr>
           <w:p>
@@ -12890,7 +14164,7 @@
         </w:trPr>
         <w:tc>
           <w:tcPr>
-            <w:tcW w:w="104.28pt" w:type="dxa"/>
+            <w:tcW w:w="104.25pt" w:type="dxa"/>
             <w:vAlign w:val="center"/>
           </w:tcPr>
           <w:p>
@@ -12922,7 +14196,7 @@
         </w:tc>
         <w:tc>
           <w:tcPr>
-            <w:tcW w:w="61.62pt" w:type="dxa"/>
+            <w:tcW w:w="61.60pt" w:type="dxa"/>
             <w:vAlign w:val="center"/>
           </w:tcPr>
           <w:p>
@@ -12940,7 +14214,7 @@
     </w:tbl>
     <w:p>
       <w:pPr>
-        <w:pStyle w:val="BodyText"/>
+        <w:pStyle w:val="Corpodetexto"/>
       </w:pPr>
       <w:r>
         <w:t>A Tabela V reúne o projeto fechado e a verificação dos critérios de aceitação. Todos são atendidos, e o mais apertado é a ocupação da janela, com 89 % do espaço útil consumido, consequência direta da opção por adotar o menor núcleo viável.</w:t>
@@ -12948,7 +14222,7 @@
     </w:p>
     <w:p>
       <w:pPr>
-        <w:pStyle w:val="Heading1"/>
+        <w:pStyle w:val="Ttulo1"/>
       </w:pPr>
       <w:r>
         <w:t>Aplicação Integrada</w:t>
@@ -12956,7 +14230,7 @@
     </w:p>
     <w:p>
       <w:pPr>
-        <w:pStyle w:val="BodyText"/>
+        <w:pStyle w:val="Corpodetexto"/>
       </w:pPr>
       <w:r>
         <w:t>O transformador projetado pertence a um conversor em ponte completa, e as expressões da primeira parte permitem calcular as perdas dos seus semicondutores. Adotam-se quatro MOSFETs SPW20N60C3 no primário, com 650 V sobre barramento de 400 V, e retificador de saída com diodos Schottky MBR20200CT, com tensão reversa de pico de 66,7 V e margem de três vezes.</w:t>
@@ -12964,7 +14238,7 @@
     </w:p>
     <w:p>
       <w:pPr>
-        <w:pStyle w:val="BodyText"/>
+        <w:pStyle w:val="Corpodetexto"/>
       </w:pPr>
       <w:r>
         <w:t>Cada chave conduz durante a razão cíclica de operação com patamar de 1,5546 A, o que dá corrente eficaz de 0,9957 A. Com a resistência de canal corrigida para 100 °C, a perda de condução vale 0,2826 W. Aplicando a Eq. (6) com os tempos de catálogo, a perda de cruzamento vale 0,3544 W. A parcela capacitiva da Eq. (7), adotando 50 pF de capacitância equivalente de energia em 400 V, acrescenta 0,400 W. O total por chave é de 1,0370 W, ou 4,148 W nas quatro.</w:t>
@@ -12972,26 +14246,29 @@
     </w:p>
     <w:p>
       <w:pPr>
-        <w:pStyle w:val="BodyText"/>
-      </w:pPr>
-      <w:r>
-        <w:t>O resultado merece destaque, pois a parcela capacitiva responde sozinha por 39 % da perda de cada chave, mais que a condução, que responde por 27 %, e mais que o cruzamento de tensão e corrente, que responde por 34 %. Este é exatamente o regime de alta tensão, baixa corrente e alta frequência em que o modelo linear de comutação, isoladamente, dá resposta incompleta. Registre-se também que a incerteza sobre a capacitância equivalente é a maior de todo o balanço, pois entre 50 e 150 pF a perda total das quatro chaves varia de 4,15 W a 7,35 W.</w:t>
+        <w:pStyle w:val="Corpodetexto"/>
+      </w:pPr>
+      <w:r>
+        <w:t>O resultado merece destaque, pois a parcela capacitiva responde sozinha por 39 % da perda de cada chave, mais que a condução, que responde por 27 %, e mais que o cruzamento de tensão e corrente, que responde por 34 %. Este é exatamente o regime de alta tensão, baixa corrente e alta frequência em que o modelo linear de comutação, isoladamente, dá resposta incompleta. Registre-se também que a incerteza sobre a capacitância equivalente é a maior de todo o balanço, pois entre 50 e 150 pF a perda total das quatr</w:t>
+      </w:r>
+      <w:r>
+        <w:t>o chaves varia de 4,15 W a 7,35 W.</w:t>
       </w:r>
     </w:p>
     <w:p>
       <w:pPr>
         <w:keepNext/>
-        <w:spacing w:before="6pt" w:after="0pt"/>
+        <w:spacing w:before="6pt"/>
       </w:pPr>
       <w:r>
         <w:rPr>
           <w:noProof/>
         </w:rPr>
         <w:drawing>
-          <wp:inline distT="0" distB="0" distL="0" distR="0">
-            <wp:extent cx="3009900" cy="1773656"/>
+          <wp:inline distT="0" distB="0" distL="0" distR="0" wp14:anchorId="6BE5D610" wp14:editId="6B522330">
+            <wp:extent cx="3009900" cy="1903570"/>
             <wp:effectExtent l="0" t="0" r="0" b="0"/>
-            <wp:docPr id="115" name="fig15-reparticao-perdas.png" descr="Repartição das perdas do conversor completo nas duas configurações de retificador de saída. O retificador domina o balanço em ambos os casos."/>
+            <wp:docPr id="971777874" name="fig15-reparticao-perdas.png" descr="Repartição das perdas do conversor completo nas duas configurações de retificador de saída. O retificador domina o balanço em ambos os casos."/>
             <wp:cNvGraphicFramePr>
               <a:graphicFrameLocks xmlns:a="http://purl.oclc.org/ooxml/drawingml/main" noChangeAspect="1"/>
             </wp:cNvGraphicFramePr>
@@ -13003,7 +14280,7 @@
                     <pic:cNvPicPr/>
                   </pic:nvPicPr>
                   <pic:blipFill>
-                    <a:blip r:embed="rIdImg15"/>
+                    <a:blip r:embed="rId23"/>
                     <a:stretch>
                       <a:fillRect/>
                     </a:stretch>
@@ -13011,7 +14288,7 @@
                   <pic:spPr>
                     <a:xfrm>
                       <a:off x="0" y="0"/>
-                      <a:ext cx="3009900" cy="1773656"/>
+                      <a:ext cx="3009900" cy="1903570"/>
                     </a:xfrm>
                     <a:prstGeom prst="rect">
                       <a:avLst/>
@@ -13034,7 +14311,7 @@
     </w:p>
     <w:p>
       <w:pPr>
-        <w:pStyle w:val="BodyText"/>
+        <w:pStyle w:val="Corpodetexto"/>
       </w:pPr>
       <w:r>
         <w:t>No retificador de saída, com queda de 0,66 V por diodo a 125 °C e dois diodos em série, a perda vale 12,222 W. O balanço final, resumido na Fig. 15, soma 18,884 W, dos quais 22,0 % nas chaves do primário, 64,7 % no retificador de saída e 13,3 % no transformador, resultando em rendimento estimado de 96,36 % para o conjunto.</w:t>
@@ -13042,15 +14319,18 @@
     </w:p>
     <w:p>
       <w:pPr>
-        <w:pStyle w:val="BodyText"/>
-      </w:pPr>
-      <w:r>
-        <w:t>Três leituras se impõem. A primeira é que o retificador de saída domina, respondendo por quase dois terços da perda de semicondutor e por 2,4 % da potência de saída. A causa é estrutural, pois a saída é de baixa tensão e alta corrente, e a queda de cada Schottky representa 1,2 % da tensão de saída. Em fontes de baixa tensão o retificador de saída é sempre o gargalo de rendimento, e é por isso que fontes comerciais acima de algumas centenas de watts usam retificação síncrona. Com resistência de canal de 5 mΩ, a queda cairia de 660 mV para 46 mV e a perda de 12,2 W para 0,86 W.</w:t>
-      </w:r>
-    </w:p>
-    <w:p>
-      <w:pPr>
-        <w:pStyle w:val="BodyText"/>
+        <w:pStyle w:val="Corpodetexto"/>
+      </w:pPr>
+      <w:r>
+        <w:t>Três leituras se impõem. A primeira é que o retificador de saída domina, respondendo por quase dois terços da perda de semicondutor e por 2,4 % da potência de saída. A causa é estrutural, pois a saída é de baixa tensão e alta corrente, e a queda de cada Schottky representa 1,2 % da tensão de saída. Em fontes de baixa tensão o retificador de saída é sempre o gargalo de rendimento, e é por isso que fontes comerciais acima de algumas centenas de watts usam retificação síncrona. Com resistência de canal de 5 mΩ</w:t>
+      </w:r>
+      <w:r>
+        <w:t>, a queda cairia de 660 mV para 46 mV e a perda de 12,2 W para 0,86 W.</w:t>
+      </w:r>
+    </w:p>
+    <w:p>
+      <w:pPr>
+        <w:pStyle w:val="Corpodetexto"/>
       </w:pPr>
       <w:r>
         <w:t>A segunda leitura é que a escolha feita no projeto magnético tem custo mensurável. Adotar a ponte no secundário, para caber no núcleo menor, custa 6,1 W ou 1,15 ponto percentual de rendimento, e economiza 106 g de ferrite. O projeto magnético e o projeto do retificador estão acoplados, e a decisão correta depende de qual restrição pesa mais na aplicação.</w:t>
@@ -13058,7 +14338,7 @@
     </w:p>
     <w:p>
       <w:pPr>
-        <w:pStyle w:val="BodyText"/>
+        <w:pStyle w:val="Corpodetexto"/>
       </w:pPr>
       <w:r>
         <w:t>A terceira leitura diz respeito à hipótese que abriu o dimensionamento. O rendimento de 98 % adotado é o do transformador, e o projeto entregou 99,50 %, confirmando que a hipótese era conservadora e portanto segura. O rendimento do conversor, 96,4 %, é grandeza distinta e não deve ser confundida com aquela. Essa distinção é a fonte de erro mais comum na aplicação do método, pois usar o rendimento do conversor completo no cálculo da potência total superdimensionaria o núcleo sem necessidade.</w:t>
@@ -13066,7 +14346,7 @@
     </w:p>
     <w:p>
       <w:pPr>
-        <w:pStyle w:val="Heading1"/>
+        <w:pStyle w:val="Ttulo1"/>
       </w:pPr>
       <w:r>
         <w:t>Conclusão</w:t>
@@ -13074,7 +14354,7 @@
     </w:p>
     <w:p>
       <w:pPr>
-        <w:pStyle w:val="BodyText"/>
+        <w:pStyle w:val="Corpodetexto"/>
       </w:pPr>
       <w:r>
         <w:t>O trabalho reuniu as expressões de perdas dos quatro dispositivos semicondutores de potência de uso corrente e as aplicou, junto com o método do produto de áreas, ao projeto de um transformador de alta frequência com núcleo de ferrite nacional.</w:t>
@@ -13082,23 +14362,29 @@
     </w:p>
     <w:p>
       <w:pPr>
-        <w:pStyle w:val="BodyText"/>
-      </w:pPr>
-      <w:r>
-        <w:t>Da primeira parte destacam-se três resultados. A frequência é a variável que organiza toda a escolha de dispositivos, e a fração de comutação na perda total cresce de praticamente zero em 60 Hz a mais de 70 % em 50 kHz. O tipo de carga muda o resultado do cálculo de comutação por um fator 3,6, de modo que aplicar o modelo de carga resistiva a um conversor com diodo de roda livre subestima grosseiramente a perda. E a correção térmica dos parâmetros de catálogo não é refinamento, e sim requisito, porque a resistência de canal de um MOSFET de 500 V cresce 45 % entre 25 °C e 100 °C e a resistividade do cobre cresce 31 % no mesmo intervalo, com os dois erros apontando no sentido de subestimar a perda.</w:t>
-      </w:r>
-    </w:p>
-    <w:p>
-      <w:pPr>
-        <w:pStyle w:val="BodyText"/>
-      </w:pPr>
-      <w:r>
-        <w:t>Da segunda parte destacam-se outros três. O critério do produto de áreas é necessário mas não suficiente, pois fixa o produto e não a repartição entre seção e janela, e a primeira tentativa deste projeto o satisfazia com 19 % de folga e ainda assim exigiria 125 % da janela disponível. Em alta frequência quem limita a densidade de fluxo é a perda no núcleo, e não a saturação, com o projeto operando cinco vezes abaixo do joelho da curva de magnetização. E o ótimo de projeto não é o mínimo de perda, e sim o mínimo de perda compatível com a execução física, situação em que as duas parcelas de perda ficam próximas de se equilibrar.</w:t>
-      </w:r>
-    </w:p>
-    <w:p>
-      <w:pPr>
-        <w:pStyle w:val="BodyText"/>
+        <w:pStyle w:val="Corpodetexto"/>
+      </w:pPr>
+      <w:r>
+        <w:t>Da primeira parte destacam-se três resultados. A frequência é a variável que organiza toda a escolha de dispositivos, e a fração de comutação na perda total cresce de praticamente zero em 60 Hz a mais de 70 % em 50 kHz. O tipo de carga muda o resultado do cálculo de comutação por um fator 3,6, de modo que aplicar o modelo de carga resistiva a um conversor com diodo de roda livre subestima grosseiramente a perda. E a correção térmica dos parâmetros de catálogo não é refinamento, e sim requisito, porque a res</w:t>
+      </w:r>
+      <w:r>
+        <w:t>istência de canal de um MOSFET de 500 V cresce 45 % entre 25 °C e 100 °C e a resistividade do cobre cresce 31 % no mesmo intervalo, com os dois erros apontando no sentido de subestimar a perda.</w:t>
+      </w:r>
+    </w:p>
+    <w:p>
+      <w:pPr>
+        <w:pStyle w:val="Corpodetexto"/>
+      </w:pPr>
+      <w:r>
+        <w:t>Da segunda parte destacam-se outros três. O critério do produto de áreas é necessário mas não suficiente, pois fixa o produto e não a repartição entre seção e janela, e a primeira tentativa deste projeto o satisfazia com 19 % de folga e ainda assim exigiria 125 % da janela disponível. Em alta frequência quem limita a densidade de fluxo é a perda no núcleo, e não a saturação, com o projeto operando cinco vezes abaixo do joelho da curva de magnetização. E o ótimo de projeto não é o mínimo de perda, e sim o mí</w:t>
+      </w:r>
+      <w:r>
+        <w:t>nimo de perda compatível com a execução física, situação em que as duas parcelas de perda ficam próximas de se equilibrar.</w:t>
+      </w:r>
+    </w:p>
+    <w:p>
+      <w:pPr>
+        <w:pStyle w:val="Corpodetexto"/>
       </w:pPr>
       <w:r>
         <w:t>O transformador projetado, sobre núcleo NEE-42/21/20 de material IP12R com 60 e 10 espiras em fio 26 AWG, dissipa 2,514 W, eleva-se 35,4 °C sobre o ambiente e atinge rendimento de 99,50 %, atendendo aos nove critérios de aceitação verificados. Aplicando as expressões da primeira parte ao conversor completo, o rendimento estimado é de 96,4 %, com o retificador de saída respondendo por 65 % das perdas de semicondutor, o que aponta a retificação síncrona como o próximo passo natural de otimização.</w:t>
@@ -13106,7 +14392,7 @@
     </w:p>
     <w:p>
       <w:pPr>
-        <w:pStyle w:val="BodyText"/>
+        <w:pStyle w:val="Corpodetexto"/>
       </w:pPr>
       <w:r>
         <w:t>Como limitações, registram-se que a resistência em corrente alternada dos enrolamentos foi tratada por recomendação construtiva e não por cálculo de Dowell, que a indutância de dispersão foi especificada como critério de ensaio e não calculada, que a capacitância equivalente de energia do MOSFET foi estimada e constitui a maior incerteza do balanço, e que todos os resultados são analíticos, sem verificação experimental ou por simulação.</w:t>
@@ -13114,7 +14400,7 @@
     </w:p>
     <w:p>
       <w:pPr>
-        <w:pStyle w:val="Heading5"/>
+        <w:pStyle w:val="Ttulo5"/>
       </w:pPr>
       <w:r>
         <w:t>Referências</w:t>
@@ -13266,7 +14552,7 @@
     </w:p>
     <w:p>
       <w:pPr>
-        <w:spacing w:after="0pt" w:line="1pt" w:lineRule="exact"/>
+        <w:spacing w:line="1pt" w:lineRule="exact"/>
         <w:sectPr>
           <w:type w:val="continuous"/>
           <w:pgSz w:w="595.30pt" w:h="841.90pt" w:code="9"/>
@@ -13276,6 +14562,7 @@
         </w:sectPr>
       </w:pPr>
     </w:p>
+    <w:p/>
     <w:sectPr>
       <w:type w:val="continuous"/>
       <w:pgSz w:w="595.30pt" w:h="841.90pt" w:code="9"/>
@@ -13288,7 +14575,7 @@
 </file>
 
 <file path=word/endnotes.xml><?xml version="1.0" encoding="utf-8"?>
-<w:endnotes xmlns:cx="http://schemas.microsoft.com/office/drawing/2014/chartex" xmlns:cx1="http://schemas.microsoft.com/office/drawing/2015/9/8/chartex" xmlns:mc="http://schemas.openxmlformats.org/markup-compatibility/2006" xmlns:o="urn:schemas-microsoft-com:office:office" xmlns:r="http://purl.oclc.org/ooxml/officeDocument/relationships" xmlns:m="http://purl.oclc.org/ooxml/officeDocument/math" xmlns:v="urn:schemas-microsoft-com:vml" xmlns:wp14="http://schemas.microsoft.com/office/word/2010/wordprocessingDrawing" xmlns:wp="http://purl.oclc.org/ooxml/drawingml/wordprocessingDrawing" xmlns:w10="urn:schemas-microsoft-com:office:word" xmlns:w="http://purl.oclc.org/ooxml/wordprocessingml/main" xmlns:w14="http://schemas.microsoft.com/office/word/2010/wordml" xmlns:w15="http://schemas.microsoft.com/office/word/2012/wordml" xmlns:w16se="http://schemas.microsoft.com/office/word/2015/wordml/symex" xmlns:wpi="http://schemas.microsoft.com/office/word/2010/wordprocessingInk" xmlns:wne="http://schemas.microsoft.com/office/word/2006/wordml" mc:Ignorable="w14 w15 w16se wne wp14">
+<w:endnotes xmlns:cx="http://schemas.microsoft.com/office/drawing/2014/chartex" xmlns:cx1="http://schemas.microsoft.com/office/drawing/2015/9/8/chartex" xmlns:cx2="http://schemas.microsoft.com/office/drawing/2015/10/21/chartex" xmlns:cx3="http://schemas.microsoft.com/office/drawing/2016/5/9/chartex" xmlns:cx4="http://schemas.microsoft.com/office/drawing/2016/5/10/chartex" xmlns:cx5="http://schemas.microsoft.com/office/drawing/2016/5/11/chartex" xmlns:cx6="http://schemas.microsoft.com/office/drawing/2016/5/12/chartex" xmlns:cx7="http://schemas.microsoft.com/office/drawing/2016/5/13/chartex" xmlns:cx8="http://schemas.microsoft.com/office/drawing/2016/5/14/chartex" xmlns:mc="http://schemas.openxmlformats.org/markup-compatibility/2006" xmlns:aink="http://schemas.microsoft.com/office/drawing/2016/ink" xmlns:am3d="http://schemas.microsoft.com/office/drawing/2017/model3d" xmlns:o="urn:schemas-microsoft-com:office:office" xmlns:oel="http://schemas.microsoft.com/office/2019/extlst" xmlns:r="http://purl.oclc.org/ooxml/officeDocument/relationships" xmlns:m="http://purl.oclc.org/ooxml/officeDocument/math" xmlns:v="urn:schemas-microsoft-com:vml" xmlns:wp14="http://schemas.microsoft.com/office/word/2010/wordprocessingDrawing" xmlns:wp="http://purl.oclc.org/ooxml/drawingml/wordprocessingDrawing" xmlns:w10="urn:schemas-microsoft-com:office:word" xmlns:w="http://purl.oclc.org/ooxml/wordprocessingml/main" xmlns:w14="http://schemas.microsoft.com/office/word/2010/wordml" xmlns:w15="http://schemas.microsoft.com/office/word/2012/wordml" xmlns:w16cex="http://schemas.microsoft.com/office/word/2018/wordml/cex" xmlns:w16cid="http://schemas.microsoft.com/office/word/2016/wordml/cid" xmlns:w16="http://schemas.microsoft.com/office/word/2018/wordml" xmlns:w16du="http://schemas.microsoft.com/office/word/2023/wordml/word16du" xmlns:w16sdtdh="http://schemas.microsoft.com/office/word/2020/wordml/sdtdatahash" xmlns:w16sdtfl="http://schemas.microsoft.com/office/word/2024/wordml/sdtformatlock" xmlns:w16se="http://schemas.microsoft.com/office/word/2015/wordml/symex" xmlns:wpi="http://schemas.microsoft.com/office/word/2010/wordprocessingInk" xmlns:wne="http://schemas.microsoft.com/office/word/2006/wordml" mc:Ignorable="w14 w15 w16se w16cid w16 w16cex w16sdtdh w16sdtfl w16du wne wp14">
   <w:endnote w:type="separator" w:id="-1">
     <w:p>
       <w:r>
@@ -13307,10 +14594,10 @@
 </file>
 
 <file path=word/footer1.xml><?xml version="1.0" encoding="utf-8"?>
-<w:ftr xmlns:cx="http://schemas.microsoft.com/office/drawing/2014/chartex" xmlns:cx1="http://schemas.microsoft.com/office/drawing/2015/9/8/chartex" xmlns:mc="http://schemas.openxmlformats.org/markup-compatibility/2006" xmlns:o="urn:schemas-microsoft-com:office:office" xmlns:r="http://purl.oclc.org/ooxml/officeDocument/relationships" xmlns:m="http://purl.oclc.org/ooxml/officeDocument/math" xmlns:v="urn:schemas-microsoft-com:vml" xmlns:wp14="http://schemas.microsoft.com/office/word/2010/wordprocessingDrawing" xmlns:wp="http://purl.oclc.org/ooxml/drawingml/wordprocessingDrawing" xmlns:w10="urn:schemas-microsoft-com:office:word" xmlns:w="http://purl.oclc.org/ooxml/wordprocessingml/main" xmlns:w14="http://schemas.microsoft.com/office/word/2010/wordml" xmlns:w15="http://schemas.microsoft.com/office/word/2012/wordml" xmlns:w16se="http://schemas.microsoft.com/office/word/2015/wordml/symex" xmlns:wpi="http://schemas.microsoft.com/office/word/2010/wordprocessingInk" xmlns:wne="http://schemas.microsoft.com/office/word/2006/wordml" mc:Ignorable="w14 w15 w16se wne wp14">
+<w:ftr xmlns:cx="http://schemas.microsoft.com/office/drawing/2014/chartex" xmlns:cx1="http://schemas.microsoft.com/office/drawing/2015/9/8/chartex" xmlns:cx2="http://schemas.microsoft.com/office/drawing/2015/10/21/chartex" xmlns:cx3="http://schemas.microsoft.com/office/drawing/2016/5/9/chartex" xmlns:cx4="http://schemas.microsoft.com/office/drawing/2016/5/10/chartex" xmlns:cx5="http://schemas.microsoft.com/office/drawing/2016/5/11/chartex" xmlns:cx6="http://schemas.microsoft.com/office/drawing/2016/5/12/chartex" xmlns:cx7="http://schemas.microsoft.com/office/drawing/2016/5/13/chartex" xmlns:cx8="http://schemas.microsoft.com/office/drawing/2016/5/14/chartex" xmlns:mc="http://schemas.openxmlformats.org/markup-compatibility/2006" xmlns:aink="http://schemas.microsoft.com/office/drawing/2016/ink" xmlns:am3d="http://schemas.microsoft.com/office/drawing/2017/model3d" xmlns:o="urn:schemas-microsoft-com:office:office" xmlns:oel="http://schemas.microsoft.com/office/2019/extlst" xmlns:r="http://purl.oclc.org/ooxml/officeDocument/relationships" xmlns:m="http://purl.oclc.org/ooxml/officeDocument/math" xmlns:v="urn:schemas-microsoft-com:vml" xmlns:wp14="http://schemas.microsoft.com/office/word/2010/wordprocessingDrawing" xmlns:wp="http://purl.oclc.org/ooxml/drawingml/wordprocessingDrawing" xmlns:w10="urn:schemas-microsoft-com:office:word" xmlns:w="http://purl.oclc.org/ooxml/wordprocessingml/main" xmlns:w14="http://schemas.microsoft.com/office/word/2010/wordml" xmlns:w15="http://schemas.microsoft.com/office/word/2012/wordml" xmlns:w16cex="http://schemas.microsoft.com/office/word/2018/wordml/cex" xmlns:w16cid="http://schemas.microsoft.com/office/word/2016/wordml/cid" xmlns:w16="http://schemas.microsoft.com/office/word/2018/wordml" xmlns:w16du="http://schemas.microsoft.com/office/word/2023/wordml/word16du" xmlns:w16sdtdh="http://schemas.microsoft.com/office/word/2020/wordml/sdtdatahash" xmlns:w16sdtfl="http://schemas.microsoft.com/office/word/2024/wordml/sdtformatlock" xmlns:w16se="http://schemas.microsoft.com/office/word/2015/wordml/symex" xmlns:wpi="http://schemas.microsoft.com/office/word/2010/wordprocessingInk" xmlns:wne="http://schemas.microsoft.com/office/word/2006/wordml" mc:Ignorable="w14 w15 w16se w16cid w16 w16cex w16sdtdh w16sdtfl w16du wne wp14">
   <w:p>
     <w:pPr>
-      <w:pStyle w:val="Footer"/>
+      <w:pStyle w:val="Rodap"/>
       <w:jc w:val="start"/>
       <w:rPr>
         <w:sz w:val="16"/>
@@ -13329,7 +14616,7 @@
 </file>
 
 <file path=word/footnotes.xml><?xml version="1.0" encoding="utf-8"?>
-<w:footnotes xmlns:cx="http://schemas.microsoft.com/office/drawing/2014/chartex" xmlns:cx1="http://schemas.microsoft.com/office/drawing/2015/9/8/chartex" xmlns:mc="http://schemas.openxmlformats.org/markup-compatibility/2006" xmlns:o="urn:schemas-microsoft-com:office:office" xmlns:r="http://purl.oclc.org/ooxml/officeDocument/relationships" xmlns:m="http://purl.oclc.org/ooxml/officeDocument/math" xmlns:v="urn:schemas-microsoft-com:vml" xmlns:wp14="http://schemas.microsoft.com/office/word/2010/wordprocessingDrawing" xmlns:wp="http://purl.oclc.org/ooxml/drawingml/wordprocessingDrawing" xmlns:w10="urn:schemas-microsoft-com:office:word" xmlns:w="http://purl.oclc.org/ooxml/wordprocessingml/main" xmlns:w14="http://schemas.microsoft.com/office/word/2010/wordml" xmlns:w15="http://schemas.microsoft.com/office/word/2012/wordml" xmlns:w16se="http://schemas.microsoft.com/office/word/2015/wordml/symex" xmlns:wpi="http://schemas.microsoft.com/office/word/2010/wordprocessingInk" xmlns:wne="http://schemas.microsoft.com/office/word/2006/wordml" mc:Ignorable="w14 w15 w16se wne wp14">
+<w:footnotes xmlns:cx="http://schemas.microsoft.com/office/drawing/2014/chartex" xmlns:cx1="http://schemas.microsoft.com/office/drawing/2015/9/8/chartex" xmlns:cx2="http://schemas.microsoft.com/office/drawing/2015/10/21/chartex" xmlns:cx3="http://schemas.microsoft.com/office/drawing/2016/5/9/chartex" xmlns:cx4="http://schemas.microsoft.com/office/drawing/2016/5/10/chartex" xmlns:cx5="http://schemas.microsoft.com/office/drawing/2016/5/11/chartex" xmlns:cx6="http://schemas.microsoft.com/office/drawing/2016/5/12/chartex" xmlns:cx7="http://schemas.microsoft.com/office/drawing/2016/5/13/chartex" xmlns:cx8="http://schemas.microsoft.com/office/drawing/2016/5/14/chartex" xmlns:mc="http://schemas.openxmlformats.org/markup-compatibility/2006" xmlns:aink="http://schemas.microsoft.com/office/drawing/2016/ink" xmlns:am3d="http://schemas.microsoft.com/office/drawing/2017/model3d" xmlns:o="urn:schemas-microsoft-com:office:office" xmlns:oel="http://schemas.microsoft.com/office/2019/extlst" xmlns:r="http://purl.oclc.org/ooxml/officeDocument/relationships" xmlns:m="http://purl.oclc.org/ooxml/officeDocument/math" xmlns:v="urn:schemas-microsoft-com:vml" xmlns:wp14="http://schemas.microsoft.com/office/word/2010/wordprocessingDrawing" xmlns:wp="http://purl.oclc.org/ooxml/drawingml/wordprocessingDrawing" xmlns:w10="urn:schemas-microsoft-com:office:word" xmlns:w="http://purl.oclc.org/ooxml/wordprocessingml/main" xmlns:w14="http://schemas.microsoft.com/office/word/2010/wordml" xmlns:w15="http://schemas.microsoft.com/office/word/2012/wordml" xmlns:w16cex="http://schemas.microsoft.com/office/word/2018/wordml/cex" xmlns:w16cid="http://schemas.microsoft.com/office/word/2016/wordml/cid" xmlns:w16="http://schemas.microsoft.com/office/word/2018/wordml" xmlns:w16du="http://schemas.microsoft.com/office/word/2023/wordml/word16du" xmlns:w16sdtdh="http://schemas.microsoft.com/office/word/2020/wordml/sdtdatahash" xmlns:w16sdtfl="http://schemas.microsoft.com/office/word/2024/wordml/sdtformatlock" xmlns:w16se="http://schemas.microsoft.com/office/word/2015/wordml/symex" xmlns:wpi="http://schemas.microsoft.com/office/word/2010/wordprocessingInk" xmlns:wne="http://schemas.microsoft.com/office/word/2006/wordml" mc:Ignorable="w14 w15 w16se w16cid w16 w16cex w16sdtdh w16sdtfl w16du wne wp14">
   <w:footnote w:type="separator" w:id="-1">
     <w:p>
       <w:r>
@@ -13348,7 +14635,7 @@
 </file>
 
 <file path=word/numbering.xml><?xml version="1.0" encoding="utf-8"?>
-<w:numbering xmlns:cx="http://schemas.microsoft.com/office/drawing/2014/chartex" xmlns:cx1="http://schemas.microsoft.com/office/drawing/2015/9/8/chartex" xmlns:mc="http://schemas.openxmlformats.org/markup-compatibility/2006" xmlns:o="urn:schemas-microsoft-com:office:office" xmlns:r="http://purl.oclc.org/ooxml/officeDocument/relationships" xmlns:m="http://purl.oclc.org/ooxml/officeDocument/math" xmlns:v="urn:schemas-microsoft-com:vml" xmlns:wp14="http://schemas.microsoft.com/office/word/2010/wordprocessingDrawing" xmlns:wp="http://purl.oclc.org/ooxml/drawingml/wordprocessingDrawing" xmlns:w10="urn:schemas-microsoft-com:office:word" xmlns:w="http://purl.oclc.org/ooxml/wordprocessingml/main" xmlns:w14="http://schemas.microsoft.com/office/word/2010/wordml" xmlns:w15="http://schemas.microsoft.com/office/word/2012/wordml" xmlns:w16se="http://schemas.microsoft.com/office/word/2015/wordml/symex" xmlns:wpi="http://schemas.microsoft.com/office/word/2010/wordprocessingInk" xmlns:wne="http://schemas.microsoft.com/office/word/2006/wordml" mc:Ignorable="w14 w15 w16se wne wp14">
+<w:numbering xmlns:cx="http://schemas.microsoft.com/office/drawing/2014/chartex" xmlns:cx1="http://schemas.microsoft.com/office/drawing/2015/9/8/chartex" xmlns:cx2="http://schemas.microsoft.com/office/drawing/2015/10/21/chartex" xmlns:cx3="http://schemas.microsoft.com/office/drawing/2016/5/9/chartex" xmlns:cx4="http://schemas.microsoft.com/office/drawing/2016/5/10/chartex" xmlns:cx5="http://schemas.microsoft.com/office/drawing/2016/5/11/chartex" xmlns:cx6="http://schemas.microsoft.com/office/drawing/2016/5/12/chartex" xmlns:cx7="http://schemas.microsoft.com/office/drawing/2016/5/13/chartex" xmlns:cx8="http://schemas.microsoft.com/office/drawing/2016/5/14/chartex" xmlns:mc="http://schemas.openxmlformats.org/markup-compatibility/2006" xmlns:aink="http://schemas.microsoft.com/office/drawing/2016/ink" xmlns:am3d="http://schemas.microsoft.com/office/drawing/2017/model3d" xmlns:o="urn:schemas-microsoft-com:office:office" xmlns:oel="http://schemas.microsoft.com/office/2019/extlst" xmlns:r="http://purl.oclc.org/ooxml/officeDocument/relationships" xmlns:m="http://purl.oclc.org/ooxml/officeDocument/math" xmlns:v="urn:schemas-microsoft-com:vml" xmlns:wp14="http://schemas.microsoft.com/office/word/2010/wordprocessingDrawing" xmlns:wp="http://purl.oclc.org/ooxml/drawingml/wordprocessingDrawing" xmlns:w10="urn:schemas-microsoft-com:office:word" xmlns:w="http://purl.oclc.org/ooxml/wordprocessingml/main" xmlns:w14="http://schemas.microsoft.com/office/word/2010/wordml" xmlns:w15="http://schemas.microsoft.com/office/word/2012/wordml" xmlns:w16cex="http://schemas.microsoft.com/office/word/2018/wordml/cex" xmlns:w16cid="http://schemas.microsoft.com/office/word/2016/wordml/cid" xmlns:w16="http://schemas.microsoft.com/office/word/2018/wordml" xmlns:w16du="http://schemas.microsoft.com/office/word/2023/wordml/word16du" xmlns:w16sdtdh="http://schemas.microsoft.com/office/word/2020/wordml/sdtdatahash" xmlns:w16sdtfl="http://schemas.microsoft.com/office/word/2024/wordml/sdtformatlock" xmlns:w16se="http://schemas.microsoft.com/office/word/2015/wordml/symex" xmlns:wpi="http://schemas.microsoft.com/office/word/2010/wordprocessingInk" xmlns:wne="http://schemas.microsoft.com/office/word/2006/wordml" mc:Ignorable="w14 w15 w16se w16cid w16 w16cex w16sdtdh w16sdtfl w16du wne wp14">
   <w:abstractNum w:abstractNumId="0" w15:restartNumberingAfterBreak="0">
     <w:nsid w:val="FFFFFF1D"/>
     <w:multiLevelType w:val="multilevel"/>
@@ -14231,7 +15518,7 @@
     <w:lvl w:ilvl="0">
       <w:start w:val="1"/>
       <w:numFmt w:val="upperRoman"/>
-      <w:pStyle w:val="Heading1"/>
+      <w:pStyle w:val="Ttulo1"/>
       <w:lvlText w:val="%1."/>
       <w:lvlJc w:val="center"/>
       <w:pPr>
@@ -14263,7 +15550,7 @@
     <w:lvl w:ilvl="1">
       <w:start w:val="1"/>
       <w:numFmt w:val="upperLetter"/>
-      <w:pStyle w:val="Heading2"/>
+      <w:pStyle w:val="Ttulo2"/>
       <w:lvlText w:val="%2."/>
       <w:lvlJc w:val="start"/>
       <w:pPr>
@@ -14299,7 +15586,7 @@
     <w:lvl w:ilvl="2">
       <w:start w:val="1"/>
       <w:numFmt w:val="decimal"/>
-      <w:pStyle w:val="Heading3"/>
+      <w:pStyle w:val="Ttulo3"/>
       <w:lvlText w:val="%3)"/>
       <w:lvlJc w:val="start"/>
       <w:pPr>
@@ -14335,7 +15622,7 @@
     <w:lvl w:ilvl="3">
       <w:start w:val="1"/>
       <w:numFmt w:val="lowerLetter"/>
-      <w:pStyle w:val="Heading4"/>
+      <w:pStyle w:val="Ttulo4"/>
       <w:lvlText w:val="%4)"/>
       <w:lvlJc w:val="start"/>
       <w:pPr>
@@ -14740,83 +16027,83 @@
       </w:rPr>
     </w:lvl>
   </w:abstractNum>
-  <w:num w:numId="1">
+  <w:num w:numId="1" w16cid:durableId="1772817582">
     <w:abstractNumId w:val="14"/>
   </w:num>
-  <w:num w:numId="2">
+  <w:num w:numId="2" w16cid:durableId="1639455962">
     <w:abstractNumId w:val="19"/>
   </w:num>
-  <w:num w:numId="3">
+  <w:num w:numId="3" w16cid:durableId="557324444">
     <w:abstractNumId w:val="13"/>
   </w:num>
-  <w:num w:numId="4">
+  <w:num w:numId="4" w16cid:durableId="1220361178">
     <w:abstractNumId w:val="16"/>
   </w:num>
-  <w:num w:numId="5">
+  <w:num w:numId="5" w16cid:durableId="827791127">
     <w:abstractNumId w:val="16"/>
   </w:num>
-  <w:num w:numId="6">
+  <w:num w:numId="6" w16cid:durableId="1732149097">
     <w:abstractNumId w:val="16"/>
   </w:num>
-  <w:num w:numId="7">
+  <w:num w:numId="7" w16cid:durableId="761684785">
     <w:abstractNumId w:val="16"/>
   </w:num>
-  <w:num w:numId="8">
+  <w:num w:numId="8" w16cid:durableId="1202666121">
     <w:abstractNumId w:val="18"/>
   </w:num>
-  <w:num w:numId="9">
+  <w:num w:numId="9" w16cid:durableId="551308114">
     <w:abstractNumId w:val="20"/>
   </w:num>
-  <w:num w:numId="10">
+  <w:num w:numId="10" w16cid:durableId="1876885557">
     <w:abstractNumId w:val="15"/>
   </w:num>
-  <w:num w:numId="11">
+  <w:num w:numId="11" w16cid:durableId="672611748">
     <w:abstractNumId w:val="12"/>
   </w:num>
-  <w:num w:numId="12">
+  <w:num w:numId="12" w16cid:durableId="241719462">
     <w:abstractNumId w:val="11"/>
   </w:num>
-  <w:num w:numId="13">
+  <w:num w:numId="13" w16cid:durableId="2024503393">
     <w:abstractNumId w:val="0"/>
   </w:num>
-  <w:num w:numId="14">
+  <w:num w:numId="14" w16cid:durableId="1253124159">
     <w:abstractNumId w:val="10"/>
   </w:num>
-  <w:num w:numId="15">
+  <w:num w:numId="15" w16cid:durableId="2020960822">
     <w:abstractNumId w:val="8"/>
   </w:num>
-  <w:num w:numId="16">
+  <w:num w:numId="16" w16cid:durableId="2019623548">
     <w:abstractNumId w:val="7"/>
   </w:num>
-  <w:num w:numId="17">
+  <w:num w:numId="17" w16cid:durableId="1950505275">
     <w:abstractNumId w:val="6"/>
   </w:num>
-  <w:num w:numId="18">
+  <w:num w:numId="18" w16cid:durableId="1388143938">
     <w:abstractNumId w:val="5"/>
   </w:num>
-  <w:num w:numId="19">
+  <w:num w:numId="19" w16cid:durableId="486286028">
     <w:abstractNumId w:val="9"/>
   </w:num>
-  <w:num w:numId="20">
+  <w:num w:numId="20" w16cid:durableId="1711765485">
     <w:abstractNumId w:val="4"/>
   </w:num>
-  <w:num w:numId="21">
+  <w:num w:numId="21" w16cid:durableId="2010012105">
     <w:abstractNumId w:val="3"/>
   </w:num>
-  <w:num w:numId="22">
+  <w:num w:numId="22" w16cid:durableId="907378084">
     <w:abstractNumId w:val="2"/>
   </w:num>
-  <w:num w:numId="23">
+  <w:num w:numId="23" w16cid:durableId="1068308347">
     <w:abstractNumId w:val="1"/>
   </w:num>
-  <w:num w:numId="24">
+  <w:num w:numId="24" w16cid:durableId="640113190">
     <w:abstractNumId w:val="17"/>
   </w:num>
 </w:numbering>
 </file>
 
 <file path=word/styles.xml><?xml version="1.0" encoding="utf-8"?>
-<w:styles xmlns:mc="http://schemas.openxmlformats.org/markup-compatibility/2006" xmlns:r="http://purl.oclc.org/ooxml/officeDocument/relationships" xmlns:w="http://purl.oclc.org/ooxml/wordprocessingml/main" xmlns:w14="http://schemas.microsoft.com/office/word/2010/wordml" xmlns:w15="http://schemas.microsoft.com/office/word/2012/wordml" xmlns:w16se="http://schemas.microsoft.com/office/word/2015/wordml/symex" mc:Ignorable="w14 w15 w16se">
+<w:styles xmlns:mc="http://schemas.openxmlformats.org/markup-compatibility/2006" xmlns:r="http://purl.oclc.org/ooxml/officeDocument/relationships" xmlns:w="http://purl.oclc.org/ooxml/wordprocessingml/main" xmlns:w14="http://schemas.microsoft.com/office/word/2010/wordml" xmlns:w15="http://schemas.microsoft.com/office/word/2012/wordml" xmlns:w16cex="http://schemas.microsoft.com/office/word/2018/wordml/cex" xmlns:w16cid="http://schemas.microsoft.com/office/word/2016/wordml/cid" xmlns:w16="http://schemas.microsoft.com/office/word/2018/wordml" xmlns:w16du="http://schemas.microsoft.com/office/word/2023/wordml/word16du" xmlns:w16sdtdh="http://schemas.microsoft.com/office/word/2020/wordml/sdtdatahash" xmlns:w16sdtfl="http://schemas.microsoft.com/office/word/2024/wordml/sdtformatlock" xmlns:w16se="http://schemas.microsoft.com/office/word/2015/wordml/symex" mc:Ignorable="w14 w15 w16se w16cid w16 w16cex w16sdtdh w16sdtfl w16du">
   <w:docDefaults>
     <w:rPrDefault>
       <w:rPr>
@@ -14826,7 +16113,7 @@
     </w:rPrDefault>
     <w:pPrDefault/>
   </w:docDefaults>
-  <w:latentStyles w:defLockedState="0" w:defUIPriority="0" w:defSemiHidden="0" w:defUnhideWhenUsed="0" w:defQFormat="0" w:count="371">
+  <w:latentStyles w:defLockedState="0" w:defUIPriority="0" w:defSemiHidden="0" w:defUnhideWhenUsed="0" w:defQFormat="0" w:count="376">
     <w:lsdException w:name="Normal" w:qFormat="1"/>
     <w:lsdException w:name="heading 1" w:qFormat="1"/>
     <w:lsdException w:name="heading 2" w:qFormat="1"/>
@@ -15101,6 +16388,11 @@
     <w:lsdException w:name="List Table 5 Dark Accent 6" w:uiPriority="50"/>
     <w:lsdException w:name="List Table 6 Colorful Accent 6" w:uiPriority="51"/>
     <w:lsdException w:name="List Table 7 Colorful Accent 6" w:uiPriority="52"/>
+    <w:lsdException w:name="Mention" w:semiHidden="1" w:uiPriority="99" w:unhideWhenUsed="1"/>
+    <w:lsdException w:name="Smart Hyperlink" w:semiHidden="1" w:uiPriority="99" w:unhideWhenUsed="1"/>
+    <w:lsdException w:name="Hashtag" w:semiHidden="1" w:uiPriority="99" w:unhideWhenUsed="1"/>
+    <w:lsdException w:name="Unresolved Mention" w:semiHidden="1" w:uiPriority="99" w:unhideWhenUsed="1"/>
+    <w:lsdException w:name="Smart Link" w:semiHidden="1" w:uiPriority="99" w:unhideWhenUsed="1"/>
   </w:latentStyles>
   <w:style w:type="paragraph" w:default="1" w:styleId="Normal">
     <w:name w:val="Normal"/>
@@ -15109,7 +16401,7 @@
       <w:jc w:val="center"/>
     </w:pPr>
   </w:style>
-  <w:style w:type="paragraph" w:styleId="Heading1">
+  <w:style w:type="paragraph" w:styleId="Ttulo1">
     <w:name w:val="heading 1"/>
     <w:basedOn w:val="Normal"/>
     <w:next w:val="Normal"/>
@@ -15133,7 +16425,7 @@
       <w:noProof/>
     </w:rPr>
   </w:style>
-  <w:style w:type="paragraph" w:styleId="Heading2">
+  <w:style w:type="paragraph" w:styleId="Ttulo2">
     <w:name w:val="heading 2"/>
     <w:basedOn w:val="Normal"/>
     <w:next w:val="Normal"/>
@@ -15160,7 +16452,7 @@
       <w:noProof/>
     </w:rPr>
   </w:style>
-  <w:style w:type="paragraph" w:styleId="Heading3">
+  <w:style w:type="paragraph" w:styleId="Ttulo3">
     <w:name w:val="heading 3"/>
     <w:basedOn w:val="Normal"/>
     <w:next w:val="Normal"/>
@@ -15182,7 +16474,7 @@
       <w:noProof/>
     </w:rPr>
   </w:style>
-  <w:style w:type="paragraph" w:styleId="Heading4">
+  <w:style w:type="paragraph" w:styleId="Ttulo4">
     <w:name w:val="heading 4"/>
     <w:basedOn w:val="Normal"/>
     <w:next w:val="Normal"/>
@@ -15208,7 +16500,7 @@
       <w:noProof/>
     </w:rPr>
   </w:style>
-  <w:style w:type="paragraph" w:styleId="Heading5">
+  <w:style w:type="paragraph" w:styleId="Ttulo5">
     <w:name w:val="heading 5"/>
     <w:basedOn w:val="Normal"/>
     <w:next w:val="Normal"/>
@@ -15225,13 +16517,13 @@
       <w:noProof/>
     </w:rPr>
   </w:style>
-  <w:style w:type="character" w:default="1" w:styleId="DefaultParagraphFont">
+  <w:style w:type="character" w:default="1" w:styleId="Fontepargpadro">
     <w:name w:val="Default Paragraph Font"/>
     <w:uiPriority w:val="1"/>
     <w:semiHidden/>
     <w:unhideWhenUsed/>
   </w:style>
-  <w:style w:type="table" w:default="1" w:styleId="TableNormal">
+  <w:style w:type="table" w:default="1" w:styleId="Tabelanormal">
     <w:name w:val="Normal Table"/>
     <w:uiPriority w:val="99"/>
     <w:semiHidden/>
@@ -15246,7 +16538,7 @@
       </w:tblCellMar>
     </w:tblPr>
   </w:style>
-  <w:style w:type="numbering" w:default="1" w:styleId="NoList">
+  <w:style w:type="numbering" w:default="1" w:styleId="Semlista">
     <w:name w:val="No List"/>
     <w:uiPriority w:val="99"/>
     <w:semiHidden/>
@@ -15285,10 +16577,10 @@
       <w:szCs w:val="22"/>
     </w:rPr>
   </w:style>
-  <w:style w:type="paragraph" w:styleId="BodyText">
+  <w:style w:type="paragraph" w:styleId="Corpodetexto">
     <w:name w:val="Body Text"/>
     <w:basedOn w:val="Normal"/>
-    <w:link w:val="BodyTextChar"/>
+    <w:link w:val="CorpodetextoChar"/>
     <w:rsid w:val="00E7596C"/>
     <w:pPr>
       <w:tabs>
@@ -15303,9 +16595,9 @@
       <w:lang w:val="x-none" w:eastAsia="x-none"/>
     </w:rPr>
   </w:style>
-  <w:style w:type="character" w:customStyle="1" w:styleId="BodyTextChar">
-    <w:name w:val="Body Text Char"/>
-    <w:link w:val="BodyText"/>
+  <w:style w:type="character" w:customStyle="1" w:styleId="CorpodetextoChar">
+    <w:name w:val="Corpo de texto Char"/>
+    <w:link w:val="Corpodetexto"/>
     <w:rsid w:val="00E7596C"/>
     <w:rPr>
       <w:spacing w:val="-1"/>
@@ -15314,7 +16606,7 @@
   </w:style>
   <w:style w:type="paragraph" w:customStyle="1" w:styleId="bulletlist">
     <w:name w:val="bullet list"/>
-    <w:basedOn w:val="BodyText"/>
+    <w:basedOn w:val="Corpodetexto"/>
     <w:rsid w:val="001B67DC"/>
     <w:pPr>
       <w:numPr>
@@ -15507,10 +16799,10 @@
       <w:i/>
     </w:rPr>
   </w:style>
-  <w:style w:type="paragraph" w:styleId="Header">
+  <w:style w:type="paragraph" w:styleId="Cabealho">
     <w:name w:val="header"/>
     <w:basedOn w:val="Normal"/>
-    <w:link w:val="HeaderChar"/>
+    <w:link w:val="CabealhoChar"/>
     <w:rsid w:val="001A3B3D"/>
     <w:pPr>
       <w:tabs>
@@ -15519,16 +16811,16 @@
       </w:tabs>
     </w:pPr>
   </w:style>
-  <w:style w:type="character" w:customStyle="1" w:styleId="HeaderChar">
-    <w:name w:val="Header Char"/>
-    <w:basedOn w:val="DefaultParagraphFont"/>
-    <w:link w:val="Header"/>
+  <w:style w:type="character" w:customStyle="1" w:styleId="CabealhoChar">
+    <w:name w:val="Cabeçalho Char"/>
+    <w:basedOn w:val="Fontepargpadro"/>
+    <w:link w:val="Cabealho"/>
     <w:rsid w:val="001A3B3D"/>
   </w:style>
-  <w:style w:type="paragraph" w:styleId="Footer">
+  <w:style w:type="paragraph" w:styleId="Rodap">
     <w:name w:val="footer"/>
     <w:basedOn w:val="Normal"/>
-    <w:link w:val="FooterChar"/>
+    <w:link w:val="RodapChar"/>
     <w:rsid w:val="001A3B3D"/>
     <w:pPr>
       <w:tabs>
@@ -15537,10 +16829,10 @@
       </w:tabs>
     </w:pPr>
   </w:style>
-  <w:style w:type="character" w:customStyle="1" w:styleId="FooterChar">
-    <w:name w:val="Footer Char"/>
-    <w:basedOn w:val="DefaultParagraphFont"/>
-    <w:link w:val="Footer"/>
+  <w:style w:type="character" w:customStyle="1" w:styleId="RodapChar">
+    <w:name w:val="Rodapé Char"/>
+    <w:basedOn w:val="Fontepargpadro"/>
+    <w:link w:val="Rodap"/>
     <w:rsid w:val="001A3B3D"/>
   </w:style>
 </w:styles>
